--- a/Documents Generation/Sponsor_letter.docx
+++ b/Documents Generation/Sponsor_letter.docx
@@ -1,15 +1,15 @@
 
 <file path=word/document.xml><?xml version="1.0" encoding="utf-8"?>
-<w:document xmlns:mc="http://schemas.openxmlformats.org/markup-compatibility/2006" xmlns:o="urn:schemas-microsoft-com:office:office" xmlns:r="http://schemas.openxmlformats.org/officeDocument/2006/relationships" xmlns:m="http://schemas.openxmlformats.org/officeDocument/2006/math" xmlns:v="urn:schemas-microsoft-com:vml" xmlns:wp="http://schemas.openxmlformats.org/drawingml/2006/wordprocessingDrawing" xmlns:w10="urn:schemas-microsoft-com:office:word" xmlns:w="http://schemas.openxmlformats.org/wordprocessingml/2006/main" xmlns:wne="http://schemas.microsoft.com/office/word/2006/wordml" xmlns:sl="http://schemas.openxmlformats.org/schemaLibrary/2006/main" xmlns:a="http://schemas.openxmlformats.org/drawingml/2006/main" xmlns:pic="http://schemas.openxmlformats.org/drawingml/2006/picture" xmlns:c="http://schemas.openxmlformats.org/drawingml/2006/chart" xmlns:lc="http://schemas.openxmlformats.org/drawingml/2006/lockedCanvas" xmlns:dgm="http://schemas.openxmlformats.org/drawingml/2006/diagram" xmlns:wps="http://schemas.microsoft.com/office/word/2010/wordprocessingShape" xmlns:wpg="http://schemas.microsoft.com/office/word/2010/wordprocessingGroup" xmlns:w14="http://schemas.microsoft.com/office/word/2010/wordml" xmlns:w15="http://schemas.microsoft.com/office/word/2012/wordml" xmlns:w16="http://schemas.microsoft.com/office/word/2018/wordml" xmlns:w16cex="http://schemas.microsoft.com/office/word/2018/wordml/cex" xmlns:w16cid="http://schemas.microsoft.com/office/word/2016/wordml/cid" xmlns="http://schemas.microsoft.com/office/tasks/2019/documenttasks" xmlns:cr="http://schemas.microsoft.com/office/comments/2020/reactions">
+<w:document xmlns:wpc="http://schemas.microsoft.com/office/word/2010/wordprocessingCanvas" xmlns:cx="http://schemas.microsoft.com/office/drawing/2014/chartex" xmlns:mc="http://schemas.openxmlformats.org/markup-compatibility/2006" xmlns:o="urn:schemas-microsoft-com:office:office" xmlns:r="http://schemas.openxmlformats.org/officeDocument/2006/relationships" xmlns:m="http://schemas.openxmlformats.org/officeDocument/2006/math" xmlns:v="urn:schemas-microsoft-com:vml" xmlns:wp14="http://schemas.microsoft.com/office/word/2010/wordprocessingDrawing" xmlns:wp="http://schemas.openxmlformats.org/drawingml/2006/wordprocessingDrawing" xmlns:w10="urn:schemas-microsoft-com:office:word" xmlns:w="http://schemas.openxmlformats.org/wordprocessingml/2006/main" xmlns:w14="http://schemas.microsoft.com/office/word/2010/wordml" xmlns:w15="http://schemas.microsoft.com/office/word/2012/wordml" xmlns:w16se="http://schemas.microsoft.com/office/word/2015/wordml/symex" xmlns:wpg="http://schemas.microsoft.com/office/word/2010/wordprocessingGroup" xmlns:wpi="http://schemas.microsoft.com/office/word/2010/wordprocessingInk" xmlns:wne="http://schemas.microsoft.com/office/word/2006/wordml" xmlns:wps="http://schemas.microsoft.com/office/word/2010/wordprocessingShape" mc:Ignorable="w14 w15 w16se wp14">
   <w:body>
     <w:p>
       <w:pPr>
-        <w:spacing w:before="31" w:lineRule="auto"/>
-        <w:ind w:left="0" w:right="21" w:firstLine="0"/>
+        <w:spacing w:before="31"/>
+        <w:ind w:right="21"/>
         <w:jc w:val="right"/>
         <w:rPr>
-          <w:b w:val="1"/>
-          <w:bCs w:val="1"/>
+          <w:b/>
+          <w:bCs/>
           <w:sz w:val="20"/>
           <w:szCs w:val="20"/>
         </w:rPr>
@@ -18,174 +18,116 @@
         <w:rPr>
           <w:sz w:val="20"/>
           <w:szCs w:val="20"/>
-          <w:rtl w:val="0"/>
         </w:rPr>
         <w:t xml:space="preserve">Date: </w:t>
       </w:r>
       <w:r>
         <w:rPr>
-          <w:b w:val="1"/>
-          <w:bCs w:val="1"/>
-          <w:sz w:val="20"/>
-          <w:szCs w:val="20"/>
-          <w:rtl w:val="0"/>
-        </w:rPr>
-        <w:t xml:space="preserve">date</w:t>
+          <w:b/>
+          <w:bCs/>
+          <w:sz w:val="20"/>
+          <w:szCs w:val="20"/>
+        </w:rPr>
+        <w:t>{{date</w:t>
+      </w:r>
+      <w:proofErr w:type="gramStart"/>
+      <w:r>
+        <w:rPr>
+          <w:b/>
+          <w:bCs/>
+          <w:sz w:val="20"/>
+          <w:szCs w:val="20"/>
+        </w:rPr>
+        <w:t>}}(</w:t>
+      </w:r>
+      <w:proofErr w:type="gramEnd"/>
+      <w:r>
+        <w:rPr>
+          <w:b/>
+          <w:bCs/>
+          <w:sz w:val="20"/>
+          <w:szCs w:val="20"/>
+        </w:rPr>
+        <w:t>todays date)</w:t>
       </w:r>
     </w:p>
     <w:p>
       <w:pPr>
-        <w:keepNext w:val="0"/>
-        <w:keepLines w:val="0"/>
-        <w:pageBreakBefore w:val="0"/>
-        <w:widowControl w:val="0"/>
         <w:pBdr>
-          <w:top w:space="0" w:sz="0" w:val="nil"/>
-          <w:left w:space="0" w:sz="0" w:val="nil"/>
-          <w:bottom w:space="0" w:sz="0" w:val="nil"/>
-          <w:right w:space="0" w:sz="0" w:val="nil"/>
-          <w:between w:space="0" w:sz="0" w:val="nil"/>
+          <w:top w:val="nil"/>
+          <w:left w:val="nil"/>
+          <w:bottom w:val="nil"/>
+          <w:right w:val="nil"/>
+          <w:between w:val="nil"/>
         </w:pBdr>
-        <w:shd w:fill="auto" w:val="clear"/>
-        <w:spacing w:after="0" w:before="129" w:line="240" w:lineRule="auto"/>
-        <w:ind w:left="0" w:right="0" w:firstLine="0"/>
-        <w:jc w:val="left"/>
-        <w:rPr>
-          <w:rFonts w:ascii="Calibri" w:cs="Calibri" w:eastAsia="Calibri" w:hAnsi="Calibri"/>
-          <w:b w:val="1"/>
-          <w:bCs w:val="1"/>
-          <w:i w:val="0"/>
-          <w:iCs w:val="0"/>
-          <w:smallCaps w:val="0"/>
-          <w:strike w:val="0"/>
-          <w:color w:val="000000"/>
-          <w:sz w:val="20"/>
-          <w:szCs w:val="20"/>
-          <w:u w:val="none"/>
-          <w:shd w:fill="auto" w:val="clear"/>
-          <w:vertAlign w:val="baseline"/>
+        <w:spacing w:before="129"/>
+        <w:rPr>
+          <w:b/>
+          <w:bCs/>
+          <w:color w:val="000000"/>
+          <w:sz w:val="20"/>
+          <w:szCs w:val="20"/>
         </w:rPr>
       </w:pPr>
-      <w:r>
-        <w:rPr>
-          <w:rtl w:val="0"/>
-        </w:rPr>
-      </w:r>
     </w:p>
     <w:p>
       <w:pPr>
-        <w:keepNext w:val="0"/>
-        <w:keepLines w:val="0"/>
-        <w:pageBreakBefore w:val="0"/>
-        <w:widowControl w:val="0"/>
         <w:pBdr>
-          <w:top w:space="0" w:sz="0" w:val="nil"/>
-          <w:left w:space="0" w:sz="0" w:val="nil"/>
-          <w:bottom w:space="0" w:sz="0" w:val="nil"/>
-          <w:right w:space="0" w:sz="0" w:val="nil"/>
-          <w:between w:space="0" w:sz="0" w:val="nil"/>
+          <w:top w:val="nil"/>
+          <w:left w:val="nil"/>
+          <w:bottom w:val="nil"/>
+          <w:right w:val="nil"/>
+          <w:between w:val="nil"/>
         </w:pBdr>
-        <w:shd w:fill="auto" w:val="clear"/>
-        <w:spacing w:after="0" w:before="0" w:line="240" w:lineRule="auto"/>
-        <w:ind w:left="23" w:right="0" w:firstLine="0"/>
-        <w:jc w:val="left"/>
-        <w:rPr>
-          <w:rFonts w:ascii="Calibri" w:cs="Calibri" w:eastAsia="Calibri" w:hAnsi="Calibri"/>
-          <w:b w:val="0"/>
-          <w:bCs w:val="0"/>
-          <w:i w:val="0"/>
-          <w:iCs w:val="0"/>
-          <w:smallCaps w:val="0"/>
-          <w:strike w:val="0"/>
-          <w:color w:val="000000"/>
-          <w:sz w:val="20"/>
-          <w:szCs w:val="20"/>
-          <w:u w:val="none"/>
-          <w:shd w:fill="auto" w:val="clear"/>
-          <w:vertAlign w:val="baseline"/>
+        <w:ind w:left="23"/>
+        <w:rPr>
+          <w:color w:val="000000"/>
+          <w:sz w:val="20"/>
+          <w:szCs w:val="20"/>
         </w:rPr>
       </w:pPr>
       <w:r>
         <w:rPr>
-          <w:rFonts w:ascii="Calibri" w:cs="Calibri" w:eastAsia="Calibri" w:hAnsi="Calibri"/>
-          <w:b w:val="0"/>
-          <w:bCs w:val="0"/>
-          <w:i w:val="0"/>
-          <w:iCs w:val="0"/>
-          <w:smallCaps w:val="0"/>
-          <w:strike w:val="0"/>
-          <w:color w:val="000000"/>
-          <w:sz w:val="20"/>
-          <w:szCs w:val="20"/>
-          <w:u w:val="none"/>
-          <w:shd w:fill="auto" w:val="clear"/>
-          <w:vertAlign w:val="baseline"/>
-          <w:rtl w:val="0"/>
-        </w:rPr>
-        <w:t xml:space="preserve">To</w:t>
+          <w:color w:val="000000"/>
+          <w:sz w:val="20"/>
+          <w:szCs w:val="20"/>
+        </w:rPr>
+        <w:t>To</w:t>
       </w:r>
     </w:p>
     <w:p>
       <w:pPr>
-        <w:keepNext w:val="0"/>
-        <w:keepLines w:val="0"/>
-        <w:pageBreakBefore w:val="0"/>
-        <w:widowControl w:val="0"/>
         <w:pBdr>
-          <w:top w:space="0" w:sz="0" w:val="nil"/>
-          <w:left w:space="0" w:sz="0" w:val="nil"/>
-          <w:bottom w:space="0" w:sz="0" w:val="nil"/>
-          <w:right w:space="0" w:sz="0" w:val="nil"/>
-          <w:between w:space="0" w:sz="0" w:val="nil"/>
+          <w:top w:val="nil"/>
+          <w:left w:val="nil"/>
+          <w:bottom w:val="nil"/>
+          <w:right w:val="nil"/>
+          <w:between w:val="nil"/>
         </w:pBdr>
-        <w:shd w:fill="auto" w:val="clear"/>
-        <w:spacing w:after="0" w:before="55" w:line="240" w:lineRule="auto"/>
-        <w:ind w:left="23" w:right="0" w:firstLine="0"/>
-        <w:jc w:val="left"/>
-        <w:rPr>
-          <w:rFonts w:ascii="Calibri" w:cs="Calibri" w:eastAsia="Calibri" w:hAnsi="Calibri"/>
-          <w:b w:val="0"/>
-          <w:bCs w:val="0"/>
-          <w:i w:val="0"/>
-          <w:iCs w:val="0"/>
-          <w:smallCaps w:val="0"/>
-          <w:strike w:val="0"/>
-          <w:color w:val="000000"/>
-          <w:sz w:val="20"/>
-          <w:szCs w:val="20"/>
-          <w:u w:val="none"/>
-          <w:shd w:fill="auto" w:val="clear"/>
-          <w:vertAlign w:val="baseline"/>
+        <w:spacing w:before="55"/>
+        <w:ind w:left="23"/>
+        <w:rPr>
+          <w:color w:val="000000"/>
+          <w:sz w:val="20"/>
+          <w:szCs w:val="20"/>
         </w:rPr>
       </w:pPr>
       <w:r>
         <w:rPr>
-          <w:rFonts w:ascii="Calibri" w:cs="Calibri" w:eastAsia="Calibri" w:hAnsi="Calibri"/>
-          <w:b w:val="0"/>
-          <w:bCs w:val="0"/>
-          <w:i w:val="0"/>
-          <w:iCs w:val="0"/>
-          <w:smallCaps w:val="0"/>
-          <w:strike w:val="0"/>
-          <w:color w:val="000000"/>
-          <w:sz w:val="20"/>
-          <w:szCs w:val="20"/>
-          <w:u w:val="none"/>
-          <w:shd w:fill="auto" w:val="clear"/>
-          <w:vertAlign w:val="baseline"/>
-          <w:rtl w:val="0"/>
-        </w:rPr>
-        <w:t xml:space="preserve">The Visa Officer</w:t>
+          <w:color w:val="000000"/>
+          <w:sz w:val="20"/>
+          <w:szCs w:val="20"/>
+        </w:rPr>
+        <w:t>The Visa Officer</w:t>
       </w:r>
     </w:p>
     <w:p>
       <w:pPr>
-        <w:spacing w:before="55" w:lineRule="auto"/>
-        <w:ind w:left="23" w:right="0" w:firstLine="0"/>
-        <w:jc w:val="left"/>
-        <w:rPr>
-          <w:b w:val="1"/>
-          <w:bCs w:val="1"/>
+        <w:spacing w:before="55"/>
+        <w:ind w:left="23"/>
+        <w:rPr>
+          <w:b/>
+          <w:bCs/>
           <w:sz w:val="20"/>
           <w:szCs w:val="20"/>
         </w:rPr>
@@ -194,222 +136,139 @@
         <w:rPr>
           <w:sz w:val="20"/>
           <w:szCs w:val="20"/>
-          <w:rtl w:val="0"/>
         </w:rPr>
         <w:t xml:space="preserve">Embassy of </w:t>
       </w:r>
       <w:r>
         <w:rPr>
-          <w:b w:val="1"/>
-          <w:bCs w:val="1"/>
-          <w:sz w:val="20"/>
-          <w:szCs w:val="20"/>
-          <w:rtl w:val="0"/>
-        </w:rPr>
-        <w:t xml:space="preserve">Germany / France</w:t>
+          <w:b/>
+          <w:bCs/>
+          <w:sz w:val="20"/>
+          <w:szCs w:val="20"/>
+        </w:rPr>
+        <w:t>{{</w:t>
+      </w:r>
+      <w:proofErr w:type="spellStart"/>
+      <w:r>
+        <w:rPr>
+          <w:b/>
+          <w:bCs/>
+          <w:sz w:val="20"/>
+          <w:szCs w:val="20"/>
+        </w:rPr>
+        <w:t>schengen_country</w:t>
+      </w:r>
+      <w:proofErr w:type="spellEnd"/>
+      <w:r>
+        <w:rPr>
+          <w:b/>
+          <w:bCs/>
+          <w:sz w:val="20"/>
+          <w:szCs w:val="20"/>
+        </w:rPr>
+        <w:t>}}</w:t>
       </w:r>
     </w:p>
     <w:p>
       <w:pPr>
-        <w:keepNext w:val="0"/>
-        <w:keepLines w:val="0"/>
-        <w:pageBreakBefore w:val="0"/>
-        <w:widowControl w:val="0"/>
         <w:pBdr>
-          <w:top w:space="0" w:sz="0" w:val="nil"/>
-          <w:left w:space="0" w:sz="0" w:val="nil"/>
-          <w:bottom w:space="0" w:sz="0" w:val="nil"/>
-          <w:right w:space="0" w:sz="0" w:val="nil"/>
-          <w:between w:space="0" w:sz="0" w:val="nil"/>
+          <w:top w:val="nil"/>
+          <w:left w:val="nil"/>
+          <w:bottom w:val="nil"/>
+          <w:right w:val="nil"/>
+          <w:between w:val="nil"/>
         </w:pBdr>
-        <w:shd w:fill="auto" w:val="clear"/>
-        <w:spacing w:after="0" w:before="54" w:line="240" w:lineRule="auto"/>
-        <w:ind w:left="23" w:right="0" w:firstLine="0"/>
-        <w:jc w:val="left"/>
-        <w:rPr>
-          <w:rFonts w:ascii="Calibri" w:cs="Calibri" w:eastAsia="Calibri" w:hAnsi="Calibri"/>
-          <w:b w:val="0"/>
-          <w:bCs w:val="0"/>
-          <w:i w:val="0"/>
-          <w:iCs w:val="0"/>
-          <w:smallCaps w:val="0"/>
-          <w:strike w:val="0"/>
-          <w:color w:val="000000"/>
-          <w:sz w:val="20"/>
-          <w:szCs w:val="20"/>
-          <w:u w:val="none"/>
-          <w:shd w:fill="auto" w:val="clear"/>
-          <w:vertAlign w:val="baseline"/>
+        <w:spacing w:before="54"/>
+        <w:ind w:left="23"/>
+        <w:rPr>
+          <w:color w:val="000000"/>
+          <w:sz w:val="20"/>
+          <w:szCs w:val="20"/>
         </w:rPr>
       </w:pPr>
       <w:r>
         <w:rPr>
-          <w:rFonts w:ascii="Calibri" w:cs="Calibri" w:eastAsia="Calibri" w:hAnsi="Calibri"/>
-          <w:b w:val="0"/>
-          <w:bCs w:val="0"/>
-          <w:i w:val="0"/>
-          <w:iCs w:val="0"/>
-          <w:smallCaps w:val="0"/>
-          <w:strike w:val="0"/>
-          <w:color w:val="000000"/>
-          <w:sz w:val="20"/>
-          <w:szCs w:val="20"/>
-          <w:u w:val="none"/>
-          <w:shd w:fill="auto" w:val="clear"/>
-          <w:vertAlign w:val="baseline"/>
-          <w:rtl w:val="0"/>
-        </w:rPr>
-        <w:t xml:space="preserve">Abu Dhabi, United Arab Emirates</w:t>
+          <w:color w:val="000000"/>
+          <w:sz w:val="20"/>
+          <w:szCs w:val="20"/>
+        </w:rPr>
+        <w:t>Abu Dhabi, United Arab Emirates</w:t>
       </w:r>
     </w:p>
     <w:p>
       <w:pPr>
-        <w:keepNext w:val="0"/>
-        <w:keepLines w:val="0"/>
-        <w:pageBreakBefore w:val="0"/>
-        <w:widowControl w:val="0"/>
         <w:pBdr>
-          <w:top w:space="0" w:sz="0" w:val="nil"/>
-          <w:left w:space="0" w:sz="0" w:val="nil"/>
-          <w:bottom w:space="0" w:sz="0" w:val="nil"/>
-          <w:right w:space="0" w:sz="0" w:val="nil"/>
-          <w:between w:space="0" w:sz="0" w:val="nil"/>
+          <w:top w:val="nil"/>
+          <w:left w:val="nil"/>
+          <w:bottom w:val="nil"/>
+          <w:right w:val="nil"/>
+          <w:between w:val="nil"/>
         </w:pBdr>
-        <w:shd w:fill="auto" w:val="clear"/>
-        <w:spacing w:after="0" w:before="130" w:line="240" w:lineRule="auto"/>
-        <w:ind w:left="0" w:right="0" w:firstLine="0"/>
-        <w:jc w:val="left"/>
-        <w:rPr>
-          <w:rFonts w:ascii="Calibri" w:cs="Calibri" w:eastAsia="Calibri" w:hAnsi="Calibri"/>
-          <w:b w:val="0"/>
-          <w:bCs w:val="0"/>
-          <w:i w:val="0"/>
-          <w:iCs w:val="0"/>
-          <w:smallCaps w:val="0"/>
-          <w:strike w:val="0"/>
-          <w:color w:val="000000"/>
-          <w:sz w:val="20"/>
-          <w:szCs w:val="20"/>
-          <w:u w:val="none"/>
-          <w:shd w:fill="auto" w:val="clear"/>
-          <w:vertAlign w:val="baseline"/>
+        <w:spacing w:before="130"/>
+        <w:rPr>
+          <w:color w:val="000000"/>
+          <w:sz w:val="20"/>
+          <w:szCs w:val="20"/>
         </w:rPr>
       </w:pPr>
-      <w:r>
-        <w:rPr>
-          <w:rtl w:val="0"/>
-        </w:rPr>
-      </w:r>
     </w:p>
     <w:p>
       <w:pPr>
         <w:pStyle w:val="Heading1"/>
         <w:ind w:firstLine="23"/>
-        <w:rPr/>
       </w:pPr>
       <w:r>
-        <w:rPr>
-          <w:rtl w:val="0"/>
-        </w:rPr>
-        <w:t xml:space="preserve">Subject: Sponsorship and No Objection Certificate for Domestic Worker</w:t>
+        <w:t>Subject: Sponsorship and No Objection Certificate for Domestic Worker</w:t>
       </w:r>
     </w:p>
     <w:p>
       <w:pPr>
-        <w:keepNext w:val="0"/>
-        <w:keepLines w:val="0"/>
-        <w:pageBreakBefore w:val="0"/>
-        <w:widowControl w:val="0"/>
         <w:pBdr>
-          <w:top w:space="0" w:sz="0" w:val="nil"/>
-          <w:left w:space="0" w:sz="0" w:val="nil"/>
-          <w:bottom w:space="0" w:sz="0" w:val="nil"/>
-          <w:right w:space="0" w:sz="0" w:val="nil"/>
-          <w:between w:space="0" w:sz="0" w:val="nil"/>
+          <w:top w:val="nil"/>
+          <w:left w:val="nil"/>
+          <w:bottom w:val="nil"/>
+          <w:right w:val="nil"/>
+          <w:between w:val="nil"/>
         </w:pBdr>
-        <w:shd w:fill="auto" w:val="clear"/>
-        <w:spacing w:after="0" w:before="129" w:line="240" w:lineRule="auto"/>
-        <w:ind w:left="0" w:right="0" w:firstLine="0"/>
-        <w:jc w:val="left"/>
-        <w:rPr>
-          <w:rFonts w:ascii="Calibri" w:cs="Calibri" w:eastAsia="Calibri" w:hAnsi="Calibri"/>
-          <w:b w:val="1"/>
-          <w:bCs w:val="1"/>
-          <w:i w:val="0"/>
-          <w:iCs w:val="0"/>
-          <w:smallCaps w:val="0"/>
-          <w:strike w:val="0"/>
-          <w:color w:val="000000"/>
-          <w:sz w:val="20"/>
-          <w:szCs w:val="20"/>
-          <w:u w:val="none"/>
-          <w:shd w:fill="auto" w:val="clear"/>
-          <w:vertAlign w:val="baseline"/>
+        <w:spacing w:before="129"/>
+        <w:rPr>
+          <w:b/>
+          <w:bCs/>
+          <w:color w:val="000000"/>
+          <w:sz w:val="20"/>
+          <w:szCs w:val="20"/>
         </w:rPr>
       </w:pPr>
-      <w:r>
-        <w:rPr>
-          <w:rtl w:val="0"/>
-        </w:rPr>
-      </w:r>
     </w:p>
     <w:p>
       <w:pPr>
-        <w:keepNext w:val="0"/>
-        <w:keepLines w:val="0"/>
-        <w:pageBreakBefore w:val="0"/>
-        <w:widowControl w:val="0"/>
         <w:pBdr>
-          <w:top w:space="0" w:sz="0" w:val="nil"/>
-          <w:left w:space="0" w:sz="0" w:val="nil"/>
-          <w:bottom w:space="0" w:sz="0" w:val="nil"/>
-          <w:right w:space="0" w:sz="0" w:val="nil"/>
-          <w:between w:space="0" w:sz="0" w:val="nil"/>
+          <w:top w:val="nil"/>
+          <w:left w:val="nil"/>
+          <w:bottom w:val="nil"/>
+          <w:right w:val="nil"/>
+          <w:between w:val="nil"/>
         </w:pBdr>
-        <w:shd w:fill="auto" w:val="clear"/>
-        <w:spacing w:after="0" w:before="0" w:line="240" w:lineRule="auto"/>
-        <w:ind w:left="23" w:right="0" w:firstLine="0"/>
-        <w:jc w:val="left"/>
-        <w:rPr>
-          <w:rFonts w:ascii="Calibri" w:cs="Calibri" w:eastAsia="Calibri" w:hAnsi="Calibri"/>
-          <w:b w:val="0"/>
-          <w:bCs w:val="0"/>
-          <w:i w:val="0"/>
-          <w:iCs w:val="0"/>
-          <w:smallCaps w:val="0"/>
-          <w:strike w:val="0"/>
-          <w:color w:val="000000"/>
-          <w:sz w:val="20"/>
-          <w:szCs w:val="20"/>
-          <w:u w:val="none"/>
-          <w:shd w:fill="auto" w:val="clear"/>
-          <w:vertAlign w:val="baseline"/>
+        <w:ind w:left="23"/>
+        <w:rPr>
+          <w:color w:val="000000"/>
+          <w:sz w:val="20"/>
+          <w:szCs w:val="20"/>
         </w:rPr>
       </w:pPr>
       <w:r>
         <w:rPr>
-          <w:rFonts w:ascii="Calibri" w:cs="Calibri" w:eastAsia="Calibri" w:hAnsi="Calibri"/>
-          <w:b w:val="0"/>
-          <w:bCs w:val="0"/>
-          <w:i w:val="0"/>
-          <w:iCs w:val="0"/>
-          <w:smallCaps w:val="0"/>
-          <w:strike w:val="0"/>
-          <w:color w:val="000000"/>
-          <w:sz w:val="20"/>
-          <w:szCs w:val="20"/>
-          <w:u w:val="none"/>
-          <w:shd w:fill="auto" w:val="clear"/>
-          <w:vertAlign w:val="baseline"/>
-          <w:rtl w:val="0"/>
-        </w:rPr>
-        <w:t xml:space="preserve">Dear Visa Officer,</w:t>
+          <w:color w:val="000000"/>
+          <w:sz w:val="20"/>
+          <w:szCs w:val="20"/>
+        </w:rPr>
+        <w:t>Dear Visa Officer,</w:t>
       </w:r>
     </w:p>
     <w:p>
       <w:pPr>
-        <w:spacing w:before="174" w:line="291.99999999999994" w:lineRule="auto"/>
-        <w:ind w:left="23" w:right="20" w:firstLine="0"/>
+        <w:spacing w:before="174" w:line="291" w:lineRule="auto"/>
+        <w:ind w:left="23" w:right="20"/>
         <w:jc w:val="both"/>
         <w:rPr>
           <w:sz w:val="20"/>
@@ -420,71 +279,137 @@
         <w:rPr>
           <w:sz w:val="20"/>
           <w:szCs w:val="20"/>
-          <w:rtl w:val="0"/>
         </w:rPr>
         <w:t xml:space="preserve">I, </w:t>
       </w:r>
       <w:r>
         <w:rPr>
-          <w:b w:val="1"/>
-          <w:bCs w:val="1"/>
-          <w:sz w:val="20"/>
-          <w:szCs w:val="20"/>
-          <w:rtl w:val="0"/>
-        </w:rPr>
-        <w:t xml:space="preserve">client name</w:t>
-      </w:r>
-      <w:r>
-        <w:rPr>
-          <w:sz w:val="20"/>
-          <w:szCs w:val="20"/>
-          <w:rtl w:val="0"/>
+          <w:b/>
+          <w:bCs/>
+          <w:sz w:val="20"/>
+          <w:szCs w:val="20"/>
+        </w:rPr>
+        <w:t>{{</w:t>
+      </w:r>
+      <w:proofErr w:type="spellStart"/>
+      <w:r>
+        <w:rPr>
+          <w:b/>
+          <w:bCs/>
+          <w:sz w:val="20"/>
+          <w:szCs w:val="20"/>
+        </w:rPr>
+        <w:t>client_name</w:t>
+      </w:r>
+      <w:proofErr w:type="spellEnd"/>
+      <w:r>
+        <w:rPr>
+          <w:b/>
+          <w:bCs/>
+          <w:sz w:val="20"/>
+          <w:szCs w:val="20"/>
+        </w:rPr>
+        <w:t>}}</w:t>
+      </w:r>
+      <w:r>
+        <w:rPr>
+          <w:sz w:val="20"/>
+          <w:szCs w:val="20"/>
         </w:rPr>
         <w:t xml:space="preserve">, holder of the Passport No. </w:t>
       </w:r>
       <w:r>
         <w:rPr>
-          <w:b w:val="1"/>
-          <w:bCs w:val="1"/>
-          <w:sz w:val="20"/>
-          <w:szCs w:val="20"/>
-          <w:rtl w:val="0"/>
-        </w:rPr>
-        <w:t xml:space="preserve">passport number</w:t>
-      </w:r>
-      <w:r>
-        <w:rPr>
-          <w:sz w:val="20"/>
-          <w:szCs w:val="20"/>
-          <w:rtl w:val="0"/>
+          <w:sz w:val="20"/>
+          <w:szCs w:val="20"/>
+        </w:rPr>
+        <w:t>{{</w:t>
+      </w:r>
+      <w:proofErr w:type="spellStart"/>
+      <w:r>
+        <w:rPr>
+          <w:sz w:val="20"/>
+          <w:szCs w:val="20"/>
+        </w:rPr>
+        <w:t>client_</w:t>
+      </w:r>
+      <w:r>
+        <w:rPr>
+          <w:b/>
+          <w:bCs/>
+          <w:sz w:val="20"/>
+          <w:szCs w:val="20"/>
+        </w:rPr>
+        <w:t>passport_</w:t>
+      </w:r>
+      <w:r>
+        <w:rPr>
+          <w:b/>
+          <w:bCs/>
+          <w:sz w:val="20"/>
+          <w:szCs w:val="20"/>
+        </w:rPr>
+        <w:t>number</w:t>
+      </w:r>
+      <w:proofErr w:type="spellEnd"/>
+      <w:r>
+        <w:rPr>
+          <w:b/>
+          <w:bCs/>
+          <w:sz w:val="20"/>
+          <w:szCs w:val="20"/>
+        </w:rPr>
+        <w:t>}}</w:t>
+      </w:r>
+      <w:r>
+        <w:rPr>
+          <w:sz w:val="20"/>
+          <w:szCs w:val="20"/>
         </w:rPr>
         <w:t xml:space="preserve">, currently residing at </w:t>
       </w:r>
       <w:r>
         <w:rPr>
-          <w:b w:val="1"/>
-          <w:bCs w:val="1"/>
-          <w:sz w:val="20"/>
-          <w:szCs w:val="20"/>
-          <w:rtl w:val="0"/>
-        </w:rPr>
-        <w:t xml:space="preserve">full address, UAE</w:t>
-      </w:r>
-      <w:r>
-        <w:rPr>
-          <w:sz w:val="20"/>
-          <w:szCs w:val="20"/>
-          <w:rtl w:val="0"/>
+          <w:b/>
+          <w:bCs/>
+          <w:sz w:val="20"/>
+          <w:szCs w:val="20"/>
+        </w:rPr>
+        <w:t>{{</w:t>
+      </w:r>
+      <w:proofErr w:type="spellStart"/>
+      <w:r>
+        <w:rPr>
+          <w:b/>
+          <w:bCs/>
+          <w:sz w:val="20"/>
+          <w:szCs w:val="20"/>
+        </w:rPr>
+        <w:t>client_address</w:t>
+      </w:r>
+      <w:proofErr w:type="spellEnd"/>
+      <w:r>
+        <w:rPr>
+          <w:b/>
+          <w:bCs/>
+          <w:sz w:val="20"/>
+          <w:szCs w:val="20"/>
+        </w:rPr>
+        <w:t>}}</w:t>
+      </w:r>
+      <w:r>
+        <w:rPr>
+          <w:sz w:val="20"/>
+          <w:szCs w:val="20"/>
         </w:rPr>
         <w:t xml:space="preserve">, hereby confirm that I am a client of </w:t>
       </w:r>
       <w:r>
         <w:rPr>
-          <w:b w:val="1"/>
-          <w:bCs w:val="1"/>
-          <w:sz w:val="20"/>
-          <w:szCs w:val="20"/>
-          <w:rtl w:val="0"/>
+          <w:b/>
+          <w:bCs/>
+          <w:sz w:val="20"/>
+          <w:szCs w:val="20"/>
         </w:rPr>
         <w:t xml:space="preserve">maids.cc </w:t>
       </w:r>
@@ -492,15 +417,18 @@
         <w:rPr>
           <w:sz w:val="20"/>
           <w:szCs w:val="20"/>
-          <w:rtl w:val="0"/>
-        </w:rPr>
-        <w:t xml:space="preserve">under a valid and active domestic worker service contract (all supporting documents are attached).</w:t>
-      </w:r>
-      <w:r>
+        </w:rPr>
+        <w:t>under a valid and active domestic worker service contract (all supporting documents are attached).</w:t>
+      </w:r>
+      <w:r>
+        <w:rPr>
+          <w:noProof/>
+          <w:lang w:val="en-US"/>
+        </w:rPr>
         <mc:AlternateContent>
           <mc:Choice Requires="wpg">
             <w:drawing>
-              <wp:anchor allowOverlap="1" behindDoc="0" distB="0" distT="0" distL="0" distR="0" hidden="0" layoutInCell="1" locked="0" relativeHeight="0" simplePos="0">
+              <wp:anchor distT="0" distB="0" distL="0" distR="0" simplePos="0" relativeHeight="251658240" behindDoc="0" locked="0" layoutInCell="1" hidden="0" allowOverlap="1">
                 <wp:simplePos x="0" y="0"/>
                 <wp:positionH relativeFrom="column">
                   <wp:posOffset>497344</wp:posOffset>
@@ -509,23 +437,27 @@
                   <wp:posOffset>223007</wp:posOffset>
                 </wp:positionV>
                 <wp:extent cx="43815" cy="12700"/>
-                <wp:effectExtent b="0" l="0" r="0" t="0"/>
+                <wp:effectExtent l="0" t="0" r="0" b="0"/>
                 <wp:wrapNone/>
-                <wp:docPr id="18" name=""/>
-                <a:graphic>
+                <wp:docPr id="18" name="Freeform 18"/>
+                <wp:cNvGraphicFramePr/>
+                <a:graphic xmlns:a="http://schemas.openxmlformats.org/drawingml/2006/main">
                   <a:graphicData uri="http://schemas.microsoft.com/office/word/2010/wordprocessingShape">
                     <wps:wsp>
                       <wps:cNvSpPr/>
-                      <wps:cNvPr id="19" name="Shape 19"/>
                       <wps:spPr>
                         <a:xfrm>
                           <a:off x="5324093" y="3779365"/>
                           <a:ext cx="43815" cy="1270"/>
                         </a:xfrm>
                         <a:custGeom>
-                          <a:rect b="b" l="l" r="r" t="t"/>
+                          <a:avLst/>
+                          <a:gdLst/>
+                          <a:ahLst/>
+                          <a:cxnLst/>
+                          <a:rect l="l" t="t" r="r" b="b"/>
                           <a:pathLst>
-                            <a:path extrusionOk="0" h="120000" w="43815">
+                            <a:path w="43815" h="120000" extrusionOk="0">
                               <a:moveTo>
                                 <a:pt x="0" y="0"/>
                               </a:moveTo>
@@ -536,17 +468,17 @@
                           </a:pathLst>
                         </a:custGeom>
                         <a:noFill/>
-                        <a:ln cap="flat" cmpd="sng" w="9525">
+                        <a:ln w="9525" cap="flat" cmpd="sng">
                           <a:solidFill>
                             <a:srgbClr val="000000"/>
                           </a:solidFill>
                           <a:prstDash val="solid"/>
                           <a:round/>
-                          <a:headEnd len="sm" w="sm" type="none"/>
-                          <a:tailEnd len="sm" w="sm" type="none"/>
+                          <a:headEnd type="none" w="sm" len="sm"/>
+                          <a:tailEnd type="none" w="sm" len="sm"/>
                         </a:ln>
                       </wps:spPr>
-                      <wps:bodyPr anchorCtr="0" anchor="ctr" bIns="91425" lIns="91425" spcFirstLastPara="1" rIns="91425" wrap="square" tIns="91425">
+                      <wps:bodyPr spcFirstLastPara="1" wrap="square" lIns="91425" tIns="91425" rIns="91425" bIns="91425" anchor="ctr" anchorCtr="0">
                         <a:noAutofit/>
                       </wps:bodyPr>
                     </wps:wsp>
@@ -555,7 +487,7 @@
               </wp:anchor>
             </w:drawing>
           </mc:Choice>
-          <mc:Fallback>
+          <mc:Fallback xmlns:sl="http://schemas.openxmlformats.org/schemaLibrary/2006/main" xmlns:a="http://schemas.openxmlformats.org/drawingml/2006/main" xmlns:pic="http://schemas.openxmlformats.org/drawingml/2006/picture" xmlns:c="http://schemas.openxmlformats.org/drawingml/2006/chart" xmlns:lc="http://schemas.openxmlformats.org/drawingml/2006/lockedCanvas" xmlns:dgm="http://schemas.openxmlformats.org/drawingml/2006/diagram" xmlns:w16="http://schemas.microsoft.com/office/word/2018/wordml" xmlns:w16cex="http://schemas.microsoft.com/office/word/2018/wordml/cex" xmlns:w16cid="http://schemas.microsoft.com/office/word/2016/wordml/cid" xmlns="http://schemas.microsoft.com/office/tasks/2019/documenttasks" xmlns:cr="http://schemas.microsoft.com/office/comments/2020/reactions">
             <w:drawing>
               <wp:anchor allowOverlap="1" behindDoc="0" distB="0" distT="0" distL="0" distR="0" hidden="0" layoutInCell="1" locked="0" relativeHeight="0" simplePos="0">
                 <wp:simplePos x="0" y="0"/>
@@ -577,7 +509,7 @@
                         <pic:cNvPicPr preferRelativeResize="0"/>
                       </pic:nvPicPr>
                       <pic:blipFill>
-                        <a:blip r:embed="rId6"/>
+                        <a:blip r:embed="rId7"/>
                         <a:srcRect/>
                         <a:stretch>
                           <a:fillRect/>
@@ -600,10 +532,14 @@
         </mc:AlternateContent>
       </w:r>
       <w:r>
+        <w:rPr>
+          <w:noProof/>
+          <w:lang w:val="en-US"/>
+        </w:rPr>
         <mc:AlternateContent>
           <mc:Choice Requires="wpg">
             <w:drawing>
-              <wp:anchor allowOverlap="1" behindDoc="0" distB="0" distT="0" distL="0" distR="0" hidden="0" layoutInCell="1" locked="0" relativeHeight="0" simplePos="0">
+              <wp:anchor distT="0" distB="0" distL="0" distR="0" simplePos="0" relativeHeight="251659264" behindDoc="0" locked="0" layoutInCell="1" hidden="0" allowOverlap="1">
                 <wp:simplePos x="0" y="0"/>
                 <wp:positionH relativeFrom="column">
                   <wp:posOffset>3174123</wp:posOffset>
@@ -612,23 +548,27 @@
                   <wp:posOffset>223007</wp:posOffset>
                 </wp:positionV>
                 <wp:extent cx="43815" cy="12700"/>
-                <wp:effectExtent b="0" l="0" r="0" t="0"/>
+                <wp:effectExtent l="0" t="0" r="0" b="0"/>
                 <wp:wrapNone/>
-                <wp:docPr id="12" name=""/>
-                <a:graphic>
+                <wp:docPr id="12" name="Freeform 12"/>
+                <wp:cNvGraphicFramePr/>
+                <a:graphic xmlns:a="http://schemas.openxmlformats.org/drawingml/2006/main">
                   <a:graphicData uri="http://schemas.microsoft.com/office/word/2010/wordprocessingShape">
                     <wps:wsp>
                       <wps:cNvSpPr/>
-                      <wps:cNvPr id="13" name="Shape 13"/>
                       <wps:spPr>
                         <a:xfrm>
                           <a:off x="5324093" y="3779365"/>
                           <a:ext cx="43815" cy="1270"/>
                         </a:xfrm>
                         <a:custGeom>
-                          <a:rect b="b" l="l" r="r" t="t"/>
+                          <a:avLst/>
+                          <a:gdLst/>
+                          <a:ahLst/>
+                          <a:cxnLst/>
+                          <a:rect l="l" t="t" r="r" b="b"/>
                           <a:pathLst>
-                            <a:path extrusionOk="0" h="120000" w="43815">
+                            <a:path w="43815" h="120000" extrusionOk="0">
                               <a:moveTo>
                                 <a:pt x="0" y="0"/>
                               </a:moveTo>
@@ -639,17 +579,17 @@
                           </a:pathLst>
                         </a:custGeom>
                         <a:noFill/>
-                        <a:ln cap="flat" cmpd="sng" w="9525">
+                        <a:ln w="9525" cap="flat" cmpd="sng">
                           <a:solidFill>
                             <a:srgbClr val="000000"/>
                           </a:solidFill>
                           <a:prstDash val="solid"/>
                           <a:round/>
-                          <a:headEnd len="sm" w="sm" type="none"/>
-                          <a:tailEnd len="sm" w="sm" type="none"/>
+                          <a:headEnd type="none" w="sm" len="sm"/>
+                          <a:tailEnd type="none" w="sm" len="sm"/>
                         </a:ln>
                       </wps:spPr>
-                      <wps:bodyPr anchorCtr="0" anchor="ctr" bIns="91425" lIns="91425" spcFirstLastPara="1" rIns="91425" wrap="square" tIns="91425">
+                      <wps:bodyPr spcFirstLastPara="1" wrap="square" lIns="91425" tIns="91425" rIns="91425" bIns="91425" anchor="ctr" anchorCtr="0">
                         <a:noAutofit/>
                       </wps:bodyPr>
                     </wps:wsp>
@@ -658,7 +598,7 @@
               </wp:anchor>
             </w:drawing>
           </mc:Choice>
-          <mc:Fallback>
+          <mc:Fallback xmlns:sl="http://schemas.openxmlformats.org/schemaLibrary/2006/main" xmlns:a="http://schemas.openxmlformats.org/drawingml/2006/main" xmlns:pic="http://schemas.openxmlformats.org/drawingml/2006/picture" xmlns:c="http://schemas.openxmlformats.org/drawingml/2006/chart" xmlns:lc="http://schemas.openxmlformats.org/drawingml/2006/lockedCanvas" xmlns:dgm="http://schemas.openxmlformats.org/drawingml/2006/diagram" xmlns:w16="http://schemas.microsoft.com/office/word/2018/wordml" xmlns:w16cex="http://schemas.microsoft.com/office/word/2018/wordml/cex" xmlns:w16cid="http://schemas.microsoft.com/office/word/2016/wordml/cid" xmlns="http://schemas.microsoft.com/office/tasks/2019/documenttasks" xmlns:cr="http://schemas.microsoft.com/office/comments/2020/reactions">
             <w:drawing>
               <wp:anchor allowOverlap="1" behindDoc="0" distB="0" distT="0" distL="0" distR="0" hidden="0" layoutInCell="1" locked="0" relativeHeight="0" simplePos="0">
                 <wp:simplePos x="0" y="0"/>
@@ -680,7 +620,7 @@
                         <pic:cNvPicPr preferRelativeResize="0"/>
                       </pic:nvPicPr>
                       <pic:blipFill>
-                        <a:blip r:embed="rId6"/>
+                        <a:blip r:embed="rId7"/>
                         <a:srcRect/>
                         <a:stretch>
                           <a:fillRect/>
@@ -703,10 +643,14 @@
         </mc:AlternateContent>
       </w:r>
       <w:r>
+        <w:rPr>
+          <w:noProof/>
+          <w:lang w:val="en-US"/>
+        </w:rPr>
         <mc:AlternateContent>
           <mc:Choice Requires="wpg">
             <w:drawing>
-              <wp:anchor allowOverlap="1" behindDoc="0" distB="0" distT="0" distL="0" distR="0" hidden="0" layoutInCell="1" locked="0" relativeHeight="0" simplePos="0">
+              <wp:anchor distT="0" distB="0" distL="0" distR="0" simplePos="0" relativeHeight="251660288" behindDoc="0" locked="0" layoutInCell="1" hidden="0" allowOverlap="1">
                 <wp:simplePos x="0" y="0"/>
                 <wp:positionH relativeFrom="column">
                   <wp:posOffset>5187937</wp:posOffset>
@@ -715,23 +659,27 @@
                   <wp:posOffset>223007</wp:posOffset>
                 </wp:positionV>
                 <wp:extent cx="43815" cy="12700"/>
-                <wp:effectExtent b="0" l="0" r="0" t="0"/>
+                <wp:effectExtent l="0" t="0" r="0" b="0"/>
                 <wp:wrapNone/>
-                <wp:docPr id="8" name=""/>
-                <a:graphic>
+                <wp:docPr id="8" name="Freeform 8"/>
+                <wp:cNvGraphicFramePr/>
+                <a:graphic xmlns:a="http://schemas.openxmlformats.org/drawingml/2006/main">
                   <a:graphicData uri="http://schemas.microsoft.com/office/word/2010/wordprocessingShape">
                     <wps:wsp>
                       <wps:cNvSpPr/>
-                      <wps:cNvPr id="9" name="Shape 9"/>
                       <wps:spPr>
                         <a:xfrm>
                           <a:off x="5324093" y="3779365"/>
                           <a:ext cx="43815" cy="1270"/>
                         </a:xfrm>
                         <a:custGeom>
-                          <a:rect b="b" l="l" r="r" t="t"/>
+                          <a:avLst/>
+                          <a:gdLst/>
+                          <a:ahLst/>
+                          <a:cxnLst/>
+                          <a:rect l="l" t="t" r="r" b="b"/>
                           <a:pathLst>
-                            <a:path extrusionOk="0" h="120000" w="43815">
+                            <a:path w="43815" h="120000" extrusionOk="0">
                               <a:moveTo>
                                 <a:pt x="0" y="0"/>
                               </a:moveTo>
@@ -742,17 +690,17 @@
                           </a:pathLst>
                         </a:custGeom>
                         <a:noFill/>
-                        <a:ln cap="flat" cmpd="sng" w="9525">
+                        <a:ln w="9525" cap="flat" cmpd="sng">
                           <a:solidFill>
                             <a:srgbClr val="000000"/>
                           </a:solidFill>
                           <a:prstDash val="solid"/>
                           <a:round/>
-                          <a:headEnd len="sm" w="sm" type="none"/>
-                          <a:tailEnd len="sm" w="sm" type="none"/>
+                          <a:headEnd type="none" w="sm" len="sm"/>
+                          <a:tailEnd type="none" w="sm" len="sm"/>
                         </a:ln>
                       </wps:spPr>
-                      <wps:bodyPr anchorCtr="0" anchor="ctr" bIns="91425" lIns="91425" spcFirstLastPara="1" rIns="91425" wrap="square" tIns="91425">
+                      <wps:bodyPr spcFirstLastPara="1" wrap="square" lIns="91425" tIns="91425" rIns="91425" bIns="91425" anchor="ctr" anchorCtr="0">
                         <a:noAutofit/>
                       </wps:bodyPr>
                     </wps:wsp>
@@ -761,7 +709,7 @@
               </wp:anchor>
             </w:drawing>
           </mc:Choice>
-          <mc:Fallback>
+          <mc:Fallback xmlns:sl="http://schemas.openxmlformats.org/schemaLibrary/2006/main" xmlns:a="http://schemas.openxmlformats.org/drawingml/2006/main" xmlns:pic="http://schemas.openxmlformats.org/drawingml/2006/picture" xmlns:c="http://schemas.openxmlformats.org/drawingml/2006/chart" xmlns:lc="http://schemas.openxmlformats.org/drawingml/2006/lockedCanvas" xmlns:dgm="http://schemas.openxmlformats.org/drawingml/2006/diagram" xmlns:w16="http://schemas.microsoft.com/office/word/2018/wordml" xmlns:w16cex="http://schemas.microsoft.com/office/word/2018/wordml/cex" xmlns:w16cid="http://schemas.microsoft.com/office/word/2016/wordml/cid" xmlns="http://schemas.microsoft.com/office/tasks/2019/documenttasks" xmlns:cr="http://schemas.microsoft.com/office/comments/2020/reactions">
             <w:drawing>
               <wp:anchor allowOverlap="1" behindDoc="0" distB="0" distT="0" distL="0" distR="0" hidden="0" layoutInCell="1" locked="0" relativeHeight="0" simplePos="0">
                 <wp:simplePos x="0" y="0"/>
@@ -783,7 +731,7 @@
                         <pic:cNvPicPr preferRelativeResize="0"/>
                       </pic:nvPicPr>
                       <pic:blipFill>
-                        <a:blip r:embed="rId6"/>
+                        <a:blip r:embed="rId7"/>
                         <a:srcRect/>
                         <a:stretch>
                           <a:fillRect/>
@@ -808,251 +756,283 @@
     </w:p>
     <w:p>
       <w:pPr>
-        <w:keepNext w:val="0"/>
-        <w:keepLines w:val="0"/>
-        <w:pageBreakBefore w:val="0"/>
-        <w:widowControl w:val="0"/>
         <w:pBdr>
-          <w:top w:space="0" w:sz="0" w:val="nil"/>
-          <w:left w:space="0" w:sz="0" w:val="nil"/>
-          <w:bottom w:space="0" w:sz="0" w:val="nil"/>
-          <w:right w:space="0" w:sz="0" w:val="nil"/>
-          <w:between w:space="0" w:sz="0" w:val="nil"/>
+          <w:top w:val="nil"/>
+          <w:left w:val="nil"/>
+          <w:bottom w:val="nil"/>
+          <w:right w:val="nil"/>
+          <w:between w:val="nil"/>
         </w:pBdr>
-        <w:shd w:fill="auto" w:val="clear"/>
-        <w:spacing w:after="0" w:before="123" w:line="291.99999999999994" w:lineRule="auto"/>
-        <w:ind w:left="23" w:right="20" w:firstLine="0"/>
+        <w:spacing w:before="123" w:line="291" w:lineRule="auto"/>
+        <w:ind w:left="23" w:right="20"/>
         <w:jc w:val="both"/>
         <w:rPr>
-          <w:rFonts w:ascii="Calibri" w:cs="Calibri" w:eastAsia="Calibri" w:hAnsi="Calibri"/>
-          <w:b w:val="0"/>
-          <w:bCs w:val="0"/>
-          <w:i w:val="0"/>
-          <w:iCs w:val="0"/>
-          <w:smallCaps w:val="0"/>
-          <w:strike w:val="0"/>
-          <w:color w:val="000000"/>
-          <w:sz w:val="20"/>
-          <w:szCs w:val="20"/>
-          <w:u w:val="none"/>
-          <w:shd w:fill="auto" w:val="clear"/>
-          <w:vertAlign w:val="baseline"/>
+          <w:color w:val="000000"/>
+          <w:sz w:val="20"/>
+          <w:szCs w:val="20"/>
         </w:rPr>
       </w:pPr>
       <w:r>
         <w:rPr>
-          <w:rFonts w:ascii="Calibri" w:cs="Calibri" w:eastAsia="Calibri" w:hAnsi="Calibri"/>
-          <w:b w:val="0"/>
-          <w:bCs w:val="0"/>
-          <w:i w:val="0"/>
-          <w:iCs w:val="0"/>
-          <w:smallCaps w:val="0"/>
-          <w:strike w:val="0"/>
-          <w:color w:val="000000"/>
-          <w:sz w:val="20"/>
-          <w:szCs w:val="20"/>
-          <w:u w:val="none"/>
-          <w:shd w:fill="auto" w:val="clear"/>
-          <w:vertAlign w:val="baseline"/>
-          <w:rtl w:val="0"/>
+          <w:color w:val="000000"/>
+          <w:sz w:val="20"/>
+          <w:szCs w:val="20"/>
         </w:rPr>
         <w:t xml:space="preserve">This letter is to formally state that my domestic worker, </w:t>
       </w:r>
       <w:r>
         <w:rPr>
-          <w:rFonts w:ascii="Calibri" w:cs="Calibri" w:eastAsia="Calibri" w:hAnsi="Calibri"/>
-          <w:b w:val="1"/>
-          <w:bCs w:val="1"/>
-          <w:i w:val="0"/>
-          <w:iCs w:val="0"/>
-          <w:smallCaps w:val="0"/>
-          <w:strike w:val="0"/>
-          <w:color w:val="000000"/>
-          <w:sz w:val="20"/>
-          <w:szCs w:val="20"/>
-          <w:u w:val="none"/>
-          <w:shd w:fill="auto" w:val="clear"/>
-          <w:vertAlign w:val="baseline"/>
-          <w:rtl w:val="0"/>
-        </w:rPr>
-        <w:t xml:space="preserve">maid full name</w:t>
-      </w:r>
-      <w:r>
-        <w:rPr>
-          <w:rFonts w:ascii="Calibri" w:cs="Calibri" w:eastAsia="Calibri" w:hAnsi="Calibri"/>
-          <w:b w:val="0"/>
-          <w:bCs w:val="0"/>
-          <w:i w:val="0"/>
-          <w:iCs w:val="0"/>
-          <w:smallCaps w:val="0"/>
-          <w:strike w:val="0"/>
-          <w:color w:val="000000"/>
-          <w:sz w:val="20"/>
-          <w:szCs w:val="20"/>
-          <w:u w:val="none"/>
-          <w:shd w:fill="auto" w:val="clear"/>
-          <w:vertAlign w:val="baseline"/>
-          <w:rtl w:val="0"/>
+          <w:color w:val="000000"/>
+          <w:sz w:val="20"/>
+          <w:szCs w:val="20"/>
+        </w:rPr>
+        <w:t>{{</w:t>
+      </w:r>
+      <w:proofErr w:type="spellStart"/>
+      <w:r>
+        <w:rPr>
+          <w:b/>
+          <w:bCs/>
+          <w:color w:val="000000"/>
+          <w:sz w:val="20"/>
+          <w:szCs w:val="20"/>
+        </w:rPr>
+        <w:t>maid_</w:t>
+      </w:r>
+      <w:r>
+        <w:rPr>
+          <w:b/>
+          <w:bCs/>
+          <w:color w:val="000000"/>
+          <w:sz w:val="20"/>
+          <w:szCs w:val="20"/>
+        </w:rPr>
+        <w:t>fu</w:t>
+      </w:r>
+      <w:r>
+        <w:rPr>
+          <w:b/>
+          <w:bCs/>
+          <w:color w:val="000000"/>
+          <w:sz w:val="20"/>
+          <w:szCs w:val="20"/>
+        </w:rPr>
+        <w:t>ll_</w:t>
+      </w:r>
+      <w:r>
+        <w:rPr>
+          <w:b/>
+          <w:bCs/>
+          <w:color w:val="000000"/>
+          <w:sz w:val="20"/>
+          <w:szCs w:val="20"/>
+        </w:rPr>
+        <w:t>name</w:t>
+      </w:r>
+      <w:proofErr w:type="spellEnd"/>
+      <w:r>
+        <w:rPr>
+          <w:b/>
+          <w:bCs/>
+          <w:color w:val="000000"/>
+          <w:sz w:val="20"/>
+          <w:szCs w:val="20"/>
+        </w:rPr>
+        <w:t>}}</w:t>
+      </w:r>
+      <w:r>
+        <w:rPr>
+          <w:color w:val="000000"/>
+          <w:sz w:val="20"/>
+          <w:szCs w:val="20"/>
         </w:rPr>
         <w:t xml:space="preserve">, holder of Passport No. </w:t>
       </w:r>
       <w:r>
         <w:rPr>
-          <w:rFonts w:ascii="Calibri" w:cs="Calibri" w:eastAsia="Calibri" w:hAnsi="Calibri"/>
-          <w:b w:val="1"/>
-          <w:bCs w:val="1"/>
-          <w:i w:val="0"/>
-          <w:iCs w:val="0"/>
-          <w:smallCaps w:val="0"/>
-          <w:strike w:val="0"/>
-          <w:color w:val="000000"/>
-          <w:sz w:val="20"/>
-          <w:szCs w:val="20"/>
-          <w:u w:val="none"/>
-          <w:shd w:fill="auto" w:val="clear"/>
-          <w:vertAlign w:val="baseline"/>
-          <w:rtl w:val="0"/>
-        </w:rPr>
-        <w:t xml:space="preserve">maid passport number</w:t>
-      </w:r>
-      <w:r>
-        <w:rPr>
-          <w:rFonts w:ascii="Calibri" w:cs="Calibri" w:eastAsia="Calibri" w:hAnsi="Calibri"/>
-          <w:b w:val="0"/>
-          <w:bCs w:val="0"/>
-          <w:i w:val="0"/>
-          <w:iCs w:val="0"/>
-          <w:smallCaps w:val="0"/>
-          <w:strike w:val="0"/>
-          <w:color w:val="000000"/>
-          <w:sz w:val="20"/>
-          <w:szCs w:val="20"/>
-          <w:u w:val="none"/>
-          <w:shd w:fill="auto" w:val="clear"/>
-          <w:vertAlign w:val="baseline"/>
-          <w:rtl w:val="0"/>
-        </w:rPr>
-        <w:t xml:space="preserve">, is legally employed in the United Arab Emirates under my sponsorship and in full compliance with UAE labour regulations. She has been employed with me since </w:t>
-      </w:r>
-      <w:r>
-        <w:rPr>
-          <w:rFonts w:ascii="Calibri" w:cs="Calibri" w:eastAsia="Calibri" w:hAnsi="Calibri"/>
-          <w:b w:val="1"/>
-          <w:bCs w:val="1"/>
-          <w:i w:val="0"/>
-          <w:iCs w:val="0"/>
-          <w:smallCaps w:val="0"/>
-          <w:strike w:val="0"/>
-          <w:color w:val="000000"/>
-          <w:sz w:val="20"/>
-          <w:szCs w:val="20"/>
-          <w:u w:val="none"/>
-          <w:shd w:fill="auto" w:val="clear"/>
-          <w:vertAlign w:val="baseline"/>
-          <w:rtl w:val="0"/>
-        </w:rPr>
-        <w:t xml:space="preserve">employment start date </w:t>
-      </w:r>
-      <w:r>
-        <w:rPr>
-          <w:rFonts w:ascii="Calibri" w:cs="Calibri" w:eastAsia="Calibri" w:hAnsi="Calibri"/>
-          <w:b w:val="0"/>
-          <w:bCs w:val="0"/>
-          <w:i w:val="0"/>
-          <w:iCs w:val="0"/>
-          <w:smallCaps w:val="0"/>
-          <w:strike w:val="0"/>
-          <w:color w:val="000000"/>
-          <w:sz w:val="20"/>
-          <w:szCs w:val="20"/>
-          <w:u w:val="none"/>
-          <w:shd w:fill="auto" w:val="clear"/>
-          <w:vertAlign w:val="baseline"/>
-          <w:rtl w:val="0"/>
+          <w:color w:val="000000"/>
+          <w:sz w:val="20"/>
+          <w:szCs w:val="20"/>
+        </w:rPr>
+        <w:t>{{</w:t>
+      </w:r>
+      <w:r>
+        <w:rPr>
+          <w:b/>
+          <w:bCs/>
+          <w:color w:val="000000"/>
+          <w:sz w:val="20"/>
+          <w:szCs w:val="20"/>
+        </w:rPr>
+        <w:t xml:space="preserve">maid </w:t>
+      </w:r>
+      <w:r>
+        <w:rPr>
+          <w:b/>
+          <w:bCs/>
+          <w:color w:val="000000"/>
+          <w:sz w:val="20"/>
+          <w:szCs w:val="20"/>
+        </w:rPr>
+        <w:t>_</w:t>
+      </w:r>
+      <w:proofErr w:type="spellStart"/>
+      <w:r>
+        <w:rPr>
+          <w:b/>
+          <w:bCs/>
+          <w:color w:val="000000"/>
+          <w:sz w:val="20"/>
+          <w:szCs w:val="20"/>
+        </w:rPr>
+        <w:t>passport_</w:t>
+      </w:r>
+      <w:r>
+        <w:rPr>
+          <w:b/>
+          <w:bCs/>
+          <w:color w:val="000000"/>
+          <w:sz w:val="20"/>
+          <w:szCs w:val="20"/>
+        </w:rPr>
+        <w:t>number</w:t>
+      </w:r>
+      <w:proofErr w:type="spellEnd"/>
+      <w:r>
+        <w:rPr>
+          <w:b/>
+          <w:bCs/>
+          <w:color w:val="000000"/>
+          <w:sz w:val="20"/>
+          <w:szCs w:val="20"/>
+        </w:rPr>
+        <w:t>}}</w:t>
+      </w:r>
+      <w:r>
+        <w:rPr>
+          <w:color w:val="000000"/>
+          <w:sz w:val="20"/>
+          <w:szCs w:val="20"/>
+        </w:rPr>
+        <w:t xml:space="preserve">, is legally employed in the United Arab Emirates under my sponsorship and in full compliance with UAE </w:t>
+      </w:r>
+      <w:proofErr w:type="spellStart"/>
+      <w:r>
+        <w:rPr>
+          <w:color w:val="000000"/>
+          <w:sz w:val="20"/>
+          <w:szCs w:val="20"/>
+        </w:rPr>
+        <w:t>labour</w:t>
+      </w:r>
+      <w:proofErr w:type="spellEnd"/>
+      <w:r>
+        <w:rPr>
+          <w:color w:val="000000"/>
+          <w:sz w:val="20"/>
+          <w:szCs w:val="20"/>
+        </w:rPr>
+        <w:t xml:space="preserve"> regulations. She has been employed with me since </w:t>
+      </w:r>
+      <w:r>
+        <w:rPr>
+          <w:color w:val="000000"/>
+          <w:sz w:val="20"/>
+          <w:szCs w:val="20"/>
+        </w:rPr>
+        <w:t>{{</w:t>
+      </w:r>
+      <w:proofErr w:type="spellStart"/>
+      <w:r>
+        <w:rPr>
+          <w:b/>
+          <w:bCs/>
+          <w:color w:val="000000"/>
+          <w:sz w:val="20"/>
+          <w:szCs w:val="20"/>
+        </w:rPr>
+        <w:t>contract_start_date</w:t>
+      </w:r>
+      <w:proofErr w:type="spellEnd"/>
+      <w:r>
+        <w:rPr>
+          <w:b/>
+          <w:bCs/>
+          <w:color w:val="000000"/>
+          <w:sz w:val="20"/>
+          <w:szCs w:val="20"/>
+        </w:rPr>
+        <w:t>}}</w:t>
+      </w:r>
+      <w:r>
+        <w:rPr>
+          <w:b/>
+          <w:bCs/>
+          <w:color w:val="000000"/>
+          <w:sz w:val="20"/>
+          <w:szCs w:val="20"/>
+        </w:rPr>
+        <w:t xml:space="preserve"> </w:t>
+      </w:r>
+      <w:r>
+        <w:rPr>
+          <w:color w:val="000000"/>
+          <w:sz w:val="20"/>
+          <w:szCs w:val="20"/>
         </w:rPr>
         <w:t xml:space="preserve">and receives a monthly salary of AED </w:t>
       </w:r>
       <w:r>
         <w:rPr>
-          <w:rFonts w:ascii="Calibri" w:cs="Calibri" w:eastAsia="Calibri" w:hAnsi="Calibri"/>
-          <w:b w:val="1"/>
-          <w:bCs w:val="1"/>
-          <w:i w:val="0"/>
-          <w:iCs w:val="0"/>
-          <w:smallCaps w:val="0"/>
-          <w:strike w:val="0"/>
-          <w:color w:val="000000"/>
-          <w:sz w:val="20"/>
-          <w:szCs w:val="20"/>
-          <w:u w:val="none"/>
-          <w:shd w:fill="auto" w:val="clear"/>
-          <w:vertAlign w:val="baseline"/>
-          <w:rtl w:val="0"/>
-        </w:rPr>
-        <w:t xml:space="preserve">salary number </w:t>
-      </w:r>
-      <w:r>
-        <w:rPr>
-          <w:rFonts w:ascii="Calibri" w:cs="Calibri" w:eastAsia="Calibri" w:hAnsi="Calibri"/>
-          <w:b w:val="0"/>
-          <w:bCs w:val="0"/>
-          <w:i w:val="0"/>
-          <w:iCs w:val="0"/>
-          <w:smallCaps w:val="0"/>
-          <w:strike w:val="0"/>
-          <w:color w:val="000000"/>
-          <w:sz w:val="20"/>
-          <w:szCs w:val="20"/>
-          <w:u w:val="none"/>
-          <w:shd w:fill="auto" w:val="clear"/>
-          <w:vertAlign w:val="baseline"/>
-          <w:rtl w:val="0"/>
-        </w:rPr>
-        <w:t xml:space="preserve">(</w:t>
-      </w:r>
-      <w:r>
-        <w:rPr>
-          <w:rFonts w:ascii="Calibri" w:cs="Calibri" w:eastAsia="Calibri" w:hAnsi="Calibri"/>
-          <w:b w:val="1"/>
-          <w:bCs w:val="1"/>
-          <w:i w:val="0"/>
-          <w:iCs w:val="0"/>
-          <w:smallCaps w:val="0"/>
-          <w:strike w:val="0"/>
-          <w:color w:val="000000"/>
-          <w:sz w:val="20"/>
-          <w:szCs w:val="20"/>
-          <w:u w:val="none"/>
-          <w:shd w:fill="auto" w:val="clear"/>
-          <w:vertAlign w:val="baseline"/>
-          <w:rtl w:val="0"/>
-        </w:rPr>
-        <w:t xml:space="preserve">salary in letters </w:t>
-      </w:r>
-      <w:r>
-        <w:rPr>
-          <w:rFonts w:ascii="Calibri" w:cs="Calibri" w:eastAsia="Calibri" w:hAnsi="Calibri"/>
-          <w:b w:val="0"/>
-          <w:bCs w:val="0"/>
-          <w:i w:val="0"/>
-          <w:iCs w:val="0"/>
-          <w:smallCaps w:val="0"/>
-          <w:strike w:val="0"/>
-          <w:color w:val="000000"/>
-          <w:sz w:val="20"/>
-          <w:szCs w:val="20"/>
-          <w:u w:val="none"/>
-          <w:shd w:fill="auto" w:val="clear"/>
-          <w:vertAlign w:val="baseline"/>
-          <w:rtl w:val="0"/>
-        </w:rPr>
-        <w:t xml:space="preserve">only), in addition to fully provided accommodation, food, medical insurance, and all other applicable employment benefits.</w:t>
-      </w:r>
-      <w:r>
+          <w:b/>
+          <w:bCs/>
+          <w:color w:val="000000"/>
+          <w:sz w:val="20"/>
+          <w:szCs w:val="20"/>
+        </w:rPr>
+        <w:t>{{</w:t>
+      </w:r>
+      <w:proofErr w:type="spellStart"/>
+      <w:r>
+        <w:rPr>
+          <w:b/>
+          <w:bCs/>
+          <w:color w:val="000000"/>
+          <w:sz w:val="20"/>
+          <w:szCs w:val="20"/>
+        </w:rPr>
+        <w:t>maid_salary</w:t>
+      </w:r>
+      <w:proofErr w:type="spellEnd"/>
+      <w:r>
+        <w:rPr>
+          <w:b/>
+          <w:bCs/>
+          <w:color w:val="000000"/>
+          <w:sz w:val="20"/>
+          <w:szCs w:val="20"/>
+        </w:rPr>
+        <w:t>}}</w:t>
+      </w:r>
+      <w:bookmarkStart w:id="0" w:name="_GoBack"/>
+      <w:bookmarkEnd w:id="0"/>
+      <w:r>
+        <w:rPr>
+          <w:color w:val="000000"/>
+          <w:sz w:val="20"/>
+          <w:szCs w:val="20"/>
+        </w:rPr>
+        <w:t>, in addition to fully provided accommodation, food, medical insurance, and all other applicable employment benefits.</w:t>
+      </w:r>
+      <w:r>
+        <w:rPr>
+          <w:noProof/>
+          <w:lang w:val="en-US"/>
+        </w:rPr>
         <mc:AlternateContent>
           <mc:Choice Requires="wpg">
             <w:drawing>
-              <wp:anchor allowOverlap="1" behindDoc="1" distB="0" distT="0" distL="0" distR="0" hidden="0" layoutInCell="1" locked="0" relativeHeight="0" simplePos="0">
+              <wp:anchor distT="0" distB="0" distL="0" distR="0" simplePos="0" relativeHeight="251661312" behindDoc="1" locked="0" layoutInCell="1" hidden="0" allowOverlap="1">
                 <wp:simplePos x="0" y="0"/>
                 <wp:positionH relativeFrom="column">
                   <wp:posOffset>3701313</wp:posOffset>
@@ -1061,23 +1041,27 @@
                   <wp:posOffset>190384</wp:posOffset>
                 </wp:positionV>
                 <wp:extent cx="43815" cy="12700"/>
-                <wp:effectExtent b="0" l="0" r="0" t="0"/>
+                <wp:effectExtent l="0" t="0" r="0" b="0"/>
                 <wp:wrapNone/>
-                <wp:docPr id="11" name=""/>
-                <a:graphic>
+                <wp:docPr id="11" name="Freeform 11"/>
+                <wp:cNvGraphicFramePr/>
+                <a:graphic xmlns:a="http://schemas.openxmlformats.org/drawingml/2006/main">
                   <a:graphicData uri="http://schemas.microsoft.com/office/word/2010/wordprocessingShape">
                     <wps:wsp>
                       <wps:cNvSpPr/>
-                      <wps:cNvPr id="12" name="Shape 12"/>
                       <wps:spPr>
                         <a:xfrm>
                           <a:off x="5324093" y="3779365"/>
                           <a:ext cx="43815" cy="1270"/>
                         </a:xfrm>
                         <a:custGeom>
-                          <a:rect b="b" l="l" r="r" t="t"/>
+                          <a:avLst/>
+                          <a:gdLst/>
+                          <a:ahLst/>
+                          <a:cxnLst/>
+                          <a:rect l="l" t="t" r="r" b="b"/>
                           <a:pathLst>
-                            <a:path extrusionOk="0" h="120000" w="43815">
+                            <a:path w="43815" h="120000" extrusionOk="0">
                               <a:moveTo>
                                 <a:pt x="0" y="0"/>
                               </a:moveTo>
@@ -1088,17 +1072,17 @@
                           </a:pathLst>
                         </a:custGeom>
                         <a:noFill/>
-                        <a:ln cap="flat" cmpd="sng" w="9525">
+                        <a:ln w="9525" cap="flat" cmpd="sng">
                           <a:solidFill>
                             <a:srgbClr val="000000"/>
                           </a:solidFill>
                           <a:prstDash val="solid"/>
                           <a:round/>
-                          <a:headEnd len="sm" w="sm" type="none"/>
-                          <a:tailEnd len="sm" w="sm" type="none"/>
+                          <a:headEnd type="none" w="sm" len="sm"/>
+                          <a:tailEnd type="none" w="sm" len="sm"/>
                         </a:ln>
                       </wps:spPr>
-                      <wps:bodyPr anchorCtr="0" anchor="ctr" bIns="91425" lIns="91425" spcFirstLastPara="1" rIns="91425" wrap="square" tIns="91425">
+                      <wps:bodyPr spcFirstLastPara="1" wrap="square" lIns="91425" tIns="91425" rIns="91425" bIns="91425" anchor="ctr" anchorCtr="0">
                         <a:noAutofit/>
                       </wps:bodyPr>
                     </wps:wsp>
@@ -1107,7 +1091,7 @@
               </wp:anchor>
             </w:drawing>
           </mc:Choice>
-          <mc:Fallback>
+          <mc:Fallback xmlns:sl="http://schemas.openxmlformats.org/schemaLibrary/2006/main" xmlns:a="http://schemas.openxmlformats.org/drawingml/2006/main" xmlns:pic="http://schemas.openxmlformats.org/drawingml/2006/picture" xmlns:c="http://schemas.openxmlformats.org/drawingml/2006/chart" xmlns:lc="http://schemas.openxmlformats.org/drawingml/2006/lockedCanvas" xmlns:dgm="http://schemas.openxmlformats.org/drawingml/2006/diagram" xmlns:w16="http://schemas.microsoft.com/office/word/2018/wordml" xmlns:w16cex="http://schemas.microsoft.com/office/word/2018/wordml/cex" xmlns:w16cid="http://schemas.microsoft.com/office/word/2016/wordml/cid" xmlns="http://schemas.microsoft.com/office/tasks/2019/documenttasks" xmlns:cr="http://schemas.microsoft.com/office/comments/2020/reactions">
             <w:drawing>
               <wp:anchor allowOverlap="1" behindDoc="1" distB="0" distT="0" distL="0" distR="0" hidden="0" layoutInCell="1" locked="0" relativeHeight="0" simplePos="0">
                 <wp:simplePos x="0" y="0"/>
@@ -1129,7 +1113,7 @@
                         <pic:cNvPicPr preferRelativeResize="0"/>
                       </pic:nvPicPr>
                       <pic:blipFill>
-                        <a:blip r:embed="rId6"/>
+                        <a:blip r:embed="rId7"/>
                         <a:srcRect/>
                         <a:stretch>
                           <a:fillRect/>
@@ -1152,10 +1136,14 @@
         </mc:AlternateContent>
       </w:r>
       <w:r>
+        <w:rPr>
+          <w:noProof/>
+          <w:lang w:val="en-US"/>
+        </w:rPr>
         <mc:AlternateContent>
           <mc:Choice Requires="wpg">
             <w:drawing>
-              <wp:anchor allowOverlap="1" behindDoc="1" distB="0" distT="0" distL="0" distR="0" hidden="0" layoutInCell="1" locked="0" relativeHeight="0" simplePos="0">
+              <wp:anchor distT="0" distB="0" distL="0" distR="0" simplePos="0" relativeHeight="251662336" behindDoc="1" locked="0" layoutInCell="1" hidden="0" allowOverlap="1">
                 <wp:simplePos x="0" y="0"/>
                 <wp:positionH relativeFrom="column">
                   <wp:posOffset>3959821</wp:posOffset>
@@ -1164,23 +1152,27 @@
                   <wp:posOffset>190384</wp:posOffset>
                 </wp:positionV>
                 <wp:extent cx="43815" cy="12700"/>
-                <wp:effectExtent b="0" l="0" r="0" t="0"/>
+                <wp:effectExtent l="0" t="0" r="0" b="0"/>
                 <wp:wrapNone/>
-                <wp:docPr id="13" name=""/>
-                <a:graphic>
+                <wp:docPr id="13" name="Freeform 13"/>
+                <wp:cNvGraphicFramePr/>
+                <a:graphic xmlns:a="http://schemas.openxmlformats.org/drawingml/2006/main">
                   <a:graphicData uri="http://schemas.microsoft.com/office/word/2010/wordprocessingShape">
                     <wps:wsp>
                       <wps:cNvSpPr/>
-                      <wps:cNvPr id="14" name="Shape 14"/>
                       <wps:spPr>
                         <a:xfrm>
                           <a:off x="5324093" y="3779365"/>
                           <a:ext cx="43815" cy="1270"/>
                         </a:xfrm>
                         <a:custGeom>
-                          <a:rect b="b" l="l" r="r" t="t"/>
+                          <a:avLst/>
+                          <a:gdLst/>
+                          <a:ahLst/>
+                          <a:cxnLst/>
+                          <a:rect l="l" t="t" r="r" b="b"/>
                           <a:pathLst>
-                            <a:path extrusionOk="0" h="120000" w="43815">
+                            <a:path w="43815" h="120000" extrusionOk="0">
                               <a:moveTo>
                                 <a:pt x="0" y="0"/>
                               </a:moveTo>
@@ -1191,17 +1183,17 @@
                           </a:pathLst>
                         </a:custGeom>
                         <a:noFill/>
-                        <a:ln cap="flat" cmpd="sng" w="9525">
+                        <a:ln w="9525" cap="flat" cmpd="sng">
                           <a:solidFill>
                             <a:srgbClr val="000000"/>
                           </a:solidFill>
                           <a:prstDash val="solid"/>
                           <a:round/>
-                          <a:headEnd len="sm" w="sm" type="none"/>
-                          <a:tailEnd len="sm" w="sm" type="none"/>
+                          <a:headEnd type="none" w="sm" len="sm"/>
+                          <a:tailEnd type="none" w="sm" len="sm"/>
                         </a:ln>
                       </wps:spPr>
-                      <wps:bodyPr anchorCtr="0" anchor="ctr" bIns="91425" lIns="91425" spcFirstLastPara="1" rIns="91425" wrap="square" tIns="91425">
+                      <wps:bodyPr spcFirstLastPara="1" wrap="square" lIns="91425" tIns="91425" rIns="91425" bIns="91425" anchor="ctr" anchorCtr="0">
                         <a:noAutofit/>
                       </wps:bodyPr>
                     </wps:wsp>
@@ -1210,7 +1202,7 @@
               </wp:anchor>
             </w:drawing>
           </mc:Choice>
-          <mc:Fallback>
+          <mc:Fallback xmlns:sl="http://schemas.openxmlformats.org/schemaLibrary/2006/main" xmlns:a="http://schemas.openxmlformats.org/drawingml/2006/main" xmlns:pic="http://schemas.openxmlformats.org/drawingml/2006/picture" xmlns:c="http://schemas.openxmlformats.org/drawingml/2006/chart" xmlns:lc="http://schemas.openxmlformats.org/drawingml/2006/lockedCanvas" xmlns:dgm="http://schemas.openxmlformats.org/drawingml/2006/diagram" xmlns:w16="http://schemas.microsoft.com/office/word/2018/wordml" xmlns:w16cex="http://schemas.microsoft.com/office/word/2018/wordml/cex" xmlns:w16cid="http://schemas.microsoft.com/office/word/2016/wordml/cid" xmlns="http://schemas.microsoft.com/office/tasks/2019/documenttasks" xmlns:cr="http://schemas.microsoft.com/office/comments/2020/reactions">
             <w:drawing>
               <wp:anchor allowOverlap="1" behindDoc="1" distB="0" distT="0" distL="0" distR="0" hidden="0" layoutInCell="1" locked="0" relativeHeight="0" simplePos="0">
                 <wp:simplePos x="0" y="0"/>
@@ -1232,7 +1224,7 @@
                         <pic:cNvPicPr preferRelativeResize="0"/>
                       </pic:nvPicPr>
                       <pic:blipFill>
-                        <a:blip r:embed="rId6"/>
+                        <a:blip r:embed="rId7"/>
                         <a:srcRect/>
                         <a:stretch>
                           <a:fillRect/>
@@ -1255,10 +1247,14 @@
         </mc:AlternateContent>
       </w:r>
       <w:r>
+        <w:rPr>
+          <w:noProof/>
+          <w:lang w:val="en-US"/>
+        </w:rPr>
         <mc:AlternateContent>
           <mc:Choice Requires="wpg">
             <w:drawing>
-              <wp:anchor allowOverlap="1" behindDoc="1" distB="0" distT="0" distL="0" distR="0" hidden="0" layoutInCell="1" locked="0" relativeHeight="0" simplePos="0">
+              <wp:anchor distT="0" distB="0" distL="0" distR="0" simplePos="0" relativeHeight="251663360" behindDoc="1" locked="0" layoutInCell="1" hidden="0" allowOverlap="1">
                 <wp:simplePos x="0" y="0"/>
                 <wp:positionH relativeFrom="column">
                   <wp:posOffset>336575</wp:posOffset>
@@ -1267,23 +1263,27 @@
                   <wp:posOffset>380173</wp:posOffset>
                 </wp:positionV>
                 <wp:extent cx="43815" cy="12700"/>
-                <wp:effectExtent b="0" l="0" r="0" t="0"/>
+                <wp:effectExtent l="0" t="0" r="0" b="0"/>
                 <wp:wrapNone/>
-                <wp:docPr id="20" name=""/>
-                <a:graphic>
+                <wp:docPr id="20" name="Freeform 20"/>
+                <wp:cNvGraphicFramePr/>
+                <a:graphic xmlns:a="http://schemas.openxmlformats.org/drawingml/2006/main">
                   <a:graphicData uri="http://schemas.microsoft.com/office/word/2010/wordprocessingShape">
                     <wps:wsp>
                       <wps:cNvSpPr/>
-                      <wps:cNvPr id="21" name="Shape 21"/>
                       <wps:spPr>
                         <a:xfrm>
                           <a:off x="5324093" y="3779365"/>
                           <a:ext cx="43815" cy="1270"/>
                         </a:xfrm>
                         <a:custGeom>
-                          <a:rect b="b" l="l" r="r" t="t"/>
+                          <a:avLst/>
+                          <a:gdLst/>
+                          <a:ahLst/>
+                          <a:cxnLst/>
+                          <a:rect l="l" t="t" r="r" b="b"/>
                           <a:pathLst>
-                            <a:path extrusionOk="0" h="120000" w="43815">
+                            <a:path w="43815" h="120000" extrusionOk="0">
                               <a:moveTo>
                                 <a:pt x="0" y="0"/>
                               </a:moveTo>
@@ -1294,17 +1294,17 @@
                           </a:pathLst>
                         </a:custGeom>
                         <a:noFill/>
-                        <a:ln cap="flat" cmpd="sng" w="9525">
+                        <a:ln w="9525" cap="flat" cmpd="sng">
                           <a:solidFill>
                             <a:srgbClr val="000000"/>
                           </a:solidFill>
                           <a:prstDash val="solid"/>
                           <a:round/>
-                          <a:headEnd len="sm" w="sm" type="none"/>
-                          <a:tailEnd len="sm" w="sm" type="none"/>
+                          <a:headEnd type="none" w="sm" len="sm"/>
+                          <a:tailEnd type="none" w="sm" len="sm"/>
                         </a:ln>
                       </wps:spPr>
-                      <wps:bodyPr anchorCtr="0" anchor="ctr" bIns="91425" lIns="91425" spcFirstLastPara="1" rIns="91425" wrap="square" tIns="91425">
+                      <wps:bodyPr spcFirstLastPara="1" wrap="square" lIns="91425" tIns="91425" rIns="91425" bIns="91425" anchor="ctr" anchorCtr="0">
                         <a:noAutofit/>
                       </wps:bodyPr>
                     </wps:wsp>
@@ -1313,7 +1313,7 @@
               </wp:anchor>
             </w:drawing>
           </mc:Choice>
-          <mc:Fallback>
+          <mc:Fallback xmlns:sl="http://schemas.openxmlformats.org/schemaLibrary/2006/main" xmlns:a="http://schemas.openxmlformats.org/drawingml/2006/main" xmlns:pic="http://schemas.openxmlformats.org/drawingml/2006/picture" xmlns:c="http://schemas.openxmlformats.org/drawingml/2006/chart" xmlns:lc="http://schemas.openxmlformats.org/drawingml/2006/lockedCanvas" xmlns:dgm="http://schemas.openxmlformats.org/drawingml/2006/diagram" xmlns:w16="http://schemas.microsoft.com/office/word/2018/wordml" xmlns:w16cex="http://schemas.microsoft.com/office/word/2018/wordml/cex" xmlns:w16cid="http://schemas.microsoft.com/office/word/2016/wordml/cid" xmlns="http://schemas.microsoft.com/office/tasks/2019/documenttasks" xmlns:cr="http://schemas.microsoft.com/office/comments/2020/reactions">
             <w:drawing>
               <wp:anchor allowOverlap="1" behindDoc="1" distB="0" distT="0" distL="0" distR="0" hidden="0" layoutInCell="1" locked="0" relativeHeight="0" simplePos="0">
                 <wp:simplePos x="0" y="0"/>
@@ -1335,7 +1335,7 @@
                         <pic:cNvPicPr preferRelativeResize="0"/>
                       </pic:nvPicPr>
                       <pic:blipFill>
-                        <a:blip r:embed="rId6"/>
+                        <a:blip r:embed="rId7"/>
                         <a:srcRect/>
                         <a:stretch>
                           <a:fillRect/>
@@ -1358,10 +1358,14 @@
         </mc:AlternateContent>
       </w:r>
       <w:r>
+        <w:rPr>
+          <w:noProof/>
+          <w:lang w:val="en-US"/>
+        </w:rPr>
         <mc:AlternateContent>
           <mc:Choice Requires="wpg">
             <w:drawing>
-              <wp:anchor allowOverlap="1" behindDoc="1" distB="0" distT="0" distL="0" distR="0" hidden="0" layoutInCell="1" locked="0" relativeHeight="0" simplePos="0">
+              <wp:anchor distT="0" distB="0" distL="0" distR="0" simplePos="0" relativeHeight="251664384" behindDoc="1" locked="0" layoutInCell="1" hidden="0" allowOverlap="1">
                 <wp:simplePos x="0" y="0"/>
                 <wp:positionH relativeFrom="column">
                   <wp:posOffset>929436</wp:posOffset>
@@ -1370,23 +1374,27 @@
                   <wp:posOffset>380173</wp:posOffset>
                 </wp:positionV>
                 <wp:extent cx="43815" cy="12700"/>
-                <wp:effectExtent b="0" l="0" r="0" t="0"/>
+                <wp:effectExtent l="0" t="0" r="0" b="0"/>
                 <wp:wrapNone/>
-                <wp:docPr id="9" name=""/>
-                <a:graphic>
+                <wp:docPr id="9" name="Freeform 9"/>
+                <wp:cNvGraphicFramePr/>
+                <a:graphic xmlns:a="http://schemas.openxmlformats.org/drawingml/2006/main">
                   <a:graphicData uri="http://schemas.microsoft.com/office/word/2010/wordprocessingShape">
                     <wps:wsp>
                       <wps:cNvSpPr/>
-                      <wps:cNvPr id="10" name="Shape 10"/>
                       <wps:spPr>
                         <a:xfrm>
                           <a:off x="5324093" y="3779365"/>
                           <a:ext cx="43815" cy="1270"/>
                         </a:xfrm>
                         <a:custGeom>
-                          <a:rect b="b" l="l" r="r" t="t"/>
+                          <a:avLst/>
+                          <a:gdLst/>
+                          <a:ahLst/>
+                          <a:cxnLst/>
+                          <a:rect l="l" t="t" r="r" b="b"/>
                           <a:pathLst>
-                            <a:path extrusionOk="0" h="120000" w="43815">
+                            <a:path w="43815" h="120000" extrusionOk="0">
                               <a:moveTo>
                                 <a:pt x="0" y="0"/>
                               </a:moveTo>
@@ -1397,17 +1405,17 @@
                           </a:pathLst>
                         </a:custGeom>
                         <a:noFill/>
-                        <a:ln cap="flat" cmpd="sng" w="9525">
+                        <a:ln w="9525" cap="flat" cmpd="sng">
                           <a:solidFill>
                             <a:srgbClr val="000000"/>
                           </a:solidFill>
                           <a:prstDash val="solid"/>
                           <a:round/>
-                          <a:headEnd len="sm" w="sm" type="none"/>
-                          <a:tailEnd len="sm" w="sm" type="none"/>
+                          <a:headEnd type="none" w="sm" len="sm"/>
+                          <a:tailEnd type="none" w="sm" len="sm"/>
                         </a:ln>
                       </wps:spPr>
-                      <wps:bodyPr anchorCtr="0" anchor="ctr" bIns="91425" lIns="91425" spcFirstLastPara="1" rIns="91425" wrap="square" tIns="91425">
+                      <wps:bodyPr spcFirstLastPara="1" wrap="square" lIns="91425" tIns="91425" rIns="91425" bIns="91425" anchor="ctr" anchorCtr="0">
                         <a:noAutofit/>
                       </wps:bodyPr>
                     </wps:wsp>
@@ -1416,7 +1424,7 @@
               </wp:anchor>
             </w:drawing>
           </mc:Choice>
-          <mc:Fallback>
+          <mc:Fallback xmlns:sl="http://schemas.openxmlformats.org/schemaLibrary/2006/main" xmlns:a="http://schemas.openxmlformats.org/drawingml/2006/main" xmlns:pic="http://schemas.openxmlformats.org/drawingml/2006/picture" xmlns:c="http://schemas.openxmlformats.org/drawingml/2006/chart" xmlns:lc="http://schemas.openxmlformats.org/drawingml/2006/lockedCanvas" xmlns:dgm="http://schemas.openxmlformats.org/drawingml/2006/diagram" xmlns:w16="http://schemas.microsoft.com/office/word/2018/wordml" xmlns:w16cex="http://schemas.microsoft.com/office/word/2018/wordml/cex" xmlns:w16cid="http://schemas.microsoft.com/office/word/2016/wordml/cid" xmlns="http://schemas.microsoft.com/office/tasks/2019/documenttasks" xmlns:cr="http://schemas.microsoft.com/office/comments/2020/reactions">
             <w:drawing>
               <wp:anchor allowOverlap="1" behindDoc="1" distB="0" distT="0" distL="0" distR="0" hidden="0" layoutInCell="1" locked="0" relativeHeight="0" simplePos="0">
                 <wp:simplePos x="0" y="0"/>
@@ -1438,7 +1446,7 @@
                         <pic:cNvPicPr preferRelativeResize="0"/>
                       </pic:nvPicPr>
                       <pic:blipFill>
-                        <a:blip r:embed="rId6"/>
+                        <a:blip r:embed="rId7"/>
                         <a:srcRect/>
                         <a:stretch>
                           <a:fillRect/>
@@ -1461,10 +1469,14 @@
         </mc:AlternateContent>
       </w:r>
       <w:r>
+        <w:rPr>
+          <w:noProof/>
+          <w:lang w:val="en-US"/>
+        </w:rPr>
         <mc:AlternateContent>
           <mc:Choice Requires="wpg">
             <w:drawing>
-              <wp:anchor allowOverlap="1" behindDoc="1" distB="0" distT="0" distL="0" distR="0" hidden="0" layoutInCell="1" locked="0" relativeHeight="0" simplePos="0">
+              <wp:anchor distT="0" distB="0" distL="0" distR="0" simplePos="0" relativeHeight="251665408" behindDoc="1" locked="0" layoutInCell="1" hidden="0" allowOverlap="1">
                 <wp:simplePos x="0" y="0"/>
                 <wp:positionH relativeFrom="column">
                   <wp:posOffset>344651</wp:posOffset>
@@ -1473,23 +1485,27 @@
                   <wp:posOffset>759751</wp:posOffset>
                 </wp:positionV>
                 <wp:extent cx="43815" cy="12700"/>
-                <wp:effectExtent b="0" l="0" r="0" t="0"/>
+                <wp:effectExtent l="0" t="0" r="0" b="0"/>
                 <wp:wrapNone/>
-                <wp:docPr id="2" name=""/>
-                <a:graphic>
+                <wp:docPr id="2" name="Freeform 2"/>
+                <wp:cNvGraphicFramePr/>
+                <a:graphic xmlns:a="http://schemas.openxmlformats.org/drawingml/2006/main">
                   <a:graphicData uri="http://schemas.microsoft.com/office/word/2010/wordprocessingShape">
                     <wps:wsp>
                       <wps:cNvSpPr/>
-                      <wps:cNvPr id="3" name="Shape 3"/>
                       <wps:spPr>
                         <a:xfrm>
                           <a:off x="5324093" y="3779365"/>
                           <a:ext cx="43815" cy="1270"/>
                         </a:xfrm>
                         <a:custGeom>
-                          <a:rect b="b" l="l" r="r" t="t"/>
+                          <a:avLst/>
+                          <a:gdLst/>
+                          <a:ahLst/>
+                          <a:cxnLst/>
+                          <a:rect l="l" t="t" r="r" b="b"/>
                           <a:pathLst>
-                            <a:path extrusionOk="0" h="120000" w="43815">
+                            <a:path w="43815" h="120000" extrusionOk="0">
                               <a:moveTo>
                                 <a:pt x="0" y="0"/>
                               </a:moveTo>
@@ -1500,17 +1516,17 @@
                           </a:pathLst>
                         </a:custGeom>
                         <a:noFill/>
-                        <a:ln cap="flat" cmpd="sng" w="9525">
+                        <a:ln w="9525" cap="flat" cmpd="sng">
                           <a:solidFill>
                             <a:srgbClr val="000000"/>
                           </a:solidFill>
                           <a:prstDash val="solid"/>
                           <a:round/>
-                          <a:headEnd len="sm" w="sm" type="none"/>
-                          <a:tailEnd len="sm" w="sm" type="none"/>
+                          <a:headEnd type="none" w="sm" len="sm"/>
+                          <a:tailEnd type="none" w="sm" len="sm"/>
                         </a:ln>
                       </wps:spPr>
-                      <wps:bodyPr anchorCtr="0" anchor="ctr" bIns="91425" lIns="91425" spcFirstLastPara="1" rIns="91425" wrap="square" tIns="91425">
+                      <wps:bodyPr spcFirstLastPara="1" wrap="square" lIns="91425" tIns="91425" rIns="91425" bIns="91425" anchor="ctr" anchorCtr="0">
                         <a:noAutofit/>
                       </wps:bodyPr>
                     </wps:wsp>
@@ -1519,7 +1535,7 @@
               </wp:anchor>
             </w:drawing>
           </mc:Choice>
-          <mc:Fallback>
+          <mc:Fallback xmlns:sl="http://schemas.openxmlformats.org/schemaLibrary/2006/main" xmlns:a="http://schemas.openxmlformats.org/drawingml/2006/main" xmlns:pic="http://schemas.openxmlformats.org/drawingml/2006/picture" xmlns:c="http://schemas.openxmlformats.org/drawingml/2006/chart" xmlns:lc="http://schemas.openxmlformats.org/drawingml/2006/lockedCanvas" xmlns:dgm="http://schemas.openxmlformats.org/drawingml/2006/diagram" xmlns:w16="http://schemas.microsoft.com/office/word/2018/wordml" xmlns:w16cex="http://schemas.microsoft.com/office/word/2018/wordml/cex" xmlns:w16cid="http://schemas.microsoft.com/office/word/2016/wordml/cid" xmlns="http://schemas.microsoft.com/office/tasks/2019/documenttasks" xmlns:cr="http://schemas.microsoft.com/office/comments/2020/reactions">
             <w:drawing>
               <wp:anchor allowOverlap="1" behindDoc="1" distB="0" distT="0" distL="0" distR="0" hidden="0" layoutInCell="1" locked="0" relativeHeight="0" simplePos="0">
                 <wp:simplePos x="0" y="0"/>
@@ -1541,7 +1557,7 @@
                         <pic:cNvPicPr preferRelativeResize="0"/>
                       </pic:nvPicPr>
                       <pic:blipFill>
-                        <a:blip r:embed="rId6"/>
+                        <a:blip r:embed="rId7"/>
                         <a:srcRect/>
                         <a:stretch>
                           <a:fillRect/>
@@ -1564,10 +1580,14 @@
         </mc:AlternateContent>
       </w:r>
       <w:r>
+        <w:rPr>
+          <w:noProof/>
+          <w:lang w:val="en-US"/>
+        </w:rPr>
         <mc:AlternateContent>
           <mc:Choice Requires="wpg">
             <w:drawing>
-              <wp:anchor allowOverlap="1" behindDoc="1" distB="0" distT="0" distL="0" distR="0" hidden="0" layoutInCell="1" locked="0" relativeHeight="0" simplePos="0">
+              <wp:anchor distT="0" distB="0" distL="0" distR="0" simplePos="0" relativeHeight="251666432" behindDoc="1" locked="0" layoutInCell="1" hidden="0" allowOverlap="1">
                 <wp:simplePos x="0" y="0"/>
                 <wp:positionH relativeFrom="column">
                   <wp:posOffset>698258</wp:posOffset>
@@ -1576,23 +1596,27 @@
                   <wp:posOffset>759751</wp:posOffset>
                 </wp:positionV>
                 <wp:extent cx="43815" cy="12700"/>
-                <wp:effectExtent b="0" l="0" r="0" t="0"/>
+                <wp:effectExtent l="0" t="0" r="0" b="0"/>
                 <wp:wrapNone/>
-                <wp:docPr id="22" name=""/>
-                <a:graphic>
+                <wp:docPr id="22" name="Freeform 22"/>
+                <wp:cNvGraphicFramePr/>
+                <a:graphic xmlns:a="http://schemas.openxmlformats.org/drawingml/2006/main">
                   <a:graphicData uri="http://schemas.microsoft.com/office/word/2010/wordprocessingShape">
                     <wps:wsp>
                       <wps:cNvSpPr/>
-                      <wps:cNvPr id="23" name="Shape 23"/>
                       <wps:spPr>
                         <a:xfrm>
                           <a:off x="5324093" y="3779365"/>
                           <a:ext cx="43815" cy="1270"/>
                         </a:xfrm>
                         <a:custGeom>
-                          <a:rect b="b" l="l" r="r" t="t"/>
+                          <a:avLst/>
+                          <a:gdLst/>
+                          <a:ahLst/>
+                          <a:cxnLst/>
+                          <a:rect l="l" t="t" r="r" b="b"/>
                           <a:pathLst>
-                            <a:path extrusionOk="0" h="120000" w="43815">
+                            <a:path w="43815" h="120000" extrusionOk="0">
                               <a:moveTo>
                                 <a:pt x="0" y="0"/>
                               </a:moveTo>
@@ -1603,17 +1627,17 @@
                           </a:pathLst>
                         </a:custGeom>
                         <a:noFill/>
-                        <a:ln cap="flat" cmpd="sng" w="9525">
+                        <a:ln w="9525" cap="flat" cmpd="sng">
                           <a:solidFill>
                             <a:srgbClr val="000000"/>
                           </a:solidFill>
                           <a:prstDash val="solid"/>
                           <a:round/>
-                          <a:headEnd len="sm" w="sm" type="none"/>
-                          <a:tailEnd len="sm" w="sm" type="none"/>
+                          <a:headEnd type="none" w="sm" len="sm"/>
+                          <a:tailEnd type="none" w="sm" len="sm"/>
                         </a:ln>
                       </wps:spPr>
-                      <wps:bodyPr anchorCtr="0" anchor="ctr" bIns="91425" lIns="91425" spcFirstLastPara="1" rIns="91425" wrap="square" tIns="91425">
+                      <wps:bodyPr spcFirstLastPara="1" wrap="square" lIns="91425" tIns="91425" rIns="91425" bIns="91425" anchor="ctr" anchorCtr="0">
                         <a:noAutofit/>
                       </wps:bodyPr>
                     </wps:wsp>
@@ -1622,7 +1646,7 @@
               </wp:anchor>
             </w:drawing>
           </mc:Choice>
-          <mc:Fallback>
+          <mc:Fallback xmlns:sl="http://schemas.openxmlformats.org/schemaLibrary/2006/main" xmlns:a="http://schemas.openxmlformats.org/drawingml/2006/main" xmlns:pic="http://schemas.openxmlformats.org/drawingml/2006/picture" xmlns:c="http://schemas.openxmlformats.org/drawingml/2006/chart" xmlns:lc="http://schemas.openxmlformats.org/drawingml/2006/lockedCanvas" xmlns:dgm="http://schemas.openxmlformats.org/drawingml/2006/diagram" xmlns:w16="http://schemas.microsoft.com/office/word/2018/wordml" xmlns:w16cex="http://schemas.microsoft.com/office/word/2018/wordml/cex" xmlns:w16cid="http://schemas.microsoft.com/office/word/2016/wordml/cid" xmlns="http://schemas.microsoft.com/office/tasks/2019/documenttasks" xmlns:cr="http://schemas.microsoft.com/office/comments/2020/reactions">
             <w:drawing>
               <wp:anchor allowOverlap="1" behindDoc="1" distB="0" distT="0" distL="0" distR="0" hidden="0" layoutInCell="1" locked="0" relativeHeight="0" simplePos="0">
                 <wp:simplePos x="0" y="0"/>
@@ -1644,7 +1668,7 @@
                         <pic:cNvPicPr preferRelativeResize="0"/>
                       </pic:nvPicPr>
                       <pic:blipFill>
-                        <a:blip r:embed="rId6"/>
+                        <a:blip r:embed="rId7"/>
                         <a:srcRect/>
                         <a:stretch>
                           <a:fillRect/>
@@ -1667,10 +1691,14 @@
         </mc:AlternateContent>
       </w:r>
       <w:r>
+        <w:rPr>
+          <w:noProof/>
+          <w:lang w:val="en-US"/>
+        </w:rPr>
         <mc:AlternateContent>
           <mc:Choice Requires="wpg">
             <w:drawing>
-              <wp:anchor allowOverlap="1" behindDoc="1" distB="0" distT="0" distL="0" distR="0" hidden="0" layoutInCell="1" locked="0" relativeHeight="0" simplePos="0">
+              <wp:anchor distT="0" distB="0" distL="0" distR="0" simplePos="0" relativeHeight="251667456" behindDoc="1" locked="0" layoutInCell="1" hidden="0" allowOverlap="1">
                 <wp:simplePos x="0" y="0"/>
                 <wp:positionH relativeFrom="column">
                   <wp:posOffset>3604094</wp:posOffset>
@@ -1679,23 +1707,27 @@
                   <wp:posOffset>759751</wp:posOffset>
                 </wp:positionV>
                 <wp:extent cx="43815" cy="12700"/>
-                <wp:effectExtent b="0" l="0" r="0" t="0"/>
+                <wp:effectExtent l="0" t="0" r="0" b="0"/>
                 <wp:wrapNone/>
-                <wp:docPr id="5" name=""/>
-                <a:graphic>
+                <wp:docPr id="5" name="Freeform 5"/>
+                <wp:cNvGraphicFramePr/>
+                <a:graphic xmlns:a="http://schemas.openxmlformats.org/drawingml/2006/main">
                   <a:graphicData uri="http://schemas.microsoft.com/office/word/2010/wordprocessingShape">
                     <wps:wsp>
                       <wps:cNvSpPr/>
-                      <wps:cNvPr id="6" name="Shape 6"/>
                       <wps:spPr>
                         <a:xfrm>
                           <a:off x="5324093" y="3779365"/>
                           <a:ext cx="43815" cy="1270"/>
                         </a:xfrm>
                         <a:custGeom>
-                          <a:rect b="b" l="l" r="r" t="t"/>
+                          <a:avLst/>
+                          <a:gdLst/>
+                          <a:ahLst/>
+                          <a:cxnLst/>
+                          <a:rect l="l" t="t" r="r" b="b"/>
                           <a:pathLst>
-                            <a:path extrusionOk="0" h="120000" w="43815">
+                            <a:path w="43815" h="120000" extrusionOk="0">
                               <a:moveTo>
                                 <a:pt x="0" y="0"/>
                               </a:moveTo>
@@ -1706,17 +1738,17 @@
                           </a:pathLst>
                         </a:custGeom>
                         <a:noFill/>
-                        <a:ln cap="flat" cmpd="sng" w="9525">
+                        <a:ln w="9525" cap="flat" cmpd="sng">
                           <a:solidFill>
                             <a:srgbClr val="000000"/>
                           </a:solidFill>
                           <a:prstDash val="solid"/>
                           <a:round/>
-                          <a:headEnd len="sm" w="sm" type="none"/>
-                          <a:tailEnd len="sm" w="sm" type="none"/>
+                          <a:headEnd type="none" w="sm" len="sm"/>
+                          <a:tailEnd type="none" w="sm" len="sm"/>
                         </a:ln>
                       </wps:spPr>
-                      <wps:bodyPr anchorCtr="0" anchor="ctr" bIns="91425" lIns="91425" spcFirstLastPara="1" rIns="91425" wrap="square" tIns="91425">
+                      <wps:bodyPr spcFirstLastPara="1" wrap="square" lIns="91425" tIns="91425" rIns="91425" bIns="91425" anchor="ctr" anchorCtr="0">
                         <a:noAutofit/>
                       </wps:bodyPr>
                     </wps:wsp>
@@ -1725,7 +1757,7 @@
               </wp:anchor>
             </w:drawing>
           </mc:Choice>
-          <mc:Fallback>
+          <mc:Fallback xmlns:sl="http://schemas.openxmlformats.org/schemaLibrary/2006/main" xmlns:a="http://schemas.openxmlformats.org/drawingml/2006/main" xmlns:pic="http://schemas.openxmlformats.org/drawingml/2006/picture" xmlns:c="http://schemas.openxmlformats.org/drawingml/2006/chart" xmlns:lc="http://schemas.openxmlformats.org/drawingml/2006/lockedCanvas" xmlns:dgm="http://schemas.openxmlformats.org/drawingml/2006/diagram" xmlns:w16="http://schemas.microsoft.com/office/word/2018/wordml" xmlns:w16cex="http://schemas.microsoft.com/office/word/2018/wordml/cex" xmlns:w16cid="http://schemas.microsoft.com/office/word/2016/wordml/cid" xmlns="http://schemas.microsoft.com/office/tasks/2019/documenttasks" xmlns:cr="http://schemas.microsoft.com/office/comments/2020/reactions">
             <w:drawing>
               <wp:anchor allowOverlap="1" behindDoc="1" distB="0" distT="0" distL="0" distR="0" hidden="0" layoutInCell="1" locked="0" relativeHeight="0" simplePos="0">
                 <wp:simplePos x="0" y="0"/>
@@ -1747,7 +1779,7 @@
                         <pic:cNvPicPr preferRelativeResize="0"/>
                       </pic:nvPicPr>
                       <pic:blipFill>
-                        <a:blip r:embed="rId6"/>
+                        <a:blip r:embed="rId7"/>
                         <a:srcRect/>
                         <a:stretch>
                           <a:fillRect/>
@@ -1770,10 +1802,14 @@
         </mc:AlternateContent>
       </w:r>
       <w:r>
+        <w:rPr>
+          <w:noProof/>
+          <w:lang w:val="en-US"/>
+        </w:rPr>
         <mc:AlternateContent>
           <mc:Choice Requires="wpg">
             <w:drawing>
-              <wp:anchor allowOverlap="1" behindDoc="1" distB="0" distT="0" distL="0" distR="0" hidden="0" layoutInCell="1" locked="0" relativeHeight="0" simplePos="0">
+              <wp:anchor distT="0" distB="0" distL="0" distR="0" simplePos="0" relativeHeight="251668480" behindDoc="1" locked="0" layoutInCell="1" hidden="0" allowOverlap="1">
                 <wp:simplePos x="0" y="0"/>
                 <wp:positionH relativeFrom="column">
                   <wp:posOffset>4611547</wp:posOffset>
@@ -1782,23 +1818,27 @@
                   <wp:posOffset>759751</wp:posOffset>
                 </wp:positionV>
                 <wp:extent cx="43815" cy="12700"/>
-                <wp:effectExtent b="0" l="0" r="0" t="0"/>
+                <wp:effectExtent l="0" t="0" r="0" b="0"/>
                 <wp:wrapNone/>
-                <wp:docPr id="23" name=""/>
-                <a:graphic>
+                <wp:docPr id="23" name="Freeform 23"/>
+                <wp:cNvGraphicFramePr/>
+                <a:graphic xmlns:a="http://schemas.openxmlformats.org/drawingml/2006/main">
                   <a:graphicData uri="http://schemas.microsoft.com/office/word/2010/wordprocessingShape">
                     <wps:wsp>
                       <wps:cNvSpPr/>
-                      <wps:cNvPr id="24" name="Shape 24"/>
                       <wps:spPr>
                         <a:xfrm>
                           <a:off x="5324093" y="3779365"/>
                           <a:ext cx="43815" cy="1270"/>
                         </a:xfrm>
                         <a:custGeom>
-                          <a:rect b="b" l="l" r="r" t="t"/>
+                          <a:avLst/>
+                          <a:gdLst/>
+                          <a:ahLst/>
+                          <a:cxnLst/>
+                          <a:rect l="l" t="t" r="r" b="b"/>
                           <a:pathLst>
-                            <a:path extrusionOk="0" h="120000" w="43815">
+                            <a:path w="43815" h="120000" extrusionOk="0">
                               <a:moveTo>
                                 <a:pt x="0" y="0"/>
                               </a:moveTo>
@@ -1809,17 +1849,17 @@
                           </a:pathLst>
                         </a:custGeom>
                         <a:noFill/>
-                        <a:ln cap="flat" cmpd="sng" w="9525">
+                        <a:ln w="9525" cap="flat" cmpd="sng">
                           <a:solidFill>
                             <a:srgbClr val="000000"/>
                           </a:solidFill>
                           <a:prstDash val="solid"/>
                           <a:round/>
-                          <a:headEnd len="sm" w="sm" type="none"/>
-                          <a:tailEnd len="sm" w="sm" type="none"/>
+                          <a:headEnd type="none" w="sm" len="sm"/>
+                          <a:tailEnd type="none" w="sm" len="sm"/>
                         </a:ln>
                       </wps:spPr>
-                      <wps:bodyPr anchorCtr="0" anchor="ctr" bIns="91425" lIns="91425" spcFirstLastPara="1" rIns="91425" wrap="square" tIns="91425">
+                      <wps:bodyPr spcFirstLastPara="1" wrap="square" lIns="91425" tIns="91425" rIns="91425" bIns="91425" anchor="ctr" anchorCtr="0">
                         <a:noAutofit/>
                       </wps:bodyPr>
                     </wps:wsp>
@@ -1828,7 +1868,7 @@
               </wp:anchor>
             </w:drawing>
           </mc:Choice>
-          <mc:Fallback>
+          <mc:Fallback xmlns:sl="http://schemas.openxmlformats.org/schemaLibrary/2006/main" xmlns:a="http://schemas.openxmlformats.org/drawingml/2006/main" xmlns:pic="http://schemas.openxmlformats.org/drawingml/2006/picture" xmlns:c="http://schemas.openxmlformats.org/drawingml/2006/chart" xmlns:lc="http://schemas.openxmlformats.org/drawingml/2006/lockedCanvas" xmlns:dgm="http://schemas.openxmlformats.org/drawingml/2006/diagram" xmlns:w16="http://schemas.microsoft.com/office/word/2018/wordml" xmlns:w16cex="http://schemas.microsoft.com/office/word/2018/wordml/cex" xmlns:w16cid="http://schemas.microsoft.com/office/word/2016/wordml/cid" xmlns="http://schemas.microsoft.com/office/tasks/2019/documenttasks" xmlns:cr="http://schemas.microsoft.com/office/comments/2020/reactions">
             <w:drawing>
               <wp:anchor allowOverlap="1" behindDoc="1" distB="0" distT="0" distL="0" distR="0" hidden="0" layoutInCell="1" locked="0" relativeHeight="0" simplePos="0">
                 <wp:simplePos x="0" y="0"/>
@@ -1850,7 +1890,7 @@
                         <pic:cNvPicPr preferRelativeResize="0"/>
                       </pic:nvPicPr>
                       <pic:blipFill>
-                        <a:blip r:embed="rId6"/>
+                        <a:blip r:embed="rId7"/>
                         <a:srcRect/>
                         <a:stretch>
                           <a:fillRect/>
@@ -1873,10 +1913,14 @@
         </mc:AlternateContent>
       </w:r>
       <w:r>
+        <w:rPr>
+          <w:noProof/>
+          <w:lang w:val="en-US"/>
+        </w:rPr>
         <mc:AlternateContent>
           <mc:Choice Requires="wpg">
             <w:drawing>
-              <wp:anchor allowOverlap="1" behindDoc="1" distB="0" distT="0" distL="0" distR="0" hidden="0" layoutInCell="1" locked="0" relativeHeight="0" simplePos="0">
+              <wp:anchor distT="0" distB="0" distL="0" distR="0" simplePos="0" relativeHeight="251669504" behindDoc="1" locked="0" layoutInCell="1" hidden="0" allowOverlap="1">
                 <wp:simplePos x="0" y="0"/>
                 <wp:positionH relativeFrom="column">
                   <wp:posOffset>4785181</wp:posOffset>
@@ -1885,23 +1929,27 @@
                   <wp:posOffset>759751</wp:posOffset>
                 </wp:positionV>
                 <wp:extent cx="43815" cy="12700"/>
-                <wp:effectExtent b="0" l="0" r="0" t="0"/>
+                <wp:effectExtent l="0" t="0" r="0" b="0"/>
                 <wp:wrapNone/>
-                <wp:docPr id="14" name=""/>
-                <a:graphic>
+                <wp:docPr id="14" name="Freeform 14"/>
+                <wp:cNvGraphicFramePr/>
+                <a:graphic xmlns:a="http://schemas.openxmlformats.org/drawingml/2006/main">
                   <a:graphicData uri="http://schemas.microsoft.com/office/word/2010/wordprocessingShape">
                     <wps:wsp>
                       <wps:cNvSpPr/>
-                      <wps:cNvPr id="15" name="Shape 15"/>
                       <wps:spPr>
                         <a:xfrm>
                           <a:off x="5324093" y="3779365"/>
                           <a:ext cx="43815" cy="1270"/>
                         </a:xfrm>
                         <a:custGeom>
-                          <a:rect b="b" l="l" r="r" t="t"/>
+                          <a:avLst/>
+                          <a:gdLst/>
+                          <a:ahLst/>
+                          <a:cxnLst/>
+                          <a:rect l="l" t="t" r="r" b="b"/>
                           <a:pathLst>
-                            <a:path extrusionOk="0" h="120000" w="43815">
+                            <a:path w="43815" h="120000" extrusionOk="0">
                               <a:moveTo>
                                 <a:pt x="0" y="0"/>
                               </a:moveTo>
@@ -1912,17 +1960,17 @@
                           </a:pathLst>
                         </a:custGeom>
                         <a:noFill/>
-                        <a:ln cap="flat" cmpd="sng" w="9525">
+                        <a:ln w="9525" cap="flat" cmpd="sng">
                           <a:solidFill>
                             <a:srgbClr val="000000"/>
                           </a:solidFill>
                           <a:prstDash val="solid"/>
                           <a:round/>
-                          <a:headEnd len="sm" w="sm" type="none"/>
-                          <a:tailEnd len="sm" w="sm" type="none"/>
+                          <a:headEnd type="none" w="sm" len="sm"/>
+                          <a:tailEnd type="none" w="sm" len="sm"/>
                         </a:ln>
                       </wps:spPr>
-                      <wps:bodyPr anchorCtr="0" anchor="ctr" bIns="91425" lIns="91425" spcFirstLastPara="1" rIns="91425" wrap="square" tIns="91425">
+                      <wps:bodyPr spcFirstLastPara="1" wrap="square" lIns="91425" tIns="91425" rIns="91425" bIns="91425" anchor="ctr" anchorCtr="0">
                         <a:noAutofit/>
                       </wps:bodyPr>
                     </wps:wsp>
@@ -1931,7 +1979,7 @@
               </wp:anchor>
             </w:drawing>
           </mc:Choice>
-          <mc:Fallback>
+          <mc:Fallback xmlns:sl="http://schemas.openxmlformats.org/schemaLibrary/2006/main" xmlns:a="http://schemas.openxmlformats.org/drawingml/2006/main" xmlns:pic="http://schemas.openxmlformats.org/drawingml/2006/picture" xmlns:c="http://schemas.openxmlformats.org/drawingml/2006/chart" xmlns:lc="http://schemas.openxmlformats.org/drawingml/2006/lockedCanvas" xmlns:dgm="http://schemas.openxmlformats.org/drawingml/2006/diagram" xmlns:w16="http://schemas.microsoft.com/office/word/2018/wordml" xmlns:w16cex="http://schemas.microsoft.com/office/word/2018/wordml/cex" xmlns:w16cid="http://schemas.microsoft.com/office/word/2016/wordml/cid" xmlns="http://schemas.microsoft.com/office/tasks/2019/documenttasks" xmlns:cr="http://schemas.microsoft.com/office/comments/2020/reactions">
             <w:drawing>
               <wp:anchor allowOverlap="1" behindDoc="1" distB="0" distT="0" distL="0" distR="0" hidden="0" layoutInCell="1" locked="0" relativeHeight="0" simplePos="0">
                 <wp:simplePos x="0" y="0"/>
@@ -1953,7 +2001,7 @@
                         <pic:cNvPicPr preferRelativeResize="0"/>
                       </pic:nvPicPr>
                       <pic:blipFill>
-                        <a:blip r:embed="rId6"/>
+                        <a:blip r:embed="rId7"/>
                         <a:srcRect/>
                         <a:stretch>
                           <a:fillRect/>
@@ -1978,8 +2026,8 @@
     </w:p>
     <w:p>
       <w:pPr>
-        <w:spacing w:before="126" w:line="291.99999999999994" w:lineRule="auto"/>
-        <w:ind w:left="23" w:right="20" w:firstLine="0"/>
+        <w:spacing w:before="126" w:line="291" w:lineRule="auto"/>
+        <w:ind w:left="23" w:right="20"/>
         <w:jc w:val="both"/>
         <w:rPr>
           <w:sz w:val="20"/>
@@ -1990,105 +2038,206 @@
         <w:rPr>
           <w:sz w:val="20"/>
           <w:szCs w:val="20"/>
-          <w:rtl w:val="0"/>
         </w:rPr>
         <w:t xml:space="preserve">I intend to travel to </w:t>
       </w:r>
       <w:r>
         <w:rPr>
-          <w:b w:val="1"/>
-          <w:bCs w:val="1"/>
-          <w:sz w:val="20"/>
-          <w:szCs w:val="20"/>
-          <w:rtl w:val="0"/>
-        </w:rPr>
-        <w:t xml:space="preserve">Germany / France </w:t>
-      </w:r>
-      <w:r>
-        <w:rPr>
-          <w:sz w:val="20"/>
-          <w:szCs w:val="20"/>
-          <w:rtl w:val="0"/>
+          <w:sz w:val="20"/>
+          <w:szCs w:val="20"/>
+        </w:rPr>
+        <w:t>{{</w:t>
+      </w:r>
+      <w:proofErr w:type="spellStart"/>
+      <w:r>
+        <w:rPr>
+          <w:b/>
+          <w:bCs/>
+          <w:sz w:val="20"/>
+          <w:szCs w:val="20"/>
+        </w:rPr>
+        <w:t>schengen_country</w:t>
+      </w:r>
+      <w:proofErr w:type="spellEnd"/>
+      <w:r>
+        <w:rPr>
+          <w:b/>
+          <w:bCs/>
+          <w:sz w:val="20"/>
+          <w:szCs w:val="20"/>
+        </w:rPr>
+        <w:t>}}</w:t>
+      </w:r>
+      <w:r>
+        <w:rPr>
+          <w:b/>
+          <w:bCs/>
+          <w:sz w:val="20"/>
+          <w:szCs w:val="20"/>
+        </w:rPr>
+        <w:t xml:space="preserve"> </w:t>
+      </w:r>
+      <w:r>
+        <w:rPr>
+          <w:sz w:val="20"/>
+          <w:szCs w:val="20"/>
         </w:rPr>
         <w:t xml:space="preserve">for leisure purposes from </w:t>
       </w:r>
       <w:r>
         <w:rPr>
-          <w:b w:val="1"/>
-          <w:bCs w:val="1"/>
-          <w:sz w:val="20"/>
-          <w:szCs w:val="20"/>
-          <w:rtl w:val="0"/>
-        </w:rPr>
-        <w:t xml:space="preserve">departure date </w:t>
-      </w:r>
-      <w:r>
-        <w:rPr>
-          <w:sz w:val="20"/>
-          <w:szCs w:val="20"/>
-          <w:rtl w:val="0"/>
+          <w:sz w:val="20"/>
+          <w:szCs w:val="20"/>
+        </w:rPr>
+        <w:t>{{</w:t>
+      </w:r>
+      <w:proofErr w:type="spellStart"/>
+      <w:r>
+        <w:rPr>
+          <w:b/>
+          <w:bCs/>
+          <w:sz w:val="20"/>
+          <w:szCs w:val="20"/>
+        </w:rPr>
+        <w:t>departure_date</w:t>
+      </w:r>
+      <w:proofErr w:type="spellEnd"/>
+      <w:r>
+        <w:rPr>
+          <w:b/>
+          <w:bCs/>
+          <w:sz w:val="20"/>
+          <w:szCs w:val="20"/>
+        </w:rPr>
+        <w:t xml:space="preserve">}} </w:t>
+      </w:r>
+      <w:r>
+        <w:rPr>
+          <w:sz w:val="20"/>
+          <w:szCs w:val="20"/>
         </w:rPr>
         <w:t xml:space="preserve">to </w:t>
       </w:r>
       <w:r>
         <w:rPr>
-          <w:b w:val="1"/>
-          <w:bCs w:val="1"/>
-          <w:sz w:val="20"/>
-          <w:szCs w:val="20"/>
-          <w:rtl w:val="0"/>
-        </w:rPr>
-        <w:t xml:space="preserve">return date</w:t>
-      </w:r>
-      <w:r>
-        <w:rPr>
-          <w:sz w:val="20"/>
-          <w:szCs w:val="20"/>
-          <w:rtl w:val="0"/>
+          <w:sz w:val="20"/>
+          <w:szCs w:val="20"/>
+        </w:rPr>
+        <w:t>{{</w:t>
+      </w:r>
+      <w:proofErr w:type="spellStart"/>
+      <w:r>
+        <w:rPr>
+          <w:b/>
+          <w:bCs/>
+          <w:sz w:val="20"/>
+          <w:szCs w:val="20"/>
+        </w:rPr>
+        <w:t>return_</w:t>
+      </w:r>
+      <w:r>
+        <w:rPr>
+          <w:b/>
+          <w:bCs/>
+          <w:sz w:val="20"/>
+          <w:szCs w:val="20"/>
+        </w:rPr>
+        <w:t>date</w:t>
+      </w:r>
+      <w:proofErr w:type="spellEnd"/>
+      <w:r>
+        <w:rPr>
+          <w:b/>
+          <w:bCs/>
+          <w:sz w:val="20"/>
+          <w:szCs w:val="20"/>
+        </w:rPr>
+        <w:t>}}</w:t>
+      </w:r>
+      <w:r>
+        <w:rPr>
+          <w:sz w:val="20"/>
+          <w:szCs w:val="20"/>
         </w:rPr>
         <w:t xml:space="preserve">, for a total duration of </w:t>
       </w:r>
       <w:r>
         <w:rPr>
-          <w:b w:val="1"/>
-          <w:bCs w:val="1"/>
-          <w:sz w:val="20"/>
-          <w:szCs w:val="20"/>
-          <w:rtl w:val="0"/>
-        </w:rPr>
-        <w:t xml:space="preserve">trip duration </w:t>
-      </w:r>
-      <w:r>
-        <w:rPr>
-          <w:sz w:val="20"/>
-          <w:szCs w:val="20"/>
-          <w:rtl w:val="0"/>
+          <w:sz w:val="20"/>
+          <w:szCs w:val="20"/>
+        </w:rPr>
+        <w:t>{{</w:t>
+      </w:r>
+      <w:proofErr w:type="spellStart"/>
+      <w:r>
+        <w:rPr>
+          <w:b/>
+          <w:bCs/>
+          <w:sz w:val="20"/>
+          <w:szCs w:val="20"/>
+        </w:rPr>
+        <w:t>trip_duration</w:t>
+      </w:r>
+      <w:proofErr w:type="spellEnd"/>
+      <w:r>
+        <w:rPr>
+          <w:b/>
+          <w:bCs/>
+          <w:sz w:val="20"/>
+          <w:szCs w:val="20"/>
+        </w:rPr>
+        <w:t xml:space="preserve">}} </w:t>
+      </w:r>
+      <w:r>
+        <w:rPr>
+          <w:sz w:val="20"/>
+          <w:szCs w:val="20"/>
         </w:rPr>
         <w:t xml:space="preserve">days, and </w:t>
       </w:r>
       <w:r>
         <w:rPr>
-          <w:b w:val="1"/>
-          <w:bCs w:val="1"/>
-          <w:sz w:val="20"/>
-          <w:szCs w:val="20"/>
-          <w:rtl w:val="0"/>
-        </w:rPr>
-        <w:t xml:space="preserve">maid full name </w:t>
-      </w:r>
-      <w:r>
-        <w:rPr>
-          <w:sz w:val="20"/>
-          <w:szCs w:val="20"/>
-          <w:rtl w:val="0"/>
-        </w:rPr>
-        <w:t xml:space="preserve">will accompany me strictly in her capacity as my domestic worker to assist me during my stay.</w:t>
-      </w:r>
-      <w:r>
+          <w:sz w:val="20"/>
+          <w:szCs w:val="20"/>
+        </w:rPr>
+        <w:t>{{</w:t>
+      </w:r>
+      <w:proofErr w:type="spellStart"/>
+      <w:r>
+        <w:rPr>
+          <w:b/>
+          <w:bCs/>
+          <w:sz w:val="20"/>
+          <w:szCs w:val="20"/>
+        </w:rPr>
+        <w:t>maid_full_name</w:t>
+      </w:r>
+      <w:proofErr w:type="spellEnd"/>
+      <w:r>
+        <w:rPr>
+          <w:b/>
+          <w:bCs/>
+          <w:sz w:val="20"/>
+          <w:szCs w:val="20"/>
+        </w:rPr>
+        <w:t xml:space="preserve">}} </w:t>
+      </w:r>
+      <w:r>
+        <w:rPr>
+          <w:sz w:val="20"/>
+          <w:szCs w:val="20"/>
+        </w:rPr>
+        <w:t>will accompany me strictly in her capacity as my domestic worker to assist me during my stay.</w:t>
+      </w:r>
+      <w:r>
+        <w:rPr>
+          <w:noProof/>
+          <w:lang w:val="en-US"/>
+        </w:rPr>
         <mc:AlternateContent>
           <mc:Choice Requires="wpg">
             <w:drawing>
-              <wp:anchor allowOverlap="1" behindDoc="1" distB="0" distT="0" distL="0" distR="0" hidden="0" layoutInCell="1" locked="0" relativeHeight="0" simplePos="0">
+              <wp:anchor distT="0" distB="0" distL="0" distR="0" simplePos="0" relativeHeight="251670528" behindDoc="1" locked="0" layoutInCell="1" hidden="0" allowOverlap="1">
                 <wp:simplePos x="0" y="0"/>
                 <wp:positionH relativeFrom="column">
                   <wp:posOffset>4457649</wp:posOffset>
@@ -2097,23 +2246,27 @@
                   <wp:posOffset>192119</wp:posOffset>
                 </wp:positionV>
                 <wp:extent cx="43815" cy="12700"/>
-                <wp:effectExtent b="0" l="0" r="0" t="0"/>
+                <wp:effectExtent l="0" t="0" r="0" b="0"/>
                 <wp:wrapNone/>
-                <wp:docPr id="1" name=""/>
-                <a:graphic>
+                <wp:docPr id="1" name="Freeform 1"/>
+                <wp:cNvGraphicFramePr/>
+                <a:graphic xmlns:a="http://schemas.openxmlformats.org/drawingml/2006/main">
                   <a:graphicData uri="http://schemas.microsoft.com/office/word/2010/wordprocessingShape">
                     <wps:wsp>
                       <wps:cNvSpPr/>
-                      <wps:cNvPr id="2" name="Shape 2"/>
                       <wps:spPr>
                         <a:xfrm>
                           <a:off x="5324093" y="3779365"/>
                           <a:ext cx="43815" cy="1270"/>
                         </a:xfrm>
                         <a:custGeom>
-                          <a:rect b="b" l="l" r="r" t="t"/>
+                          <a:avLst/>
+                          <a:gdLst/>
+                          <a:ahLst/>
+                          <a:cxnLst/>
+                          <a:rect l="l" t="t" r="r" b="b"/>
                           <a:pathLst>
-                            <a:path extrusionOk="0" h="120000" w="43815">
+                            <a:path w="43815" h="120000" extrusionOk="0">
                               <a:moveTo>
                                 <a:pt x="0" y="0"/>
                               </a:moveTo>
@@ -2124,17 +2277,17 @@
                           </a:pathLst>
                         </a:custGeom>
                         <a:noFill/>
-                        <a:ln cap="flat" cmpd="sng" w="9525">
+                        <a:ln w="9525" cap="flat" cmpd="sng">
                           <a:solidFill>
                             <a:srgbClr val="000000"/>
                           </a:solidFill>
                           <a:prstDash val="solid"/>
                           <a:round/>
-                          <a:headEnd len="sm" w="sm" type="none"/>
-                          <a:tailEnd len="sm" w="sm" type="none"/>
+                          <a:headEnd type="none" w="sm" len="sm"/>
+                          <a:tailEnd type="none" w="sm" len="sm"/>
                         </a:ln>
                       </wps:spPr>
-                      <wps:bodyPr anchorCtr="0" anchor="ctr" bIns="91425" lIns="91425" spcFirstLastPara="1" rIns="91425" wrap="square" tIns="91425">
+                      <wps:bodyPr spcFirstLastPara="1" wrap="square" lIns="91425" tIns="91425" rIns="91425" bIns="91425" anchor="ctr" anchorCtr="0">
                         <a:noAutofit/>
                       </wps:bodyPr>
                     </wps:wsp>
@@ -2143,7 +2296,7 @@
               </wp:anchor>
             </w:drawing>
           </mc:Choice>
-          <mc:Fallback>
+          <mc:Fallback xmlns:sl="http://schemas.openxmlformats.org/schemaLibrary/2006/main" xmlns:a="http://schemas.openxmlformats.org/drawingml/2006/main" xmlns:pic="http://schemas.openxmlformats.org/drawingml/2006/picture" xmlns:c="http://schemas.openxmlformats.org/drawingml/2006/chart" xmlns:lc="http://schemas.openxmlformats.org/drawingml/2006/lockedCanvas" xmlns:dgm="http://schemas.openxmlformats.org/drawingml/2006/diagram" xmlns:w16="http://schemas.microsoft.com/office/word/2018/wordml" xmlns:w16cex="http://schemas.microsoft.com/office/word/2018/wordml/cex" xmlns:w16cid="http://schemas.microsoft.com/office/word/2016/wordml/cid" xmlns="http://schemas.microsoft.com/office/tasks/2019/documenttasks" xmlns:cr="http://schemas.microsoft.com/office/comments/2020/reactions">
             <w:drawing>
               <wp:anchor allowOverlap="1" behindDoc="1" distB="0" distT="0" distL="0" distR="0" hidden="0" layoutInCell="1" locked="0" relativeHeight="0" simplePos="0">
                 <wp:simplePos x="0" y="0"/>
@@ -2165,7 +2318,7 @@
                         <pic:cNvPicPr preferRelativeResize="0"/>
                       </pic:nvPicPr>
                       <pic:blipFill>
-                        <a:blip r:embed="rId6"/>
+                        <a:blip r:embed="rId7"/>
                         <a:srcRect/>
                         <a:stretch>
                           <a:fillRect/>
@@ -2188,10 +2341,14 @@
         </mc:AlternateContent>
       </w:r>
       <w:r>
+        <w:rPr>
+          <w:noProof/>
+          <w:lang w:val="en-US"/>
+        </w:rPr>
         <mc:AlternateContent>
           <mc:Choice Requires="wpg">
             <w:drawing>
-              <wp:anchor allowOverlap="1" behindDoc="1" distB="0" distT="0" distL="0" distR="0" hidden="0" layoutInCell="1" locked="0" relativeHeight="0" simplePos="0">
+              <wp:anchor distT="0" distB="0" distL="0" distR="0" simplePos="0" relativeHeight="251671552" behindDoc="1" locked="0" layoutInCell="1" hidden="0" allowOverlap="1">
                 <wp:simplePos x="0" y="0"/>
                 <wp:positionH relativeFrom="column">
                   <wp:posOffset>5392165</wp:posOffset>
@@ -2200,23 +2357,27 @@
                   <wp:posOffset>192119</wp:posOffset>
                 </wp:positionV>
                 <wp:extent cx="43815" cy="12700"/>
-                <wp:effectExtent b="0" l="0" r="0" t="0"/>
+                <wp:effectExtent l="0" t="0" r="0" b="0"/>
                 <wp:wrapNone/>
-                <wp:docPr id="4" name=""/>
-                <a:graphic>
+                <wp:docPr id="4" name="Freeform 4"/>
+                <wp:cNvGraphicFramePr/>
+                <a:graphic xmlns:a="http://schemas.openxmlformats.org/drawingml/2006/main">
                   <a:graphicData uri="http://schemas.microsoft.com/office/word/2010/wordprocessingShape">
                     <wps:wsp>
                       <wps:cNvSpPr/>
-                      <wps:cNvPr id="5" name="Shape 5"/>
                       <wps:spPr>
                         <a:xfrm>
                           <a:off x="5324093" y="3779365"/>
                           <a:ext cx="43815" cy="1270"/>
                         </a:xfrm>
                         <a:custGeom>
-                          <a:rect b="b" l="l" r="r" t="t"/>
+                          <a:avLst/>
+                          <a:gdLst/>
+                          <a:ahLst/>
+                          <a:cxnLst/>
+                          <a:rect l="l" t="t" r="r" b="b"/>
                           <a:pathLst>
-                            <a:path extrusionOk="0" h="120000" w="43815">
+                            <a:path w="43815" h="120000" extrusionOk="0">
                               <a:moveTo>
                                 <a:pt x="0" y="0"/>
                               </a:moveTo>
@@ -2227,17 +2388,17 @@
                           </a:pathLst>
                         </a:custGeom>
                         <a:noFill/>
-                        <a:ln cap="flat" cmpd="sng" w="9525">
+                        <a:ln w="9525" cap="flat" cmpd="sng">
                           <a:solidFill>
                             <a:srgbClr val="000000"/>
                           </a:solidFill>
                           <a:prstDash val="solid"/>
                           <a:round/>
-                          <a:headEnd len="sm" w="sm" type="none"/>
-                          <a:tailEnd len="sm" w="sm" type="none"/>
+                          <a:headEnd type="none" w="sm" len="sm"/>
+                          <a:tailEnd type="none" w="sm" len="sm"/>
                         </a:ln>
                       </wps:spPr>
-                      <wps:bodyPr anchorCtr="0" anchor="ctr" bIns="91425" lIns="91425" spcFirstLastPara="1" rIns="91425" wrap="square" tIns="91425">
+                      <wps:bodyPr spcFirstLastPara="1" wrap="square" lIns="91425" tIns="91425" rIns="91425" bIns="91425" anchor="ctr" anchorCtr="0">
                         <a:noAutofit/>
                       </wps:bodyPr>
                     </wps:wsp>
@@ -2246,7 +2407,7 @@
               </wp:anchor>
             </w:drawing>
           </mc:Choice>
-          <mc:Fallback>
+          <mc:Fallback xmlns:sl="http://schemas.openxmlformats.org/schemaLibrary/2006/main" xmlns:a="http://schemas.openxmlformats.org/drawingml/2006/main" xmlns:pic="http://schemas.openxmlformats.org/drawingml/2006/picture" xmlns:c="http://schemas.openxmlformats.org/drawingml/2006/chart" xmlns:lc="http://schemas.openxmlformats.org/drawingml/2006/lockedCanvas" xmlns:dgm="http://schemas.openxmlformats.org/drawingml/2006/diagram" xmlns:w16="http://schemas.microsoft.com/office/word/2018/wordml" xmlns:w16cex="http://schemas.microsoft.com/office/word/2018/wordml/cex" xmlns:w16cid="http://schemas.microsoft.com/office/word/2016/wordml/cid" xmlns="http://schemas.microsoft.com/office/tasks/2019/documenttasks" xmlns:cr="http://schemas.microsoft.com/office/comments/2020/reactions">
             <w:drawing>
               <wp:anchor allowOverlap="1" behindDoc="1" distB="0" distT="0" distL="0" distR="0" hidden="0" layoutInCell="1" locked="0" relativeHeight="0" simplePos="0">
                 <wp:simplePos x="0" y="0"/>
@@ -2268,7 +2429,7 @@
                         <pic:cNvPicPr preferRelativeResize="0"/>
                       </pic:nvPicPr>
                       <pic:blipFill>
-                        <a:blip r:embed="rId6"/>
+                        <a:blip r:embed="rId7"/>
                         <a:srcRect/>
                         <a:stretch>
                           <a:fillRect/>
@@ -2291,10 +2452,14 @@
         </mc:AlternateContent>
       </w:r>
       <w:r>
+        <w:rPr>
+          <w:noProof/>
+          <w:lang w:val="en-US"/>
+        </w:rPr>
         <mc:AlternateContent>
           <mc:Choice Requires="wpg">
             <w:drawing>
-              <wp:anchor allowOverlap="1" behindDoc="1" distB="0" distT="0" distL="0" distR="0" hidden="0" layoutInCell="1" locked="0" relativeHeight="0" simplePos="0">
+              <wp:anchor distT="0" distB="0" distL="0" distR="0" simplePos="0" relativeHeight="251672576" behindDoc="1" locked="0" layoutInCell="1" hidden="0" allowOverlap="1">
                 <wp:simplePos x="0" y="0"/>
                 <wp:positionH relativeFrom="column">
                   <wp:posOffset>1585201</wp:posOffset>
@@ -2303,23 +2468,27 @@
                   <wp:posOffset>381894</wp:posOffset>
                 </wp:positionV>
                 <wp:extent cx="43815" cy="12700"/>
-                <wp:effectExtent b="0" l="0" r="0" t="0"/>
+                <wp:effectExtent l="0" t="0" r="0" b="0"/>
                 <wp:wrapNone/>
-                <wp:docPr id="7" name=""/>
-                <a:graphic>
+                <wp:docPr id="7" name="Freeform 7"/>
+                <wp:cNvGraphicFramePr/>
+                <a:graphic xmlns:a="http://schemas.openxmlformats.org/drawingml/2006/main">
                   <a:graphicData uri="http://schemas.microsoft.com/office/word/2010/wordprocessingShape">
                     <wps:wsp>
                       <wps:cNvSpPr/>
-                      <wps:cNvPr id="8" name="Shape 8"/>
                       <wps:spPr>
                         <a:xfrm>
                           <a:off x="5324093" y="3779365"/>
                           <a:ext cx="43815" cy="1270"/>
                         </a:xfrm>
                         <a:custGeom>
-                          <a:rect b="b" l="l" r="r" t="t"/>
+                          <a:avLst/>
+                          <a:gdLst/>
+                          <a:ahLst/>
+                          <a:cxnLst/>
+                          <a:rect l="l" t="t" r="r" b="b"/>
                           <a:pathLst>
-                            <a:path extrusionOk="0" h="120000" w="43815">
+                            <a:path w="43815" h="120000" extrusionOk="0">
                               <a:moveTo>
                                 <a:pt x="0" y="0"/>
                               </a:moveTo>
@@ -2330,17 +2499,17 @@
                           </a:pathLst>
                         </a:custGeom>
                         <a:noFill/>
-                        <a:ln cap="flat" cmpd="sng" w="9525">
+                        <a:ln w="9525" cap="flat" cmpd="sng">
                           <a:solidFill>
                             <a:srgbClr val="000000"/>
                           </a:solidFill>
                           <a:prstDash val="solid"/>
                           <a:round/>
-                          <a:headEnd len="sm" w="sm" type="none"/>
-                          <a:tailEnd len="sm" w="sm" type="none"/>
+                          <a:headEnd type="none" w="sm" len="sm"/>
+                          <a:tailEnd type="none" w="sm" len="sm"/>
                         </a:ln>
                       </wps:spPr>
-                      <wps:bodyPr anchorCtr="0" anchor="ctr" bIns="91425" lIns="91425" spcFirstLastPara="1" rIns="91425" wrap="square" tIns="91425">
+                      <wps:bodyPr spcFirstLastPara="1" wrap="square" lIns="91425" tIns="91425" rIns="91425" bIns="91425" anchor="ctr" anchorCtr="0">
                         <a:noAutofit/>
                       </wps:bodyPr>
                     </wps:wsp>
@@ -2349,7 +2518,7 @@
               </wp:anchor>
             </w:drawing>
           </mc:Choice>
-          <mc:Fallback>
+          <mc:Fallback xmlns:sl="http://schemas.openxmlformats.org/schemaLibrary/2006/main" xmlns:a="http://schemas.openxmlformats.org/drawingml/2006/main" xmlns:pic="http://schemas.openxmlformats.org/drawingml/2006/picture" xmlns:c="http://schemas.openxmlformats.org/drawingml/2006/chart" xmlns:lc="http://schemas.openxmlformats.org/drawingml/2006/lockedCanvas" xmlns:dgm="http://schemas.openxmlformats.org/drawingml/2006/diagram" xmlns:w16="http://schemas.microsoft.com/office/word/2018/wordml" xmlns:w16cex="http://schemas.microsoft.com/office/word/2018/wordml/cex" xmlns:w16cid="http://schemas.microsoft.com/office/word/2016/wordml/cid" xmlns="http://schemas.microsoft.com/office/tasks/2019/documenttasks" xmlns:cr="http://schemas.microsoft.com/office/comments/2020/reactions">
             <w:drawing>
               <wp:anchor allowOverlap="1" behindDoc="1" distB="0" distT="0" distL="0" distR="0" hidden="0" layoutInCell="1" locked="0" relativeHeight="0" simplePos="0">
                 <wp:simplePos x="0" y="0"/>
@@ -2371,7 +2540,7 @@
                         <pic:cNvPicPr preferRelativeResize="0"/>
                       </pic:nvPicPr>
                       <pic:blipFill>
-                        <a:blip r:embed="rId6"/>
+                        <a:blip r:embed="rId7"/>
                         <a:srcRect/>
                         <a:stretch>
                           <a:fillRect/>
@@ -2394,10 +2563,14 @@
         </mc:AlternateContent>
       </w:r>
       <w:r>
+        <w:rPr>
+          <w:noProof/>
+          <w:lang w:val="en-US"/>
+        </w:rPr>
         <mc:AlternateContent>
           <mc:Choice Requires="wpg">
             <w:drawing>
-              <wp:anchor allowOverlap="1" behindDoc="1" distB="0" distT="0" distL="0" distR="0" hidden="0" layoutInCell="1" locked="0" relativeHeight="0" simplePos="0">
+              <wp:anchor distT="0" distB="0" distL="0" distR="0" simplePos="0" relativeHeight="251673600" behindDoc="1" locked="0" layoutInCell="1" hidden="0" allowOverlap="1">
                 <wp:simplePos x="0" y="0"/>
                 <wp:positionH relativeFrom="column">
                   <wp:posOffset>3141954</wp:posOffset>
@@ -2406,23 +2579,27 @@
                   <wp:posOffset>381894</wp:posOffset>
                 </wp:positionV>
                 <wp:extent cx="43815" cy="12700"/>
-                <wp:effectExtent b="0" l="0" r="0" t="0"/>
+                <wp:effectExtent l="0" t="0" r="0" b="0"/>
                 <wp:wrapNone/>
-                <wp:docPr id="3" name=""/>
-                <a:graphic>
+                <wp:docPr id="3" name="Freeform 3"/>
+                <wp:cNvGraphicFramePr/>
+                <a:graphic xmlns:a="http://schemas.openxmlformats.org/drawingml/2006/main">
                   <a:graphicData uri="http://schemas.microsoft.com/office/word/2010/wordprocessingShape">
                     <wps:wsp>
                       <wps:cNvSpPr/>
-                      <wps:cNvPr id="4" name="Shape 4"/>
                       <wps:spPr>
                         <a:xfrm>
                           <a:off x="5324093" y="3779365"/>
                           <a:ext cx="43815" cy="1270"/>
                         </a:xfrm>
                         <a:custGeom>
-                          <a:rect b="b" l="l" r="r" t="t"/>
+                          <a:avLst/>
+                          <a:gdLst/>
+                          <a:ahLst/>
+                          <a:cxnLst/>
+                          <a:rect l="l" t="t" r="r" b="b"/>
                           <a:pathLst>
-                            <a:path extrusionOk="0" h="120000" w="43815">
+                            <a:path w="43815" h="120000" extrusionOk="0">
                               <a:moveTo>
                                 <a:pt x="0" y="0"/>
                               </a:moveTo>
@@ -2433,17 +2610,17 @@
                           </a:pathLst>
                         </a:custGeom>
                         <a:noFill/>
-                        <a:ln cap="flat" cmpd="sng" w="9525">
+                        <a:ln w="9525" cap="flat" cmpd="sng">
                           <a:solidFill>
                             <a:srgbClr val="000000"/>
                           </a:solidFill>
                           <a:prstDash val="solid"/>
                           <a:round/>
-                          <a:headEnd len="sm" w="sm" type="none"/>
-                          <a:tailEnd len="sm" w="sm" type="none"/>
+                          <a:headEnd type="none" w="sm" len="sm"/>
+                          <a:tailEnd type="none" w="sm" len="sm"/>
                         </a:ln>
                       </wps:spPr>
-                      <wps:bodyPr anchorCtr="0" anchor="ctr" bIns="91425" lIns="91425" spcFirstLastPara="1" rIns="91425" wrap="square" tIns="91425">
+                      <wps:bodyPr spcFirstLastPara="1" wrap="square" lIns="91425" tIns="91425" rIns="91425" bIns="91425" anchor="ctr" anchorCtr="0">
                         <a:noAutofit/>
                       </wps:bodyPr>
                     </wps:wsp>
@@ -2452,7 +2629,7 @@
               </wp:anchor>
             </w:drawing>
           </mc:Choice>
-          <mc:Fallback>
+          <mc:Fallback xmlns:sl="http://schemas.openxmlformats.org/schemaLibrary/2006/main" xmlns:a="http://schemas.openxmlformats.org/drawingml/2006/main" xmlns:pic="http://schemas.openxmlformats.org/drawingml/2006/picture" xmlns:c="http://schemas.openxmlformats.org/drawingml/2006/chart" xmlns:lc="http://schemas.openxmlformats.org/drawingml/2006/lockedCanvas" xmlns:dgm="http://schemas.openxmlformats.org/drawingml/2006/diagram" xmlns:w16="http://schemas.microsoft.com/office/word/2018/wordml" xmlns:w16cex="http://schemas.microsoft.com/office/word/2018/wordml/cex" xmlns:w16cid="http://schemas.microsoft.com/office/word/2016/wordml/cid" xmlns="http://schemas.microsoft.com/office/tasks/2019/documenttasks" xmlns:cr="http://schemas.microsoft.com/office/comments/2020/reactions">
             <w:drawing>
               <wp:anchor allowOverlap="1" behindDoc="1" distB="0" distT="0" distL="0" distR="0" hidden="0" layoutInCell="1" locked="0" relativeHeight="0" simplePos="0">
                 <wp:simplePos x="0" y="0"/>
@@ -2474,7 +2651,7 @@
                         <pic:cNvPicPr preferRelativeResize="0"/>
                       </pic:nvPicPr>
                       <pic:blipFill>
-                        <a:blip r:embed="rId6"/>
+                        <a:blip r:embed="rId7"/>
                         <a:srcRect/>
                         <a:stretch>
                           <a:fillRect/>
@@ -2497,10 +2674,14 @@
         </mc:AlternateContent>
       </w:r>
       <w:r>
+        <w:rPr>
+          <w:noProof/>
+          <w:lang w:val="en-US"/>
+        </w:rPr>
         <mc:AlternateContent>
           <mc:Choice Requires="wpg">
             <w:drawing>
-              <wp:anchor allowOverlap="1" behindDoc="1" distB="0" distT="0" distL="0" distR="0" hidden="0" layoutInCell="1" locked="0" relativeHeight="0" simplePos="0">
+              <wp:anchor distT="0" distB="0" distL="0" distR="0" simplePos="0" relativeHeight="251674624" behindDoc="1" locked="0" layoutInCell="1" hidden="0" allowOverlap="1">
                 <wp:simplePos x="0" y="0"/>
                 <wp:positionH relativeFrom="column">
                   <wp:posOffset>3400463</wp:posOffset>
@@ -2509,23 +2690,27 @@
                   <wp:posOffset>381894</wp:posOffset>
                 </wp:positionV>
                 <wp:extent cx="43815" cy="12700"/>
-                <wp:effectExtent b="0" l="0" r="0" t="0"/>
+                <wp:effectExtent l="0" t="0" r="0" b="0"/>
                 <wp:wrapNone/>
-                <wp:docPr id="24" name=""/>
-                <a:graphic>
+                <wp:docPr id="24" name="Freeform 24"/>
+                <wp:cNvGraphicFramePr/>
+                <a:graphic xmlns:a="http://schemas.openxmlformats.org/drawingml/2006/main">
                   <a:graphicData uri="http://schemas.microsoft.com/office/word/2010/wordprocessingShape">
                     <wps:wsp>
                       <wps:cNvSpPr/>
-                      <wps:cNvPr id="25" name="Shape 25"/>
                       <wps:spPr>
                         <a:xfrm>
                           <a:off x="5324093" y="3779365"/>
                           <a:ext cx="43815" cy="1270"/>
                         </a:xfrm>
                         <a:custGeom>
-                          <a:rect b="b" l="l" r="r" t="t"/>
+                          <a:avLst/>
+                          <a:gdLst/>
+                          <a:ahLst/>
+                          <a:cxnLst/>
+                          <a:rect l="l" t="t" r="r" b="b"/>
                           <a:pathLst>
-                            <a:path extrusionOk="0" h="120000" w="43815">
+                            <a:path w="43815" h="120000" extrusionOk="0">
                               <a:moveTo>
                                 <a:pt x="0" y="0"/>
                               </a:moveTo>
@@ -2536,17 +2721,17 @@
                           </a:pathLst>
                         </a:custGeom>
                         <a:noFill/>
-                        <a:ln cap="flat" cmpd="sng" w="9525">
+                        <a:ln w="9525" cap="flat" cmpd="sng">
                           <a:solidFill>
                             <a:srgbClr val="000000"/>
                           </a:solidFill>
                           <a:prstDash val="solid"/>
                           <a:round/>
-                          <a:headEnd len="sm" w="sm" type="none"/>
-                          <a:tailEnd len="sm" w="sm" type="none"/>
+                          <a:headEnd type="none" w="sm" len="sm"/>
+                          <a:tailEnd type="none" w="sm" len="sm"/>
                         </a:ln>
                       </wps:spPr>
-                      <wps:bodyPr anchorCtr="0" anchor="ctr" bIns="91425" lIns="91425" spcFirstLastPara="1" rIns="91425" wrap="square" tIns="91425">
+                      <wps:bodyPr spcFirstLastPara="1" wrap="square" lIns="91425" tIns="91425" rIns="91425" bIns="91425" anchor="ctr" anchorCtr="0">
                         <a:noAutofit/>
                       </wps:bodyPr>
                     </wps:wsp>
@@ -2555,7 +2740,7 @@
               </wp:anchor>
             </w:drawing>
           </mc:Choice>
-          <mc:Fallback>
+          <mc:Fallback xmlns:sl="http://schemas.openxmlformats.org/schemaLibrary/2006/main" xmlns:a="http://schemas.openxmlformats.org/drawingml/2006/main" xmlns:pic="http://schemas.openxmlformats.org/drawingml/2006/picture" xmlns:c="http://schemas.openxmlformats.org/drawingml/2006/chart" xmlns:lc="http://schemas.openxmlformats.org/drawingml/2006/lockedCanvas" xmlns:dgm="http://schemas.openxmlformats.org/drawingml/2006/diagram" xmlns:w16="http://schemas.microsoft.com/office/word/2018/wordml" xmlns:w16cex="http://schemas.microsoft.com/office/word/2018/wordml/cex" xmlns:w16cid="http://schemas.microsoft.com/office/word/2016/wordml/cid" xmlns="http://schemas.microsoft.com/office/tasks/2019/documenttasks" xmlns:cr="http://schemas.microsoft.com/office/comments/2020/reactions">
             <w:drawing>
               <wp:anchor allowOverlap="1" behindDoc="1" distB="0" distT="0" distL="0" distR="0" hidden="0" layoutInCell="1" locked="0" relativeHeight="0" simplePos="0">
                 <wp:simplePos x="0" y="0"/>
@@ -2577,7 +2762,7 @@
                         <pic:cNvPicPr preferRelativeResize="0"/>
                       </pic:nvPicPr>
                       <pic:blipFill>
-                        <a:blip r:embed="rId6"/>
+                        <a:blip r:embed="rId7"/>
                         <a:srcRect/>
                         <a:stretch>
                           <a:fillRect/>
@@ -2602,368 +2787,268 @@
     </w:p>
     <w:p>
       <w:pPr>
-        <w:keepNext w:val="0"/>
-        <w:keepLines w:val="0"/>
-        <w:pageBreakBefore w:val="0"/>
-        <w:widowControl w:val="0"/>
         <w:pBdr>
-          <w:top w:space="0" w:sz="0" w:val="nil"/>
-          <w:left w:space="0" w:sz="0" w:val="nil"/>
-          <w:bottom w:space="0" w:sz="0" w:val="nil"/>
-          <w:right w:space="0" w:sz="0" w:val="nil"/>
-          <w:between w:space="0" w:sz="0" w:val="nil"/>
+          <w:top w:val="nil"/>
+          <w:left w:val="nil"/>
+          <w:bottom w:val="nil"/>
+          <w:right w:val="nil"/>
+          <w:between w:val="nil"/>
         </w:pBdr>
-        <w:shd w:fill="auto" w:val="clear"/>
-        <w:spacing w:after="0" w:before="122" w:line="240" w:lineRule="auto"/>
-        <w:ind w:left="23" w:right="0" w:firstLine="0"/>
+        <w:spacing w:before="122"/>
+        <w:ind w:left="23"/>
         <w:jc w:val="both"/>
         <w:rPr>
-          <w:rFonts w:ascii="Calibri" w:cs="Calibri" w:eastAsia="Calibri" w:hAnsi="Calibri"/>
-          <w:b w:val="0"/>
-          <w:bCs w:val="0"/>
-          <w:i w:val="0"/>
-          <w:iCs w:val="0"/>
-          <w:smallCaps w:val="0"/>
-          <w:strike w:val="0"/>
-          <w:color w:val="000000"/>
-          <w:sz w:val="20"/>
-          <w:szCs w:val="20"/>
-          <w:u w:val="none"/>
-          <w:shd w:fill="auto" w:val="clear"/>
-          <w:vertAlign w:val="baseline"/>
+          <w:color w:val="000000"/>
+          <w:sz w:val="20"/>
+          <w:szCs w:val="20"/>
         </w:rPr>
       </w:pPr>
       <w:r>
         <w:rPr>
-          <w:rFonts w:ascii="Calibri" w:cs="Calibri" w:eastAsia="Calibri" w:hAnsi="Calibri"/>
-          <w:b w:val="0"/>
-          <w:bCs w:val="0"/>
-          <w:i w:val="0"/>
-          <w:iCs w:val="0"/>
-          <w:smallCaps w:val="0"/>
-          <w:strike w:val="0"/>
-          <w:color w:val="000000"/>
-          <w:sz w:val="20"/>
-          <w:szCs w:val="20"/>
-          <w:u w:val="none"/>
-          <w:shd w:fill="auto" w:val="clear"/>
-          <w:vertAlign w:val="baseline"/>
-          <w:rtl w:val="0"/>
-        </w:rPr>
-        <w:t xml:space="preserve">I hereby confirm and undertake the following:</w:t>
+          <w:color w:val="000000"/>
+          <w:sz w:val="20"/>
+          <w:szCs w:val="20"/>
+        </w:rPr>
+        <w:t>I hereby confirm and undertake the following:</w:t>
       </w:r>
     </w:p>
     <w:p>
       <w:pPr>
-        <w:keepNext w:val="0"/>
-        <w:keepLines w:val="0"/>
-        <w:pageBreakBefore w:val="0"/>
-        <w:widowControl w:val="0"/>
         <w:numPr>
           <w:ilvl w:val="0"/>
           <w:numId w:val="1"/>
         </w:numPr>
         <w:pBdr>
-          <w:top w:space="0" w:sz="0" w:val="nil"/>
-          <w:left w:space="0" w:sz="0" w:val="nil"/>
-          <w:bottom w:space="0" w:sz="0" w:val="nil"/>
-          <w:right w:space="0" w:sz="0" w:val="nil"/>
-          <w:between w:space="0" w:sz="0" w:val="nil"/>
+          <w:top w:val="nil"/>
+          <w:left w:val="nil"/>
+          <w:bottom w:val="nil"/>
+          <w:right w:val="nil"/>
+          <w:between w:val="nil"/>
         </w:pBdr>
-        <w:shd w:fill="auto" w:val="clear"/>
         <w:tabs>
-          <w:tab w:val="left" w:leader="none" w:pos="519"/>
-          <w:tab w:val="left" w:leader="none" w:pos="521"/>
+          <w:tab w:val="left" w:pos="519"/>
+          <w:tab w:val="left" w:pos="521"/>
         </w:tabs>
-        <w:spacing w:after="0" w:before="175" w:line="291.99999999999994" w:lineRule="auto"/>
-        <w:ind w:left="521" w:right="20" w:hanging="200"/>
+        <w:spacing w:before="175" w:line="291" w:lineRule="auto"/>
+        <w:ind w:right="20"/>
         <w:jc w:val="both"/>
         <w:rPr>
-          <w:smallCaps w:val="0"/>
-          <w:strike w:val="0"/>
-          <w:color w:val="000000"/>
-          <w:u w:val="none"/>
-          <w:shd w:fill="auto" w:val="clear"/>
-          <w:vertAlign w:val="baseline"/>
+          <w:color w:val="000000"/>
         </w:rPr>
       </w:pPr>
       <w:r>
         <w:rPr>
-          <w:rFonts w:ascii="Calibri" w:cs="Calibri" w:eastAsia="Calibri" w:hAnsi="Calibri"/>
-          <w:b w:val="0"/>
-          <w:bCs w:val="0"/>
-          <w:i w:val="0"/>
-          <w:iCs w:val="0"/>
-          <w:smallCaps w:val="0"/>
-          <w:strike w:val="0"/>
-          <w:color w:val="000000"/>
-          <w:sz w:val="20"/>
-          <w:szCs w:val="20"/>
-          <w:u w:val="none"/>
-          <w:shd w:fill="auto" w:val="clear"/>
-          <w:vertAlign w:val="baseline"/>
-          <w:rtl w:val="0"/>
-        </w:rPr>
-        <w:t xml:space="preserve">I will be fully financially responsible for her entire stay, including round-trip air tickets, accommo- dation, food, daily expenses, medical insurance (if required), and her full salary during the travel period.</w:t>
+          <w:color w:val="000000"/>
+          <w:sz w:val="20"/>
+          <w:szCs w:val="20"/>
+        </w:rPr>
+        <w:t>I will be fully financially responsible for her entire stay, including r</w:t>
+      </w:r>
+      <w:r>
+        <w:rPr>
+          <w:color w:val="000000"/>
+          <w:sz w:val="20"/>
+          <w:szCs w:val="20"/>
+        </w:rPr>
+        <w:t>ound-trip air tickets, accommo</w:t>
+      </w:r>
+      <w:r>
+        <w:rPr>
+          <w:color w:val="000000"/>
+          <w:sz w:val="20"/>
+          <w:szCs w:val="20"/>
+        </w:rPr>
+        <w:t>dation, food, daily expenses, medical insurance (if required), and her full salary during the travel period.</w:t>
       </w:r>
     </w:p>
     <w:p>
       <w:pPr>
-        <w:keepNext w:val="0"/>
-        <w:keepLines w:val="0"/>
-        <w:pageBreakBefore w:val="0"/>
-        <w:widowControl w:val="0"/>
         <w:numPr>
           <w:ilvl w:val="0"/>
           <w:numId w:val="1"/>
         </w:numPr>
         <w:pBdr>
-          <w:top w:space="0" w:sz="0" w:val="nil"/>
-          <w:left w:space="0" w:sz="0" w:val="nil"/>
-          <w:bottom w:space="0" w:sz="0" w:val="nil"/>
-          <w:right w:space="0" w:sz="0" w:val="nil"/>
-          <w:between w:space="0" w:sz="0" w:val="nil"/>
+          <w:top w:val="nil"/>
+          <w:left w:val="nil"/>
+          <w:bottom w:val="nil"/>
+          <w:right w:val="nil"/>
+          <w:between w:val="nil"/>
         </w:pBdr>
-        <w:shd w:fill="auto" w:val="clear"/>
         <w:tabs>
-          <w:tab w:val="left" w:leader="none" w:pos="519"/>
-          <w:tab w:val="left" w:leader="none" w:pos="521"/>
+          <w:tab w:val="left" w:pos="519"/>
+          <w:tab w:val="left" w:pos="521"/>
         </w:tabs>
-        <w:spacing w:after="0" w:before="122" w:line="291.99999999999994" w:lineRule="auto"/>
-        <w:ind w:left="521" w:right="20" w:hanging="200"/>
+        <w:spacing w:before="122" w:line="291" w:lineRule="auto"/>
+        <w:ind w:right="20"/>
         <w:jc w:val="both"/>
         <w:rPr>
-          <w:smallCaps w:val="0"/>
-          <w:strike w:val="0"/>
-          <w:color w:val="000000"/>
-          <w:u w:val="none"/>
-          <w:shd w:fill="auto" w:val="clear"/>
-          <w:vertAlign w:val="baseline"/>
+          <w:color w:val="000000"/>
         </w:rPr>
       </w:pPr>
       <w:r>
         <w:rPr>
-          <w:rFonts w:ascii="Calibri" w:cs="Calibri" w:eastAsia="Calibri" w:hAnsi="Calibri"/>
-          <w:b w:val="0"/>
-          <w:bCs w:val="0"/>
-          <w:i w:val="0"/>
-          <w:iCs w:val="0"/>
-          <w:smallCaps w:val="0"/>
-          <w:strike w:val="0"/>
-          <w:color w:val="000000"/>
-          <w:sz w:val="20"/>
-          <w:szCs w:val="20"/>
-          <w:u w:val="none"/>
-          <w:shd w:fill="auto" w:val="clear"/>
-          <w:vertAlign w:val="baseline"/>
-          <w:rtl w:val="0"/>
-        </w:rPr>
-        <w:t xml:space="preserve">She will not engage in any employment or activities other than her duties as my personal domestic worker.</w:t>
+          <w:color w:val="000000"/>
+          <w:sz w:val="20"/>
+          <w:szCs w:val="20"/>
+        </w:rPr>
+        <w:t>She will not engage in any employment or activities other than her duties as my personal domestic worker.</w:t>
       </w:r>
     </w:p>
     <w:p>
       <w:pPr>
-        <w:keepNext w:val="0"/>
-        <w:keepLines w:val="0"/>
-        <w:pageBreakBefore w:val="0"/>
-        <w:widowControl w:val="0"/>
         <w:numPr>
           <w:ilvl w:val="0"/>
           <w:numId w:val="1"/>
         </w:numPr>
         <w:pBdr>
-          <w:top w:space="0" w:sz="0" w:val="nil"/>
-          <w:left w:space="0" w:sz="0" w:val="nil"/>
-          <w:bottom w:space="0" w:sz="0" w:val="nil"/>
-          <w:right w:space="0" w:sz="0" w:val="nil"/>
-          <w:between w:space="0" w:sz="0" w:val="nil"/>
+          <w:top w:val="nil"/>
+          <w:left w:val="nil"/>
+          <w:bottom w:val="nil"/>
+          <w:right w:val="nil"/>
+          <w:between w:val="nil"/>
         </w:pBdr>
-        <w:shd w:fill="auto" w:val="clear"/>
         <w:tabs>
-          <w:tab w:val="left" w:leader="none" w:pos="519"/>
-          <w:tab w:val="left" w:leader="none" w:pos="521"/>
+          <w:tab w:val="left" w:pos="519"/>
+          <w:tab w:val="left" w:pos="521"/>
         </w:tabs>
-        <w:spacing w:after="0" w:before="122" w:line="291.99999999999994" w:lineRule="auto"/>
-        <w:ind w:left="521" w:right="19" w:hanging="200"/>
+        <w:spacing w:before="122" w:line="291" w:lineRule="auto"/>
+        <w:ind w:right="19"/>
         <w:jc w:val="both"/>
         <w:rPr>
-          <w:smallCaps w:val="0"/>
-          <w:strike w:val="0"/>
-          <w:color w:val="000000"/>
-          <w:u w:val="none"/>
-          <w:shd w:fill="auto" w:val="clear"/>
-          <w:vertAlign w:val="baseline"/>
+          <w:color w:val="000000"/>
         </w:rPr>
       </w:pPr>
       <w:r>
         <w:rPr>
-          <w:rFonts w:ascii="Calibri" w:cs="Calibri" w:eastAsia="Calibri" w:hAnsi="Calibri"/>
-          <w:b w:val="0"/>
-          <w:bCs w:val="0"/>
-          <w:i w:val="0"/>
-          <w:iCs w:val="0"/>
-          <w:smallCaps w:val="0"/>
-          <w:strike w:val="0"/>
-          <w:color w:val="000000"/>
-          <w:sz w:val="20"/>
-          <w:szCs w:val="20"/>
-          <w:u w:val="none"/>
-          <w:shd w:fill="auto" w:val="clear"/>
-          <w:vertAlign w:val="baseline"/>
-          <w:rtl w:val="0"/>
-        </w:rPr>
-        <w:t xml:space="preserve">I guarantee and undertake that she will return to the United Arab Emirates with me immedi- ately upon completion of our visit and will continue her employment under the same terms and conditions.</w:t>
+          <w:color w:val="000000"/>
+          <w:sz w:val="20"/>
+          <w:szCs w:val="20"/>
+        </w:rPr>
+        <w:t>I guarantee and undertake that she will return to the Unite</w:t>
+      </w:r>
+      <w:r>
+        <w:rPr>
+          <w:color w:val="000000"/>
+          <w:sz w:val="20"/>
+          <w:szCs w:val="20"/>
+        </w:rPr>
+        <w:t>d Arab Emirates with me immedi</w:t>
+      </w:r>
+      <w:r>
+        <w:rPr>
+          <w:color w:val="000000"/>
+          <w:sz w:val="20"/>
+          <w:szCs w:val="20"/>
+        </w:rPr>
+        <w:t>ately upon completion of our visit and will continue her employment under the same terms and conditions.</w:t>
       </w:r>
     </w:p>
     <w:p>
       <w:pPr>
-        <w:keepNext w:val="0"/>
-        <w:keepLines w:val="0"/>
-        <w:pageBreakBefore w:val="0"/>
-        <w:widowControl w:val="0"/>
         <w:numPr>
           <w:ilvl w:val="0"/>
           <w:numId w:val="1"/>
         </w:numPr>
         <w:pBdr>
-          <w:top w:space="0" w:sz="0" w:val="nil"/>
-          <w:left w:space="0" w:sz="0" w:val="nil"/>
-          <w:bottom w:space="0" w:sz="0" w:val="nil"/>
-          <w:right w:space="0" w:sz="0" w:val="nil"/>
-          <w:between w:space="0" w:sz="0" w:val="nil"/>
+          <w:top w:val="nil"/>
+          <w:left w:val="nil"/>
+          <w:bottom w:val="nil"/>
+          <w:right w:val="nil"/>
+          <w:between w:val="nil"/>
         </w:pBdr>
-        <w:shd w:fill="auto" w:val="clear"/>
         <w:tabs>
-          <w:tab w:val="left" w:leader="none" w:pos="519"/>
-          <w:tab w:val="left" w:leader="none" w:pos="521"/>
+          <w:tab w:val="left" w:pos="519"/>
+          <w:tab w:val="left" w:pos="521"/>
         </w:tabs>
-        <w:spacing w:after="0" w:before="123" w:line="291.99999999999994" w:lineRule="auto"/>
-        <w:ind w:left="521" w:right="22" w:hanging="200"/>
+        <w:spacing w:before="123" w:line="291" w:lineRule="auto"/>
+        <w:ind w:right="22"/>
         <w:jc w:val="both"/>
         <w:rPr>
-          <w:smallCaps w:val="0"/>
-          <w:strike w:val="0"/>
-          <w:color w:val="000000"/>
-          <w:u w:val="none"/>
-          <w:shd w:fill="auto" w:val="clear"/>
-          <w:vertAlign w:val="baseline"/>
+          <w:color w:val="000000"/>
         </w:rPr>
       </w:pPr>
       <w:r>
         <w:rPr>
-          <w:rFonts w:ascii="Calibri" w:cs="Calibri" w:eastAsia="Calibri" w:hAnsi="Calibri"/>
-          <w:b w:val="0"/>
-          <w:bCs w:val="0"/>
-          <w:i w:val="0"/>
-          <w:iCs w:val="0"/>
-          <w:smallCaps w:val="0"/>
-          <w:strike w:val="0"/>
-          <w:color w:val="000000"/>
-          <w:sz w:val="20"/>
-          <w:szCs w:val="20"/>
-          <w:u w:val="none"/>
-          <w:shd w:fill="auto" w:val="clear"/>
-          <w:vertAlign w:val="baseline"/>
-          <w:rtl w:val="0"/>
-        </w:rPr>
-        <w:t xml:space="preserve">I confirm that she has strong and ongoing ties to the UAE through her valid employment, residence visa, and contractual obligations.</w:t>
+          <w:color w:val="000000"/>
+          <w:sz w:val="20"/>
+          <w:szCs w:val="20"/>
+        </w:rPr>
+        <w:t>I confirm that she has strong and ongoing ties to the UAE through her valid employment, residence visa, and contractual obligations.</w:t>
       </w:r>
     </w:p>
     <w:p>
       <w:pPr>
-        <w:keepNext w:val="0"/>
-        <w:keepLines w:val="0"/>
-        <w:pageBreakBefore w:val="0"/>
-        <w:widowControl w:val="0"/>
         <w:pBdr>
-          <w:top w:space="0" w:sz="0" w:val="nil"/>
-          <w:left w:space="0" w:sz="0" w:val="nil"/>
-          <w:bottom w:space="0" w:sz="0" w:val="nil"/>
-          <w:right w:space="0" w:sz="0" w:val="nil"/>
-          <w:between w:space="0" w:sz="0" w:val="nil"/>
+          <w:top w:val="nil"/>
+          <w:left w:val="nil"/>
+          <w:bottom w:val="nil"/>
+          <w:right w:val="nil"/>
+          <w:between w:val="nil"/>
         </w:pBdr>
-        <w:shd w:fill="auto" w:val="clear"/>
-        <w:spacing w:after="0" w:before="121" w:line="291.99999999999994" w:lineRule="auto"/>
-        <w:ind w:left="23" w:right="19" w:firstLine="0"/>
+        <w:spacing w:before="121" w:line="291" w:lineRule="auto"/>
+        <w:ind w:left="23" w:right="19"/>
         <w:jc w:val="both"/>
         <w:rPr>
-          <w:rFonts w:ascii="Calibri" w:cs="Calibri" w:eastAsia="Calibri" w:hAnsi="Calibri"/>
-          <w:b w:val="0"/>
-          <w:bCs w:val="0"/>
-          <w:i w:val="0"/>
-          <w:iCs w:val="0"/>
-          <w:smallCaps w:val="0"/>
-          <w:strike w:val="0"/>
-          <w:color w:val="000000"/>
-          <w:sz w:val="20"/>
-          <w:szCs w:val="20"/>
-          <w:u w:val="none"/>
-          <w:shd w:fill="auto" w:val="clear"/>
-          <w:vertAlign w:val="baseline"/>
+          <w:color w:val="000000"/>
+          <w:sz w:val="20"/>
+          <w:szCs w:val="20"/>
         </w:rPr>
       </w:pPr>
       <w:r>
         <w:rPr>
-          <w:rFonts w:ascii="Calibri" w:cs="Calibri" w:eastAsia="Calibri" w:hAnsi="Calibri"/>
-          <w:b w:val="0"/>
-          <w:bCs w:val="0"/>
-          <w:i w:val="0"/>
-          <w:iCs w:val="0"/>
-          <w:smallCaps w:val="0"/>
-          <w:strike w:val="0"/>
-          <w:color w:val="000000"/>
-          <w:sz w:val="20"/>
-          <w:szCs w:val="20"/>
-          <w:u w:val="none"/>
-          <w:shd w:fill="auto" w:val="clear"/>
-          <w:vertAlign w:val="baseline"/>
-          <w:rtl w:val="0"/>
+          <w:color w:val="000000"/>
+          <w:sz w:val="20"/>
+          <w:szCs w:val="20"/>
         </w:rPr>
         <w:t xml:space="preserve">I respectfully request the Embassy and VFS authorities to kindly consider this application and grant a short-term Schengen visa to </w:t>
       </w:r>
       <w:r>
         <w:rPr>
-          <w:rFonts w:ascii="Calibri" w:cs="Calibri" w:eastAsia="Calibri" w:hAnsi="Calibri"/>
-          <w:b w:val="1"/>
-          <w:bCs w:val="1"/>
-          <w:i w:val="0"/>
-          <w:iCs w:val="0"/>
-          <w:smallCaps w:val="0"/>
-          <w:strike w:val="0"/>
-          <w:color w:val="000000"/>
-          <w:sz w:val="20"/>
-          <w:szCs w:val="20"/>
-          <w:u w:val="none"/>
-          <w:shd w:fill="auto" w:val="clear"/>
-          <w:vertAlign w:val="baseline"/>
-          <w:rtl w:val="0"/>
-        </w:rPr>
-        <w:t xml:space="preserve">maid full name </w:t>
-      </w:r>
-      <w:r>
-        <w:rPr>
-          <w:rFonts w:ascii="Calibri" w:cs="Calibri" w:eastAsia="Calibri" w:hAnsi="Calibri"/>
-          <w:b w:val="0"/>
-          <w:bCs w:val="0"/>
-          <w:i w:val="0"/>
-          <w:iCs w:val="0"/>
-          <w:smallCaps w:val="0"/>
-          <w:strike w:val="0"/>
-          <w:color w:val="000000"/>
-          <w:sz w:val="20"/>
-          <w:szCs w:val="20"/>
-          <w:u w:val="none"/>
-          <w:shd w:fill="auto" w:val="clear"/>
-          <w:vertAlign w:val="baseline"/>
-          <w:rtl w:val="0"/>
-        </w:rPr>
-        <w:t xml:space="preserve">for the above-mentioned purpose.</w:t>
-      </w:r>
-      <w:r>
+          <w:color w:val="000000"/>
+          <w:sz w:val="20"/>
+          <w:szCs w:val="20"/>
+        </w:rPr>
+        <w:t>{{</w:t>
+      </w:r>
+      <w:proofErr w:type="spellStart"/>
+      <w:r>
+        <w:rPr>
+          <w:b/>
+          <w:bCs/>
+          <w:color w:val="000000"/>
+          <w:sz w:val="20"/>
+          <w:szCs w:val="20"/>
+        </w:rPr>
+        <w:t>maid_full_name</w:t>
+      </w:r>
+      <w:proofErr w:type="spellEnd"/>
+      <w:r>
+        <w:rPr>
+          <w:b/>
+          <w:bCs/>
+          <w:color w:val="000000"/>
+          <w:sz w:val="20"/>
+          <w:szCs w:val="20"/>
+        </w:rPr>
+        <w:t xml:space="preserve">}} </w:t>
+      </w:r>
+      <w:r>
+        <w:rPr>
+          <w:color w:val="000000"/>
+          <w:sz w:val="20"/>
+          <w:szCs w:val="20"/>
+        </w:rPr>
+        <w:t>for the above-mentioned purpose.</w:t>
+      </w:r>
+      <w:r>
+        <w:rPr>
+          <w:noProof/>
+          <w:lang w:val="en-US"/>
+        </w:rPr>
         <mc:AlternateContent>
           <mc:Choice Requires="wpg">
             <w:drawing>
-              <wp:anchor allowOverlap="1" behindDoc="1" distB="0" distT="0" distL="0" distR="0" hidden="0" layoutInCell="1" locked="0" relativeHeight="0" simplePos="0">
+              <wp:anchor distT="0" distB="0" distL="0" distR="0" simplePos="0" relativeHeight="251675648" behindDoc="1" locked="0" layoutInCell="1" hidden="0" allowOverlap="1">
                 <wp:simplePos x="0" y="0"/>
                 <wp:positionH relativeFrom="column">
                   <wp:posOffset>1927275</wp:posOffset>
@@ -2972,23 +3057,27 @@
                   <wp:posOffset>378978</wp:posOffset>
                 </wp:positionV>
                 <wp:extent cx="43815" cy="12700"/>
-                <wp:effectExtent b="0" l="0" r="0" t="0"/>
+                <wp:effectExtent l="0" t="0" r="0" b="0"/>
                 <wp:wrapNone/>
-                <wp:docPr id="15" name=""/>
-                <a:graphic>
+                <wp:docPr id="15" name="Freeform 15"/>
+                <wp:cNvGraphicFramePr/>
+                <a:graphic xmlns:a="http://schemas.openxmlformats.org/drawingml/2006/main">
                   <a:graphicData uri="http://schemas.microsoft.com/office/word/2010/wordprocessingShape">
                     <wps:wsp>
                       <wps:cNvSpPr/>
-                      <wps:cNvPr id="16" name="Shape 16"/>
                       <wps:spPr>
                         <a:xfrm>
                           <a:off x="5324093" y="3779365"/>
                           <a:ext cx="43815" cy="1270"/>
                         </a:xfrm>
                         <a:custGeom>
-                          <a:rect b="b" l="l" r="r" t="t"/>
+                          <a:avLst/>
+                          <a:gdLst/>
+                          <a:ahLst/>
+                          <a:cxnLst/>
+                          <a:rect l="l" t="t" r="r" b="b"/>
                           <a:pathLst>
-                            <a:path extrusionOk="0" h="120000" w="43815">
+                            <a:path w="43815" h="120000" extrusionOk="0">
                               <a:moveTo>
                                 <a:pt x="0" y="0"/>
                               </a:moveTo>
@@ -2999,17 +3088,17 @@
                           </a:pathLst>
                         </a:custGeom>
                         <a:noFill/>
-                        <a:ln cap="flat" cmpd="sng" w="9525">
+                        <a:ln w="9525" cap="flat" cmpd="sng">
                           <a:solidFill>
                             <a:srgbClr val="000000"/>
                           </a:solidFill>
                           <a:prstDash val="solid"/>
                           <a:round/>
-                          <a:headEnd len="sm" w="sm" type="none"/>
-                          <a:tailEnd len="sm" w="sm" type="none"/>
+                          <a:headEnd type="none" w="sm" len="sm"/>
+                          <a:tailEnd type="none" w="sm" len="sm"/>
                         </a:ln>
                       </wps:spPr>
-                      <wps:bodyPr anchorCtr="0" anchor="ctr" bIns="91425" lIns="91425" spcFirstLastPara="1" rIns="91425" wrap="square" tIns="91425">
+                      <wps:bodyPr spcFirstLastPara="1" wrap="square" lIns="91425" tIns="91425" rIns="91425" bIns="91425" anchor="ctr" anchorCtr="0">
                         <a:noAutofit/>
                       </wps:bodyPr>
                     </wps:wsp>
@@ -3018,7 +3107,7 @@
               </wp:anchor>
             </w:drawing>
           </mc:Choice>
-          <mc:Fallback>
+          <mc:Fallback xmlns:sl="http://schemas.openxmlformats.org/schemaLibrary/2006/main" xmlns:a="http://schemas.openxmlformats.org/drawingml/2006/main" xmlns:pic="http://schemas.openxmlformats.org/drawingml/2006/picture" xmlns:c="http://schemas.openxmlformats.org/drawingml/2006/chart" xmlns:lc="http://schemas.openxmlformats.org/drawingml/2006/lockedCanvas" xmlns:dgm="http://schemas.openxmlformats.org/drawingml/2006/diagram" xmlns:w16="http://schemas.microsoft.com/office/word/2018/wordml" xmlns:w16cex="http://schemas.microsoft.com/office/word/2018/wordml/cex" xmlns:w16cid="http://schemas.microsoft.com/office/word/2016/wordml/cid" xmlns="http://schemas.microsoft.com/office/tasks/2019/documenttasks" xmlns:cr="http://schemas.microsoft.com/office/comments/2020/reactions">
             <w:drawing>
               <wp:anchor allowOverlap="1" behindDoc="1" distB="0" distT="0" distL="0" distR="0" hidden="0" layoutInCell="1" locked="0" relativeHeight="0" simplePos="0">
                 <wp:simplePos x="0" y="0"/>
@@ -3040,7 +3129,7 @@
                         <pic:cNvPicPr preferRelativeResize="0"/>
                       </pic:nvPicPr>
                       <pic:blipFill>
-                        <a:blip r:embed="rId6"/>
+                        <a:blip r:embed="rId7"/>
                         <a:srcRect/>
                         <a:stretch>
                           <a:fillRect/>
@@ -3063,10 +3152,14 @@
         </mc:AlternateContent>
       </w:r>
       <w:r>
+        <w:rPr>
+          <w:noProof/>
+          <w:lang w:val="en-US"/>
+        </w:rPr>
         <mc:AlternateContent>
           <mc:Choice Requires="wpg">
             <w:drawing>
-              <wp:anchor allowOverlap="1" behindDoc="1" distB="0" distT="0" distL="0" distR="0" hidden="0" layoutInCell="1" locked="0" relativeHeight="0" simplePos="0">
+              <wp:anchor distT="0" distB="0" distL="0" distR="0" simplePos="0" relativeHeight="251676672" behindDoc="1" locked="0" layoutInCell="1" hidden="0" allowOverlap="1">
                 <wp:simplePos x="0" y="0"/>
                 <wp:positionH relativeFrom="column">
                   <wp:posOffset>2185797</wp:posOffset>
@@ -3075,23 +3168,27 @@
                   <wp:posOffset>378978</wp:posOffset>
                 </wp:positionV>
                 <wp:extent cx="43815" cy="12700"/>
-                <wp:effectExtent b="0" l="0" r="0" t="0"/>
+                <wp:effectExtent l="0" t="0" r="0" b="0"/>
                 <wp:wrapNone/>
-                <wp:docPr id="6" name=""/>
-                <a:graphic>
+                <wp:docPr id="6" name="Freeform 6"/>
+                <wp:cNvGraphicFramePr/>
+                <a:graphic xmlns:a="http://schemas.openxmlformats.org/drawingml/2006/main">
                   <a:graphicData uri="http://schemas.microsoft.com/office/word/2010/wordprocessingShape">
                     <wps:wsp>
                       <wps:cNvSpPr/>
-                      <wps:cNvPr id="7" name="Shape 7"/>
                       <wps:spPr>
                         <a:xfrm>
                           <a:off x="5324093" y="3779365"/>
                           <a:ext cx="43815" cy="1270"/>
                         </a:xfrm>
                         <a:custGeom>
-                          <a:rect b="b" l="l" r="r" t="t"/>
+                          <a:avLst/>
+                          <a:gdLst/>
+                          <a:ahLst/>
+                          <a:cxnLst/>
+                          <a:rect l="l" t="t" r="r" b="b"/>
                           <a:pathLst>
-                            <a:path extrusionOk="0" h="120000" w="43815">
+                            <a:path w="43815" h="120000" extrusionOk="0">
                               <a:moveTo>
                                 <a:pt x="0" y="0"/>
                               </a:moveTo>
@@ -3102,17 +3199,17 @@
                           </a:pathLst>
                         </a:custGeom>
                         <a:noFill/>
-                        <a:ln cap="flat" cmpd="sng" w="9525">
+                        <a:ln w="9525" cap="flat" cmpd="sng">
                           <a:solidFill>
                             <a:srgbClr val="000000"/>
                           </a:solidFill>
                           <a:prstDash val="solid"/>
                           <a:round/>
-                          <a:headEnd len="sm" w="sm" type="none"/>
-                          <a:tailEnd len="sm" w="sm" type="none"/>
+                          <a:headEnd type="none" w="sm" len="sm"/>
+                          <a:tailEnd type="none" w="sm" len="sm"/>
                         </a:ln>
                       </wps:spPr>
-                      <wps:bodyPr anchorCtr="0" anchor="ctr" bIns="91425" lIns="91425" spcFirstLastPara="1" rIns="91425" wrap="square" tIns="91425">
+                      <wps:bodyPr spcFirstLastPara="1" wrap="square" lIns="91425" tIns="91425" rIns="91425" bIns="91425" anchor="ctr" anchorCtr="0">
                         <a:noAutofit/>
                       </wps:bodyPr>
                     </wps:wsp>
@@ -3121,7 +3218,7 @@
               </wp:anchor>
             </w:drawing>
           </mc:Choice>
-          <mc:Fallback>
+          <mc:Fallback xmlns:sl="http://schemas.openxmlformats.org/schemaLibrary/2006/main" xmlns:a="http://schemas.openxmlformats.org/drawingml/2006/main" xmlns:pic="http://schemas.openxmlformats.org/drawingml/2006/picture" xmlns:c="http://schemas.openxmlformats.org/drawingml/2006/chart" xmlns:lc="http://schemas.openxmlformats.org/drawingml/2006/lockedCanvas" xmlns:dgm="http://schemas.openxmlformats.org/drawingml/2006/diagram" xmlns:w16="http://schemas.microsoft.com/office/word/2018/wordml" xmlns:w16cex="http://schemas.microsoft.com/office/word/2018/wordml/cex" xmlns:w16cid="http://schemas.microsoft.com/office/word/2016/wordml/cid" xmlns="http://schemas.microsoft.com/office/tasks/2019/documenttasks" xmlns:cr="http://schemas.microsoft.com/office/comments/2020/reactions">
             <w:drawing>
               <wp:anchor allowOverlap="1" behindDoc="1" distB="0" distT="0" distL="0" distR="0" hidden="0" layoutInCell="1" locked="0" relativeHeight="0" simplePos="0">
                 <wp:simplePos x="0" y="0"/>
@@ -3143,7 +3240,7 @@
                         <pic:cNvPicPr preferRelativeResize="0"/>
                       </pic:nvPicPr>
                       <pic:blipFill>
-                        <a:blip r:embed="rId6"/>
+                        <a:blip r:embed="rId7"/>
                         <a:srcRect/>
                         <a:stretch>
                           <a:fillRect/>
@@ -3168,152 +3265,89 @@
     </w:p>
     <w:p>
       <w:pPr>
-        <w:keepNext w:val="0"/>
-        <w:keepLines w:val="0"/>
-        <w:pageBreakBefore w:val="0"/>
-        <w:widowControl w:val="0"/>
         <w:pBdr>
-          <w:top w:space="0" w:sz="0" w:val="nil"/>
-          <w:left w:space="0" w:sz="0" w:val="nil"/>
-          <w:bottom w:space="0" w:sz="0" w:val="nil"/>
-          <w:right w:space="0" w:sz="0" w:val="nil"/>
-          <w:between w:space="0" w:sz="0" w:val="nil"/>
+          <w:top w:val="nil"/>
+          <w:left w:val="nil"/>
+          <w:bottom w:val="nil"/>
+          <w:right w:val="nil"/>
+          <w:between w:val="nil"/>
         </w:pBdr>
-        <w:shd w:fill="auto" w:val="clear"/>
-        <w:spacing w:after="0" w:before="122" w:line="240" w:lineRule="auto"/>
-        <w:ind w:left="23" w:right="0" w:firstLine="0"/>
+        <w:spacing w:before="122"/>
+        <w:ind w:left="23"/>
         <w:jc w:val="both"/>
         <w:rPr>
-          <w:rFonts w:ascii="Calibri" w:cs="Calibri" w:eastAsia="Calibri" w:hAnsi="Calibri"/>
-          <w:b w:val="0"/>
-          <w:bCs w:val="0"/>
-          <w:i w:val="0"/>
-          <w:iCs w:val="0"/>
-          <w:smallCaps w:val="0"/>
-          <w:strike w:val="0"/>
-          <w:color w:val="000000"/>
-          <w:sz w:val="20"/>
-          <w:szCs w:val="20"/>
-          <w:u w:val="none"/>
-          <w:shd w:fill="auto" w:val="clear"/>
-          <w:vertAlign w:val="baseline"/>
+          <w:color w:val="000000"/>
+          <w:sz w:val="20"/>
+          <w:szCs w:val="20"/>
         </w:rPr>
       </w:pPr>
       <w:r>
         <w:rPr>
-          <w:rFonts w:ascii="Calibri" w:cs="Calibri" w:eastAsia="Calibri" w:hAnsi="Calibri"/>
-          <w:b w:val="0"/>
-          <w:bCs w:val="0"/>
-          <w:i w:val="0"/>
-          <w:iCs w:val="0"/>
-          <w:smallCaps w:val="0"/>
-          <w:strike w:val="0"/>
-          <w:color w:val="000000"/>
-          <w:sz w:val="20"/>
-          <w:szCs w:val="20"/>
-          <w:u w:val="none"/>
-          <w:shd w:fill="auto" w:val="clear"/>
-          <w:vertAlign w:val="baseline"/>
-          <w:rtl w:val="0"/>
-        </w:rPr>
-        <w:t xml:space="preserve">Thank you for your time and kind consideration.</w:t>
+          <w:color w:val="000000"/>
+          <w:sz w:val="20"/>
+          <w:szCs w:val="20"/>
+        </w:rPr>
+        <w:t>Thank you for your time and kind consideration.</w:t>
       </w:r>
     </w:p>
     <w:p>
       <w:pPr>
-        <w:keepNext w:val="0"/>
-        <w:keepLines w:val="0"/>
-        <w:pageBreakBefore w:val="0"/>
-        <w:widowControl w:val="0"/>
         <w:pBdr>
-          <w:top w:space="0" w:sz="0" w:val="nil"/>
-          <w:left w:space="0" w:sz="0" w:val="nil"/>
-          <w:bottom w:space="0" w:sz="0" w:val="nil"/>
-          <w:right w:space="0" w:sz="0" w:val="nil"/>
-          <w:between w:space="0" w:sz="0" w:val="nil"/>
+          <w:top w:val="nil"/>
+          <w:left w:val="nil"/>
+          <w:bottom w:val="nil"/>
+          <w:right w:val="nil"/>
+          <w:between w:val="nil"/>
         </w:pBdr>
-        <w:shd w:fill="auto" w:val="clear"/>
-        <w:spacing w:after="0" w:before="0" w:line="240" w:lineRule="auto"/>
-        <w:ind w:left="0" w:right="0" w:firstLine="0"/>
-        <w:jc w:val="left"/>
-        <w:rPr>
-          <w:rFonts w:ascii="Calibri" w:cs="Calibri" w:eastAsia="Calibri" w:hAnsi="Calibri"/>
-          <w:b w:val="0"/>
-          <w:bCs w:val="0"/>
-          <w:i w:val="0"/>
-          <w:iCs w:val="0"/>
-          <w:smallCaps w:val="0"/>
-          <w:strike w:val="0"/>
-          <w:color w:val="000000"/>
-          <w:sz w:val="20"/>
-          <w:szCs w:val="20"/>
-          <w:u w:val="none"/>
-          <w:shd w:fill="auto" w:val="clear"/>
-          <w:vertAlign w:val="baseline"/>
+        <w:rPr>
+          <w:color w:val="000000"/>
+          <w:sz w:val="20"/>
+          <w:szCs w:val="20"/>
         </w:rPr>
       </w:pPr>
-      <w:r>
-        <w:rPr>
-          <w:rtl w:val="0"/>
-        </w:rPr>
-      </w:r>
     </w:p>
     <w:p>
       <w:pPr>
-        <w:keepNext w:val="0"/>
-        <w:keepLines w:val="0"/>
-        <w:pageBreakBefore w:val="0"/>
-        <w:widowControl w:val="0"/>
         <w:pBdr>
-          <w:top w:space="0" w:sz="0" w:val="nil"/>
-          <w:left w:space="0" w:sz="0" w:val="nil"/>
-          <w:bottom w:space="0" w:sz="0" w:val="nil"/>
-          <w:right w:space="0" w:sz="0" w:val="nil"/>
-          <w:between w:space="0" w:sz="0" w:val="nil"/>
+          <w:top w:val="nil"/>
+          <w:left w:val="nil"/>
+          <w:bottom w:val="nil"/>
+          <w:right w:val="nil"/>
+          <w:between w:val="nil"/>
         </w:pBdr>
-        <w:shd w:fill="auto" w:val="clear"/>
-        <w:spacing w:after="0" w:before="84" w:line="240" w:lineRule="auto"/>
-        <w:ind w:left="0" w:right="0" w:firstLine="0"/>
-        <w:jc w:val="left"/>
-        <w:rPr>
-          <w:rFonts w:ascii="Calibri" w:cs="Calibri" w:eastAsia="Calibri" w:hAnsi="Calibri"/>
-          <w:b w:val="0"/>
-          <w:bCs w:val="0"/>
-          <w:i w:val="0"/>
-          <w:iCs w:val="0"/>
-          <w:smallCaps w:val="0"/>
-          <w:strike w:val="0"/>
-          <w:color w:val="000000"/>
-          <w:sz w:val="20"/>
-          <w:szCs w:val="20"/>
-          <w:u w:val="none"/>
-          <w:shd w:fill="auto" w:val="clear"/>
-          <w:vertAlign w:val="baseline"/>
+        <w:spacing w:before="84"/>
+        <w:rPr>
+          <w:color w:val="000000"/>
+          <w:sz w:val="20"/>
+          <w:szCs w:val="20"/>
         </w:rPr>
       </w:pPr>
-      <w:r>
-        <w:rPr>
-          <w:rtl w:val="0"/>
-        </w:rPr>
-      </w:r>
     </w:p>
     <w:p>
       <w:pPr>
         <w:pStyle w:val="Heading1"/>
         <w:ind w:firstLine="23"/>
-        <w:rPr/>
       </w:pPr>
       <w:r>
-        <w:rPr>
-          <w:rtl w:val="0"/>
-        </w:rPr>
-        <w:t xml:space="preserve">client name</w:t>
-      </w:r>
-      <w:r>
+        <w:t>{{</w:t>
+      </w:r>
+      <w:proofErr w:type="spellStart"/>
+      <w:r>
+        <w:t>client_</w:t>
+      </w:r>
+      <w:r>
+        <w:t>name</w:t>
+      </w:r>
+      <w:proofErr w:type="spellEnd"/>
+      <w:r>
+        <w:rPr>
+          <w:noProof/>
+          <w:lang w:val="en-US"/>
+        </w:rPr>
         <mc:AlternateContent>
           <mc:Choice Requires="wpg">
             <w:drawing>
-              <wp:anchor allowOverlap="1" behindDoc="1" distB="0" distT="0" distL="0" distR="0" hidden="0" layoutInCell="1" locked="0" relativeHeight="0" simplePos="0">
+              <wp:anchor distT="0" distB="0" distL="0" distR="0" simplePos="0" relativeHeight="251677696" behindDoc="1" locked="0" layoutInCell="1" hidden="0" allowOverlap="1">
                 <wp:simplePos x="0" y="0"/>
                 <wp:positionH relativeFrom="column">
                   <wp:posOffset>368909</wp:posOffset>
@@ -3322,23 +3356,27 @@
                   <wp:posOffset>112441</wp:posOffset>
                 </wp:positionV>
                 <wp:extent cx="43815" cy="12700"/>
-                <wp:effectExtent b="0" l="0" r="0" t="0"/>
+                <wp:effectExtent l="0" t="0" r="0" b="0"/>
                 <wp:wrapNone/>
-                <wp:docPr id="16" name=""/>
-                <a:graphic>
+                <wp:docPr id="16" name="Freeform 16"/>
+                <wp:cNvGraphicFramePr/>
+                <a:graphic xmlns:a="http://schemas.openxmlformats.org/drawingml/2006/main">
                   <a:graphicData uri="http://schemas.microsoft.com/office/word/2010/wordprocessingShape">
                     <wps:wsp>
                       <wps:cNvSpPr/>
-                      <wps:cNvPr id="17" name="Shape 17"/>
                       <wps:spPr>
                         <a:xfrm>
                           <a:off x="5324093" y="3779365"/>
                           <a:ext cx="43815" cy="1270"/>
                         </a:xfrm>
                         <a:custGeom>
-                          <a:rect b="b" l="l" r="r" t="t"/>
+                          <a:avLst/>
+                          <a:gdLst/>
+                          <a:ahLst/>
+                          <a:cxnLst/>
+                          <a:rect l="l" t="t" r="r" b="b"/>
                           <a:pathLst>
-                            <a:path extrusionOk="0" h="120000" w="43815">
+                            <a:path w="43815" h="120000" extrusionOk="0">
                               <a:moveTo>
                                 <a:pt x="0" y="0"/>
                               </a:moveTo>
@@ -3349,17 +3387,17 @@
                           </a:pathLst>
                         </a:custGeom>
                         <a:noFill/>
-                        <a:ln cap="flat" cmpd="sng" w="9525">
+                        <a:ln w="9525" cap="flat" cmpd="sng">
                           <a:solidFill>
                             <a:srgbClr val="000000"/>
                           </a:solidFill>
                           <a:prstDash val="solid"/>
                           <a:round/>
-                          <a:headEnd len="sm" w="sm" type="none"/>
-                          <a:tailEnd len="sm" w="sm" type="none"/>
+                          <a:headEnd type="none" w="sm" len="sm"/>
+                          <a:tailEnd type="none" w="sm" len="sm"/>
                         </a:ln>
                       </wps:spPr>
-                      <wps:bodyPr anchorCtr="0" anchor="ctr" bIns="91425" lIns="91425" spcFirstLastPara="1" rIns="91425" wrap="square" tIns="91425">
+                      <wps:bodyPr spcFirstLastPara="1" wrap="square" lIns="91425" tIns="91425" rIns="91425" bIns="91425" anchor="ctr" anchorCtr="0">
                         <a:noAutofit/>
                       </wps:bodyPr>
                     </wps:wsp>
@@ -3368,7 +3406,7 @@
               </wp:anchor>
             </w:drawing>
           </mc:Choice>
-          <mc:Fallback>
+          <mc:Fallback xmlns:sl="http://schemas.openxmlformats.org/schemaLibrary/2006/main" xmlns:a="http://schemas.openxmlformats.org/drawingml/2006/main" xmlns:pic="http://schemas.openxmlformats.org/drawingml/2006/picture" xmlns:c="http://schemas.openxmlformats.org/drawingml/2006/chart" xmlns:lc="http://schemas.openxmlformats.org/drawingml/2006/lockedCanvas" xmlns:dgm="http://schemas.openxmlformats.org/drawingml/2006/diagram" xmlns:w16="http://schemas.microsoft.com/office/word/2018/wordml" xmlns:w16cex="http://schemas.microsoft.com/office/word/2018/wordml/cex" xmlns:w16cid="http://schemas.microsoft.com/office/word/2016/wordml/cid" xmlns="http://schemas.microsoft.com/office/tasks/2019/documenttasks" xmlns:cr="http://schemas.microsoft.com/office/comments/2020/reactions">
             <w:drawing>
               <wp:anchor allowOverlap="1" behindDoc="1" distB="0" distT="0" distL="0" distR="0" hidden="0" layoutInCell="1" locked="0" relativeHeight="0" simplePos="0">
                 <wp:simplePos x="0" y="0"/>
@@ -3390,7 +3428,7 @@
                         <pic:cNvPicPr preferRelativeResize="0"/>
                       </pic:nvPicPr>
                       <pic:blipFill>
-                        <a:blip r:embed="rId6"/>
+                        <a:blip r:embed="rId7"/>
                         <a:srcRect/>
                         <a:stretch>
                           <a:fillRect/>
@@ -3412,15 +3450,17 @@
           </mc:Fallback>
         </mc:AlternateContent>
       </w:r>
+      <w:r>
+        <w:t>}}</w:t>
+      </w:r>
     </w:p>
     <w:p>
       <w:pPr>
-        <w:spacing w:before="55" w:lineRule="auto"/>
-        <w:ind w:left="23" w:right="0" w:firstLine="0"/>
-        <w:jc w:val="left"/>
-        <w:rPr>
-          <w:b w:val="1"/>
-          <w:bCs w:val="1"/>
+        <w:spacing w:before="55"/>
+        <w:ind w:left="23"/>
+        <w:rPr>
+          <w:b/>
+          <w:bCs/>
           <w:sz w:val="20"/>
           <w:szCs w:val="20"/>
         </w:rPr>
@@ -3429,25 +3469,52 @@
         <w:rPr>
           <w:sz w:val="20"/>
           <w:szCs w:val="20"/>
-          <w:rtl w:val="0"/>
         </w:rPr>
         <w:t xml:space="preserve">Passport No.: </w:t>
       </w:r>
       <w:r>
         <w:rPr>
-          <w:b w:val="1"/>
-          <w:bCs w:val="1"/>
-          <w:sz w:val="20"/>
-          <w:szCs w:val="20"/>
-          <w:rtl w:val="0"/>
-        </w:rPr>
-        <w:t xml:space="preserve">passport number</w:t>
-      </w:r>
-      <w:r>
+          <w:sz w:val="20"/>
+          <w:szCs w:val="20"/>
+        </w:rPr>
+        <w:t>{{</w:t>
+      </w:r>
+      <w:proofErr w:type="spellStart"/>
+      <w:r>
+        <w:rPr>
+          <w:sz w:val="20"/>
+          <w:szCs w:val="20"/>
+        </w:rPr>
+        <w:t>client_</w:t>
+      </w:r>
+      <w:r>
+        <w:rPr>
+          <w:b/>
+          <w:bCs/>
+          <w:sz w:val="20"/>
+          <w:szCs w:val="20"/>
+        </w:rPr>
+        <w:t>passport_</w:t>
+      </w:r>
+      <w:r>
+        <w:rPr>
+          <w:b/>
+          <w:bCs/>
+          <w:sz w:val="20"/>
+          <w:szCs w:val="20"/>
+        </w:rPr>
+        <w:t>number</w:t>
+      </w:r>
+      <w:proofErr w:type="spellEnd"/>
+      <w:r>
+        <w:rPr>
+          <w:noProof/>
+          <w:lang w:val="en-US"/>
+        </w:rPr>
         <mc:AlternateContent>
           <mc:Choice Requires="wpg">
             <w:drawing>
-              <wp:anchor allowOverlap="1" behindDoc="1" distB="0" distT="0" distL="0" distR="0" hidden="0" layoutInCell="1" locked="0" relativeHeight="0" simplePos="0">
+              <wp:anchor distT="0" distB="0" distL="0" distR="0" simplePos="0" relativeHeight="251678720" behindDoc="1" locked="0" layoutInCell="1" hidden="0" allowOverlap="1">
                 <wp:simplePos x="0" y="0"/>
                 <wp:positionH relativeFrom="column">
                   <wp:posOffset>1690254</wp:posOffset>
@@ -3456,23 +3523,27 @@
                   <wp:posOffset>147201</wp:posOffset>
                 </wp:positionV>
                 <wp:extent cx="43815" cy="12700"/>
-                <wp:effectExtent b="0" l="0" r="0" t="0"/>
+                <wp:effectExtent l="0" t="0" r="0" b="0"/>
                 <wp:wrapNone/>
-                <wp:docPr id="21" name=""/>
-                <a:graphic>
+                <wp:docPr id="21" name="Freeform 21"/>
+                <wp:cNvGraphicFramePr/>
+                <a:graphic xmlns:a="http://schemas.openxmlformats.org/drawingml/2006/main">
                   <a:graphicData uri="http://schemas.microsoft.com/office/word/2010/wordprocessingShape">
                     <wps:wsp>
                       <wps:cNvSpPr/>
-                      <wps:cNvPr id="22" name="Shape 22"/>
                       <wps:spPr>
                         <a:xfrm>
                           <a:off x="5324093" y="3779365"/>
                           <a:ext cx="43815" cy="1270"/>
                         </a:xfrm>
                         <a:custGeom>
-                          <a:rect b="b" l="l" r="r" t="t"/>
+                          <a:avLst/>
+                          <a:gdLst/>
+                          <a:ahLst/>
+                          <a:cxnLst/>
+                          <a:rect l="l" t="t" r="r" b="b"/>
                           <a:pathLst>
-                            <a:path extrusionOk="0" h="120000" w="43815">
+                            <a:path w="43815" h="120000" extrusionOk="0">
                               <a:moveTo>
                                 <a:pt x="0" y="0"/>
                               </a:moveTo>
@@ -3483,17 +3554,17 @@
                           </a:pathLst>
                         </a:custGeom>
                         <a:noFill/>
-                        <a:ln cap="flat" cmpd="sng" w="9525">
+                        <a:ln w="9525" cap="flat" cmpd="sng">
                           <a:solidFill>
                             <a:srgbClr val="000000"/>
                           </a:solidFill>
                           <a:prstDash val="solid"/>
                           <a:round/>
-                          <a:headEnd len="sm" w="sm" type="none"/>
-                          <a:tailEnd len="sm" w="sm" type="none"/>
+                          <a:headEnd type="none" w="sm" len="sm"/>
+                          <a:tailEnd type="none" w="sm" len="sm"/>
                         </a:ln>
                       </wps:spPr>
-                      <wps:bodyPr anchorCtr="0" anchor="ctr" bIns="91425" lIns="91425" spcFirstLastPara="1" rIns="91425" wrap="square" tIns="91425">
+                      <wps:bodyPr spcFirstLastPara="1" wrap="square" lIns="91425" tIns="91425" rIns="91425" bIns="91425" anchor="ctr" anchorCtr="0">
                         <a:noAutofit/>
                       </wps:bodyPr>
                     </wps:wsp>
@@ -3502,7 +3573,7 @@
               </wp:anchor>
             </w:drawing>
           </mc:Choice>
-          <mc:Fallback>
+          <mc:Fallback xmlns:sl="http://schemas.openxmlformats.org/schemaLibrary/2006/main" xmlns:a="http://schemas.openxmlformats.org/drawingml/2006/main" xmlns:pic="http://schemas.openxmlformats.org/drawingml/2006/picture" xmlns:c="http://schemas.openxmlformats.org/drawingml/2006/chart" xmlns:lc="http://schemas.openxmlformats.org/drawingml/2006/lockedCanvas" xmlns:dgm="http://schemas.openxmlformats.org/drawingml/2006/diagram" xmlns:w16="http://schemas.microsoft.com/office/word/2018/wordml" xmlns:w16cex="http://schemas.microsoft.com/office/word/2018/wordml/cex" xmlns:w16cid="http://schemas.microsoft.com/office/word/2016/wordml/cid" xmlns="http://schemas.microsoft.com/office/tasks/2019/documenttasks" xmlns:cr="http://schemas.microsoft.com/office/comments/2020/reactions">
             <w:drawing>
               <wp:anchor allowOverlap="1" behindDoc="1" distB="0" distT="0" distL="0" distR="0" hidden="0" layoutInCell="1" locked="0" relativeHeight="0" simplePos="0">
                 <wp:simplePos x="0" y="0"/>
@@ -3524,7 +3595,7 @@
                         <pic:cNvPicPr preferRelativeResize="0"/>
                       </pic:nvPicPr>
                       <pic:blipFill>
-                        <a:blip r:embed="rId6"/>
+                        <a:blip r:embed="rId7"/>
                         <a:srcRect/>
                         <a:stretch>
                           <a:fillRect/>
@@ -3546,15 +3617,23 @@
           </mc:Fallback>
         </mc:AlternateContent>
       </w:r>
+      <w:r>
+        <w:rPr>
+          <w:b/>
+          <w:bCs/>
+          <w:sz w:val="20"/>
+          <w:szCs w:val="20"/>
+        </w:rPr>
+        <w:t>}}</w:t>
+      </w:r>
     </w:p>
     <w:p>
       <w:pPr>
-        <w:spacing w:before="55" w:lineRule="auto"/>
-        <w:ind w:left="23" w:right="0" w:firstLine="0"/>
-        <w:jc w:val="left"/>
-        <w:rPr>
-          <w:b w:val="1"/>
-          <w:bCs w:val="1"/>
+        <w:spacing w:before="55"/>
+        <w:ind w:left="23"/>
+        <w:rPr>
+          <w:b/>
+          <w:bCs/>
           <w:sz w:val="20"/>
           <w:szCs w:val="20"/>
         </w:rPr>
@@ -3563,25 +3642,43 @@
         <w:rPr>
           <w:sz w:val="20"/>
           <w:szCs w:val="20"/>
-          <w:rtl w:val="0"/>
         </w:rPr>
         <w:t xml:space="preserve">Address: </w:t>
       </w:r>
       <w:r>
         <w:rPr>
-          <w:b w:val="1"/>
-          <w:bCs w:val="1"/>
-          <w:sz w:val="20"/>
-          <w:szCs w:val="20"/>
-          <w:rtl w:val="0"/>
-        </w:rPr>
-        <w:t xml:space="preserve">full address</w:t>
-      </w:r>
-      <w:r>
+          <w:sz w:val="20"/>
+          <w:szCs w:val="20"/>
+        </w:rPr>
+        <w:t>{{</w:t>
+      </w:r>
+      <w:proofErr w:type="spellStart"/>
+      <w:r>
+        <w:rPr>
+          <w:sz w:val="20"/>
+          <w:szCs w:val="20"/>
+        </w:rPr>
+        <w:t>client_</w:t>
+      </w:r>
+      <w:r>
+        <w:rPr>
+          <w:b/>
+          <w:bCs/>
+          <w:sz w:val="20"/>
+          <w:szCs w:val="20"/>
+        </w:rPr>
+        <w:t>address</w:t>
+      </w:r>
+      <w:proofErr w:type="spellEnd"/>
+      <w:r>
+        <w:rPr>
+          <w:noProof/>
+          <w:lang w:val="en-US"/>
+        </w:rPr>
         <mc:AlternateContent>
           <mc:Choice Requires="wpg">
             <w:drawing>
-              <wp:anchor allowOverlap="1" behindDoc="1" distB="0" distT="0" distL="0" distR="0" hidden="0" layoutInCell="1" locked="0" relativeHeight="0" simplePos="0">
+              <wp:anchor distT="0" distB="0" distL="0" distR="0" simplePos="0" relativeHeight="251679744" behindDoc="1" locked="0" layoutInCell="1" hidden="0" allowOverlap="1">
                 <wp:simplePos x="0" y="0"/>
                 <wp:positionH relativeFrom="column">
                   <wp:posOffset>761923</wp:posOffset>
@@ -3590,23 +3687,27 @@
                   <wp:posOffset>147035</wp:posOffset>
                 </wp:positionV>
                 <wp:extent cx="43815" cy="12700"/>
-                <wp:effectExtent b="0" l="0" r="0" t="0"/>
+                <wp:effectExtent l="0" t="0" r="0" b="0"/>
                 <wp:wrapNone/>
-                <wp:docPr id="17" name=""/>
-                <a:graphic>
+                <wp:docPr id="17" name="Freeform 17"/>
+                <wp:cNvGraphicFramePr/>
+                <a:graphic xmlns:a="http://schemas.openxmlformats.org/drawingml/2006/main">
                   <a:graphicData uri="http://schemas.microsoft.com/office/word/2010/wordprocessingShape">
                     <wps:wsp>
                       <wps:cNvSpPr/>
-                      <wps:cNvPr id="18" name="Shape 18"/>
                       <wps:spPr>
                         <a:xfrm>
                           <a:off x="5324093" y="3779365"/>
                           <a:ext cx="43815" cy="1270"/>
                         </a:xfrm>
                         <a:custGeom>
-                          <a:rect b="b" l="l" r="r" t="t"/>
+                          <a:avLst/>
+                          <a:gdLst/>
+                          <a:ahLst/>
+                          <a:cxnLst/>
+                          <a:rect l="l" t="t" r="r" b="b"/>
                           <a:pathLst>
-                            <a:path extrusionOk="0" h="120000" w="43815">
+                            <a:path w="43815" h="120000" extrusionOk="0">
                               <a:moveTo>
                                 <a:pt x="0" y="0"/>
                               </a:moveTo>
@@ -3617,17 +3718,17 @@
                           </a:pathLst>
                         </a:custGeom>
                         <a:noFill/>
-                        <a:ln cap="flat" cmpd="sng" w="9525">
+                        <a:ln w="9525" cap="flat" cmpd="sng">
                           <a:solidFill>
                             <a:srgbClr val="000000"/>
                           </a:solidFill>
                           <a:prstDash val="solid"/>
                           <a:round/>
-                          <a:headEnd len="sm" w="sm" type="none"/>
-                          <a:tailEnd len="sm" w="sm" type="none"/>
+                          <a:headEnd type="none" w="sm" len="sm"/>
+                          <a:tailEnd type="none" w="sm" len="sm"/>
                         </a:ln>
                       </wps:spPr>
-                      <wps:bodyPr anchorCtr="0" anchor="ctr" bIns="91425" lIns="91425" spcFirstLastPara="1" rIns="91425" wrap="square" tIns="91425">
+                      <wps:bodyPr spcFirstLastPara="1" wrap="square" lIns="91425" tIns="91425" rIns="91425" bIns="91425" anchor="ctr" anchorCtr="0">
                         <a:noAutofit/>
                       </wps:bodyPr>
                     </wps:wsp>
@@ -3636,7 +3737,7 @@
               </wp:anchor>
             </w:drawing>
           </mc:Choice>
-          <mc:Fallback>
+          <mc:Fallback xmlns:sl="http://schemas.openxmlformats.org/schemaLibrary/2006/main" xmlns:a="http://schemas.openxmlformats.org/drawingml/2006/main" xmlns:pic="http://schemas.openxmlformats.org/drawingml/2006/picture" xmlns:c="http://schemas.openxmlformats.org/drawingml/2006/chart" xmlns:lc="http://schemas.openxmlformats.org/drawingml/2006/lockedCanvas" xmlns:dgm="http://schemas.openxmlformats.org/drawingml/2006/diagram" xmlns:w16="http://schemas.microsoft.com/office/word/2018/wordml" xmlns:w16cex="http://schemas.microsoft.com/office/word/2018/wordml/cex" xmlns:w16cid="http://schemas.microsoft.com/office/word/2016/wordml/cid" xmlns="http://schemas.microsoft.com/office/tasks/2019/documenttasks" xmlns:cr="http://schemas.microsoft.com/office/comments/2020/reactions">
             <w:drawing>
               <wp:anchor allowOverlap="1" behindDoc="1" distB="0" distT="0" distL="0" distR="0" hidden="0" layoutInCell="1" locked="0" relativeHeight="0" simplePos="0">
                 <wp:simplePos x="0" y="0"/>
@@ -3658,7 +3759,7 @@
                         <pic:cNvPicPr preferRelativeResize="0"/>
                       </pic:nvPicPr>
                       <pic:blipFill>
-                        <a:blip r:embed="rId6"/>
+                        <a:blip r:embed="rId7"/>
                         <a:srcRect/>
                         <a:stretch>
                           <a:fillRect/>
@@ -3680,15 +3781,23 @@
           </mc:Fallback>
         </mc:AlternateContent>
       </w:r>
+      <w:r>
+        <w:rPr>
+          <w:b/>
+          <w:bCs/>
+          <w:sz w:val="20"/>
+          <w:szCs w:val="20"/>
+        </w:rPr>
+        <w:t>}}</w:t>
+      </w:r>
     </w:p>
     <w:p>
       <w:pPr>
-        <w:spacing w:before="55" w:lineRule="auto"/>
-        <w:ind w:left="23" w:right="0" w:firstLine="0"/>
-        <w:jc w:val="left"/>
-        <w:rPr>
-          <w:b w:val="1"/>
-          <w:bCs w:val="1"/>
+        <w:spacing w:before="55"/>
+        <w:ind w:left="23"/>
+        <w:rPr>
+          <w:b/>
+          <w:bCs/>
           <w:sz w:val="20"/>
           <w:szCs w:val="20"/>
         </w:rPr>
@@ -3697,25 +3806,52 @@
         <w:rPr>
           <w:sz w:val="20"/>
           <w:szCs w:val="20"/>
-          <w:rtl w:val="0"/>
         </w:rPr>
         <w:t xml:space="preserve">Contact Number: </w:t>
       </w:r>
       <w:r>
         <w:rPr>
-          <w:b w:val="1"/>
-          <w:bCs w:val="1"/>
-          <w:sz w:val="20"/>
-          <w:szCs w:val="20"/>
-          <w:rtl w:val="0"/>
-        </w:rPr>
-        <w:t xml:space="preserve">phone number</w:t>
-      </w:r>
-      <w:r>
+          <w:sz w:val="20"/>
+          <w:szCs w:val="20"/>
+        </w:rPr>
+        <w:t>{{</w:t>
+      </w:r>
+      <w:proofErr w:type="spellStart"/>
+      <w:r>
+        <w:rPr>
+          <w:sz w:val="20"/>
+          <w:szCs w:val="20"/>
+        </w:rPr>
+        <w:t>client_</w:t>
+      </w:r>
+      <w:r>
+        <w:rPr>
+          <w:b/>
+          <w:bCs/>
+          <w:sz w:val="20"/>
+          <w:szCs w:val="20"/>
+        </w:rPr>
+        <w:t>phone_</w:t>
+      </w:r>
+      <w:r>
+        <w:rPr>
+          <w:b/>
+          <w:bCs/>
+          <w:sz w:val="20"/>
+          <w:szCs w:val="20"/>
+        </w:rPr>
+        <w:t>number</w:t>
+      </w:r>
+      <w:proofErr w:type="spellEnd"/>
+      <w:r>
+        <w:rPr>
+          <w:noProof/>
+          <w:lang w:val="en-US"/>
+        </w:rPr>
         <mc:AlternateContent>
           <mc:Choice Requires="wpg">
             <w:drawing>
-              <wp:anchor allowOverlap="1" behindDoc="1" distB="0" distT="0" distL="0" distR="0" hidden="0" layoutInCell="1" locked="0" relativeHeight="0" simplePos="0">
+              <wp:anchor distT="0" distB="0" distL="0" distR="0" simplePos="0" relativeHeight="251680768" behindDoc="1" locked="0" layoutInCell="1" hidden="0" allowOverlap="1">
                 <wp:simplePos x="0" y="0"/>
                 <wp:positionH relativeFrom="column">
                   <wp:posOffset>1424863</wp:posOffset>
@@ -3724,23 +3860,27 @@
                   <wp:posOffset>146869</wp:posOffset>
                 </wp:positionV>
                 <wp:extent cx="43815" cy="12700"/>
-                <wp:effectExtent b="0" l="0" r="0" t="0"/>
+                <wp:effectExtent l="0" t="0" r="0" b="0"/>
                 <wp:wrapNone/>
-                <wp:docPr id="10" name=""/>
-                <a:graphic>
+                <wp:docPr id="10" name="Freeform 10"/>
+                <wp:cNvGraphicFramePr/>
+                <a:graphic xmlns:a="http://schemas.openxmlformats.org/drawingml/2006/main">
                   <a:graphicData uri="http://schemas.microsoft.com/office/word/2010/wordprocessingShape">
                     <wps:wsp>
                       <wps:cNvSpPr/>
-                      <wps:cNvPr id="11" name="Shape 11"/>
                       <wps:spPr>
                         <a:xfrm>
                           <a:off x="5324093" y="3779365"/>
                           <a:ext cx="43815" cy="1270"/>
                         </a:xfrm>
                         <a:custGeom>
-                          <a:rect b="b" l="l" r="r" t="t"/>
+                          <a:avLst/>
+                          <a:gdLst/>
+                          <a:ahLst/>
+                          <a:cxnLst/>
+                          <a:rect l="l" t="t" r="r" b="b"/>
                           <a:pathLst>
-                            <a:path extrusionOk="0" h="120000" w="43815">
+                            <a:path w="43815" h="120000" extrusionOk="0">
                               <a:moveTo>
                                 <a:pt x="0" y="0"/>
                               </a:moveTo>
@@ -3751,17 +3891,17 @@
                           </a:pathLst>
                         </a:custGeom>
                         <a:noFill/>
-                        <a:ln cap="flat" cmpd="sng" w="9525">
+                        <a:ln w="9525" cap="flat" cmpd="sng">
                           <a:solidFill>
                             <a:srgbClr val="000000"/>
                           </a:solidFill>
                           <a:prstDash val="solid"/>
                           <a:round/>
-                          <a:headEnd len="sm" w="sm" type="none"/>
-                          <a:tailEnd len="sm" w="sm" type="none"/>
+                          <a:headEnd type="none" w="sm" len="sm"/>
+                          <a:tailEnd type="none" w="sm" len="sm"/>
                         </a:ln>
                       </wps:spPr>
-                      <wps:bodyPr anchorCtr="0" anchor="ctr" bIns="91425" lIns="91425" spcFirstLastPara="1" rIns="91425" wrap="square" tIns="91425">
+                      <wps:bodyPr spcFirstLastPara="1" wrap="square" lIns="91425" tIns="91425" rIns="91425" bIns="91425" anchor="ctr" anchorCtr="0">
                         <a:noAutofit/>
                       </wps:bodyPr>
                     </wps:wsp>
@@ -3770,7 +3910,7 @@
               </wp:anchor>
             </w:drawing>
           </mc:Choice>
-          <mc:Fallback>
+          <mc:Fallback xmlns:sl="http://schemas.openxmlformats.org/schemaLibrary/2006/main" xmlns:a="http://schemas.openxmlformats.org/drawingml/2006/main" xmlns:pic="http://schemas.openxmlformats.org/drawingml/2006/picture" xmlns:c="http://schemas.openxmlformats.org/drawingml/2006/chart" xmlns:lc="http://schemas.openxmlformats.org/drawingml/2006/lockedCanvas" xmlns:dgm="http://schemas.openxmlformats.org/drawingml/2006/diagram" xmlns:w16="http://schemas.microsoft.com/office/word/2018/wordml" xmlns:w16cex="http://schemas.microsoft.com/office/word/2018/wordml/cex" xmlns:w16cid="http://schemas.microsoft.com/office/word/2016/wordml/cid" xmlns="http://schemas.microsoft.com/office/tasks/2019/documenttasks" xmlns:cr="http://schemas.microsoft.com/office/comments/2020/reactions">
             <w:drawing>
               <wp:anchor allowOverlap="1" behindDoc="1" distB="0" distT="0" distL="0" distR="0" hidden="0" layoutInCell="1" locked="0" relativeHeight="0" simplePos="0">
                 <wp:simplePos x="0" y="0"/>
@@ -3792,7 +3932,7 @@
                         <pic:cNvPicPr preferRelativeResize="0"/>
                       </pic:nvPicPr>
                       <pic:blipFill>
-                        <a:blip r:embed="rId6"/>
+                        <a:blip r:embed="rId7"/>
                         <a:srcRect/>
                         <a:stretch>
                           <a:fillRect/>
@@ -3814,15 +3954,23 @@
           </mc:Fallback>
         </mc:AlternateContent>
       </w:r>
+      <w:r>
+        <w:rPr>
+          <w:b/>
+          <w:bCs/>
+          <w:sz w:val="20"/>
+          <w:szCs w:val="20"/>
+        </w:rPr>
+        <w:t>}}</w:t>
+      </w:r>
     </w:p>
     <w:p>
       <w:pPr>
-        <w:spacing w:before="54" w:lineRule="auto"/>
-        <w:ind w:left="23" w:right="0" w:firstLine="0"/>
-        <w:jc w:val="left"/>
-        <w:rPr>
-          <w:b w:val="1"/>
-          <w:bCs w:val="1"/>
+        <w:spacing w:before="54"/>
+        <w:ind w:left="23"/>
+        <w:rPr>
+          <w:b/>
+          <w:bCs/>
           <w:sz w:val="20"/>
           <w:szCs w:val="20"/>
         </w:rPr>
@@ -3831,76 +3979,101 @@
         <w:rPr>
           <w:sz w:val="20"/>
           <w:szCs w:val="20"/>
-          <w:rtl w:val="0"/>
         </w:rPr>
         <w:t xml:space="preserve">Email: </w:t>
       </w:r>
       <w:r>
         <w:rPr>
-          <w:b w:val="1"/>
-          <w:bCs w:val="1"/>
-          <w:sz w:val="20"/>
-          <w:szCs w:val="20"/>
-          <w:rtl w:val="0"/>
-        </w:rPr>
-        <w:t xml:space="preserve">email</w:t>
+          <w:sz w:val="20"/>
+          <w:szCs w:val="20"/>
+        </w:rPr>
+        <w:t>{{</w:t>
+      </w:r>
+      <w:proofErr w:type="spellStart"/>
+      <w:r>
+        <w:rPr>
+          <w:sz w:val="20"/>
+          <w:szCs w:val="20"/>
+        </w:rPr>
+        <w:t>client_</w:t>
+      </w:r>
+      <w:r>
+        <w:rPr>
+          <w:b/>
+          <w:bCs/>
+          <w:sz w:val="20"/>
+          <w:szCs w:val="20"/>
+        </w:rPr>
+        <w:t>email</w:t>
+      </w:r>
+      <w:proofErr w:type="spellEnd"/>
+      <w:r>
+        <w:rPr>
+          <w:b/>
+          <w:bCs/>
+          <w:sz w:val="20"/>
+          <w:szCs w:val="20"/>
+        </w:rPr>
+        <w:t>}}</w:t>
       </w:r>
     </w:p>
     <w:sectPr>
-      <w:footerReference r:id="rId7" w:type="default"/>
-      <w:pgSz w:h="16840" w:w="11910" w:orient="portrait"/>
-      <w:pgMar w:bottom="1080" w:top="1400" w:left="1417" w:right="1417" w:header="0" w:footer="891"/>
+      <w:footerReference w:type="default" r:id="rId8"/>
+      <w:pgSz w:w="11910" w:h="16840"/>
+      <w:pgMar w:top="1400" w:right="1417" w:bottom="1080" w:left="1417" w:header="0" w:footer="891" w:gutter="0"/>
       <w:pgNumType w:start="1"/>
+      <w:cols w:space="720"/>
     </w:sectPr>
   </w:body>
 </w:document>
 </file>
 
+<file path=word/endnotes.xml><?xml version="1.0" encoding="utf-8"?>
+<w:endnotes xmlns:wpc="http://schemas.microsoft.com/office/word/2010/wordprocessingCanvas" xmlns:cx="http://schemas.microsoft.com/office/drawing/2014/chartex" xmlns:mc="http://schemas.openxmlformats.org/markup-compatibility/2006" xmlns:o="urn:schemas-microsoft-com:office:office" xmlns:r="http://schemas.openxmlformats.org/officeDocument/2006/relationships" xmlns:m="http://schemas.openxmlformats.org/officeDocument/2006/math" xmlns:v="urn:schemas-microsoft-com:vml" xmlns:wp14="http://schemas.microsoft.com/office/word/2010/wordprocessingDrawing" xmlns:wp="http://schemas.openxmlformats.org/drawingml/2006/wordprocessingDrawing" xmlns:w10="urn:schemas-microsoft-com:office:word" xmlns:w="http://schemas.openxmlformats.org/wordprocessingml/2006/main" xmlns:w14="http://schemas.microsoft.com/office/word/2010/wordml" xmlns:w15="http://schemas.microsoft.com/office/word/2012/wordml" xmlns:w16se="http://schemas.microsoft.com/office/word/2015/wordml/symex" xmlns:wpg="http://schemas.microsoft.com/office/word/2010/wordprocessingGroup" xmlns:wpi="http://schemas.microsoft.com/office/word/2010/wordprocessingInk" xmlns:wne="http://schemas.microsoft.com/office/word/2006/wordml" xmlns:wps="http://schemas.microsoft.com/office/word/2010/wordprocessingShape" mc:Ignorable="w14 w15 w16se wp14">
+  <w:endnote w:type="separator" w:id="-1">
+    <w:p>
+      <w:r>
+        <w:separator/>
+      </w:r>
+    </w:p>
+  </w:endnote>
+  <w:endnote w:type="continuationSeparator" w:id="0">
+    <w:p>
+      <w:r>
+        <w:continuationSeparator/>
+      </w:r>
+    </w:p>
+  </w:endnote>
+</w:endnotes>
+</file>
+
 <file path=word/footer1.xml><?xml version="1.0" encoding="utf-8"?>
-<w:ftr xmlns:mc="http://schemas.openxmlformats.org/markup-compatibility/2006" xmlns:o="urn:schemas-microsoft-com:office:office" xmlns:r="http://schemas.openxmlformats.org/officeDocument/2006/relationships" xmlns:m="http://schemas.openxmlformats.org/officeDocument/2006/math" xmlns:v="urn:schemas-microsoft-com:vml" xmlns:wp="http://schemas.openxmlformats.org/drawingml/2006/wordprocessingDrawing" xmlns:w10="urn:schemas-microsoft-com:office:word" xmlns:w="http://schemas.openxmlformats.org/wordprocessingml/2006/main" xmlns:wne="http://schemas.microsoft.com/office/word/2006/wordml" xmlns:sl="http://schemas.openxmlformats.org/schemaLibrary/2006/main" xmlns:a="http://schemas.openxmlformats.org/drawingml/2006/main" xmlns:pic="http://schemas.openxmlformats.org/drawingml/2006/picture" xmlns:c="http://schemas.openxmlformats.org/drawingml/2006/chart" xmlns:lc="http://schemas.openxmlformats.org/drawingml/2006/lockedCanvas" xmlns:dgm="http://schemas.openxmlformats.org/drawingml/2006/diagram" xmlns:wps="http://schemas.microsoft.com/office/word/2010/wordprocessingShape" xmlns:wpg="http://schemas.microsoft.com/office/word/2010/wordprocessingGroup" xmlns:w14="http://schemas.microsoft.com/office/word/2010/wordml" xmlns:w15="http://schemas.microsoft.com/office/word/2012/wordml" xmlns:w16="http://schemas.microsoft.com/office/word/2018/wordml" xmlns:w16cex="http://schemas.microsoft.com/office/word/2018/wordml/cex" xmlns:w16cid="http://schemas.microsoft.com/office/word/2016/wordml/cid" xmlns="http://schemas.microsoft.com/office/tasks/2019/documenttasks" xmlns:cr="http://schemas.microsoft.com/office/comments/2020/reactions">
+<w:ftr xmlns:wpc="http://schemas.microsoft.com/office/word/2010/wordprocessingCanvas" xmlns:cx="http://schemas.microsoft.com/office/drawing/2014/chartex" xmlns:mc="http://schemas.openxmlformats.org/markup-compatibility/2006" xmlns:o="urn:schemas-microsoft-com:office:office" xmlns:r="http://schemas.openxmlformats.org/officeDocument/2006/relationships" xmlns:m="http://schemas.openxmlformats.org/officeDocument/2006/math" xmlns:v="urn:schemas-microsoft-com:vml" xmlns:wp14="http://schemas.microsoft.com/office/word/2010/wordprocessingDrawing" xmlns:wp="http://schemas.openxmlformats.org/drawingml/2006/wordprocessingDrawing" xmlns:w10="urn:schemas-microsoft-com:office:word" xmlns:w="http://schemas.openxmlformats.org/wordprocessingml/2006/main" xmlns:w14="http://schemas.microsoft.com/office/word/2010/wordml" xmlns:w15="http://schemas.microsoft.com/office/word/2012/wordml" xmlns:w16se="http://schemas.microsoft.com/office/word/2015/wordml/symex" xmlns:wpg="http://schemas.microsoft.com/office/word/2010/wordprocessingGroup" xmlns:wpi="http://schemas.microsoft.com/office/word/2010/wordprocessingInk" xmlns:wne="http://schemas.microsoft.com/office/word/2006/wordml" xmlns:wps="http://schemas.microsoft.com/office/word/2010/wordprocessingShape" mc:Ignorable="w14 w15 w16se wp14">
   <w:p>
     <w:pPr>
-      <w:keepNext w:val="0"/>
-      <w:keepLines w:val="0"/>
-      <w:pageBreakBefore w:val="0"/>
-      <w:widowControl w:val="0"/>
       <w:pBdr>
-        <w:top w:space="0" w:sz="0" w:val="nil"/>
-        <w:left w:space="0" w:sz="0" w:val="nil"/>
-        <w:bottom w:space="0" w:sz="0" w:val="nil"/>
-        <w:right w:space="0" w:sz="0" w:val="nil"/>
-        <w:between w:space="0" w:sz="0" w:val="nil"/>
+        <w:top w:val="nil"/>
+        <w:left w:val="nil"/>
+        <w:bottom w:val="nil"/>
+        <w:right w:val="nil"/>
+        <w:between w:val="nil"/>
       </w:pBdr>
-      <w:shd w:fill="auto" w:val="clear"/>
-      <w:spacing w:after="0" w:before="0" w:line="14.399999999999999" w:lineRule="auto"/>
-      <w:ind w:left="0" w:right="0" w:firstLine="0"/>
-      <w:jc w:val="left"/>
+      <w:spacing w:line="14" w:lineRule="auto"/>
       <w:rPr>
-        <w:rFonts w:ascii="Calibri" w:cs="Calibri" w:eastAsia="Calibri" w:hAnsi="Calibri"/>
-        <w:b w:val="0"/>
-        <w:bCs w:val="0"/>
-        <w:i w:val="0"/>
-        <w:iCs w:val="0"/>
-        <w:smallCaps w:val="0"/>
-        <w:strike w:val="0"/>
         <w:color w:val="000000"/>
         <w:sz w:val="20"/>
         <w:szCs w:val="20"/>
-        <w:u w:val="none"/>
-        <w:shd w:fill="auto" w:val="clear"/>
-        <w:vertAlign w:val="baseline"/>
       </w:rPr>
     </w:pPr>
     <w:r>
       <w:rPr>
-        <w:rtl w:val="0"/>
+        <w:noProof/>
+        <w:lang w:val="en-US"/>
       </w:rPr>
-    </w:r>
-    <w:r>
       <mc:AlternateContent>
         <mc:Choice Requires="wpg">
           <w:drawing>
-            <wp:anchor allowOverlap="1" behindDoc="1" distB="0" distT="0" distL="0" distR="0" hidden="0" layoutInCell="1" locked="0" relativeHeight="0" simplePos="0">
+            <wp:anchor distT="0" distB="0" distL="0" distR="0" simplePos="0" relativeHeight="251658240" behindDoc="1" locked="0" layoutInCell="1" hidden="0" allowOverlap="1">
               <wp:simplePos x="0" y="0"/>
               <wp:positionH relativeFrom="column">
                 <wp:posOffset>2831108</wp:posOffset>
@@ -3909,14 +4082,14 @@
                 <wp:posOffset>9981566</wp:posOffset>
               </wp:positionV>
               <wp:extent cx="98425" cy="161925"/>
-              <wp:effectExtent b="0" l="0" r="0" t="0"/>
+              <wp:effectExtent l="0" t="0" r="0" b="0"/>
               <wp:wrapNone/>
-              <wp:docPr id="19" name=""/>
-              <a:graphic>
+              <wp:docPr id="19" name="Rectangle 19"/>
+              <wp:cNvGraphicFramePr/>
+              <a:graphic xmlns:a="http://schemas.openxmlformats.org/drawingml/2006/main">
                 <a:graphicData uri="http://schemas.microsoft.com/office/word/2010/wordprocessingShape">
                   <wps:wsp>
                     <wps:cNvSpPr/>
-                    <wps:cNvPr id="20" name="Shape 20"/>
                     <wps:spPr>
                       <a:xfrm>
                         <a:off x="5301550" y="3703800"/>
@@ -3934,28 +4107,21 @@
                       <w:txbxContent>
                         <w:p>
                           <w:pPr>
-                            <w:spacing w:after="0" w:before="0" w:line="222.9999876022339"/>
-                            <w:ind w:left="20" w:right="0" w:firstLine="0"/>
-                            <w:jc w:val="left"/>
+                            <w:spacing w:line="222" w:lineRule="auto"/>
+                            <w:ind w:left="20"/>
                             <w:textDirection w:val="btLr"/>
                           </w:pPr>
                           <w:r>
                             <w:rPr>
-                              <w:rFonts w:ascii="Calibri" w:cs="Calibri" w:eastAsia="Calibri" w:hAnsi="Calibri"/>
-                              <w:b w:val="0"/>
-                              <w:i w:val="0"/>
-                              <w:smallCaps w:val="0"/>
-                              <w:strike w:val="0"/>
                               <w:color w:val="000000"/>
                               <w:sz w:val="20"/>
-                              <w:vertAlign w:val="baseline"/>
                             </w:rPr>
-                            <w:t xml:space="preserve">1</w:t>
+                            <w:t>1</w:t>
                           </w:r>
                         </w:p>
                       </w:txbxContent>
                     </wps:txbx>
-                    <wps:bodyPr anchorCtr="0" anchor="t" bIns="0" lIns="0" spcFirstLastPara="1" rIns="0" wrap="square" tIns="0">
+                    <wps:bodyPr spcFirstLastPara="1" wrap="square" lIns="0" tIns="0" rIns="0" bIns="0" anchor="t" anchorCtr="0">
                       <a:noAutofit/>
                     </wps:bodyPr>
                   </wps:wsp>
@@ -3964,7 +4130,7 @@
             </wp:anchor>
           </w:drawing>
         </mc:Choice>
-        <mc:Fallback>
+        <mc:Fallback xmlns:sl="http://schemas.openxmlformats.org/schemaLibrary/2006/main" xmlns:a="http://schemas.openxmlformats.org/drawingml/2006/main" xmlns:pic="http://schemas.openxmlformats.org/drawingml/2006/picture" xmlns:c="http://schemas.openxmlformats.org/drawingml/2006/chart" xmlns:lc="http://schemas.openxmlformats.org/drawingml/2006/lockedCanvas" xmlns:dgm="http://schemas.openxmlformats.org/drawingml/2006/diagram" xmlns:w16="http://schemas.microsoft.com/office/word/2018/wordml" xmlns:w16cex="http://schemas.microsoft.com/office/word/2018/wordml/cex" xmlns:w16cid="http://schemas.microsoft.com/office/word/2016/wordml/cid" xmlns="http://schemas.microsoft.com/office/tasks/2019/documenttasks" xmlns:cr="http://schemas.microsoft.com/office/comments/2020/reactions">
           <w:drawing>
             <wp:anchor allowOverlap="1" behindDoc="1" distB="0" distT="0" distL="0" distR="0" hidden="0" layoutInCell="1" locked="0" relativeHeight="0" simplePos="0">
               <wp:simplePos x="0" y="0"/>
@@ -4012,11 +4178,32 @@
 </w:ftr>
 </file>
 
+<file path=word/footnotes.xml><?xml version="1.0" encoding="utf-8"?>
+<w:footnotes xmlns:wpc="http://schemas.microsoft.com/office/word/2010/wordprocessingCanvas" xmlns:cx="http://schemas.microsoft.com/office/drawing/2014/chartex" xmlns:mc="http://schemas.openxmlformats.org/markup-compatibility/2006" xmlns:o="urn:schemas-microsoft-com:office:office" xmlns:r="http://schemas.openxmlformats.org/officeDocument/2006/relationships" xmlns:m="http://schemas.openxmlformats.org/officeDocument/2006/math" xmlns:v="urn:schemas-microsoft-com:vml" xmlns:wp14="http://schemas.microsoft.com/office/word/2010/wordprocessingDrawing" xmlns:wp="http://schemas.openxmlformats.org/drawingml/2006/wordprocessingDrawing" xmlns:w10="urn:schemas-microsoft-com:office:word" xmlns:w="http://schemas.openxmlformats.org/wordprocessingml/2006/main" xmlns:w14="http://schemas.microsoft.com/office/word/2010/wordml" xmlns:w15="http://schemas.microsoft.com/office/word/2012/wordml" xmlns:w16se="http://schemas.microsoft.com/office/word/2015/wordml/symex" xmlns:wpg="http://schemas.microsoft.com/office/word/2010/wordprocessingGroup" xmlns:wpi="http://schemas.microsoft.com/office/word/2010/wordprocessingInk" xmlns:wne="http://schemas.microsoft.com/office/word/2006/wordml" xmlns:wps="http://schemas.microsoft.com/office/word/2010/wordprocessingShape" mc:Ignorable="w14 w15 w16se wp14">
+  <w:footnote w:type="separator" w:id="-1">
+    <w:p>
+      <w:r>
+        <w:separator/>
+      </w:r>
+    </w:p>
+  </w:footnote>
+  <w:footnote w:type="continuationSeparator" w:id="0">
+    <w:p>
+      <w:r>
+        <w:continuationSeparator/>
+      </w:r>
+    </w:p>
+  </w:footnote>
+</w:footnotes>
+</file>
+
 <file path=word/numbering.xml><?xml version="1.0" encoding="utf-8"?>
-<w:numbering xmlns:mc="http://schemas.openxmlformats.org/markup-compatibility/2006" xmlns:o="urn:schemas-microsoft-com:office:office" xmlns:r="http://schemas.openxmlformats.org/officeDocument/2006/relationships" xmlns:m="http://schemas.openxmlformats.org/officeDocument/2006/math" xmlns:v="urn:schemas-microsoft-com:vml" xmlns:wp="http://schemas.openxmlformats.org/drawingml/2006/wordprocessingDrawing" xmlns:w10="urn:schemas-microsoft-com:office:word" xmlns:w="http://schemas.openxmlformats.org/wordprocessingml/2006/main" xmlns:wne="http://schemas.microsoft.com/office/word/2006/wordml" xmlns:sl="http://schemas.openxmlformats.org/schemaLibrary/2006/main" xmlns:a="http://schemas.openxmlformats.org/drawingml/2006/main" xmlns:pic="http://schemas.openxmlformats.org/drawingml/2006/picture" xmlns:c="http://schemas.openxmlformats.org/drawingml/2006/chart" xmlns:lc="http://schemas.openxmlformats.org/drawingml/2006/lockedCanvas" xmlns:dgm="http://schemas.openxmlformats.org/drawingml/2006/diagram" xmlns:wps="http://schemas.microsoft.com/office/word/2010/wordprocessingShape" xmlns:wpg="http://schemas.microsoft.com/office/word/2010/wordprocessingGroup" xmlns:w14="http://schemas.microsoft.com/office/word/2010/wordml" xmlns:w15="http://schemas.microsoft.com/office/word/2012/wordml" xmlns:w16="http://schemas.microsoft.com/office/word/2018/wordml" xmlns:w16cex="http://schemas.microsoft.com/office/word/2018/wordml/cex" xmlns:w16cid="http://schemas.microsoft.com/office/word/2016/wordml/cid" xmlns="http://schemas.microsoft.com/office/tasks/2019/documenttasks" xmlns:cr="http://schemas.microsoft.com/office/comments/2020/reactions">
-  <w:abstractNum w:abstractNumId="1">
+<w:numbering xmlns:wpc="http://schemas.microsoft.com/office/word/2010/wordprocessingCanvas" xmlns:cx="http://schemas.microsoft.com/office/drawing/2014/chartex" xmlns:mc="http://schemas.openxmlformats.org/markup-compatibility/2006" xmlns:o="urn:schemas-microsoft-com:office:office" xmlns:r="http://schemas.openxmlformats.org/officeDocument/2006/relationships" xmlns:m="http://schemas.openxmlformats.org/officeDocument/2006/math" xmlns:v="urn:schemas-microsoft-com:vml" xmlns:wp14="http://schemas.microsoft.com/office/word/2010/wordprocessingDrawing" xmlns:wp="http://schemas.openxmlformats.org/drawingml/2006/wordprocessingDrawing" xmlns:w10="urn:schemas-microsoft-com:office:word" xmlns:w="http://schemas.openxmlformats.org/wordprocessingml/2006/main" xmlns:w14="http://schemas.microsoft.com/office/word/2010/wordml" xmlns:w15="http://schemas.microsoft.com/office/word/2012/wordml" xmlns:w16se="http://schemas.microsoft.com/office/word/2015/wordml/symex" xmlns:wpg="http://schemas.microsoft.com/office/word/2010/wordprocessingGroup" xmlns:wpi="http://schemas.microsoft.com/office/word/2010/wordprocessingInk" xmlns:wne="http://schemas.microsoft.com/office/word/2006/wordml" xmlns:wps="http://schemas.microsoft.com/office/word/2010/wordprocessingShape" mc:Ignorable="w14 w15 w16se wp14">
+  <w:abstractNum w:abstractNumId="0" w15:restartNumberingAfterBreak="0">
+    <w:nsid w:val="2FBB43A6"/>
+    <w:multiLevelType w:val="multilevel"/>
+    <w:tmpl w:val="FC22330E"/>
     <w:lvl w:ilvl="0">
-      <w:start w:val="0"/>
       <w:numFmt w:val="bullet"/>
       <w:lvlText w:val="•"/>
       <w:lvlJc w:val="left"/>
@@ -4024,7 +4211,7 @@
         <w:ind w:left="521" w:hanging="200"/>
       </w:pPr>
       <w:rPr>
-        <w:rFonts w:ascii="Arial" w:cs="Arial" w:eastAsia="Arial" w:hAnsi="Arial"/>
+        <w:rFonts w:ascii="Arial" w:eastAsia="Arial" w:hAnsi="Arial" w:cs="Arial"/>
         <w:b w:val="0"/>
         <w:bCs w:val="0"/>
         <w:i w:val="0"/>
@@ -4034,101 +4221,85 @@
       </w:rPr>
     </w:lvl>
     <w:lvl w:ilvl="1">
-      <w:start w:val="0"/>
       <w:numFmt w:val="bullet"/>
       <w:lvlText w:val="•"/>
       <w:lvlJc w:val="left"/>
       <w:pPr>
         <w:ind w:left="1375" w:hanging="200"/>
       </w:pPr>
-      <w:rPr/>
     </w:lvl>
     <w:lvl w:ilvl="2">
-      <w:start w:val="0"/>
       <w:numFmt w:val="bullet"/>
       <w:lvlText w:val="•"/>
       <w:lvlJc w:val="left"/>
       <w:pPr>
         <w:ind w:left="2230" w:hanging="200"/>
       </w:pPr>
-      <w:rPr/>
     </w:lvl>
     <w:lvl w:ilvl="3">
-      <w:start w:val="0"/>
       <w:numFmt w:val="bullet"/>
       <w:lvlText w:val="•"/>
       <w:lvlJc w:val="left"/>
       <w:pPr>
         <w:ind w:left="3085" w:hanging="200"/>
       </w:pPr>
-      <w:rPr/>
     </w:lvl>
     <w:lvl w:ilvl="4">
-      <w:start w:val="0"/>
       <w:numFmt w:val="bullet"/>
       <w:lvlText w:val="•"/>
       <w:lvlJc w:val="left"/>
       <w:pPr>
         <w:ind w:left="3940" w:hanging="200"/>
       </w:pPr>
-      <w:rPr/>
     </w:lvl>
     <w:lvl w:ilvl="5">
-      <w:start w:val="0"/>
       <w:numFmt w:val="bullet"/>
       <w:lvlText w:val="•"/>
       <w:lvlJc w:val="left"/>
       <w:pPr>
         <w:ind w:left="4795" w:hanging="200"/>
       </w:pPr>
-      <w:rPr/>
     </w:lvl>
     <w:lvl w:ilvl="6">
-      <w:start w:val="0"/>
       <w:numFmt w:val="bullet"/>
       <w:lvlText w:val="•"/>
       <w:lvlJc w:val="left"/>
       <w:pPr>
         <w:ind w:left="5650" w:hanging="200"/>
       </w:pPr>
-      <w:rPr/>
     </w:lvl>
     <w:lvl w:ilvl="7">
-      <w:start w:val="0"/>
       <w:numFmt w:val="bullet"/>
       <w:lvlText w:val="•"/>
       <w:lvlJc w:val="left"/>
       <w:pPr>
         <w:ind w:left="6506" w:hanging="200"/>
       </w:pPr>
-      <w:rPr/>
     </w:lvl>
     <w:lvl w:ilvl="8">
-      <w:start w:val="0"/>
       <w:numFmt w:val="bullet"/>
       <w:lvlText w:val="•"/>
       <w:lvlJc w:val="left"/>
       <w:pPr>
         <w:ind w:left="7361" w:hanging="200"/>
       </w:pPr>
-      <w:rPr/>
     </w:lvl>
   </w:abstractNum>
   <w:num w:numId="1">
-    <w:abstractNumId w:val="1"/>
+    <w:abstractNumId w:val="0"/>
   </w:num>
 </w:numbering>
 </file>
 
 <file path=word/styles.xml><?xml version="1.0" encoding="utf-8"?>
-<w:styles xmlns:mc="http://schemas.openxmlformats.org/markup-compatibility/2006" xmlns:o="urn:schemas-microsoft-com:office:office" xmlns:r="http://schemas.openxmlformats.org/officeDocument/2006/relationships" xmlns:m="http://schemas.openxmlformats.org/officeDocument/2006/math" xmlns:v="urn:schemas-microsoft-com:vml" xmlns:wp="http://schemas.openxmlformats.org/drawingml/2006/wordprocessingDrawing" xmlns:w10="urn:schemas-microsoft-com:office:word" xmlns:w="http://schemas.openxmlformats.org/wordprocessingml/2006/main" xmlns:wne="http://schemas.microsoft.com/office/word/2006/wordml" xmlns:sl="http://schemas.openxmlformats.org/schemaLibrary/2006/main" xmlns:a="http://schemas.openxmlformats.org/drawingml/2006/main" xmlns:pic="http://schemas.openxmlformats.org/drawingml/2006/picture" xmlns:c="http://schemas.openxmlformats.org/drawingml/2006/chart" xmlns:lc="http://schemas.openxmlformats.org/drawingml/2006/lockedCanvas" xmlns:dgm="http://schemas.openxmlformats.org/drawingml/2006/diagram" xmlns:wps="http://schemas.microsoft.com/office/word/2010/wordprocessingShape" xmlns:wpg="http://schemas.microsoft.com/office/word/2010/wordprocessingGroup" xmlns:w14="http://schemas.microsoft.com/office/word/2010/wordml" xmlns:w15="http://schemas.microsoft.com/office/word/2012/wordml" xmlns:w16="http://schemas.microsoft.com/office/word/2018/wordml" xmlns:w16cex="http://schemas.microsoft.com/office/word/2018/wordml/cex" xmlns:w16cid="http://schemas.microsoft.com/office/word/2016/wordml/cid" xmlns="http://schemas.microsoft.com/office/tasks/2019/documenttasks" xmlns:cr="http://schemas.microsoft.com/office/comments/2020/reactions">
+<w:styles xmlns:mc="http://schemas.openxmlformats.org/markup-compatibility/2006" xmlns:r="http://schemas.openxmlformats.org/officeDocument/2006/relationships" xmlns:w="http://schemas.openxmlformats.org/wordprocessingml/2006/main" xmlns:w14="http://schemas.microsoft.com/office/word/2010/wordml" xmlns:w15="http://schemas.microsoft.com/office/word/2012/wordml" xmlns:w16se="http://schemas.microsoft.com/office/word/2015/wordml/symex" mc:Ignorable="w14 w15 w16se">
   <w:docDefaults>
     <w:rPrDefault>
       <w:rPr>
-        <w:rFonts w:ascii="Calibri" w:cs="Calibri" w:eastAsia="Calibri" w:hAnsi="Calibri"/>
+        <w:rFonts w:ascii="Calibri" w:eastAsia="Calibri" w:hAnsi="Calibri" w:cs="Calibri"/>
         <w:sz w:val="22"/>
         <w:szCs w:val="22"/>
-        <w:lang w:val="en"/>
+        <w:lang w:val="en" w:eastAsia="ja-JP" w:bidi="ar-SA"/>
       </w:rPr>
     </w:rPrDefault>
     <w:pPrDefault>
@@ -4137,19 +4308,381 @@
       </w:pPr>
     </w:pPrDefault>
   </w:docDefaults>
-  <w:style w:type="table" w:styleId="TableNormal" w:default="1">
-    <w:name w:val="TableNormal"/>
-    <w:tblPr>
-      <w:tblCellMar>
-        <w:top w:w="100.0" w:type="dxa"/>
-        <w:left w:w="100.0" w:type="dxa"/>
-        <w:bottom w:w="100.0" w:type="dxa"/>
-        <w:right w:w="100.0" w:type="dxa"/>
-      </w:tblCellMar>
-    </w:tblPr>
-  </w:style>
-  <w:style w:type="paragraph" w:styleId="Normal" w:default="1">
-    <w:name w:val="normal"/>
+  <w:latentStyles w:defLockedState="0" w:defUIPriority="99" w:defSemiHidden="0" w:defUnhideWhenUsed="0" w:defQFormat="0" w:count="371">
+    <w:lsdException w:name="Normal" w:uiPriority="0" w:qFormat="1"/>
+    <w:lsdException w:name="heading 1" w:uiPriority="9" w:qFormat="1"/>
+    <w:lsdException w:name="heading 2" w:semiHidden="1" w:uiPriority="9" w:unhideWhenUsed="1" w:qFormat="1"/>
+    <w:lsdException w:name="heading 3" w:semiHidden="1" w:uiPriority="9" w:unhideWhenUsed="1" w:qFormat="1"/>
+    <w:lsdException w:name="heading 4" w:semiHidden="1" w:uiPriority="9" w:unhideWhenUsed="1" w:qFormat="1"/>
+    <w:lsdException w:name="heading 5" w:semiHidden="1" w:uiPriority="9" w:unhideWhenUsed="1" w:qFormat="1"/>
+    <w:lsdException w:name="heading 6" w:semiHidden="1" w:uiPriority="9" w:unhideWhenUsed="1" w:qFormat="1"/>
+    <w:lsdException w:name="heading 7" w:semiHidden="1" w:uiPriority="9" w:unhideWhenUsed="1" w:qFormat="1"/>
+    <w:lsdException w:name="heading 8" w:semiHidden="1" w:uiPriority="9" w:unhideWhenUsed="1" w:qFormat="1"/>
+    <w:lsdException w:name="heading 9" w:semiHidden="1" w:uiPriority="9" w:unhideWhenUsed="1" w:qFormat="1"/>
+    <w:lsdException w:name="index 1" w:semiHidden="1" w:unhideWhenUsed="1"/>
+    <w:lsdException w:name="index 2" w:semiHidden="1" w:unhideWhenUsed="1"/>
+    <w:lsdException w:name="index 3" w:semiHidden="1" w:unhideWhenUsed="1"/>
+    <w:lsdException w:name="index 4" w:semiHidden="1" w:unhideWhenUsed="1"/>
+    <w:lsdException w:name="index 5" w:semiHidden="1" w:unhideWhenUsed="1"/>
+    <w:lsdException w:name="index 6" w:semiHidden="1" w:unhideWhenUsed="1"/>
+    <w:lsdException w:name="index 7" w:semiHidden="1" w:unhideWhenUsed="1"/>
+    <w:lsdException w:name="index 8" w:semiHidden="1" w:unhideWhenUsed="1"/>
+    <w:lsdException w:name="index 9" w:semiHidden="1" w:unhideWhenUsed="1"/>
+    <w:lsdException w:name="toc 1" w:semiHidden="1" w:uiPriority="39" w:unhideWhenUsed="1"/>
+    <w:lsdException w:name="toc 2" w:semiHidden="1" w:uiPriority="39" w:unhideWhenUsed="1"/>
+    <w:lsdException w:name="toc 3" w:semiHidden="1" w:uiPriority="39" w:unhideWhenUsed="1"/>
+    <w:lsdException w:name="toc 4" w:semiHidden="1" w:uiPriority="39" w:unhideWhenUsed="1"/>
+    <w:lsdException w:name="toc 5" w:semiHidden="1" w:uiPriority="39" w:unhideWhenUsed="1"/>
+    <w:lsdException w:name="toc 6" w:semiHidden="1" w:uiPriority="39" w:unhideWhenUsed="1"/>
+    <w:lsdException w:name="toc 7" w:semiHidden="1" w:uiPriority="39" w:unhideWhenUsed="1"/>
+    <w:lsdException w:name="toc 8" w:semiHidden="1" w:uiPriority="39" w:unhideWhenUsed="1"/>
+    <w:lsdException w:name="toc 9" w:semiHidden="1" w:uiPriority="39" w:unhideWhenUsed="1"/>
+    <w:lsdException w:name="Normal Indent" w:semiHidden="1" w:unhideWhenUsed="1"/>
+    <w:lsdException w:name="footnote text" w:semiHidden="1" w:unhideWhenUsed="1"/>
+    <w:lsdException w:name="annotation text" w:semiHidden="1" w:unhideWhenUsed="1"/>
+    <w:lsdException w:name="header" w:semiHidden="1" w:unhideWhenUsed="1"/>
+    <w:lsdException w:name="footer" w:semiHidden="1" w:unhideWhenUsed="1"/>
+    <w:lsdException w:name="index heading" w:semiHidden="1" w:unhideWhenUsed="1"/>
+    <w:lsdException w:name="caption" w:semiHidden="1" w:uiPriority="35" w:unhideWhenUsed="1" w:qFormat="1"/>
+    <w:lsdException w:name="table of figures" w:semiHidden="1" w:unhideWhenUsed="1"/>
+    <w:lsdException w:name="envelope address" w:semiHidden="1" w:unhideWhenUsed="1"/>
+    <w:lsdException w:name="envelope return" w:semiHidden="1" w:unhideWhenUsed="1"/>
+    <w:lsdException w:name="footnote reference" w:semiHidden="1" w:unhideWhenUsed="1"/>
+    <w:lsdException w:name="annotation reference" w:semiHidden="1" w:unhideWhenUsed="1"/>
+    <w:lsdException w:name="line number" w:semiHidden="1" w:unhideWhenUsed="1"/>
+    <w:lsdException w:name="page number" w:semiHidden="1" w:unhideWhenUsed="1"/>
+    <w:lsdException w:name="endnote reference" w:semiHidden="1" w:unhideWhenUsed="1"/>
+    <w:lsdException w:name="endnote text" w:semiHidden="1" w:unhideWhenUsed="1"/>
+    <w:lsdException w:name="table of authorities" w:semiHidden="1" w:unhideWhenUsed="1"/>
+    <w:lsdException w:name="macro" w:semiHidden="1" w:unhideWhenUsed="1"/>
+    <w:lsdException w:name="toa heading" w:semiHidden="1" w:unhideWhenUsed="1"/>
+    <w:lsdException w:name="List" w:semiHidden="1" w:unhideWhenUsed="1"/>
+    <w:lsdException w:name="List Bullet" w:semiHidden="1" w:unhideWhenUsed="1"/>
+    <w:lsdException w:name="List Number" w:semiHidden="1" w:unhideWhenUsed="1"/>
+    <w:lsdException w:name="List 2" w:semiHidden="1" w:unhideWhenUsed="1"/>
+    <w:lsdException w:name="List 3" w:semiHidden="1" w:unhideWhenUsed="1"/>
+    <w:lsdException w:name="List 4" w:semiHidden="1" w:unhideWhenUsed="1"/>
+    <w:lsdException w:name="List 5" w:semiHidden="1" w:unhideWhenUsed="1"/>
+    <w:lsdException w:name="List Bullet 2" w:semiHidden="1" w:unhideWhenUsed="1"/>
+    <w:lsdException w:name="List Bullet 3" w:semiHidden="1" w:unhideWhenUsed="1"/>
+    <w:lsdException w:name="List Bullet 4" w:semiHidden="1" w:unhideWhenUsed="1"/>
+    <w:lsdException w:name="List Bullet 5" w:semiHidden="1" w:unhideWhenUsed="1"/>
+    <w:lsdException w:name="List Number 2" w:semiHidden="1" w:unhideWhenUsed="1"/>
+    <w:lsdException w:name="List Number 3" w:semiHidden="1" w:unhideWhenUsed="1"/>
+    <w:lsdException w:name="List Number 4" w:semiHidden="1" w:unhideWhenUsed="1"/>
+    <w:lsdException w:name="List Number 5" w:semiHidden="1" w:unhideWhenUsed="1"/>
+    <w:lsdException w:name="Title" w:uiPriority="10" w:qFormat="1"/>
+    <w:lsdException w:name="Closing" w:semiHidden="1" w:unhideWhenUsed="1"/>
+    <w:lsdException w:name="Signature" w:semiHidden="1" w:unhideWhenUsed="1"/>
+    <w:lsdException w:name="Default Paragraph Font" w:semiHidden="1" w:uiPriority="1" w:unhideWhenUsed="1"/>
+    <w:lsdException w:name="Body Text" w:semiHidden="1" w:unhideWhenUsed="1"/>
+    <w:lsdException w:name="Body Text Indent" w:semiHidden="1" w:unhideWhenUsed="1"/>
+    <w:lsdException w:name="List Continue" w:semiHidden="1" w:unhideWhenUsed="1"/>
+    <w:lsdException w:name="List Continue 2" w:semiHidden="1" w:unhideWhenUsed="1"/>
+    <w:lsdException w:name="List Continue 3" w:semiHidden="1" w:unhideWhenUsed="1"/>
+    <w:lsdException w:name="List Continue 4" w:semiHidden="1" w:unhideWhenUsed="1"/>
+    <w:lsdException w:name="List Continue 5" w:semiHidden="1" w:unhideWhenUsed="1"/>
+    <w:lsdException w:name="Message Header" w:semiHidden="1" w:unhideWhenUsed="1"/>
+    <w:lsdException w:name="Subtitle" w:uiPriority="11" w:qFormat="1"/>
+    <w:lsdException w:name="Salutation" w:semiHidden="1" w:unhideWhenUsed="1"/>
+    <w:lsdException w:name="Date" w:semiHidden="1" w:unhideWhenUsed="1"/>
+    <w:lsdException w:name="Body Text First Indent" w:semiHidden="1" w:unhideWhenUsed="1"/>
+    <w:lsdException w:name="Body Text First Indent 2" w:semiHidden="1" w:unhideWhenUsed="1"/>
+    <w:lsdException w:name="Note Heading" w:semiHidden="1" w:unhideWhenUsed="1"/>
+    <w:lsdException w:name="Body Text 2" w:semiHidden="1" w:unhideWhenUsed="1"/>
+    <w:lsdException w:name="Body Text 3" w:semiHidden="1" w:unhideWhenUsed="1"/>
+    <w:lsdException w:name="Body Text Indent 2" w:semiHidden="1" w:unhideWhenUsed="1"/>
+    <w:lsdException w:name="Body Text Indent 3" w:semiHidden="1" w:unhideWhenUsed="1"/>
+    <w:lsdException w:name="Block Text" w:semiHidden="1" w:unhideWhenUsed="1"/>
+    <w:lsdException w:name="Hyperlink" w:semiHidden="1" w:unhideWhenUsed="1"/>
+    <w:lsdException w:name="FollowedHyperlink" w:semiHidden="1" w:unhideWhenUsed="1"/>
+    <w:lsdException w:name="Strong" w:uiPriority="22" w:qFormat="1"/>
+    <w:lsdException w:name="Emphasis" w:uiPriority="20" w:qFormat="1"/>
+    <w:lsdException w:name="Document Map" w:semiHidden="1" w:unhideWhenUsed="1"/>
+    <w:lsdException w:name="Plain Text" w:semiHidden="1" w:unhideWhenUsed="1"/>
+    <w:lsdException w:name="E-mail Signature" w:semiHidden="1" w:unhideWhenUsed="1"/>
+    <w:lsdException w:name="HTML Top of Form" w:semiHidden="1" w:unhideWhenUsed="1"/>
+    <w:lsdException w:name="HTML Bottom of Form" w:semiHidden="1" w:unhideWhenUsed="1"/>
+    <w:lsdException w:name="Normal (Web)" w:semiHidden="1" w:unhideWhenUsed="1"/>
+    <w:lsdException w:name="HTML Acronym" w:semiHidden="1" w:unhideWhenUsed="1"/>
+    <w:lsdException w:name="HTML Address" w:semiHidden="1" w:unhideWhenUsed="1"/>
+    <w:lsdException w:name="HTML Cite" w:semiHidden="1" w:unhideWhenUsed="1"/>
+    <w:lsdException w:name="HTML Code" w:semiHidden="1" w:unhideWhenUsed="1"/>
+    <w:lsdException w:name="HTML Definition" w:semiHidden="1" w:unhideWhenUsed="1"/>
+    <w:lsdException w:name="HTML Keyboard" w:semiHidden="1" w:unhideWhenUsed="1"/>
+    <w:lsdException w:name="HTML Preformatted" w:semiHidden="1" w:unhideWhenUsed="1"/>
+    <w:lsdException w:name="HTML Sample" w:semiHidden="1" w:unhideWhenUsed="1"/>
+    <w:lsdException w:name="HTML Typewriter" w:semiHidden="1" w:unhideWhenUsed="1"/>
+    <w:lsdException w:name="HTML Variable" w:semiHidden="1" w:unhideWhenUsed="1"/>
+    <w:lsdException w:name="Normal Table" w:semiHidden="1" w:unhideWhenUsed="1"/>
+    <w:lsdException w:name="annotation subject" w:semiHidden="1" w:unhideWhenUsed="1"/>
+    <w:lsdException w:name="No List" w:semiHidden="1" w:unhideWhenUsed="1"/>
+    <w:lsdException w:name="Outline List 1" w:semiHidden="1" w:unhideWhenUsed="1"/>
+    <w:lsdException w:name="Outline List 2" w:semiHidden="1" w:unhideWhenUsed="1"/>
+    <w:lsdException w:name="Outline List 3" w:semiHidden="1" w:unhideWhenUsed="1"/>
+    <w:lsdException w:name="Table Simple 1" w:semiHidden="1" w:unhideWhenUsed="1"/>
+    <w:lsdException w:name="Table Simple 2" w:semiHidden="1" w:unhideWhenUsed="1"/>
+    <w:lsdException w:name="Table Simple 3" w:semiHidden="1" w:unhideWhenUsed="1"/>
+    <w:lsdException w:name="Table Classic 1" w:semiHidden="1" w:unhideWhenUsed="1"/>
+    <w:lsdException w:name="Table Classic 2" w:semiHidden="1" w:unhideWhenUsed="1"/>
+    <w:lsdException w:name="Table Classic 3" w:semiHidden="1" w:unhideWhenUsed="1"/>
+    <w:lsdException w:name="Table Classic 4" w:semiHidden="1" w:unhideWhenUsed="1"/>
+    <w:lsdException w:name="Table Colorful 1" w:semiHidden="1" w:unhideWhenUsed="1"/>
+    <w:lsdException w:name="Table Colorful 2" w:semiHidden="1" w:unhideWhenUsed="1"/>
+    <w:lsdException w:name="Table Colorful 3" w:semiHidden="1" w:unhideWhenUsed="1"/>
+    <w:lsdException w:name="Table Columns 1" w:semiHidden="1" w:unhideWhenUsed="1"/>
+    <w:lsdException w:name="Table Columns 2" w:semiHidden="1" w:unhideWhenUsed="1"/>
+    <w:lsdException w:name="Table Columns 3" w:semiHidden="1" w:unhideWhenUsed="1"/>
+    <w:lsdException w:name="Table Columns 4" w:semiHidden="1" w:unhideWhenUsed="1"/>
+    <w:lsdException w:name="Table Columns 5" w:semiHidden="1" w:unhideWhenUsed="1"/>
+    <w:lsdException w:name="Table Grid 1" w:semiHidden="1" w:unhideWhenUsed="1"/>
+    <w:lsdException w:name="Table Grid 2" w:semiHidden="1" w:unhideWhenUsed="1"/>
+    <w:lsdException w:name="Table Grid 3" w:semiHidden="1" w:unhideWhenUsed="1"/>
+    <w:lsdException w:name="Table Grid 4" w:semiHidden="1" w:unhideWhenUsed="1"/>
+    <w:lsdException w:name="Table Grid 5" w:semiHidden="1" w:unhideWhenUsed="1"/>
+    <w:lsdException w:name="Table Grid 6" w:semiHidden="1" w:unhideWhenUsed="1"/>
+    <w:lsdException w:name="Table Grid 7" w:semiHidden="1" w:unhideWhenUsed="1"/>
+    <w:lsdException w:name="Table Grid 8" w:semiHidden="1" w:unhideWhenUsed="1"/>
+    <w:lsdException w:name="Table List 1" w:semiHidden="1" w:unhideWhenUsed="1"/>
+    <w:lsdException w:name="Table List 2" w:semiHidden="1" w:unhideWhenUsed="1"/>
+    <w:lsdException w:name="Table List 3" w:semiHidden="1" w:unhideWhenUsed="1"/>
+    <w:lsdException w:name="Table List 4" w:semiHidden="1" w:unhideWhenUsed="1"/>
+    <w:lsdException w:name="Table List 5" w:semiHidden="1" w:unhideWhenUsed="1"/>
+    <w:lsdException w:name="Table List 6" w:semiHidden="1" w:unhideWhenUsed="1"/>
+    <w:lsdException w:name="Table List 7" w:semiHidden="1" w:unhideWhenUsed="1"/>
+    <w:lsdException w:name="Table List 8" w:semiHidden="1" w:unhideWhenUsed="1"/>
+    <w:lsdException w:name="Table 3D effects 1" w:semiHidden="1" w:unhideWhenUsed="1"/>
+    <w:lsdException w:name="Table 3D effects 2" w:semiHidden="1" w:unhideWhenUsed="1"/>
+    <w:lsdException w:name="Table 3D effects 3" w:semiHidden="1" w:unhideWhenUsed="1"/>
+    <w:lsdException w:name="Table Contemporary" w:semiHidden="1" w:unhideWhenUsed="1"/>
+    <w:lsdException w:name="Table Elegant" w:semiHidden="1" w:unhideWhenUsed="1"/>
+    <w:lsdException w:name="Table Professional" w:semiHidden="1" w:unhideWhenUsed="1"/>
+    <w:lsdException w:name="Table Subtle 1" w:semiHidden="1" w:unhideWhenUsed="1"/>
+    <w:lsdException w:name="Table Subtle 2" w:semiHidden="1" w:unhideWhenUsed="1"/>
+    <w:lsdException w:name="Table Web 1" w:semiHidden="1" w:unhideWhenUsed="1"/>
+    <w:lsdException w:name="Table Web 2" w:semiHidden="1" w:unhideWhenUsed="1"/>
+    <w:lsdException w:name="Table Web 3" w:semiHidden="1" w:unhideWhenUsed="1"/>
+    <w:lsdException w:name="Balloon Text" w:semiHidden="1" w:unhideWhenUsed="1"/>
+    <w:lsdException w:name="Table Grid" w:uiPriority="39"/>
+    <w:lsdException w:name="Table Theme" w:semiHidden="1" w:unhideWhenUsed="1"/>
+    <w:lsdException w:name="Placeholder Text" w:semiHidden="1"/>
+    <w:lsdException w:name="No Spacing" w:uiPriority="1" w:qFormat="1"/>
+    <w:lsdException w:name="Light Shading" w:uiPriority="60"/>
+    <w:lsdException w:name="Light List" w:uiPriority="61"/>
+    <w:lsdException w:name="Light Grid" w:uiPriority="62"/>
+    <w:lsdException w:name="Medium Shading 1" w:uiPriority="63"/>
+    <w:lsdException w:name="Medium Shading 2" w:uiPriority="64"/>
+    <w:lsdException w:name="Medium List 1" w:uiPriority="65"/>
+    <w:lsdException w:name="Medium List 2" w:uiPriority="66"/>
+    <w:lsdException w:name="Medium Grid 1" w:uiPriority="67"/>
+    <w:lsdException w:name="Medium Grid 2" w:uiPriority="68"/>
+    <w:lsdException w:name="Medium Grid 3" w:uiPriority="69"/>
+    <w:lsdException w:name="Dark List" w:uiPriority="70"/>
+    <w:lsdException w:name="Colorful Shading" w:uiPriority="71"/>
+    <w:lsdException w:name="Colorful List" w:uiPriority="72"/>
+    <w:lsdException w:name="Colorful Grid" w:uiPriority="73"/>
+    <w:lsdException w:name="Light Shading Accent 1" w:uiPriority="60"/>
+    <w:lsdException w:name="Light List Accent 1" w:uiPriority="61"/>
+    <w:lsdException w:name="Light Grid Accent 1" w:uiPriority="62"/>
+    <w:lsdException w:name="Medium Shading 1 Accent 1" w:uiPriority="63"/>
+    <w:lsdException w:name="Medium Shading 2 Accent 1" w:uiPriority="64"/>
+    <w:lsdException w:name="Medium List 1 Accent 1" w:uiPriority="65"/>
+    <w:lsdException w:name="Revision" w:semiHidden="1"/>
+    <w:lsdException w:name="List Paragraph" w:uiPriority="34" w:qFormat="1"/>
+    <w:lsdException w:name="Quote" w:uiPriority="29" w:qFormat="1"/>
+    <w:lsdException w:name="Intense Quote" w:uiPriority="30" w:qFormat="1"/>
+    <w:lsdException w:name="Medium List 2 Accent 1" w:uiPriority="66"/>
+    <w:lsdException w:name="Medium Grid 1 Accent 1" w:uiPriority="67"/>
+    <w:lsdException w:name="Medium Grid 2 Accent 1" w:uiPriority="68"/>
+    <w:lsdException w:name="Medium Grid 3 Accent 1" w:uiPriority="69"/>
+    <w:lsdException w:name="Dark List Accent 1" w:uiPriority="70"/>
+    <w:lsdException w:name="Colorful Shading Accent 1" w:uiPriority="71"/>
+    <w:lsdException w:name="Colorful List Accent 1" w:uiPriority="72"/>
+    <w:lsdException w:name="Colorful Grid Accent 1" w:uiPriority="73"/>
+    <w:lsdException w:name="Light Shading Accent 2" w:uiPriority="60"/>
+    <w:lsdException w:name="Light List Accent 2" w:uiPriority="61"/>
+    <w:lsdException w:name="Light Grid Accent 2" w:uiPriority="62"/>
+    <w:lsdException w:name="Medium Shading 1 Accent 2" w:uiPriority="63"/>
+    <w:lsdException w:name="Medium Shading 2 Accent 2" w:uiPriority="64"/>
+    <w:lsdException w:name="Medium List 1 Accent 2" w:uiPriority="65"/>
+    <w:lsdException w:name="Medium List 2 Accent 2" w:uiPriority="66"/>
+    <w:lsdException w:name="Medium Grid 1 Accent 2" w:uiPriority="67"/>
+    <w:lsdException w:name="Medium Grid 2 Accent 2" w:uiPriority="68"/>
+    <w:lsdException w:name="Medium Grid 3 Accent 2" w:uiPriority="69"/>
+    <w:lsdException w:name="Dark List Accent 2" w:uiPriority="70"/>
+    <w:lsdException w:name="Colorful Shading Accent 2" w:uiPriority="71"/>
+    <w:lsdException w:name="Colorful List Accent 2" w:uiPriority="72"/>
+    <w:lsdException w:name="Colorful Grid Accent 2" w:uiPriority="73"/>
+    <w:lsdException w:name="Light Shading Accent 3" w:uiPriority="60"/>
+    <w:lsdException w:name="Light List Accent 3" w:uiPriority="61"/>
+    <w:lsdException w:name="Light Grid Accent 3" w:uiPriority="62"/>
+    <w:lsdException w:name="Medium Shading 1 Accent 3" w:uiPriority="63"/>
+    <w:lsdException w:name="Medium Shading 2 Accent 3" w:uiPriority="64"/>
+    <w:lsdException w:name="Medium List 1 Accent 3" w:uiPriority="65"/>
+    <w:lsdException w:name="Medium List 2 Accent 3" w:uiPriority="66"/>
+    <w:lsdException w:name="Medium Grid 1 Accent 3" w:uiPriority="67"/>
+    <w:lsdException w:name="Medium Grid 2 Accent 3" w:uiPriority="68"/>
+    <w:lsdException w:name="Medium Grid 3 Accent 3" w:uiPriority="69"/>
+    <w:lsdException w:name="Dark List Accent 3" w:uiPriority="70"/>
+    <w:lsdException w:name="Colorful Shading Accent 3" w:uiPriority="71"/>
+    <w:lsdException w:name="Colorful List Accent 3" w:uiPriority="72"/>
+    <w:lsdException w:name="Colorful Grid Accent 3" w:uiPriority="73"/>
+    <w:lsdException w:name="Light Shading Accent 4" w:uiPriority="60"/>
+    <w:lsdException w:name="Light List Accent 4" w:uiPriority="61"/>
+    <w:lsdException w:name="Light Grid Accent 4" w:uiPriority="62"/>
+    <w:lsdException w:name="Medium Shading 1 Accent 4" w:uiPriority="63"/>
+    <w:lsdException w:name="Medium Shading 2 Accent 4" w:uiPriority="64"/>
+    <w:lsdException w:name="Medium List 1 Accent 4" w:uiPriority="65"/>
+    <w:lsdException w:name="Medium List 2 Accent 4" w:uiPriority="66"/>
+    <w:lsdException w:name="Medium Grid 1 Accent 4" w:uiPriority="67"/>
+    <w:lsdException w:name="Medium Grid 2 Accent 4" w:uiPriority="68"/>
+    <w:lsdException w:name="Medium Grid 3 Accent 4" w:uiPriority="69"/>
+    <w:lsdException w:name="Dark List Accent 4" w:uiPriority="70"/>
+    <w:lsdException w:name="Colorful Shading Accent 4" w:uiPriority="71"/>
+    <w:lsdException w:name="Colorful List Accent 4" w:uiPriority="72"/>
+    <w:lsdException w:name="Colorful Grid Accent 4" w:uiPriority="73"/>
+    <w:lsdException w:name="Light Shading Accent 5" w:uiPriority="60"/>
+    <w:lsdException w:name="Light List Accent 5" w:uiPriority="61"/>
+    <w:lsdException w:name="Light Grid Accent 5" w:uiPriority="62"/>
+    <w:lsdException w:name="Medium Shading 1 Accent 5" w:uiPriority="63"/>
+    <w:lsdException w:name="Medium Shading 2 Accent 5" w:uiPriority="64"/>
+    <w:lsdException w:name="Medium List 1 Accent 5" w:uiPriority="65"/>
+    <w:lsdException w:name="Medium List 2 Accent 5" w:uiPriority="66"/>
+    <w:lsdException w:name="Medium Grid 1 Accent 5" w:uiPriority="67"/>
+    <w:lsdException w:name="Medium Grid 2 Accent 5" w:uiPriority="68"/>
+    <w:lsdException w:name="Medium Grid 3 Accent 5" w:uiPriority="69"/>
+    <w:lsdException w:name="Dark List Accent 5" w:uiPriority="70"/>
+    <w:lsdException w:name="Colorful Shading Accent 5" w:uiPriority="71"/>
+    <w:lsdException w:name="Colorful List Accent 5" w:uiPriority="72"/>
+    <w:lsdException w:name="Colorful Grid Accent 5" w:uiPriority="73"/>
+    <w:lsdException w:name="Light Shading Accent 6" w:uiPriority="60"/>
+    <w:lsdException w:name="Light List Accent 6" w:uiPriority="61"/>
+    <w:lsdException w:name="Light Grid Accent 6" w:uiPriority="62"/>
+    <w:lsdException w:name="Medium Shading 1 Accent 6" w:uiPriority="63"/>
+    <w:lsdException w:name="Medium Shading 2 Accent 6" w:uiPriority="64"/>
+    <w:lsdException w:name="Medium List 1 Accent 6" w:uiPriority="65"/>
+    <w:lsdException w:name="Medium List 2 Accent 6" w:uiPriority="66"/>
+    <w:lsdException w:name="Medium Grid 1 Accent 6" w:uiPriority="67"/>
+    <w:lsdException w:name="Medium Grid 2 Accent 6" w:uiPriority="68"/>
+    <w:lsdException w:name="Medium Grid 3 Accent 6" w:uiPriority="69"/>
+    <w:lsdException w:name="Dark List Accent 6" w:uiPriority="70"/>
+    <w:lsdException w:name="Colorful Shading Accent 6" w:uiPriority="71"/>
+    <w:lsdException w:name="Colorful List Accent 6" w:uiPriority="72"/>
+    <w:lsdException w:name="Colorful Grid Accent 6" w:uiPriority="73"/>
+    <w:lsdException w:name="Subtle Emphasis" w:uiPriority="19" w:qFormat="1"/>
+    <w:lsdException w:name="Intense Emphasis" w:uiPriority="21" w:qFormat="1"/>
+    <w:lsdException w:name="Subtle Reference" w:uiPriority="31" w:qFormat="1"/>
+    <w:lsdException w:name="Intense Reference" w:uiPriority="32" w:qFormat="1"/>
+    <w:lsdException w:name="Book Title" w:uiPriority="33" w:qFormat="1"/>
+    <w:lsdException w:name="Bibliography" w:semiHidden="1" w:uiPriority="37" w:unhideWhenUsed="1"/>
+    <w:lsdException w:name="TOC Heading" w:semiHidden="1" w:uiPriority="39" w:unhideWhenUsed="1" w:qFormat="1"/>
+    <w:lsdException w:name="Plain Table 1" w:uiPriority="41"/>
+    <w:lsdException w:name="Plain Table 2" w:uiPriority="42"/>
+    <w:lsdException w:name="Plain Table 3" w:uiPriority="43"/>
+    <w:lsdException w:name="Plain Table 4" w:uiPriority="44"/>
+    <w:lsdException w:name="Plain Table 5" w:uiPriority="45"/>
+    <w:lsdException w:name="Grid Table Light" w:uiPriority="40"/>
+    <w:lsdException w:name="Grid Table 1 Light" w:uiPriority="46"/>
+    <w:lsdException w:name="Grid Table 2" w:uiPriority="47"/>
+    <w:lsdException w:name="Grid Table 3" w:uiPriority="48"/>
+    <w:lsdException w:name="Grid Table 4" w:uiPriority="49"/>
+    <w:lsdException w:name="Grid Table 5 Dark" w:uiPriority="50"/>
+    <w:lsdException w:name="Grid Table 6 Colorful" w:uiPriority="51"/>
+    <w:lsdException w:name="Grid Table 7 Colorful" w:uiPriority="52"/>
+    <w:lsdException w:name="Grid Table 1 Light Accent 1" w:uiPriority="46"/>
+    <w:lsdException w:name="Grid Table 2 Accent 1" w:uiPriority="47"/>
+    <w:lsdException w:name="Grid Table 3 Accent 1" w:uiPriority="48"/>
+    <w:lsdException w:name="Grid Table 4 Accent 1" w:uiPriority="49"/>
+    <w:lsdException w:name="Grid Table 5 Dark Accent 1" w:uiPriority="50"/>
+    <w:lsdException w:name="Grid Table 6 Colorful Accent 1" w:uiPriority="51"/>
+    <w:lsdException w:name="Grid Table 7 Colorful Accent 1" w:uiPriority="52"/>
+    <w:lsdException w:name="Grid Table 1 Light Accent 2" w:uiPriority="46"/>
+    <w:lsdException w:name="Grid Table 2 Accent 2" w:uiPriority="47"/>
+    <w:lsdException w:name="Grid Table 3 Accent 2" w:uiPriority="48"/>
+    <w:lsdException w:name="Grid Table 4 Accent 2" w:uiPriority="49"/>
+    <w:lsdException w:name="Grid Table 5 Dark Accent 2" w:uiPriority="50"/>
+    <w:lsdException w:name="Grid Table 6 Colorful Accent 2" w:uiPriority="51"/>
+    <w:lsdException w:name="Grid Table 7 Colorful Accent 2" w:uiPriority="52"/>
+    <w:lsdException w:name="Grid Table 1 Light Accent 3" w:uiPriority="46"/>
+    <w:lsdException w:name="Grid Table 2 Accent 3" w:uiPriority="47"/>
+    <w:lsdException w:name="Grid Table 3 Accent 3" w:uiPriority="48"/>
+    <w:lsdException w:name="Grid Table 4 Accent 3" w:uiPriority="49"/>
+    <w:lsdException w:name="Grid Table 5 Dark Accent 3" w:uiPriority="50"/>
+    <w:lsdException w:name="Grid Table 6 Colorful Accent 3" w:uiPriority="51"/>
+    <w:lsdException w:name="Grid Table 7 Colorful Accent 3" w:uiPriority="52"/>
+    <w:lsdException w:name="Grid Table 1 Light Accent 4" w:uiPriority="46"/>
+    <w:lsdException w:name="Grid Table 2 Accent 4" w:uiPriority="47"/>
+    <w:lsdException w:name="Grid Table 3 Accent 4" w:uiPriority="48"/>
+    <w:lsdException w:name="Grid Table 4 Accent 4" w:uiPriority="49"/>
+    <w:lsdException w:name="Grid Table 5 Dark Accent 4" w:uiPriority="50"/>
+    <w:lsdException w:name="Grid Table 6 Colorful Accent 4" w:uiPriority="51"/>
+    <w:lsdException w:name="Grid Table 7 Colorful Accent 4" w:uiPriority="52"/>
+    <w:lsdException w:name="Grid Table 1 Light Accent 5" w:uiPriority="46"/>
+    <w:lsdException w:name="Grid Table 2 Accent 5" w:uiPriority="47"/>
+    <w:lsdException w:name="Grid Table 3 Accent 5" w:uiPriority="48"/>
+    <w:lsdException w:name="Grid Table 4 Accent 5" w:uiPriority="49"/>
+    <w:lsdException w:name="Grid Table 5 Dark Accent 5" w:uiPriority="50"/>
+    <w:lsdException w:name="Grid Table 6 Colorful Accent 5" w:uiPriority="51"/>
+    <w:lsdException w:name="Grid Table 7 Colorful Accent 5" w:uiPriority="52"/>
+    <w:lsdException w:name="Grid Table 1 Light Accent 6" w:uiPriority="46"/>
+    <w:lsdException w:name="Grid Table 2 Accent 6" w:uiPriority="47"/>
+    <w:lsdException w:name="Grid Table 3 Accent 6" w:uiPriority="48"/>
+    <w:lsdException w:name="Grid Table 4 Accent 6" w:uiPriority="49"/>
+    <w:lsdException w:name="Grid Table 5 Dark Accent 6" w:uiPriority="50"/>
+    <w:lsdException w:name="Grid Table 6 Colorful Accent 6" w:uiPriority="51"/>
+    <w:lsdException w:name="Grid Table 7 Colorful Accent 6" w:uiPriority="52"/>
+    <w:lsdException w:name="List Table 1 Light" w:uiPriority="46"/>
+    <w:lsdException w:name="List Table 2" w:uiPriority="47"/>
+    <w:lsdException w:name="List Table 3" w:uiPriority="48"/>
+    <w:lsdException w:name="List Table 4" w:uiPriority="49"/>
+    <w:lsdException w:name="List Table 5 Dark" w:uiPriority="50"/>
+    <w:lsdException w:name="List Table 6 Colorful" w:uiPriority="51"/>
+    <w:lsdException w:name="List Table 7 Colorful" w:uiPriority="52"/>
+    <w:lsdException w:name="List Table 1 Light Accent 1" w:uiPriority="46"/>
+    <w:lsdException w:name="List Table 2 Accent 1" w:uiPriority="47"/>
+    <w:lsdException w:name="List Table 3 Accent 1" w:uiPriority="48"/>
+    <w:lsdException w:name="List Table 4 Accent 1" w:uiPriority="49"/>
+    <w:lsdException w:name="List Table 5 Dark Accent 1" w:uiPriority="50"/>
+    <w:lsdException w:name="List Table 6 Colorful Accent 1" w:uiPriority="51"/>
+    <w:lsdException w:name="List Table 7 Colorful Accent 1" w:uiPriority="52"/>
+    <w:lsdException w:name="List Table 1 Light Accent 2" w:uiPriority="46"/>
+    <w:lsdException w:name="List Table 2 Accent 2" w:uiPriority="47"/>
+    <w:lsdException w:name="List Table 3 Accent 2" w:uiPriority="48"/>
+    <w:lsdException w:name="List Table 4 Accent 2" w:uiPriority="49"/>
+    <w:lsdException w:name="List Table 5 Dark Accent 2" w:uiPriority="50"/>
+    <w:lsdException w:name="List Table 6 Colorful Accent 2" w:uiPriority="51"/>
+    <w:lsdException w:name="List Table 7 Colorful Accent 2" w:uiPriority="52"/>
+    <w:lsdException w:name="List Table 1 Light Accent 3" w:uiPriority="46"/>
+    <w:lsdException w:name="List Table 2 Accent 3" w:uiPriority="47"/>
+    <w:lsdException w:name="List Table 3 Accent 3" w:uiPriority="48"/>
+    <w:lsdException w:name="List Table 4 Accent 3" w:uiPriority="49"/>
+    <w:lsdException w:name="List Table 5 Dark Accent 3" w:uiPriority="50"/>
+    <w:lsdException w:name="List Table 6 Colorful Accent 3" w:uiPriority="51"/>
+    <w:lsdException w:name="List Table 7 Colorful Accent 3" w:uiPriority="52"/>
+    <w:lsdException w:name="List Table 1 Light Accent 4" w:uiPriority="46"/>
+    <w:lsdException w:name="List Table 2 Accent 4" w:uiPriority="47"/>
+    <w:lsdException w:name="List Table 3 Accent 4" w:uiPriority="48"/>
+    <w:lsdException w:name="List Table 4 Accent 4" w:uiPriority="49"/>
+    <w:lsdException w:name="List Table 5 Dark Accent 4" w:uiPriority="50"/>
+    <w:lsdException w:name="List Table 6 Colorful Accent 4" w:uiPriority="51"/>
+    <w:lsdException w:name="List Table 7 Colorful Accent 4" w:uiPriority="52"/>
+    <w:lsdException w:name="List Table 1 Light Accent 5" w:uiPriority="46"/>
+    <w:lsdException w:name="List Table 2 Accent 5" w:uiPriority="47"/>
+    <w:lsdException w:name="List Table 3 Accent 5" w:uiPriority="48"/>
+    <w:lsdException w:name="List Table 4 Accent 5" w:uiPriority="49"/>
+    <w:lsdException w:name="List Table 5 Dark Accent 5" w:uiPriority="50"/>
+    <w:lsdException w:name="List Table 6 Colorful Accent 5" w:uiPriority="51"/>
+    <w:lsdException w:name="List Table 7 Colorful Accent 5" w:uiPriority="52"/>
+    <w:lsdException w:name="List Table 1 Light Accent 6" w:uiPriority="46"/>
+    <w:lsdException w:name="List Table 2 Accent 6" w:uiPriority="47"/>
+    <w:lsdException w:name="List Table 3 Accent 6" w:uiPriority="48"/>
+    <w:lsdException w:name="List Table 4 Accent 6" w:uiPriority="49"/>
+    <w:lsdException w:name="List Table 5 Dark Accent 6" w:uiPriority="50"/>
+    <w:lsdException w:name="List Table 6 Colorful Accent 6" w:uiPriority="51"/>
+    <w:lsdException w:name="List Table 7 Colorful Accent 6" w:uiPriority="52"/>
+  </w:latentStyles>
+  <w:style w:type="paragraph" w:default="1" w:styleId="Normal">
+    <w:name w:val="Normal"/>
   </w:style>
   <w:style w:type="paragraph" w:styleId="Heading1">
     <w:name w:val="heading 1"/>
@@ -4157,11 +4690,11 @@
     <w:next w:val="Normal"/>
     <w:pPr>
       <w:ind w:left="23"/>
+      <w:outlineLvl w:val="0"/>
     </w:pPr>
     <w:rPr>
-      <w:rFonts w:ascii="Calibri" w:cs="Calibri" w:eastAsia="Calibri" w:hAnsi="Calibri"/>
-      <w:b w:val="1"/>
-      <w:bCs w:val="1"/>
+      <w:b/>
+      <w:bCs/>
       <w:sz w:val="20"/>
       <w:szCs w:val="20"/>
     </w:rPr>
@@ -4171,14 +4704,14 @@
     <w:basedOn w:val="Normal"/>
     <w:next w:val="Normal"/>
     <w:pPr>
-      <w:keepNext w:val="1"/>
-      <w:keepLines w:val="1"/>
-      <w:pageBreakBefore w:val="0"/>
-      <w:spacing w:after="80" w:before="360" w:lineRule="auto"/>
+      <w:keepNext/>
+      <w:keepLines/>
+      <w:spacing w:before="360" w:after="80"/>
+      <w:outlineLvl w:val="1"/>
     </w:pPr>
     <w:rPr>
-      <w:b w:val="1"/>
-      <w:bCs w:val="1"/>
+      <w:b/>
+      <w:bCs/>
       <w:sz w:val="36"/>
       <w:szCs w:val="36"/>
     </w:rPr>
@@ -4188,14 +4721,14 @@
     <w:basedOn w:val="Normal"/>
     <w:next w:val="Normal"/>
     <w:pPr>
-      <w:keepNext w:val="1"/>
-      <w:keepLines w:val="1"/>
-      <w:pageBreakBefore w:val="0"/>
-      <w:spacing w:after="80" w:before="280" w:lineRule="auto"/>
+      <w:keepNext/>
+      <w:keepLines/>
+      <w:spacing w:before="280" w:after="80"/>
+      <w:outlineLvl w:val="2"/>
     </w:pPr>
     <w:rPr>
-      <w:b w:val="1"/>
-      <w:bCs w:val="1"/>
+      <w:b/>
+      <w:bCs/>
       <w:sz w:val="28"/>
       <w:szCs w:val="28"/>
     </w:rPr>
@@ -4205,14 +4738,14 @@
     <w:basedOn w:val="Normal"/>
     <w:next w:val="Normal"/>
     <w:pPr>
-      <w:keepNext w:val="1"/>
-      <w:keepLines w:val="1"/>
-      <w:pageBreakBefore w:val="0"/>
-      <w:spacing w:after="40" w:before="240" w:lineRule="auto"/>
+      <w:keepNext/>
+      <w:keepLines/>
+      <w:spacing w:before="240" w:after="40"/>
+      <w:outlineLvl w:val="3"/>
     </w:pPr>
     <w:rPr>
-      <w:b w:val="1"/>
-      <w:bCs w:val="1"/>
+      <w:b/>
+      <w:bCs/>
       <w:sz w:val="24"/>
       <w:szCs w:val="24"/>
     </w:rPr>
@@ -4222,16 +4755,14 @@
     <w:basedOn w:val="Normal"/>
     <w:next w:val="Normal"/>
     <w:pPr>
-      <w:keepNext w:val="1"/>
-      <w:keepLines w:val="1"/>
-      <w:pageBreakBefore w:val="0"/>
-      <w:spacing w:after="40" w:before="220" w:lineRule="auto"/>
+      <w:keepNext/>
+      <w:keepLines/>
+      <w:spacing w:before="220" w:after="40"/>
+      <w:outlineLvl w:val="4"/>
     </w:pPr>
     <w:rPr>
-      <w:b w:val="1"/>
-      <w:bCs w:val="1"/>
-      <w:sz w:val="22"/>
-      <w:szCs w:val="22"/>
+      <w:b/>
+      <w:bCs/>
     </w:rPr>
   </w:style>
   <w:style w:type="paragraph" w:styleId="Heading6">
@@ -4239,31 +4770,68 @@
     <w:basedOn w:val="Normal"/>
     <w:next w:val="Normal"/>
     <w:pPr>
-      <w:keepNext w:val="1"/>
-      <w:keepLines w:val="1"/>
-      <w:pageBreakBefore w:val="0"/>
-      <w:spacing w:after="40" w:before="200" w:lineRule="auto"/>
+      <w:keepNext/>
+      <w:keepLines/>
+      <w:spacing w:before="200" w:after="40"/>
+      <w:outlineLvl w:val="5"/>
     </w:pPr>
     <w:rPr>
-      <w:b w:val="1"/>
-      <w:bCs w:val="1"/>
+      <w:b/>
+      <w:bCs/>
       <w:sz w:val="20"/>
       <w:szCs w:val="20"/>
     </w:rPr>
+  </w:style>
+  <w:style w:type="character" w:default="1" w:styleId="DefaultParagraphFont">
+    <w:name w:val="Default Paragraph Font"/>
+    <w:uiPriority w:val="1"/>
+    <w:semiHidden/>
+    <w:unhideWhenUsed/>
+  </w:style>
+  <w:style w:type="table" w:default="1" w:styleId="TableNormal">
+    <w:name w:val="Normal Table"/>
+    <w:uiPriority w:val="99"/>
+    <w:semiHidden/>
+    <w:unhideWhenUsed/>
+    <w:tblPr>
+      <w:tblInd w:w="0" w:type="dxa"/>
+      <w:tblCellMar>
+        <w:top w:w="0" w:type="dxa"/>
+        <w:left w:w="108" w:type="dxa"/>
+        <w:bottom w:w="0" w:type="dxa"/>
+        <w:right w:w="108" w:type="dxa"/>
+      </w:tblCellMar>
+    </w:tblPr>
+  </w:style>
+  <w:style w:type="numbering" w:default="1" w:styleId="NoList">
+    <w:name w:val="No List"/>
+    <w:uiPriority w:val="99"/>
+    <w:semiHidden/>
+    <w:unhideWhenUsed/>
+  </w:style>
+  <w:style w:type="table" w:customStyle="1" w:styleId="TableNormal0">
+    <w:name w:val="TableNormal"/>
+    <w:tblPr>
+      <w:tblCellMar>
+        <w:top w:w="100" w:type="dxa"/>
+        <w:left w:w="100" w:type="dxa"/>
+        <w:bottom w:w="100" w:type="dxa"/>
+        <w:right w:w="100" w:type="dxa"/>
+      </w:tblCellMar>
+    </w:tblPr>
   </w:style>
   <w:style w:type="paragraph" w:styleId="Title">
     <w:name w:val="Title"/>
     <w:basedOn w:val="Normal"/>
     <w:next w:val="Normal"/>
     <w:pPr>
-      <w:keepNext w:val="1"/>
-      <w:keepLines w:val="1"/>
-      <w:pageBreakBefore w:val="0"/>
-      <w:spacing w:after="120" w:before="480" w:lineRule="auto"/>
+      <w:keepNext/>
+      <w:keepLines/>
+      <w:spacing w:before="480" w:after="120"/>
     </w:pPr>
     <w:rPr>
-      <w:b w:val="1"/>
-      <w:bCs w:val="1"/>
+      <w:b/>
+      <w:bCs/>
       <w:sz w:val="72"/>
       <w:szCs w:val="72"/>
     </w:rPr>
@@ -4273,15 +4841,14 @@
     <w:basedOn w:val="Normal"/>
     <w:next w:val="Normal"/>
     <w:pPr>
-      <w:keepNext w:val="1"/>
-      <w:keepLines w:val="1"/>
-      <w:pageBreakBefore w:val="0"/>
-      <w:spacing w:after="80" w:before="360" w:lineRule="auto"/>
+      <w:keepNext/>
+      <w:keepLines/>
+      <w:spacing w:before="360" w:after="80"/>
     </w:pPr>
     <w:rPr>
-      <w:rFonts w:ascii="Georgia" w:cs="Georgia" w:eastAsia="Georgia" w:hAnsi="Georgia"/>
-      <w:i w:val="1"/>
-      <w:iCs w:val="1"/>
+      <w:rFonts w:ascii="Georgia" w:eastAsia="Georgia" w:hAnsi="Georgia" w:cs="Georgia"/>
+      <w:i/>
+      <w:iCs/>
       <w:color w:val="666666"/>
       <w:sz w:val="48"/>
       <w:szCs w:val="48"/>

--- a/Documents Generation/Sponsor_letter.docx
+++ b/Documents Generation/Sponsor_letter.docx
@@ -28,27 +28,7 @@
           <w:sz w:val="20"/>
           <w:szCs w:val="20"/>
         </w:rPr>
-        <w:t>{{date</w:t>
-      </w:r>
-      <w:proofErr w:type="gramStart"/>
-      <w:r>
-        <w:rPr>
-          <w:b/>
-          <w:bCs/>
-          <w:sz w:val="20"/>
-          <w:szCs w:val="20"/>
-        </w:rPr>
-        <w:t>}}(</w:t>
-      </w:r>
-      <w:proofErr w:type="gramEnd"/>
-      <w:r>
-        <w:rPr>
-          <w:b/>
-          <w:bCs/>
-          <w:sz w:val="20"/>
-          <w:szCs w:val="20"/>
-        </w:rPr>
-        <w:t>todays date)</w:t>
+        <w:t>{{date}}</w:t>
       </w:r>
     </w:p>
     <w:p>
@@ -386,6 +366,15 @@
           <w:szCs w:val="20"/>
         </w:rPr>
         <w:t>client_address</w:t>
+      </w:r>
+      <w:r>
+        <w:rPr>
+          <w:b/>
+          <w:bCs/>
+          <w:sz w:val="20"/>
+          <w:szCs w:val="20"/>
+        </w:rPr>
+        <w:t>_in_uae</w:t>
       </w:r>
       <w:proofErr w:type="spellEnd"/>
       <w:r>
@@ -487,7 +476,7 @@
               </wp:anchor>
             </w:drawing>
           </mc:Choice>
-          <mc:Fallback xmlns:sl="http://schemas.openxmlformats.org/schemaLibrary/2006/main" xmlns:a="http://schemas.openxmlformats.org/drawingml/2006/main" xmlns:pic="http://schemas.openxmlformats.org/drawingml/2006/picture" xmlns:c="http://schemas.openxmlformats.org/drawingml/2006/chart" xmlns:lc="http://schemas.openxmlformats.org/drawingml/2006/lockedCanvas" xmlns:dgm="http://schemas.openxmlformats.org/drawingml/2006/diagram" xmlns:w16="http://schemas.microsoft.com/office/word/2018/wordml" xmlns:w16cex="http://schemas.microsoft.com/office/word/2018/wordml/cex" xmlns:w16cid="http://schemas.microsoft.com/office/word/2016/wordml/cid" xmlns="http://schemas.microsoft.com/office/tasks/2019/documenttasks" xmlns:cr="http://schemas.microsoft.com/office/comments/2020/reactions">
+          <mc:Fallback xmlns:cr="http://schemas.microsoft.com/office/comments/2020/reactions" xmlns="http://schemas.microsoft.com/office/tasks/2019/documenttasks" xmlns:w16cid="http://schemas.microsoft.com/office/word/2016/wordml/cid" xmlns:w16cex="http://schemas.microsoft.com/office/word/2018/wordml/cex" xmlns:w16="http://schemas.microsoft.com/office/word/2018/wordml" xmlns:dgm="http://schemas.openxmlformats.org/drawingml/2006/diagram" xmlns:lc="http://schemas.openxmlformats.org/drawingml/2006/lockedCanvas" xmlns:c="http://schemas.openxmlformats.org/drawingml/2006/chart" xmlns:pic="http://schemas.openxmlformats.org/drawingml/2006/picture" xmlns:a="http://schemas.openxmlformats.org/drawingml/2006/main" xmlns:sl="http://schemas.openxmlformats.org/schemaLibrary/2006/main">
             <w:drawing>
               <wp:anchor allowOverlap="1" behindDoc="0" distB="0" distT="0" distL="0" distR="0" hidden="0" layoutInCell="1" locked="0" relativeHeight="0" simplePos="0">
                 <wp:simplePos x="0" y="0"/>
@@ -598,7 +587,7 @@
               </wp:anchor>
             </w:drawing>
           </mc:Choice>
-          <mc:Fallback xmlns:sl="http://schemas.openxmlformats.org/schemaLibrary/2006/main" xmlns:a="http://schemas.openxmlformats.org/drawingml/2006/main" xmlns:pic="http://schemas.openxmlformats.org/drawingml/2006/picture" xmlns:c="http://schemas.openxmlformats.org/drawingml/2006/chart" xmlns:lc="http://schemas.openxmlformats.org/drawingml/2006/lockedCanvas" xmlns:dgm="http://schemas.openxmlformats.org/drawingml/2006/diagram" xmlns:w16="http://schemas.microsoft.com/office/word/2018/wordml" xmlns:w16cex="http://schemas.microsoft.com/office/word/2018/wordml/cex" xmlns:w16cid="http://schemas.microsoft.com/office/word/2016/wordml/cid" xmlns="http://schemas.microsoft.com/office/tasks/2019/documenttasks" xmlns:cr="http://schemas.microsoft.com/office/comments/2020/reactions">
+          <mc:Fallback xmlns:cr="http://schemas.microsoft.com/office/comments/2020/reactions" xmlns="http://schemas.microsoft.com/office/tasks/2019/documenttasks" xmlns:w16cid="http://schemas.microsoft.com/office/word/2016/wordml/cid" xmlns:w16cex="http://schemas.microsoft.com/office/word/2018/wordml/cex" xmlns:w16="http://schemas.microsoft.com/office/word/2018/wordml" xmlns:dgm="http://schemas.openxmlformats.org/drawingml/2006/diagram" xmlns:lc="http://schemas.openxmlformats.org/drawingml/2006/lockedCanvas" xmlns:c="http://schemas.openxmlformats.org/drawingml/2006/chart" xmlns:pic="http://schemas.openxmlformats.org/drawingml/2006/picture" xmlns:a="http://schemas.openxmlformats.org/drawingml/2006/main" xmlns:sl="http://schemas.openxmlformats.org/schemaLibrary/2006/main">
             <w:drawing>
               <wp:anchor allowOverlap="1" behindDoc="0" distB="0" distT="0" distL="0" distR="0" hidden="0" layoutInCell="1" locked="0" relativeHeight="0" simplePos="0">
                 <wp:simplePos x="0" y="0"/>
@@ -709,7 +698,7 @@
               </wp:anchor>
             </w:drawing>
           </mc:Choice>
-          <mc:Fallback xmlns:sl="http://schemas.openxmlformats.org/schemaLibrary/2006/main" xmlns:a="http://schemas.openxmlformats.org/drawingml/2006/main" xmlns:pic="http://schemas.openxmlformats.org/drawingml/2006/picture" xmlns:c="http://schemas.openxmlformats.org/drawingml/2006/chart" xmlns:lc="http://schemas.openxmlformats.org/drawingml/2006/lockedCanvas" xmlns:dgm="http://schemas.openxmlformats.org/drawingml/2006/diagram" xmlns:w16="http://schemas.microsoft.com/office/word/2018/wordml" xmlns:w16cex="http://schemas.microsoft.com/office/word/2018/wordml/cex" xmlns:w16cid="http://schemas.microsoft.com/office/word/2016/wordml/cid" xmlns="http://schemas.microsoft.com/office/tasks/2019/documenttasks" xmlns:cr="http://schemas.microsoft.com/office/comments/2020/reactions">
+          <mc:Fallback xmlns:cr="http://schemas.microsoft.com/office/comments/2020/reactions" xmlns="http://schemas.microsoft.com/office/tasks/2019/documenttasks" xmlns:w16cid="http://schemas.microsoft.com/office/word/2016/wordml/cid" xmlns:w16cex="http://schemas.microsoft.com/office/word/2018/wordml/cex" xmlns:w16="http://schemas.microsoft.com/office/word/2018/wordml" xmlns:dgm="http://schemas.openxmlformats.org/drawingml/2006/diagram" xmlns:lc="http://schemas.openxmlformats.org/drawingml/2006/lockedCanvas" xmlns:c="http://schemas.openxmlformats.org/drawingml/2006/chart" xmlns:pic="http://schemas.openxmlformats.org/drawingml/2006/picture" xmlns:a="http://schemas.openxmlformats.org/drawingml/2006/main" xmlns:sl="http://schemas.openxmlformats.org/schemaLibrary/2006/main">
             <w:drawing>
               <wp:anchor allowOverlap="1" behindDoc="0" distB="0" distT="0" distL="0" distR="0" hidden="0" layoutInCell="1" locked="0" relativeHeight="0" simplePos="0">
                 <wp:simplePos x="0" y="0"/>
@@ -1001,7 +990,7 @@
           <w:sz w:val="20"/>
           <w:szCs w:val="20"/>
         </w:rPr>
-        <w:t>maid_salary</w:t>
+        <w:t>salary_in_letters</w:t>
       </w:r>
       <w:proofErr w:type="spellEnd"/>
       <w:r>
@@ -1014,8 +1003,6 @@
         </w:rPr>
         <w:t>}}</w:t>
       </w:r>
-      <w:bookmarkStart w:id="0" w:name="_GoBack"/>
-      <w:bookmarkEnd w:id="0"/>
       <w:r>
         <w:rPr>
           <w:color w:val="000000"/>
@@ -1091,7 +1078,7 @@
               </wp:anchor>
             </w:drawing>
           </mc:Choice>
-          <mc:Fallback xmlns:sl="http://schemas.openxmlformats.org/schemaLibrary/2006/main" xmlns:a="http://schemas.openxmlformats.org/drawingml/2006/main" xmlns:pic="http://schemas.openxmlformats.org/drawingml/2006/picture" xmlns:c="http://schemas.openxmlformats.org/drawingml/2006/chart" xmlns:lc="http://schemas.openxmlformats.org/drawingml/2006/lockedCanvas" xmlns:dgm="http://schemas.openxmlformats.org/drawingml/2006/diagram" xmlns:w16="http://schemas.microsoft.com/office/word/2018/wordml" xmlns:w16cex="http://schemas.microsoft.com/office/word/2018/wordml/cex" xmlns:w16cid="http://schemas.microsoft.com/office/word/2016/wordml/cid" xmlns="http://schemas.microsoft.com/office/tasks/2019/documenttasks" xmlns:cr="http://schemas.microsoft.com/office/comments/2020/reactions">
+          <mc:Fallback xmlns:cr="http://schemas.microsoft.com/office/comments/2020/reactions" xmlns="http://schemas.microsoft.com/office/tasks/2019/documenttasks" xmlns:w16cid="http://schemas.microsoft.com/office/word/2016/wordml/cid" xmlns:w16cex="http://schemas.microsoft.com/office/word/2018/wordml/cex" xmlns:w16="http://schemas.microsoft.com/office/word/2018/wordml" xmlns:dgm="http://schemas.openxmlformats.org/drawingml/2006/diagram" xmlns:lc="http://schemas.openxmlformats.org/drawingml/2006/lockedCanvas" xmlns:c="http://schemas.openxmlformats.org/drawingml/2006/chart" xmlns:pic="http://schemas.openxmlformats.org/drawingml/2006/picture" xmlns:a="http://schemas.openxmlformats.org/drawingml/2006/main" xmlns:sl="http://schemas.openxmlformats.org/schemaLibrary/2006/main">
             <w:drawing>
               <wp:anchor allowOverlap="1" behindDoc="1" distB="0" distT="0" distL="0" distR="0" hidden="0" layoutInCell="1" locked="0" relativeHeight="0" simplePos="0">
                 <wp:simplePos x="0" y="0"/>
@@ -1202,7 +1189,7 @@
               </wp:anchor>
             </w:drawing>
           </mc:Choice>
-          <mc:Fallback xmlns:sl="http://schemas.openxmlformats.org/schemaLibrary/2006/main" xmlns:a="http://schemas.openxmlformats.org/drawingml/2006/main" xmlns:pic="http://schemas.openxmlformats.org/drawingml/2006/picture" xmlns:c="http://schemas.openxmlformats.org/drawingml/2006/chart" xmlns:lc="http://schemas.openxmlformats.org/drawingml/2006/lockedCanvas" xmlns:dgm="http://schemas.openxmlformats.org/drawingml/2006/diagram" xmlns:w16="http://schemas.microsoft.com/office/word/2018/wordml" xmlns:w16cex="http://schemas.microsoft.com/office/word/2018/wordml/cex" xmlns:w16cid="http://schemas.microsoft.com/office/word/2016/wordml/cid" xmlns="http://schemas.microsoft.com/office/tasks/2019/documenttasks" xmlns:cr="http://schemas.microsoft.com/office/comments/2020/reactions">
+          <mc:Fallback xmlns:cr="http://schemas.microsoft.com/office/comments/2020/reactions" xmlns="http://schemas.microsoft.com/office/tasks/2019/documenttasks" xmlns:w16cid="http://schemas.microsoft.com/office/word/2016/wordml/cid" xmlns:w16cex="http://schemas.microsoft.com/office/word/2018/wordml/cex" xmlns:w16="http://schemas.microsoft.com/office/word/2018/wordml" xmlns:dgm="http://schemas.openxmlformats.org/drawingml/2006/diagram" xmlns:lc="http://schemas.openxmlformats.org/drawingml/2006/lockedCanvas" xmlns:c="http://schemas.openxmlformats.org/drawingml/2006/chart" xmlns:pic="http://schemas.openxmlformats.org/drawingml/2006/picture" xmlns:a="http://schemas.openxmlformats.org/drawingml/2006/main" xmlns:sl="http://schemas.openxmlformats.org/schemaLibrary/2006/main">
             <w:drawing>
               <wp:anchor allowOverlap="1" behindDoc="1" distB="0" distT="0" distL="0" distR="0" hidden="0" layoutInCell="1" locked="0" relativeHeight="0" simplePos="0">
                 <wp:simplePos x="0" y="0"/>
@@ -1313,7 +1300,7 @@
               </wp:anchor>
             </w:drawing>
           </mc:Choice>
-          <mc:Fallback xmlns:sl="http://schemas.openxmlformats.org/schemaLibrary/2006/main" xmlns:a="http://schemas.openxmlformats.org/drawingml/2006/main" xmlns:pic="http://schemas.openxmlformats.org/drawingml/2006/picture" xmlns:c="http://schemas.openxmlformats.org/drawingml/2006/chart" xmlns:lc="http://schemas.openxmlformats.org/drawingml/2006/lockedCanvas" xmlns:dgm="http://schemas.openxmlformats.org/drawingml/2006/diagram" xmlns:w16="http://schemas.microsoft.com/office/word/2018/wordml" xmlns:w16cex="http://schemas.microsoft.com/office/word/2018/wordml/cex" xmlns:w16cid="http://schemas.microsoft.com/office/word/2016/wordml/cid" xmlns="http://schemas.microsoft.com/office/tasks/2019/documenttasks" xmlns:cr="http://schemas.microsoft.com/office/comments/2020/reactions">
+          <mc:Fallback xmlns:cr="http://schemas.microsoft.com/office/comments/2020/reactions" xmlns="http://schemas.microsoft.com/office/tasks/2019/documenttasks" xmlns:w16cid="http://schemas.microsoft.com/office/word/2016/wordml/cid" xmlns:w16cex="http://schemas.microsoft.com/office/word/2018/wordml/cex" xmlns:w16="http://schemas.microsoft.com/office/word/2018/wordml" xmlns:dgm="http://schemas.openxmlformats.org/drawingml/2006/diagram" xmlns:lc="http://schemas.openxmlformats.org/drawingml/2006/lockedCanvas" xmlns:c="http://schemas.openxmlformats.org/drawingml/2006/chart" xmlns:pic="http://schemas.openxmlformats.org/drawingml/2006/picture" xmlns:a="http://schemas.openxmlformats.org/drawingml/2006/main" xmlns:sl="http://schemas.openxmlformats.org/schemaLibrary/2006/main">
             <w:drawing>
               <wp:anchor allowOverlap="1" behindDoc="1" distB="0" distT="0" distL="0" distR="0" hidden="0" layoutInCell="1" locked="0" relativeHeight="0" simplePos="0">
                 <wp:simplePos x="0" y="0"/>
@@ -1424,7 +1411,7 @@
               </wp:anchor>
             </w:drawing>
           </mc:Choice>
-          <mc:Fallback xmlns:sl="http://schemas.openxmlformats.org/schemaLibrary/2006/main" xmlns:a="http://schemas.openxmlformats.org/drawingml/2006/main" xmlns:pic="http://schemas.openxmlformats.org/drawingml/2006/picture" xmlns:c="http://schemas.openxmlformats.org/drawingml/2006/chart" xmlns:lc="http://schemas.openxmlformats.org/drawingml/2006/lockedCanvas" xmlns:dgm="http://schemas.openxmlformats.org/drawingml/2006/diagram" xmlns:w16="http://schemas.microsoft.com/office/word/2018/wordml" xmlns:w16cex="http://schemas.microsoft.com/office/word/2018/wordml/cex" xmlns:w16cid="http://schemas.microsoft.com/office/word/2016/wordml/cid" xmlns="http://schemas.microsoft.com/office/tasks/2019/documenttasks" xmlns:cr="http://schemas.microsoft.com/office/comments/2020/reactions">
+          <mc:Fallback xmlns:cr="http://schemas.microsoft.com/office/comments/2020/reactions" xmlns="http://schemas.microsoft.com/office/tasks/2019/documenttasks" xmlns:w16cid="http://schemas.microsoft.com/office/word/2016/wordml/cid" xmlns:w16cex="http://schemas.microsoft.com/office/word/2018/wordml/cex" xmlns:w16="http://schemas.microsoft.com/office/word/2018/wordml" xmlns:dgm="http://schemas.openxmlformats.org/drawingml/2006/diagram" xmlns:lc="http://schemas.openxmlformats.org/drawingml/2006/lockedCanvas" xmlns:c="http://schemas.openxmlformats.org/drawingml/2006/chart" xmlns:pic="http://schemas.openxmlformats.org/drawingml/2006/picture" xmlns:a="http://schemas.openxmlformats.org/drawingml/2006/main" xmlns:sl="http://schemas.openxmlformats.org/schemaLibrary/2006/main">
             <w:drawing>
               <wp:anchor allowOverlap="1" behindDoc="1" distB="0" distT="0" distL="0" distR="0" hidden="0" layoutInCell="1" locked="0" relativeHeight="0" simplePos="0">
                 <wp:simplePos x="0" y="0"/>
@@ -1535,7 +1522,7 @@
               </wp:anchor>
             </w:drawing>
           </mc:Choice>
-          <mc:Fallback xmlns:sl="http://schemas.openxmlformats.org/schemaLibrary/2006/main" xmlns:a="http://schemas.openxmlformats.org/drawingml/2006/main" xmlns:pic="http://schemas.openxmlformats.org/drawingml/2006/picture" xmlns:c="http://schemas.openxmlformats.org/drawingml/2006/chart" xmlns:lc="http://schemas.openxmlformats.org/drawingml/2006/lockedCanvas" xmlns:dgm="http://schemas.openxmlformats.org/drawingml/2006/diagram" xmlns:w16="http://schemas.microsoft.com/office/word/2018/wordml" xmlns:w16cex="http://schemas.microsoft.com/office/word/2018/wordml/cex" xmlns:w16cid="http://schemas.microsoft.com/office/word/2016/wordml/cid" xmlns="http://schemas.microsoft.com/office/tasks/2019/documenttasks" xmlns:cr="http://schemas.microsoft.com/office/comments/2020/reactions">
+          <mc:Fallback xmlns:cr="http://schemas.microsoft.com/office/comments/2020/reactions" xmlns="http://schemas.microsoft.com/office/tasks/2019/documenttasks" xmlns:w16cid="http://schemas.microsoft.com/office/word/2016/wordml/cid" xmlns:w16cex="http://schemas.microsoft.com/office/word/2018/wordml/cex" xmlns:w16="http://schemas.microsoft.com/office/word/2018/wordml" xmlns:dgm="http://schemas.openxmlformats.org/drawingml/2006/diagram" xmlns:lc="http://schemas.openxmlformats.org/drawingml/2006/lockedCanvas" xmlns:c="http://schemas.openxmlformats.org/drawingml/2006/chart" xmlns:pic="http://schemas.openxmlformats.org/drawingml/2006/picture" xmlns:a="http://schemas.openxmlformats.org/drawingml/2006/main" xmlns:sl="http://schemas.openxmlformats.org/schemaLibrary/2006/main">
             <w:drawing>
               <wp:anchor allowOverlap="1" behindDoc="1" distB="0" distT="0" distL="0" distR="0" hidden="0" layoutInCell="1" locked="0" relativeHeight="0" simplePos="0">
                 <wp:simplePos x="0" y="0"/>
@@ -1646,7 +1633,7 @@
               </wp:anchor>
             </w:drawing>
           </mc:Choice>
-          <mc:Fallback xmlns:sl="http://schemas.openxmlformats.org/schemaLibrary/2006/main" xmlns:a="http://schemas.openxmlformats.org/drawingml/2006/main" xmlns:pic="http://schemas.openxmlformats.org/drawingml/2006/picture" xmlns:c="http://schemas.openxmlformats.org/drawingml/2006/chart" xmlns:lc="http://schemas.openxmlformats.org/drawingml/2006/lockedCanvas" xmlns:dgm="http://schemas.openxmlformats.org/drawingml/2006/diagram" xmlns:w16="http://schemas.microsoft.com/office/word/2018/wordml" xmlns:w16cex="http://schemas.microsoft.com/office/word/2018/wordml/cex" xmlns:w16cid="http://schemas.microsoft.com/office/word/2016/wordml/cid" xmlns="http://schemas.microsoft.com/office/tasks/2019/documenttasks" xmlns:cr="http://schemas.microsoft.com/office/comments/2020/reactions">
+          <mc:Fallback xmlns:cr="http://schemas.microsoft.com/office/comments/2020/reactions" xmlns="http://schemas.microsoft.com/office/tasks/2019/documenttasks" xmlns:w16cid="http://schemas.microsoft.com/office/word/2016/wordml/cid" xmlns:w16cex="http://schemas.microsoft.com/office/word/2018/wordml/cex" xmlns:w16="http://schemas.microsoft.com/office/word/2018/wordml" xmlns:dgm="http://schemas.openxmlformats.org/drawingml/2006/diagram" xmlns:lc="http://schemas.openxmlformats.org/drawingml/2006/lockedCanvas" xmlns:c="http://schemas.openxmlformats.org/drawingml/2006/chart" xmlns:pic="http://schemas.openxmlformats.org/drawingml/2006/picture" xmlns:a="http://schemas.openxmlformats.org/drawingml/2006/main" xmlns:sl="http://schemas.openxmlformats.org/schemaLibrary/2006/main">
             <w:drawing>
               <wp:anchor allowOverlap="1" behindDoc="1" distB="0" distT="0" distL="0" distR="0" hidden="0" layoutInCell="1" locked="0" relativeHeight="0" simplePos="0">
                 <wp:simplePos x="0" y="0"/>
@@ -1757,7 +1744,7 @@
               </wp:anchor>
             </w:drawing>
           </mc:Choice>
-          <mc:Fallback xmlns:sl="http://schemas.openxmlformats.org/schemaLibrary/2006/main" xmlns:a="http://schemas.openxmlformats.org/drawingml/2006/main" xmlns:pic="http://schemas.openxmlformats.org/drawingml/2006/picture" xmlns:c="http://schemas.openxmlformats.org/drawingml/2006/chart" xmlns:lc="http://schemas.openxmlformats.org/drawingml/2006/lockedCanvas" xmlns:dgm="http://schemas.openxmlformats.org/drawingml/2006/diagram" xmlns:w16="http://schemas.microsoft.com/office/word/2018/wordml" xmlns:w16cex="http://schemas.microsoft.com/office/word/2018/wordml/cex" xmlns:w16cid="http://schemas.microsoft.com/office/word/2016/wordml/cid" xmlns="http://schemas.microsoft.com/office/tasks/2019/documenttasks" xmlns:cr="http://schemas.microsoft.com/office/comments/2020/reactions">
+          <mc:Fallback xmlns:cr="http://schemas.microsoft.com/office/comments/2020/reactions" xmlns="http://schemas.microsoft.com/office/tasks/2019/documenttasks" xmlns:w16cid="http://schemas.microsoft.com/office/word/2016/wordml/cid" xmlns:w16cex="http://schemas.microsoft.com/office/word/2018/wordml/cex" xmlns:w16="http://schemas.microsoft.com/office/word/2018/wordml" xmlns:dgm="http://schemas.openxmlformats.org/drawingml/2006/diagram" xmlns:lc="http://schemas.openxmlformats.org/drawingml/2006/lockedCanvas" xmlns:c="http://schemas.openxmlformats.org/drawingml/2006/chart" xmlns:pic="http://schemas.openxmlformats.org/drawingml/2006/picture" xmlns:a="http://schemas.openxmlformats.org/drawingml/2006/main" xmlns:sl="http://schemas.openxmlformats.org/schemaLibrary/2006/main">
             <w:drawing>
               <wp:anchor allowOverlap="1" behindDoc="1" distB="0" distT="0" distL="0" distR="0" hidden="0" layoutInCell="1" locked="0" relativeHeight="0" simplePos="0">
                 <wp:simplePos x="0" y="0"/>
@@ -1868,7 +1855,7 @@
               </wp:anchor>
             </w:drawing>
           </mc:Choice>
-          <mc:Fallback xmlns:sl="http://schemas.openxmlformats.org/schemaLibrary/2006/main" xmlns:a="http://schemas.openxmlformats.org/drawingml/2006/main" xmlns:pic="http://schemas.openxmlformats.org/drawingml/2006/picture" xmlns:c="http://schemas.openxmlformats.org/drawingml/2006/chart" xmlns:lc="http://schemas.openxmlformats.org/drawingml/2006/lockedCanvas" xmlns:dgm="http://schemas.openxmlformats.org/drawingml/2006/diagram" xmlns:w16="http://schemas.microsoft.com/office/word/2018/wordml" xmlns:w16cex="http://schemas.microsoft.com/office/word/2018/wordml/cex" xmlns:w16cid="http://schemas.microsoft.com/office/word/2016/wordml/cid" xmlns="http://schemas.microsoft.com/office/tasks/2019/documenttasks" xmlns:cr="http://schemas.microsoft.com/office/comments/2020/reactions">
+          <mc:Fallback xmlns:cr="http://schemas.microsoft.com/office/comments/2020/reactions" xmlns="http://schemas.microsoft.com/office/tasks/2019/documenttasks" xmlns:w16cid="http://schemas.microsoft.com/office/word/2016/wordml/cid" xmlns:w16cex="http://schemas.microsoft.com/office/word/2018/wordml/cex" xmlns:w16="http://schemas.microsoft.com/office/word/2018/wordml" xmlns:dgm="http://schemas.openxmlformats.org/drawingml/2006/diagram" xmlns:lc="http://schemas.openxmlformats.org/drawingml/2006/lockedCanvas" xmlns:c="http://schemas.openxmlformats.org/drawingml/2006/chart" xmlns:pic="http://schemas.openxmlformats.org/drawingml/2006/picture" xmlns:a="http://schemas.openxmlformats.org/drawingml/2006/main" xmlns:sl="http://schemas.openxmlformats.org/schemaLibrary/2006/main">
             <w:drawing>
               <wp:anchor allowOverlap="1" behindDoc="1" distB="0" distT="0" distL="0" distR="0" hidden="0" layoutInCell="1" locked="0" relativeHeight="0" simplePos="0">
                 <wp:simplePos x="0" y="0"/>
@@ -1979,7 +1966,7 @@
               </wp:anchor>
             </w:drawing>
           </mc:Choice>
-          <mc:Fallback xmlns:sl="http://schemas.openxmlformats.org/schemaLibrary/2006/main" xmlns:a="http://schemas.openxmlformats.org/drawingml/2006/main" xmlns:pic="http://schemas.openxmlformats.org/drawingml/2006/picture" xmlns:c="http://schemas.openxmlformats.org/drawingml/2006/chart" xmlns:lc="http://schemas.openxmlformats.org/drawingml/2006/lockedCanvas" xmlns:dgm="http://schemas.openxmlformats.org/drawingml/2006/diagram" xmlns:w16="http://schemas.microsoft.com/office/word/2018/wordml" xmlns:w16cex="http://schemas.microsoft.com/office/word/2018/wordml/cex" xmlns:w16cid="http://schemas.microsoft.com/office/word/2016/wordml/cid" xmlns="http://schemas.microsoft.com/office/tasks/2019/documenttasks" xmlns:cr="http://schemas.microsoft.com/office/comments/2020/reactions">
+          <mc:Fallback xmlns:cr="http://schemas.microsoft.com/office/comments/2020/reactions" xmlns="http://schemas.microsoft.com/office/tasks/2019/documenttasks" xmlns:w16cid="http://schemas.microsoft.com/office/word/2016/wordml/cid" xmlns:w16cex="http://schemas.microsoft.com/office/word/2018/wordml/cex" xmlns:w16="http://schemas.microsoft.com/office/word/2018/wordml" xmlns:dgm="http://schemas.openxmlformats.org/drawingml/2006/diagram" xmlns:lc="http://schemas.openxmlformats.org/drawingml/2006/lockedCanvas" xmlns:c="http://schemas.openxmlformats.org/drawingml/2006/chart" xmlns:pic="http://schemas.openxmlformats.org/drawingml/2006/picture" xmlns:a="http://schemas.openxmlformats.org/drawingml/2006/main" xmlns:sl="http://schemas.openxmlformats.org/schemaLibrary/2006/main">
             <w:drawing>
               <wp:anchor allowOverlap="1" behindDoc="1" distB="0" distT="0" distL="0" distR="0" hidden="0" layoutInCell="1" locked="0" relativeHeight="0" simplePos="0">
                 <wp:simplePos x="0" y="0"/>
@@ -2296,7 +2283,7 @@
               </wp:anchor>
             </w:drawing>
           </mc:Choice>
-          <mc:Fallback xmlns:sl="http://schemas.openxmlformats.org/schemaLibrary/2006/main" xmlns:a="http://schemas.openxmlformats.org/drawingml/2006/main" xmlns:pic="http://schemas.openxmlformats.org/drawingml/2006/picture" xmlns:c="http://schemas.openxmlformats.org/drawingml/2006/chart" xmlns:lc="http://schemas.openxmlformats.org/drawingml/2006/lockedCanvas" xmlns:dgm="http://schemas.openxmlformats.org/drawingml/2006/diagram" xmlns:w16="http://schemas.microsoft.com/office/word/2018/wordml" xmlns:w16cex="http://schemas.microsoft.com/office/word/2018/wordml/cex" xmlns:w16cid="http://schemas.microsoft.com/office/word/2016/wordml/cid" xmlns="http://schemas.microsoft.com/office/tasks/2019/documenttasks" xmlns:cr="http://schemas.microsoft.com/office/comments/2020/reactions">
+          <mc:Fallback xmlns:cr="http://schemas.microsoft.com/office/comments/2020/reactions" xmlns="http://schemas.microsoft.com/office/tasks/2019/documenttasks" xmlns:w16cid="http://schemas.microsoft.com/office/word/2016/wordml/cid" xmlns:w16cex="http://schemas.microsoft.com/office/word/2018/wordml/cex" xmlns:w16="http://schemas.microsoft.com/office/word/2018/wordml" xmlns:dgm="http://schemas.openxmlformats.org/drawingml/2006/diagram" xmlns:lc="http://schemas.openxmlformats.org/drawingml/2006/lockedCanvas" xmlns:c="http://schemas.openxmlformats.org/drawingml/2006/chart" xmlns:pic="http://schemas.openxmlformats.org/drawingml/2006/picture" xmlns:a="http://schemas.openxmlformats.org/drawingml/2006/main" xmlns:sl="http://schemas.openxmlformats.org/schemaLibrary/2006/main">
             <w:drawing>
               <wp:anchor allowOverlap="1" behindDoc="1" distB="0" distT="0" distL="0" distR="0" hidden="0" layoutInCell="1" locked="0" relativeHeight="0" simplePos="0">
                 <wp:simplePos x="0" y="0"/>
@@ -2407,7 +2394,7 @@
               </wp:anchor>
             </w:drawing>
           </mc:Choice>
-          <mc:Fallback xmlns:sl="http://schemas.openxmlformats.org/schemaLibrary/2006/main" xmlns:a="http://schemas.openxmlformats.org/drawingml/2006/main" xmlns:pic="http://schemas.openxmlformats.org/drawingml/2006/picture" xmlns:c="http://schemas.openxmlformats.org/drawingml/2006/chart" xmlns:lc="http://schemas.openxmlformats.org/drawingml/2006/lockedCanvas" xmlns:dgm="http://schemas.openxmlformats.org/drawingml/2006/diagram" xmlns:w16="http://schemas.microsoft.com/office/word/2018/wordml" xmlns:w16cex="http://schemas.microsoft.com/office/word/2018/wordml/cex" xmlns:w16cid="http://schemas.microsoft.com/office/word/2016/wordml/cid" xmlns="http://schemas.microsoft.com/office/tasks/2019/documenttasks" xmlns:cr="http://schemas.microsoft.com/office/comments/2020/reactions">
+          <mc:Fallback xmlns:cr="http://schemas.microsoft.com/office/comments/2020/reactions" xmlns="http://schemas.microsoft.com/office/tasks/2019/documenttasks" xmlns:w16cid="http://schemas.microsoft.com/office/word/2016/wordml/cid" xmlns:w16cex="http://schemas.microsoft.com/office/word/2018/wordml/cex" xmlns:w16="http://schemas.microsoft.com/office/word/2018/wordml" xmlns:dgm="http://schemas.openxmlformats.org/drawingml/2006/diagram" xmlns:lc="http://schemas.openxmlformats.org/drawingml/2006/lockedCanvas" xmlns:c="http://schemas.openxmlformats.org/drawingml/2006/chart" xmlns:pic="http://schemas.openxmlformats.org/drawingml/2006/picture" xmlns:a="http://schemas.openxmlformats.org/drawingml/2006/main" xmlns:sl="http://schemas.openxmlformats.org/schemaLibrary/2006/main">
             <w:drawing>
               <wp:anchor allowOverlap="1" behindDoc="1" distB="0" distT="0" distL="0" distR="0" hidden="0" layoutInCell="1" locked="0" relativeHeight="0" simplePos="0">
                 <wp:simplePos x="0" y="0"/>
@@ -2518,7 +2505,7 @@
               </wp:anchor>
             </w:drawing>
           </mc:Choice>
-          <mc:Fallback xmlns:sl="http://schemas.openxmlformats.org/schemaLibrary/2006/main" xmlns:a="http://schemas.openxmlformats.org/drawingml/2006/main" xmlns:pic="http://schemas.openxmlformats.org/drawingml/2006/picture" xmlns:c="http://schemas.openxmlformats.org/drawingml/2006/chart" xmlns:lc="http://schemas.openxmlformats.org/drawingml/2006/lockedCanvas" xmlns:dgm="http://schemas.openxmlformats.org/drawingml/2006/diagram" xmlns:w16="http://schemas.microsoft.com/office/word/2018/wordml" xmlns:w16cex="http://schemas.microsoft.com/office/word/2018/wordml/cex" xmlns:w16cid="http://schemas.microsoft.com/office/word/2016/wordml/cid" xmlns="http://schemas.microsoft.com/office/tasks/2019/documenttasks" xmlns:cr="http://schemas.microsoft.com/office/comments/2020/reactions">
+          <mc:Fallback xmlns:cr="http://schemas.microsoft.com/office/comments/2020/reactions" xmlns="http://schemas.microsoft.com/office/tasks/2019/documenttasks" xmlns:w16cid="http://schemas.microsoft.com/office/word/2016/wordml/cid" xmlns:w16cex="http://schemas.microsoft.com/office/word/2018/wordml/cex" xmlns:w16="http://schemas.microsoft.com/office/word/2018/wordml" xmlns:dgm="http://schemas.openxmlformats.org/drawingml/2006/diagram" xmlns:lc="http://schemas.openxmlformats.org/drawingml/2006/lockedCanvas" xmlns:c="http://schemas.openxmlformats.org/drawingml/2006/chart" xmlns:pic="http://schemas.openxmlformats.org/drawingml/2006/picture" xmlns:a="http://schemas.openxmlformats.org/drawingml/2006/main" xmlns:sl="http://schemas.openxmlformats.org/schemaLibrary/2006/main">
             <w:drawing>
               <wp:anchor allowOverlap="1" behindDoc="1" distB="0" distT="0" distL="0" distR="0" hidden="0" layoutInCell="1" locked="0" relativeHeight="0" simplePos="0">
                 <wp:simplePos x="0" y="0"/>
@@ -2629,7 +2616,7 @@
               </wp:anchor>
             </w:drawing>
           </mc:Choice>
-          <mc:Fallback xmlns:sl="http://schemas.openxmlformats.org/schemaLibrary/2006/main" xmlns:a="http://schemas.openxmlformats.org/drawingml/2006/main" xmlns:pic="http://schemas.openxmlformats.org/drawingml/2006/picture" xmlns:c="http://schemas.openxmlformats.org/drawingml/2006/chart" xmlns:lc="http://schemas.openxmlformats.org/drawingml/2006/lockedCanvas" xmlns:dgm="http://schemas.openxmlformats.org/drawingml/2006/diagram" xmlns:w16="http://schemas.microsoft.com/office/word/2018/wordml" xmlns:w16cex="http://schemas.microsoft.com/office/word/2018/wordml/cex" xmlns:w16cid="http://schemas.microsoft.com/office/word/2016/wordml/cid" xmlns="http://schemas.microsoft.com/office/tasks/2019/documenttasks" xmlns:cr="http://schemas.microsoft.com/office/comments/2020/reactions">
+          <mc:Fallback xmlns:cr="http://schemas.microsoft.com/office/comments/2020/reactions" xmlns="http://schemas.microsoft.com/office/tasks/2019/documenttasks" xmlns:w16cid="http://schemas.microsoft.com/office/word/2016/wordml/cid" xmlns:w16cex="http://schemas.microsoft.com/office/word/2018/wordml/cex" xmlns:w16="http://schemas.microsoft.com/office/word/2018/wordml" xmlns:dgm="http://schemas.openxmlformats.org/drawingml/2006/diagram" xmlns:lc="http://schemas.openxmlformats.org/drawingml/2006/lockedCanvas" xmlns:c="http://schemas.openxmlformats.org/drawingml/2006/chart" xmlns:pic="http://schemas.openxmlformats.org/drawingml/2006/picture" xmlns:a="http://schemas.openxmlformats.org/drawingml/2006/main" xmlns:sl="http://schemas.openxmlformats.org/schemaLibrary/2006/main">
             <w:drawing>
               <wp:anchor allowOverlap="1" behindDoc="1" distB="0" distT="0" distL="0" distR="0" hidden="0" layoutInCell="1" locked="0" relativeHeight="0" simplePos="0">
                 <wp:simplePos x="0" y="0"/>
@@ -2740,7 +2727,7 @@
               </wp:anchor>
             </w:drawing>
           </mc:Choice>
-          <mc:Fallback xmlns:sl="http://schemas.openxmlformats.org/schemaLibrary/2006/main" xmlns:a="http://schemas.openxmlformats.org/drawingml/2006/main" xmlns:pic="http://schemas.openxmlformats.org/drawingml/2006/picture" xmlns:c="http://schemas.openxmlformats.org/drawingml/2006/chart" xmlns:lc="http://schemas.openxmlformats.org/drawingml/2006/lockedCanvas" xmlns:dgm="http://schemas.openxmlformats.org/drawingml/2006/diagram" xmlns:w16="http://schemas.microsoft.com/office/word/2018/wordml" xmlns:w16cex="http://schemas.microsoft.com/office/word/2018/wordml/cex" xmlns:w16cid="http://schemas.microsoft.com/office/word/2016/wordml/cid" xmlns="http://schemas.microsoft.com/office/tasks/2019/documenttasks" xmlns:cr="http://schemas.microsoft.com/office/comments/2020/reactions">
+          <mc:Fallback xmlns:cr="http://schemas.microsoft.com/office/comments/2020/reactions" xmlns="http://schemas.microsoft.com/office/tasks/2019/documenttasks" xmlns:w16cid="http://schemas.microsoft.com/office/word/2016/wordml/cid" xmlns:w16cex="http://schemas.microsoft.com/office/word/2018/wordml/cex" xmlns:w16="http://schemas.microsoft.com/office/word/2018/wordml" xmlns:dgm="http://schemas.openxmlformats.org/drawingml/2006/diagram" xmlns:lc="http://schemas.openxmlformats.org/drawingml/2006/lockedCanvas" xmlns:c="http://schemas.openxmlformats.org/drawingml/2006/chart" xmlns:pic="http://schemas.openxmlformats.org/drawingml/2006/picture" xmlns:a="http://schemas.openxmlformats.org/drawingml/2006/main" xmlns:sl="http://schemas.openxmlformats.org/schemaLibrary/2006/main">
             <w:drawing>
               <wp:anchor allowOverlap="1" behindDoc="1" distB="0" distT="0" distL="0" distR="0" hidden="0" layoutInCell="1" locked="0" relativeHeight="0" simplePos="0">
                 <wp:simplePos x="0" y="0"/>
@@ -3107,7 +3094,7 @@
               </wp:anchor>
             </w:drawing>
           </mc:Choice>
-          <mc:Fallback xmlns:sl="http://schemas.openxmlformats.org/schemaLibrary/2006/main" xmlns:a="http://schemas.openxmlformats.org/drawingml/2006/main" xmlns:pic="http://schemas.openxmlformats.org/drawingml/2006/picture" xmlns:c="http://schemas.openxmlformats.org/drawingml/2006/chart" xmlns:lc="http://schemas.openxmlformats.org/drawingml/2006/lockedCanvas" xmlns:dgm="http://schemas.openxmlformats.org/drawingml/2006/diagram" xmlns:w16="http://schemas.microsoft.com/office/word/2018/wordml" xmlns:w16cex="http://schemas.microsoft.com/office/word/2018/wordml/cex" xmlns:w16cid="http://schemas.microsoft.com/office/word/2016/wordml/cid" xmlns="http://schemas.microsoft.com/office/tasks/2019/documenttasks" xmlns:cr="http://schemas.microsoft.com/office/comments/2020/reactions">
+          <mc:Fallback xmlns:cr="http://schemas.microsoft.com/office/comments/2020/reactions" xmlns="http://schemas.microsoft.com/office/tasks/2019/documenttasks" xmlns:w16cid="http://schemas.microsoft.com/office/word/2016/wordml/cid" xmlns:w16cex="http://schemas.microsoft.com/office/word/2018/wordml/cex" xmlns:w16="http://schemas.microsoft.com/office/word/2018/wordml" xmlns:dgm="http://schemas.openxmlformats.org/drawingml/2006/diagram" xmlns:lc="http://schemas.openxmlformats.org/drawingml/2006/lockedCanvas" xmlns:c="http://schemas.openxmlformats.org/drawingml/2006/chart" xmlns:pic="http://schemas.openxmlformats.org/drawingml/2006/picture" xmlns:a="http://schemas.openxmlformats.org/drawingml/2006/main" xmlns:sl="http://schemas.openxmlformats.org/schemaLibrary/2006/main">
             <w:drawing>
               <wp:anchor allowOverlap="1" behindDoc="1" distB="0" distT="0" distL="0" distR="0" hidden="0" layoutInCell="1" locked="0" relativeHeight="0" simplePos="0">
                 <wp:simplePos x="0" y="0"/>
@@ -3218,7 +3205,7 @@
               </wp:anchor>
             </w:drawing>
           </mc:Choice>
-          <mc:Fallback xmlns:sl="http://schemas.openxmlformats.org/schemaLibrary/2006/main" xmlns:a="http://schemas.openxmlformats.org/drawingml/2006/main" xmlns:pic="http://schemas.openxmlformats.org/drawingml/2006/picture" xmlns:c="http://schemas.openxmlformats.org/drawingml/2006/chart" xmlns:lc="http://schemas.openxmlformats.org/drawingml/2006/lockedCanvas" xmlns:dgm="http://schemas.openxmlformats.org/drawingml/2006/diagram" xmlns:w16="http://schemas.microsoft.com/office/word/2018/wordml" xmlns:w16cex="http://schemas.microsoft.com/office/word/2018/wordml/cex" xmlns:w16cid="http://schemas.microsoft.com/office/word/2016/wordml/cid" xmlns="http://schemas.microsoft.com/office/tasks/2019/documenttasks" xmlns:cr="http://schemas.microsoft.com/office/comments/2020/reactions">
+          <mc:Fallback xmlns:cr="http://schemas.microsoft.com/office/comments/2020/reactions" xmlns="http://schemas.microsoft.com/office/tasks/2019/documenttasks" xmlns:w16cid="http://schemas.microsoft.com/office/word/2016/wordml/cid" xmlns:w16cex="http://schemas.microsoft.com/office/word/2018/wordml/cex" xmlns:w16="http://schemas.microsoft.com/office/word/2018/wordml" xmlns:dgm="http://schemas.openxmlformats.org/drawingml/2006/diagram" xmlns:lc="http://schemas.openxmlformats.org/drawingml/2006/lockedCanvas" xmlns:c="http://schemas.openxmlformats.org/drawingml/2006/chart" xmlns:pic="http://schemas.openxmlformats.org/drawingml/2006/picture" xmlns:a="http://schemas.openxmlformats.org/drawingml/2006/main" xmlns:sl="http://schemas.openxmlformats.org/schemaLibrary/2006/main">
             <w:drawing>
               <wp:anchor allowOverlap="1" behindDoc="1" distB="0" distT="0" distL="0" distR="0" hidden="0" layoutInCell="1" locked="0" relativeHeight="0" simplePos="0">
                 <wp:simplePos x="0" y="0"/>
@@ -3406,7 +3393,7 @@
               </wp:anchor>
             </w:drawing>
           </mc:Choice>
-          <mc:Fallback xmlns:sl="http://schemas.openxmlformats.org/schemaLibrary/2006/main" xmlns:a="http://schemas.openxmlformats.org/drawingml/2006/main" xmlns:pic="http://schemas.openxmlformats.org/drawingml/2006/picture" xmlns:c="http://schemas.openxmlformats.org/drawingml/2006/chart" xmlns:lc="http://schemas.openxmlformats.org/drawingml/2006/lockedCanvas" xmlns:dgm="http://schemas.openxmlformats.org/drawingml/2006/diagram" xmlns:w16="http://schemas.microsoft.com/office/word/2018/wordml" xmlns:w16cex="http://schemas.microsoft.com/office/word/2018/wordml/cex" xmlns:w16cid="http://schemas.microsoft.com/office/word/2016/wordml/cid" xmlns="http://schemas.microsoft.com/office/tasks/2019/documenttasks" xmlns:cr="http://schemas.microsoft.com/office/comments/2020/reactions">
+          <mc:Fallback xmlns:cr="http://schemas.microsoft.com/office/comments/2020/reactions" xmlns="http://schemas.microsoft.com/office/tasks/2019/documenttasks" xmlns:w16cid="http://schemas.microsoft.com/office/word/2016/wordml/cid" xmlns:w16cex="http://schemas.microsoft.com/office/word/2018/wordml/cex" xmlns:w16="http://schemas.microsoft.com/office/word/2018/wordml" xmlns:dgm="http://schemas.openxmlformats.org/drawingml/2006/diagram" xmlns:lc="http://schemas.openxmlformats.org/drawingml/2006/lockedCanvas" xmlns:c="http://schemas.openxmlformats.org/drawingml/2006/chart" xmlns:pic="http://schemas.openxmlformats.org/drawingml/2006/picture" xmlns:a="http://schemas.openxmlformats.org/drawingml/2006/main" xmlns:sl="http://schemas.openxmlformats.org/schemaLibrary/2006/main">
             <w:drawing>
               <wp:anchor allowOverlap="1" behindDoc="1" distB="0" distT="0" distL="0" distR="0" hidden="0" layoutInCell="1" locked="0" relativeHeight="0" simplePos="0">
                 <wp:simplePos x="0" y="0"/>
@@ -3453,6 +3440,8 @@
       <w:r>
         <w:t>}}</w:t>
       </w:r>
+      <w:bookmarkStart w:id="0" w:name="_GoBack"/>
+      <w:bookmarkEnd w:id="0"/>
     </w:p>
     <w:p>
       <w:pPr>
@@ -3573,7 +3562,7 @@
               </wp:anchor>
             </w:drawing>
           </mc:Choice>
-          <mc:Fallback xmlns:sl="http://schemas.openxmlformats.org/schemaLibrary/2006/main" xmlns:a="http://schemas.openxmlformats.org/drawingml/2006/main" xmlns:pic="http://schemas.openxmlformats.org/drawingml/2006/picture" xmlns:c="http://schemas.openxmlformats.org/drawingml/2006/chart" xmlns:lc="http://schemas.openxmlformats.org/drawingml/2006/lockedCanvas" xmlns:dgm="http://schemas.openxmlformats.org/drawingml/2006/diagram" xmlns:w16="http://schemas.microsoft.com/office/word/2018/wordml" xmlns:w16cex="http://schemas.microsoft.com/office/word/2018/wordml/cex" xmlns:w16cid="http://schemas.microsoft.com/office/word/2016/wordml/cid" xmlns="http://schemas.microsoft.com/office/tasks/2019/documenttasks" xmlns:cr="http://schemas.microsoft.com/office/comments/2020/reactions">
+          <mc:Fallback xmlns:cr="http://schemas.microsoft.com/office/comments/2020/reactions" xmlns="http://schemas.microsoft.com/office/tasks/2019/documenttasks" xmlns:w16cid="http://schemas.microsoft.com/office/word/2016/wordml/cid" xmlns:w16cex="http://schemas.microsoft.com/office/word/2018/wordml/cex" xmlns:w16="http://schemas.microsoft.com/office/word/2018/wordml" xmlns:dgm="http://schemas.openxmlformats.org/drawingml/2006/diagram" xmlns:lc="http://schemas.openxmlformats.org/drawingml/2006/lockedCanvas" xmlns:c="http://schemas.openxmlformats.org/drawingml/2006/chart" xmlns:pic="http://schemas.openxmlformats.org/drawingml/2006/picture" xmlns:a="http://schemas.openxmlformats.org/drawingml/2006/main" xmlns:sl="http://schemas.openxmlformats.org/schemaLibrary/2006/main">
             <w:drawing>
               <wp:anchor allowOverlap="1" behindDoc="1" distB="0" distT="0" distL="0" distR="0" hidden="0" layoutInCell="1" locked="0" relativeHeight="0" simplePos="0">
                 <wp:simplePos x="0" y="0"/>
@@ -3669,7 +3658,6 @@
         </w:rPr>
         <w:t>address</w:t>
       </w:r>
-      <w:proofErr w:type="spellEnd"/>
       <w:r>
         <w:rPr>
           <w:noProof/>
@@ -3737,7 +3725,7 @@
               </wp:anchor>
             </w:drawing>
           </mc:Choice>
-          <mc:Fallback xmlns:sl="http://schemas.openxmlformats.org/schemaLibrary/2006/main" xmlns:a="http://schemas.openxmlformats.org/drawingml/2006/main" xmlns:pic="http://schemas.openxmlformats.org/drawingml/2006/picture" xmlns:c="http://schemas.openxmlformats.org/drawingml/2006/chart" xmlns:lc="http://schemas.openxmlformats.org/drawingml/2006/lockedCanvas" xmlns:dgm="http://schemas.openxmlformats.org/drawingml/2006/diagram" xmlns:w16="http://schemas.microsoft.com/office/word/2018/wordml" xmlns:w16cex="http://schemas.microsoft.com/office/word/2018/wordml/cex" xmlns:w16cid="http://schemas.microsoft.com/office/word/2016/wordml/cid" xmlns="http://schemas.microsoft.com/office/tasks/2019/documenttasks" xmlns:cr="http://schemas.microsoft.com/office/comments/2020/reactions">
+          <mc:Fallback xmlns:cr="http://schemas.microsoft.com/office/comments/2020/reactions" xmlns="http://schemas.microsoft.com/office/tasks/2019/documenttasks" xmlns:w16cid="http://schemas.microsoft.com/office/word/2016/wordml/cid" xmlns:w16cex="http://schemas.microsoft.com/office/word/2018/wordml/cex" xmlns:w16="http://schemas.microsoft.com/office/word/2018/wordml" xmlns:dgm="http://schemas.openxmlformats.org/drawingml/2006/diagram" xmlns:lc="http://schemas.openxmlformats.org/drawingml/2006/lockedCanvas" xmlns:c="http://schemas.openxmlformats.org/drawingml/2006/chart" xmlns:pic="http://schemas.openxmlformats.org/drawingml/2006/picture" xmlns:a="http://schemas.openxmlformats.org/drawingml/2006/main" xmlns:sl="http://schemas.openxmlformats.org/schemaLibrary/2006/main">
             <w:drawing>
               <wp:anchor allowOverlap="1" behindDoc="1" distB="0" distT="0" distL="0" distR="0" hidden="0" layoutInCell="1" locked="0" relativeHeight="0" simplePos="0">
                 <wp:simplePos x="0" y="0"/>
@@ -3781,6 +3769,16 @@
           </mc:Fallback>
         </mc:AlternateContent>
       </w:r>
+      <w:r>
+        <w:rPr>
+          <w:b/>
+          <w:bCs/>
+          <w:sz w:val="20"/>
+          <w:szCs w:val="20"/>
+        </w:rPr>
+        <w:t>_in_uae</w:t>
+      </w:r>
+      <w:proofErr w:type="spellEnd"/>
       <w:r>
         <w:rPr>
           <w:b/>
@@ -3910,7 +3908,7 @@
               </wp:anchor>
             </w:drawing>
           </mc:Choice>
-          <mc:Fallback xmlns:sl="http://schemas.openxmlformats.org/schemaLibrary/2006/main" xmlns:a="http://schemas.openxmlformats.org/drawingml/2006/main" xmlns:pic="http://schemas.openxmlformats.org/drawingml/2006/picture" xmlns:c="http://schemas.openxmlformats.org/drawingml/2006/chart" xmlns:lc="http://schemas.openxmlformats.org/drawingml/2006/lockedCanvas" xmlns:dgm="http://schemas.openxmlformats.org/drawingml/2006/diagram" xmlns:w16="http://schemas.microsoft.com/office/word/2018/wordml" xmlns:w16cex="http://schemas.microsoft.com/office/word/2018/wordml/cex" xmlns:w16cid="http://schemas.microsoft.com/office/word/2016/wordml/cid" xmlns="http://schemas.microsoft.com/office/tasks/2019/documenttasks" xmlns:cr="http://schemas.microsoft.com/office/comments/2020/reactions">
+          <mc:Fallback xmlns:cr="http://schemas.microsoft.com/office/comments/2020/reactions" xmlns="http://schemas.microsoft.com/office/tasks/2019/documenttasks" xmlns:w16cid="http://schemas.microsoft.com/office/word/2016/wordml/cid" xmlns:w16cex="http://schemas.microsoft.com/office/word/2018/wordml/cex" xmlns:w16="http://schemas.microsoft.com/office/word/2018/wordml" xmlns:dgm="http://schemas.openxmlformats.org/drawingml/2006/diagram" xmlns:lc="http://schemas.openxmlformats.org/drawingml/2006/lockedCanvas" xmlns:c="http://schemas.openxmlformats.org/drawingml/2006/chart" xmlns:pic="http://schemas.openxmlformats.org/drawingml/2006/picture" xmlns:a="http://schemas.openxmlformats.org/drawingml/2006/main" xmlns:sl="http://schemas.openxmlformats.org/schemaLibrary/2006/main">
             <w:drawing>
               <wp:anchor allowOverlap="1" behindDoc="1" distB="0" distT="0" distL="0" distR="0" hidden="0" layoutInCell="1" locked="0" relativeHeight="0" simplePos="0">
                 <wp:simplePos x="0" y="0"/>
@@ -4005,6 +4003,15 @@
           <w:szCs w:val="20"/>
         </w:rPr>
         <w:t>email</w:t>
+      </w:r>
+      <w:r>
+        <w:rPr>
+          <w:b/>
+          <w:bCs/>
+          <w:sz w:val="20"/>
+          <w:szCs w:val="20"/>
+        </w:rPr>
+        <w:t>_address</w:t>
       </w:r>
       <w:proofErr w:type="spellEnd"/>
       <w:r>
@@ -4130,7 +4137,7 @@
             </wp:anchor>
           </w:drawing>
         </mc:Choice>
-        <mc:Fallback xmlns:sl="http://schemas.openxmlformats.org/schemaLibrary/2006/main" xmlns:a="http://schemas.openxmlformats.org/drawingml/2006/main" xmlns:pic="http://schemas.openxmlformats.org/drawingml/2006/picture" xmlns:c="http://schemas.openxmlformats.org/drawingml/2006/chart" xmlns:lc="http://schemas.openxmlformats.org/drawingml/2006/lockedCanvas" xmlns:dgm="http://schemas.openxmlformats.org/drawingml/2006/diagram" xmlns:w16="http://schemas.microsoft.com/office/word/2018/wordml" xmlns:w16cex="http://schemas.microsoft.com/office/word/2018/wordml/cex" xmlns:w16cid="http://schemas.microsoft.com/office/word/2016/wordml/cid" xmlns="http://schemas.microsoft.com/office/tasks/2019/documenttasks" xmlns:cr="http://schemas.microsoft.com/office/comments/2020/reactions">
+        <mc:Fallback xmlns:cr="http://schemas.microsoft.com/office/comments/2020/reactions" xmlns="http://schemas.microsoft.com/office/tasks/2019/documenttasks" xmlns:w16cid="http://schemas.microsoft.com/office/word/2016/wordml/cid" xmlns:w16cex="http://schemas.microsoft.com/office/word/2018/wordml/cex" xmlns:w16="http://schemas.microsoft.com/office/word/2018/wordml" xmlns:dgm="http://schemas.openxmlformats.org/drawingml/2006/diagram" xmlns:lc="http://schemas.openxmlformats.org/drawingml/2006/lockedCanvas" xmlns:c="http://schemas.openxmlformats.org/drawingml/2006/chart" xmlns:pic="http://schemas.openxmlformats.org/drawingml/2006/picture" xmlns:a="http://schemas.openxmlformats.org/drawingml/2006/main" xmlns:sl="http://schemas.openxmlformats.org/schemaLibrary/2006/main">
           <w:drawing>
             <wp:anchor allowOverlap="1" behindDoc="1" distB="0" distT="0" distL="0" distR="0" hidden="0" layoutInCell="1" locked="0" relativeHeight="0" simplePos="0">
               <wp:simplePos x="0" y="0"/>

--- a/Documents Generation/Sponsor_letter.docx
+++ b/Documents Generation/Sponsor_letter.docx
@@ -476,7 +476,7 @@
               </wp:anchor>
             </w:drawing>
           </mc:Choice>
-          <mc:Fallback xmlns:cr="http://schemas.microsoft.com/office/comments/2020/reactions" xmlns="http://schemas.microsoft.com/office/tasks/2019/documenttasks" xmlns:w16cid="http://schemas.microsoft.com/office/word/2016/wordml/cid" xmlns:w16cex="http://schemas.microsoft.com/office/word/2018/wordml/cex" xmlns:w16="http://schemas.microsoft.com/office/word/2018/wordml" xmlns:dgm="http://schemas.openxmlformats.org/drawingml/2006/diagram" xmlns:lc="http://schemas.openxmlformats.org/drawingml/2006/lockedCanvas" xmlns:c="http://schemas.openxmlformats.org/drawingml/2006/chart" xmlns:pic="http://schemas.openxmlformats.org/drawingml/2006/picture" xmlns:a="http://schemas.openxmlformats.org/drawingml/2006/main" xmlns:sl="http://schemas.openxmlformats.org/schemaLibrary/2006/main">
+          <mc:Fallback xmlns:sl="http://schemas.openxmlformats.org/schemaLibrary/2006/main" xmlns:a="http://schemas.openxmlformats.org/drawingml/2006/main" xmlns:pic="http://schemas.openxmlformats.org/drawingml/2006/picture" xmlns:c="http://schemas.openxmlformats.org/drawingml/2006/chart" xmlns:lc="http://schemas.openxmlformats.org/drawingml/2006/lockedCanvas" xmlns:dgm="http://schemas.openxmlformats.org/drawingml/2006/diagram" xmlns:w16="http://schemas.microsoft.com/office/word/2018/wordml" xmlns:w16cex="http://schemas.microsoft.com/office/word/2018/wordml/cex" xmlns:w16cid="http://schemas.microsoft.com/office/word/2016/wordml/cid" xmlns="http://schemas.microsoft.com/office/tasks/2019/documenttasks" xmlns:cr="http://schemas.microsoft.com/office/comments/2020/reactions">
             <w:drawing>
               <wp:anchor allowOverlap="1" behindDoc="0" distB="0" distT="0" distL="0" distR="0" hidden="0" layoutInCell="1" locked="0" relativeHeight="0" simplePos="0">
                 <wp:simplePos x="0" y="0"/>
@@ -587,7 +587,7 @@
               </wp:anchor>
             </w:drawing>
           </mc:Choice>
-          <mc:Fallback xmlns:cr="http://schemas.microsoft.com/office/comments/2020/reactions" xmlns="http://schemas.microsoft.com/office/tasks/2019/documenttasks" xmlns:w16cid="http://schemas.microsoft.com/office/word/2016/wordml/cid" xmlns:w16cex="http://schemas.microsoft.com/office/word/2018/wordml/cex" xmlns:w16="http://schemas.microsoft.com/office/word/2018/wordml" xmlns:dgm="http://schemas.openxmlformats.org/drawingml/2006/diagram" xmlns:lc="http://schemas.openxmlformats.org/drawingml/2006/lockedCanvas" xmlns:c="http://schemas.openxmlformats.org/drawingml/2006/chart" xmlns:pic="http://schemas.openxmlformats.org/drawingml/2006/picture" xmlns:a="http://schemas.openxmlformats.org/drawingml/2006/main" xmlns:sl="http://schemas.openxmlformats.org/schemaLibrary/2006/main">
+          <mc:Fallback xmlns:sl="http://schemas.openxmlformats.org/schemaLibrary/2006/main" xmlns:a="http://schemas.openxmlformats.org/drawingml/2006/main" xmlns:pic="http://schemas.openxmlformats.org/drawingml/2006/picture" xmlns:c="http://schemas.openxmlformats.org/drawingml/2006/chart" xmlns:lc="http://schemas.openxmlformats.org/drawingml/2006/lockedCanvas" xmlns:dgm="http://schemas.openxmlformats.org/drawingml/2006/diagram" xmlns:w16="http://schemas.microsoft.com/office/word/2018/wordml" xmlns:w16cex="http://schemas.microsoft.com/office/word/2018/wordml/cex" xmlns:w16cid="http://schemas.microsoft.com/office/word/2016/wordml/cid" xmlns="http://schemas.microsoft.com/office/tasks/2019/documenttasks" xmlns:cr="http://schemas.microsoft.com/office/comments/2020/reactions">
             <w:drawing>
               <wp:anchor allowOverlap="1" behindDoc="0" distB="0" distT="0" distL="0" distR="0" hidden="0" layoutInCell="1" locked="0" relativeHeight="0" simplePos="0">
                 <wp:simplePos x="0" y="0"/>
@@ -698,7 +698,7 @@
               </wp:anchor>
             </w:drawing>
           </mc:Choice>
-          <mc:Fallback xmlns:cr="http://schemas.microsoft.com/office/comments/2020/reactions" xmlns="http://schemas.microsoft.com/office/tasks/2019/documenttasks" xmlns:w16cid="http://schemas.microsoft.com/office/word/2016/wordml/cid" xmlns:w16cex="http://schemas.microsoft.com/office/word/2018/wordml/cex" xmlns:w16="http://schemas.microsoft.com/office/word/2018/wordml" xmlns:dgm="http://schemas.openxmlformats.org/drawingml/2006/diagram" xmlns:lc="http://schemas.openxmlformats.org/drawingml/2006/lockedCanvas" xmlns:c="http://schemas.openxmlformats.org/drawingml/2006/chart" xmlns:pic="http://schemas.openxmlformats.org/drawingml/2006/picture" xmlns:a="http://schemas.openxmlformats.org/drawingml/2006/main" xmlns:sl="http://schemas.openxmlformats.org/schemaLibrary/2006/main">
+          <mc:Fallback xmlns:sl="http://schemas.openxmlformats.org/schemaLibrary/2006/main" xmlns:a="http://schemas.openxmlformats.org/drawingml/2006/main" xmlns:pic="http://schemas.openxmlformats.org/drawingml/2006/picture" xmlns:c="http://schemas.openxmlformats.org/drawingml/2006/chart" xmlns:lc="http://schemas.openxmlformats.org/drawingml/2006/lockedCanvas" xmlns:dgm="http://schemas.openxmlformats.org/drawingml/2006/diagram" xmlns:w16="http://schemas.microsoft.com/office/word/2018/wordml" xmlns:w16cex="http://schemas.microsoft.com/office/word/2018/wordml/cex" xmlns:w16cid="http://schemas.microsoft.com/office/word/2016/wordml/cid" xmlns="http://schemas.microsoft.com/office/tasks/2019/documenttasks" xmlns:cr="http://schemas.microsoft.com/office/comments/2020/reactions">
             <w:drawing>
               <wp:anchor allowOverlap="1" behindDoc="0" distB="0" distT="0" distL="0" distR="0" hidden="0" layoutInCell="1" locked="0" relativeHeight="0" simplePos="0">
                 <wp:simplePos x="0" y="0"/>
@@ -845,26 +845,6 @@
         </w:rPr>
         <w:t>{{</w:t>
       </w:r>
-      <w:r>
-        <w:rPr>
-          <w:b/>
-          <w:bCs/>
-          <w:color w:val="000000"/>
-          <w:sz w:val="20"/>
-          <w:szCs w:val="20"/>
-        </w:rPr>
-        <w:t xml:space="preserve">maid </w:t>
-      </w:r>
-      <w:r>
-        <w:rPr>
-          <w:b/>
-          <w:bCs/>
-          <w:color w:val="000000"/>
-          <w:sz w:val="20"/>
-          <w:szCs w:val="20"/>
-        </w:rPr>
-        <w:t>_</w:t>
-      </w:r>
       <w:proofErr w:type="spellStart"/>
       <w:r>
         <w:rPr>
@@ -874,7 +854,19 @@
           <w:sz w:val="20"/>
           <w:szCs w:val="20"/>
         </w:rPr>
-        <w:t>passport_</w:t>
+        <w:t>maid</w:t>
+      </w:r>
+      <w:bookmarkStart w:id="0" w:name="_GoBack"/>
+      <w:bookmarkEnd w:id="0"/>
+      <w:r>
+        <w:rPr>
+          <w:b/>
+          <w:bCs/>
+          <w:color w:val="000000"/>
+          <w:sz w:val="20"/>
+          <w:szCs w:val="20"/>
+        </w:rPr>
+        <w:t>_passport_</w:t>
       </w:r>
       <w:r>
         <w:rPr>
@@ -1078,7 +1070,7 @@
               </wp:anchor>
             </w:drawing>
           </mc:Choice>
-          <mc:Fallback xmlns:cr="http://schemas.microsoft.com/office/comments/2020/reactions" xmlns="http://schemas.microsoft.com/office/tasks/2019/documenttasks" xmlns:w16cid="http://schemas.microsoft.com/office/word/2016/wordml/cid" xmlns:w16cex="http://schemas.microsoft.com/office/word/2018/wordml/cex" xmlns:w16="http://schemas.microsoft.com/office/word/2018/wordml" xmlns:dgm="http://schemas.openxmlformats.org/drawingml/2006/diagram" xmlns:lc="http://schemas.openxmlformats.org/drawingml/2006/lockedCanvas" xmlns:c="http://schemas.openxmlformats.org/drawingml/2006/chart" xmlns:pic="http://schemas.openxmlformats.org/drawingml/2006/picture" xmlns:a="http://schemas.openxmlformats.org/drawingml/2006/main" xmlns:sl="http://schemas.openxmlformats.org/schemaLibrary/2006/main">
+          <mc:Fallback xmlns:sl="http://schemas.openxmlformats.org/schemaLibrary/2006/main" xmlns:a="http://schemas.openxmlformats.org/drawingml/2006/main" xmlns:pic="http://schemas.openxmlformats.org/drawingml/2006/picture" xmlns:c="http://schemas.openxmlformats.org/drawingml/2006/chart" xmlns:lc="http://schemas.openxmlformats.org/drawingml/2006/lockedCanvas" xmlns:dgm="http://schemas.openxmlformats.org/drawingml/2006/diagram" xmlns:w16="http://schemas.microsoft.com/office/word/2018/wordml" xmlns:w16cex="http://schemas.microsoft.com/office/word/2018/wordml/cex" xmlns:w16cid="http://schemas.microsoft.com/office/word/2016/wordml/cid" xmlns="http://schemas.microsoft.com/office/tasks/2019/documenttasks" xmlns:cr="http://schemas.microsoft.com/office/comments/2020/reactions">
             <w:drawing>
               <wp:anchor allowOverlap="1" behindDoc="1" distB="0" distT="0" distL="0" distR="0" hidden="0" layoutInCell="1" locked="0" relativeHeight="0" simplePos="0">
                 <wp:simplePos x="0" y="0"/>
@@ -1189,7 +1181,7 @@
               </wp:anchor>
             </w:drawing>
           </mc:Choice>
-          <mc:Fallback xmlns:cr="http://schemas.microsoft.com/office/comments/2020/reactions" xmlns="http://schemas.microsoft.com/office/tasks/2019/documenttasks" xmlns:w16cid="http://schemas.microsoft.com/office/word/2016/wordml/cid" xmlns:w16cex="http://schemas.microsoft.com/office/word/2018/wordml/cex" xmlns:w16="http://schemas.microsoft.com/office/word/2018/wordml" xmlns:dgm="http://schemas.openxmlformats.org/drawingml/2006/diagram" xmlns:lc="http://schemas.openxmlformats.org/drawingml/2006/lockedCanvas" xmlns:c="http://schemas.openxmlformats.org/drawingml/2006/chart" xmlns:pic="http://schemas.openxmlformats.org/drawingml/2006/picture" xmlns:a="http://schemas.openxmlformats.org/drawingml/2006/main" xmlns:sl="http://schemas.openxmlformats.org/schemaLibrary/2006/main">
+          <mc:Fallback xmlns:sl="http://schemas.openxmlformats.org/schemaLibrary/2006/main" xmlns:a="http://schemas.openxmlformats.org/drawingml/2006/main" xmlns:pic="http://schemas.openxmlformats.org/drawingml/2006/picture" xmlns:c="http://schemas.openxmlformats.org/drawingml/2006/chart" xmlns:lc="http://schemas.openxmlformats.org/drawingml/2006/lockedCanvas" xmlns:dgm="http://schemas.openxmlformats.org/drawingml/2006/diagram" xmlns:w16="http://schemas.microsoft.com/office/word/2018/wordml" xmlns:w16cex="http://schemas.microsoft.com/office/word/2018/wordml/cex" xmlns:w16cid="http://schemas.microsoft.com/office/word/2016/wordml/cid" xmlns="http://schemas.microsoft.com/office/tasks/2019/documenttasks" xmlns:cr="http://schemas.microsoft.com/office/comments/2020/reactions">
             <w:drawing>
               <wp:anchor allowOverlap="1" behindDoc="1" distB="0" distT="0" distL="0" distR="0" hidden="0" layoutInCell="1" locked="0" relativeHeight="0" simplePos="0">
                 <wp:simplePos x="0" y="0"/>
@@ -1300,7 +1292,7 @@
               </wp:anchor>
             </w:drawing>
           </mc:Choice>
-          <mc:Fallback xmlns:cr="http://schemas.microsoft.com/office/comments/2020/reactions" xmlns="http://schemas.microsoft.com/office/tasks/2019/documenttasks" xmlns:w16cid="http://schemas.microsoft.com/office/word/2016/wordml/cid" xmlns:w16cex="http://schemas.microsoft.com/office/word/2018/wordml/cex" xmlns:w16="http://schemas.microsoft.com/office/word/2018/wordml" xmlns:dgm="http://schemas.openxmlformats.org/drawingml/2006/diagram" xmlns:lc="http://schemas.openxmlformats.org/drawingml/2006/lockedCanvas" xmlns:c="http://schemas.openxmlformats.org/drawingml/2006/chart" xmlns:pic="http://schemas.openxmlformats.org/drawingml/2006/picture" xmlns:a="http://schemas.openxmlformats.org/drawingml/2006/main" xmlns:sl="http://schemas.openxmlformats.org/schemaLibrary/2006/main">
+          <mc:Fallback xmlns:sl="http://schemas.openxmlformats.org/schemaLibrary/2006/main" xmlns:a="http://schemas.openxmlformats.org/drawingml/2006/main" xmlns:pic="http://schemas.openxmlformats.org/drawingml/2006/picture" xmlns:c="http://schemas.openxmlformats.org/drawingml/2006/chart" xmlns:lc="http://schemas.openxmlformats.org/drawingml/2006/lockedCanvas" xmlns:dgm="http://schemas.openxmlformats.org/drawingml/2006/diagram" xmlns:w16="http://schemas.microsoft.com/office/word/2018/wordml" xmlns:w16cex="http://schemas.microsoft.com/office/word/2018/wordml/cex" xmlns:w16cid="http://schemas.microsoft.com/office/word/2016/wordml/cid" xmlns="http://schemas.microsoft.com/office/tasks/2019/documenttasks" xmlns:cr="http://schemas.microsoft.com/office/comments/2020/reactions">
             <w:drawing>
               <wp:anchor allowOverlap="1" behindDoc="1" distB="0" distT="0" distL="0" distR="0" hidden="0" layoutInCell="1" locked="0" relativeHeight="0" simplePos="0">
                 <wp:simplePos x="0" y="0"/>
@@ -1411,7 +1403,7 @@
               </wp:anchor>
             </w:drawing>
           </mc:Choice>
-          <mc:Fallback xmlns:cr="http://schemas.microsoft.com/office/comments/2020/reactions" xmlns="http://schemas.microsoft.com/office/tasks/2019/documenttasks" xmlns:w16cid="http://schemas.microsoft.com/office/word/2016/wordml/cid" xmlns:w16cex="http://schemas.microsoft.com/office/word/2018/wordml/cex" xmlns:w16="http://schemas.microsoft.com/office/word/2018/wordml" xmlns:dgm="http://schemas.openxmlformats.org/drawingml/2006/diagram" xmlns:lc="http://schemas.openxmlformats.org/drawingml/2006/lockedCanvas" xmlns:c="http://schemas.openxmlformats.org/drawingml/2006/chart" xmlns:pic="http://schemas.openxmlformats.org/drawingml/2006/picture" xmlns:a="http://schemas.openxmlformats.org/drawingml/2006/main" xmlns:sl="http://schemas.openxmlformats.org/schemaLibrary/2006/main">
+          <mc:Fallback xmlns:sl="http://schemas.openxmlformats.org/schemaLibrary/2006/main" xmlns:a="http://schemas.openxmlformats.org/drawingml/2006/main" xmlns:pic="http://schemas.openxmlformats.org/drawingml/2006/picture" xmlns:c="http://schemas.openxmlformats.org/drawingml/2006/chart" xmlns:lc="http://schemas.openxmlformats.org/drawingml/2006/lockedCanvas" xmlns:dgm="http://schemas.openxmlformats.org/drawingml/2006/diagram" xmlns:w16="http://schemas.microsoft.com/office/word/2018/wordml" xmlns:w16cex="http://schemas.microsoft.com/office/word/2018/wordml/cex" xmlns:w16cid="http://schemas.microsoft.com/office/word/2016/wordml/cid" xmlns="http://schemas.microsoft.com/office/tasks/2019/documenttasks" xmlns:cr="http://schemas.microsoft.com/office/comments/2020/reactions">
             <w:drawing>
               <wp:anchor allowOverlap="1" behindDoc="1" distB="0" distT="0" distL="0" distR="0" hidden="0" layoutInCell="1" locked="0" relativeHeight="0" simplePos="0">
                 <wp:simplePos x="0" y="0"/>
@@ -1522,7 +1514,7 @@
               </wp:anchor>
             </w:drawing>
           </mc:Choice>
-          <mc:Fallback xmlns:cr="http://schemas.microsoft.com/office/comments/2020/reactions" xmlns="http://schemas.microsoft.com/office/tasks/2019/documenttasks" xmlns:w16cid="http://schemas.microsoft.com/office/word/2016/wordml/cid" xmlns:w16cex="http://schemas.microsoft.com/office/word/2018/wordml/cex" xmlns:w16="http://schemas.microsoft.com/office/word/2018/wordml" xmlns:dgm="http://schemas.openxmlformats.org/drawingml/2006/diagram" xmlns:lc="http://schemas.openxmlformats.org/drawingml/2006/lockedCanvas" xmlns:c="http://schemas.openxmlformats.org/drawingml/2006/chart" xmlns:pic="http://schemas.openxmlformats.org/drawingml/2006/picture" xmlns:a="http://schemas.openxmlformats.org/drawingml/2006/main" xmlns:sl="http://schemas.openxmlformats.org/schemaLibrary/2006/main">
+          <mc:Fallback xmlns:sl="http://schemas.openxmlformats.org/schemaLibrary/2006/main" xmlns:a="http://schemas.openxmlformats.org/drawingml/2006/main" xmlns:pic="http://schemas.openxmlformats.org/drawingml/2006/picture" xmlns:c="http://schemas.openxmlformats.org/drawingml/2006/chart" xmlns:lc="http://schemas.openxmlformats.org/drawingml/2006/lockedCanvas" xmlns:dgm="http://schemas.openxmlformats.org/drawingml/2006/diagram" xmlns:w16="http://schemas.microsoft.com/office/word/2018/wordml" xmlns:w16cex="http://schemas.microsoft.com/office/word/2018/wordml/cex" xmlns:w16cid="http://schemas.microsoft.com/office/word/2016/wordml/cid" xmlns="http://schemas.microsoft.com/office/tasks/2019/documenttasks" xmlns:cr="http://schemas.microsoft.com/office/comments/2020/reactions">
             <w:drawing>
               <wp:anchor allowOverlap="1" behindDoc="1" distB="0" distT="0" distL="0" distR="0" hidden="0" layoutInCell="1" locked="0" relativeHeight="0" simplePos="0">
                 <wp:simplePos x="0" y="0"/>
@@ -1633,7 +1625,7 @@
               </wp:anchor>
             </w:drawing>
           </mc:Choice>
-          <mc:Fallback xmlns:cr="http://schemas.microsoft.com/office/comments/2020/reactions" xmlns="http://schemas.microsoft.com/office/tasks/2019/documenttasks" xmlns:w16cid="http://schemas.microsoft.com/office/word/2016/wordml/cid" xmlns:w16cex="http://schemas.microsoft.com/office/word/2018/wordml/cex" xmlns:w16="http://schemas.microsoft.com/office/word/2018/wordml" xmlns:dgm="http://schemas.openxmlformats.org/drawingml/2006/diagram" xmlns:lc="http://schemas.openxmlformats.org/drawingml/2006/lockedCanvas" xmlns:c="http://schemas.openxmlformats.org/drawingml/2006/chart" xmlns:pic="http://schemas.openxmlformats.org/drawingml/2006/picture" xmlns:a="http://schemas.openxmlformats.org/drawingml/2006/main" xmlns:sl="http://schemas.openxmlformats.org/schemaLibrary/2006/main">
+          <mc:Fallback xmlns:sl="http://schemas.openxmlformats.org/schemaLibrary/2006/main" xmlns:a="http://schemas.openxmlformats.org/drawingml/2006/main" xmlns:pic="http://schemas.openxmlformats.org/drawingml/2006/picture" xmlns:c="http://schemas.openxmlformats.org/drawingml/2006/chart" xmlns:lc="http://schemas.openxmlformats.org/drawingml/2006/lockedCanvas" xmlns:dgm="http://schemas.openxmlformats.org/drawingml/2006/diagram" xmlns:w16="http://schemas.microsoft.com/office/word/2018/wordml" xmlns:w16cex="http://schemas.microsoft.com/office/word/2018/wordml/cex" xmlns:w16cid="http://schemas.microsoft.com/office/word/2016/wordml/cid" xmlns="http://schemas.microsoft.com/office/tasks/2019/documenttasks" xmlns:cr="http://schemas.microsoft.com/office/comments/2020/reactions">
             <w:drawing>
               <wp:anchor allowOverlap="1" behindDoc="1" distB="0" distT="0" distL="0" distR="0" hidden="0" layoutInCell="1" locked="0" relativeHeight="0" simplePos="0">
                 <wp:simplePos x="0" y="0"/>
@@ -1744,7 +1736,7 @@
               </wp:anchor>
             </w:drawing>
           </mc:Choice>
-          <mc:Fallback xmlns:cr="http://schemas.microsoft.com/office/comments/2020/reactions" xmlns="http://schemas.microsoft.com/office/tasks/2019/documenttasks" xmlns:w16cid="http://schemas.microsoft.com/office/word/2016/wordml/cid" xmlns:w16cex="http://schemas.microsoft.com/office/word/2018/wordml/cex" xmlns:w16="http://schemas.microsoft.com/office/word/2018/wordml" xmlns:dgm="http://schemas.openxmlformats.org/drawingml/2006/diagram" xmlns:lc="http://schemas.openxmlformats.org/drawingml/2006/lockedCanvas" xmlns:c="http://schemas.openxmlformats.org/drawingml/2006/chart" xmlns:pic="http://schemas.openxmlformats.org/drawingml/2006/picture" xmlns:a="http://schemas.openxmlformats.org/drawingml/2006/main" xmlns:sl="http://schemas.openxmlformats.org/schemaLibrary/2006/main">
+          <mc:Fallback xmlns:sl="http://schemas.openxmlformats.org/schemaLibrary/2006/main" xmlns:a="http://schemas.openxmlformats.org/drawingml/2006/main" xmlns:pic="http://schemas.openxmlformats.org/drawingml/2006/picture" xmlns:c="http://schemas.openxmlformats.org/drawingml/2006/chart" xmlns:lc="http://schemas.openxmlformats.org/drawingml/2006/lockedCanvas" xmlns:dgm="http://schemas.openxmlformats.org/drawingml/2006/diagram" xmlns:w16="http://schemas.microsoft.com/office/word/2018/wordml" xmlns:w16cex="http://schemas.microsoft.com/office/word/2018/wordml/cex" xmlns:w16cid="http://schemas.microsoft.com/office/word/2016/wordml/cid" xmlns="http://schemas.microsoft.com/office/tasks/2019/documenttasks" xmlns:cr="http://schemas.microsoft.com/office/comments/2020/reactions">
             <w:drawing>
               <wp:anchor allowOverlap="1" behindDoc="1" distB="0" distT="0" distL="0" distR="0" hidden="0" layoutInCell="1" locked="0" relativeHeight="0" simplePos="0">
                 <wp:simplePos x="0" y="0"/>
@@ -1855,7 +1847,7 @@
               </wp:anchor>
             </w:drawing>
           </mc:Choice>
-          <mc:Fallback xmlns:cr="http://schemas.microsoft.com/office/comments/2020/reactions" xmlns="http://schemas.microsoft.com/office/tasks/2019/documenttasks" xmlns:w16cid="http://schemas.microsoft.com/office/word/2016/wordml/cid" xmlns:w16cex="http://schemas.microsoft.com/office/word/2018/wordml/cex" xmlns:w16="http://schemas.microsoft.com/office/word/2018/wordml" xmlns:dgm="http://schemas.openxmlformats.org/drawingml/2006/diagram" xmlns:lc="http://schemas.openxmlformats.org/drawingml/2006/lockedCanvas" xmlns:c="http://schemas.openxmlformats.org/drawingml/2006/chart" xmlns:pic="http://schemas.openxmlformats.org/drawingml/2006/picture" xmlns:a="http://schemas.openxmlformats.org/drawingml/2006/main" xmlns:sl="http://schemas.openxmlformats.org/schemaLibrary/2006/main">
+          <mc:Fallback xmlns:sl="http://schemas.openxmlformats.org/schemaLibrary/2006/main" xmlns:a="http://schemas.openxmlformats.org/drawingml/2006/main" xmlns:pic="http://schemas.openxmlformats.org/drawingml/2006/picture" xmlns:c="http://schemas.openxmlformats.org/drawingml/2006/chart" xmlns:lc="http://schemas.openxmlformats.org/drawingml/2006/lockedCanvas" xmlns:dgm="http://schemas.openxmlformats.org/drawingml/2006/diagram" xmlns:w16="http://schemas.microsoft.com/office/word/2018/wordml" xmlns:w16cex="http://schemas.microsoft.com/office/word/2018/wordml/cex" xmlns:w16cid="http://schemas.microsoft.com/office/word/2016/wordml/cid" xmlns="http://schemas.microsoft.com/office/tasks/2019/documenttasks" xmlns:cr="http://schemas.microsoft.com/office/comments/2020/reactions">
             <w:drawing>
               <wp:anchor allowOverlap="1" behindDoc="1" distB="0" distT="0" distL="0" distR="0" hidden="0" layoutInCell="1" locked="0" relativeHeight="0" simplePos="0">
                 <wp:simplePos x="0" y="0"/>
@@ -1966,7 +1958,7 @@
               </wp:anchor>
             </w:drawing>
           </mc:Choice>
-          <mc:Fallback xmlns:cr="http://schemas.microsoft.com/office/comments/2020/reactions" xmlns="http://schemas.microsoft.com/office/tasks/2019/documenttasks" xmlns:w16cid="http://schemas.microsoft.com/office/word/2016/wordml/cid" xmlns:w16cex="http://schemas.microsoft.com/office/word/2018/wordml/cex" xmlns:w16="http://schemas.microsoft.com/office/word/2018/wordml" xmlns:dgm="http://schemas.openxmlformats.org/drawingml/2006/diagram" xmlns:lc="http://schemas.openxmlformats.org/drawingml/2006/lockedCanvas" xmlns:c="http://schemas.openxmlformats.org/drawingml/2006/chart" xmlns:pic="http://schemas.openxmlformats.org/drawingml/2006/picture" xmlns:a="http://schemas.openxmlformats.org/drawingml/2006/main" xmlns:sl="http://schemas.openxmlformats.org/schemaLibrary/2006/main">
+          <mc:Fallback xmlns:sl="http://schemas.openxmlformats.org/schemaLibrary/2006/main" xmlns:a="http://schemas.openxmlformats.org/drawingml/2006/main" xmlns:pic="http://schemas.openxmlformats.org/drawingml/2006/picture" xmlns:c="http://schemas.openxmlformats.org/drawingml/2006/chart" xmlns:lc="http://schemas.openxmlformats.org/drawingml/2006/lockedCanvas" xmlns:dgm="http://schemas.openxmlformats.org/drawingml/2006/diagram" xmlns:w16="http://schemas.microsoft.com/office/word/2018/wordml" xmlns:w16cex="http://schemas.microsoft.com/office/word/2018/wordml/cex" xmlns:w16cid="http://schemas.microsoft.com/office/word/2016/wordml/cid" xmlns="http://schemas.microsoft.com/office/tasks/2019/documenttasks" xmlns:cr="http://schemas.microsoft.com/office/comments/2020/reactions">
             <w:drawing>
               <wp:anchor allowOverlap="1" behindDoc="1" distB="0" distT="0" distL="0" distR="0" hidden="0" layoutInCell="1" locked="0" relativeHeight="0" simplePos="0">
                 <wp:simplePos x="0" y="0"/>
@@ -2283,7 +2275,7 @@
               </wp:anchor>
             </w:drawing>
           </mc:Choice>
-          <mc:Fallback xmlns:cr="http://schemas.microsoft.com/office/comments/2020/reactions" xmlns="http://schemas.microsoft.com/office/tasks/2019/documenttasks" xmlns:w16cid="http://schemas.microsoft.com/office/word/2016/wordml/cid" xmlns:w16cex="http://schemas.microsoft.com/office/word/2018/wordml/cex" xmlns:w16="http://schemas.microsoft.com/office/word/2018/wordml" xmlns:dgm="http://schemas.openxmlformats.org/drawingml/2006/diagram" xmlns:lc="http://schemas.openxmlformats.org/drawingml/2006/lockedCanvas" xmlns:c="http://schemas.openxmlformats.org/drawingml/2006/chart" xmlns:pic="http://schemas.openxmlformats.org/drawingml/2006/picture" xmlns:a="http://schemas.openxmlformats.org/drawingml/2006/main" xmlns:sl="http://schemas.openxmlformats.org/schemaLibrary/2006/main">
+          <mc:Fallback xmlns:sl="http://schemas.openxmlformats.org/schemaLibrary/2006/main" xmlns:a="http://schemas.openxmlformats.org/drawingml/2006/main" xmlns:pic="http://schemas.openxmlformats.org/drawingml/2006/picture" xmlns:c="http://schemas.openxmlformats.org/drawingml/2006/chart" xmlns:lc="http://schemas.openxmlformats.org/drawingml/2006/lockedCanvas" xmlns:dgm="http://schemas.openxmlformats.org/drawingml/2006/diagram" xmlns:w16="http://schemas.microsoft.com/office/word/2018/wordml" xmlns:w16cex="http://schemas.microsoft.com/office/word/2018/wordml/cex" xmlns:w16cid="http://schemas.microsoft.com/office/word/2016/wordml/cid" xmlns="http://schemas.microsoft.com/office/tasks/2019/documenttasks" xmlns:cr="http://schemas.microsoft.com/office/comments/2020/reactions">
             <w:drawing>
               <wp:anchor allowOverlap="1" behindDoc="1" distB="0" distT="0" distL="0" distR="0" hidden="0" layoutInCell="1" locked="0" relativeHeight="0" simplePos="0">
                 <wp:simplePos x="0" y="0"/>
@@ -2394,7 +2386,7 @@
               </wp:anchor>
             </w:drawing>
           </mc:Choice>
-          <mc:Fallback xmlns:cr="http://schemas.microsoft.com/office/comments/2020/reactions" xmlns="http://schemas.microsoft.com/office/tasks/2019/documenttasks" xmlns:w16cid="http://schemas.microsoft.com/office/word/2016/wordml/cid" xmlns:w16cex="http://schemas.microsoft.com/office/word/2018/wordml/cex" xmlns:w16="http://schemas.microsoft.com/office/word/2018/wordml" xmlns:dgm="http://schemas.openxmlformats.org/drawingml/2006/diagram" xmlns:lc="http://schemas.openxmlformats.org/drawingml/2006/lockedCanvas" xmlns:c="http://schemas.openxmlformats.org/drawingml/2006/chart" xmlns:pic="http://schemas.openxmlformats.org/drawingml/2006/picture" xmlns:a="http://schemas.openxmlformats.org/drawingml/2006/main" xmlns:sl="http://schemas.openxmlformats.org/schemaLibrary/2006/main">
+          <mc:Fallback xmlns:sl="http://schemas.openxmlformats.org/schemaLibrary/2006/main" xmlns:a="http://schemas.openxmlformats.org/drawingml/2006/main" xmlns:pic="http://schemas.openxmlformats.org/drawingml/2006/picture" xmlns:c="http://schemas.openxmlformats.org/drawingml/2006/chart" xmlns:lc="http://schemas.openxmlformats.org/drawingml/2006/lockedCanvas" xmlns:dgm="http://schemas.openxmlformats.org/drawingml/2006/diagram" xmlns:w16="http://schemas.microsoft.com/office/word/2018/wordml" xmlns:w16cex="http://schemas.microsoft.com/office/word/2018/wordml/cex" xmlns:w16cid="http://schemas.microsoft.com/office/word/2016/wordml/cid" xmlns="http://schemas.microsoft.com/office/tasks/2019/documenttasks" xmlns:cr="http://schemas.microsoft.com/office/comments/2020/reactions">
             <w:drawing>
               <wp:anchor allowOverlap="1" behindDoc="1" distB="0" distT="0" distL="0" distR="0" hidden="0" layoutInCell="1" locked="0" relativeHeight="0" simplePos="0">
                 <wp:simplePos x="0" y="0"/>
@@ -2505,7 +2497,7 @@
               </wp:anchor>
             </w:drawing>
           </mc:Choice>
-          <mc:Fallback xmlns:cr="http://schemas.microsoft.com/office/comments/2020/reactions" xmlns="http://schemas.microsoft.com/office/tasks/2019/documenttasks" xmlns:w16cid="http://schemas.microsoft.com/office/word/2016/wordml/cid" xmlns:w16cex="http://schemas.microsoft.com/office/word/2018/wordml/cex" xmlns:w16="http://schemas.microsoft.com/office/word/2018/wordml" xmlns:dgm="http://schemas.openxmlformats.org/drawingml/2006/diagram" xmlns:lc="http://schemas.openxmlformats.org/drawingml/2006/lockedCanvas" xmlns:c="http://schemas.openxmlformats.org/drawingml/2006/chart" xmlns:pic="http://schemas.openxmlformats.org/drawingml/2006/picture" xmlns:a="http://schemas.openxmlformats.org/drawingml/2006/main" xmlns:sl="http://schemas.openxmlformats.org/schemaLibrary/2006/main">
+          <mc:Fallback xmlns:sl="http://schemas.openxmlformats.org/schemaLibrary/2006/main" xmlns:a="http://schemas.openxmlformats.org/drawingml/2006/main" xmlns:pic="http://schemas.openxmlformats.org/drawingml/2006/picture" xmlns:c="http://schemas.openxmlformats.org/drawingml/2006/chart" xmlns:lc="http://schemas.openxmlformats.org/drawingml/2006/lockedCanvas" xmlns:dgm="http://schemas.openxmlformats.org/drawingml/2006/diagram" xmlns:w16="http://schemas.microsoft.com/office/word/2018/wordml" xmlns:w16cex="http://schemas.microsoft.com/office/word/2018/wordml/cex" xmlns:w16cid="http://schemas.microsoft.com/office/word/2016/wordml/cid" xmlns="http://schemas.microsoft.com/office/tasks/2019/documenttasks" xmlns:cr="http://schemas.microsoft.com/office/comments/2020/reactions">
             <w:drawing>
               <wp:anchor allowOverlap="1" behindDoc="1" distB="0" distT="0" distL="0" distR="0" hidden="0" layoutInCell="1" locked="0" relativeHeight="0" simplePos="0">
                 <wp:simplePos x="0" y="0"/>
@@ -2616,7 +2608,7 @@
               </wp:anchor>
             </w:drawing>
           </mc:Choice>
-          <mc:Fallback xmlns:cr="http://schemas.microsoft.com/office/comments/2020/reactions" xmlns="http://schemas.microsoft.com/office/tasks/2019/documenttasks" xmlns:w16cid="http://schemas.microsoft.com/office/word/2016/wordml/cid" xmlns:w16cex="http://schemas.microsoft.com/office/word/2018/wordml/cex" xmlns:w16="http://schemas.microsoft.com/office/word/2018/wordml" xmlns:dgm="http://schemas.openxmlformats.org/drawingml/2006/diagram" xmlns:lc="http://schemas.openxmlformats.org/drawingml/2006/lockedCanvas" xmlns:c="http://schemas.openxmlformats.org/drawingml/2006/chart" xmlns:pic="http://schemas.openxmlformats.org/drawingml/2006/picture" xmlns:a="http://schemas.openxmlformats.org/drawingml/2006/main" xmlns:sl="http://schemas.openxmlformats.org/schemaLibrary/2006/main">
+          <mc:Fallback xmlns:sl="http://schemas.openxmlformats.org/schemaLibrary/2006/main" xmlns:a="http://schemas.openxmlformats.org/drawingml/2006/main" xmlns:pic="http://schemas.openxmlformats.org/drawingml/2006/picture" xmlns:c="http://schemas.openxmlformats.org/drawingml/2006/chart" xmlns:lc="http://schemas.openxmlformats.org/drawingml/2006/lockedCanvas" xmlns:dgm="http://schemas.openxmlformats.org/drawingml/2006/diagram" xmlns:w16="http://schemas.microsoft.com/office/word/2018/wordml" xmlns:w16cex="http://schemas.microsoft.com/office/word/2018/wordml/cex" xmlns:w16cid="http://schemas.microsoft.com/office/word/2016/wordml/cid" xmlns="http://schemas.microsoft.com/office/tasks/2019/documenttasks" xmlns:cr="http://schemas.microsoft.com/office/comments/2020/reactions">
             <w:drawing>
               <wp:anchor allowOverlap="1" behindDoc="1" distB="0" distT="0" distL="0" distR="0" hidden="0" layoutInCell="1" locked="0" relativeHeight="0" simplePos="0">
                 <wp:simplePos x="0" y="0"/>
@@ -2727,7 +2719,7 @@
               </wp:anchor>
             </w:drawing>
           </mc:Choice>
-          <mc:Fallback xmlns:cr="http://schemas.microsoft.com/office/comments/2020/reactions" xmlns="http://schemas.microsoft.com/office/tasks/2019/documenttasks" xmlns:w16cid="http://schemas.microsoft.com/office/word/2016/wordml/cid" xmlns:w16cex="http://schemas.microsoft.com/office/word/2018/wordml/cex" xmlns:w16="http://schemas.microsoft.com/office/word/2018/wordml" xmlns:dgm="http://schemas.openxmlformats.org/drawingml/2006/diagram" xmlns:lc="http://schemas.openxmlformats.org/drawingml/2006/lockedCanvas" xmlns:c="http://schemas.openxmlformats.org/drawingml/2006/chart" xmlns:pic="http://schemas.openxmlformats.org/drawingml/2006/picture" xmlns:a="http://schemas.openxmlformats.org/drawingml/2006/main" xmlns:sl="http://schemas.openxmlformats.org/schemaLibrary/2006/main">
+          <mc:Fallback xmlns:sl="http://schemas.openxmlformats.org/schemaLibrary/2006/main" xmlns:a="http://schemas.openxmlformats.org/drawingml/2006/main" xmlns:pic="http://schemas.openxmlformats.org/drawingml/2006/picture" xmlns:c="http://schemas.openxmlformats.org/drawingml/2006/chart" xmlns:lc="http://schemas.openxmlformats.org/drawingml/2006/lockedCanvas" xmlns:dgm="http://schemas.openxmlformats.org/drawingml/2006/diagram" xmlns:w16="http://schemas.microsoft.com/office/word/2018/wordml" xmlns:w16cex="http://schemas.microsoft.com/office/word/2018/wordml/cex" xmlns:w16cid="http://schemas.microsoft.com/office/word/2016/wordml/cid" xmlns="http://schemas.microsoft.com/office/tasks/2019/documenttasks" xmlns:cr="http://schemas.microsoft.com/office/comments/2020/reactions">
             <w:drawing>
               <wp:anchor allowOverlap="1" behindDoc="1" distB="0" distT="0" distL="0" distR="0" hidden="0" layoutInCell="1" locked="0" relativeHeight="0" simplePos="0">
                 <wp:simplePos x="0" y="0"/>
@@ -3094,7 +3086,7 @@
               </wp:anchor>
             </w:drawing>
           </mc:Choice>
-          <mc:Fallback xmlns:cr="http://schemas.microsoft.com/office/comments/2020/reactions" xmlns="http://schemas.microsoft.com/office/tasks/2019/documenttasks" xmlns:w16cid="http://schemas.microsoft.com/office/word/2016/wordml/cid" xmlns:w16cex="http://schemas.microsoft.com/office/word/2018/wordml/cex" xmlns:w16="http://schemas.microsoft.com/office/word/2018/wordml" xmlns:dgm="http://schemas.openxmlformats.org/drawingml/2006/diagram" xmlns:lc="http://schemas.openxmlformats.org/drawingml/2006/lockedCanvas" xmlns:c="http://schemas.openxmlformats.org/drawingml/2006/chart" xmlns:pic="http://schemas.openxmlformats.org/drawingml/2006/picture" xmlns:a="http://schemas.openxmlformats.org/drawingml/2006/main" xmlns:sl="http://schemas.openxmlformats.org/schemaLibrary/2006/main">
+          <mc:Fallback xmlns:sl="http://schemas.openxmlformats.org/schemaLibrary/2006/main" xmlns:a="http://schemas.openxmlformats.org/drawingml/2006/main" xmlns:pic="http://schemas.openxmlformats.org/drawingml/2006/picture" xmlns:c="http://schemas.openxmlformats.org/drawingml/2006/chart" xmlns:lc="http://schemas.openxmlformats.org/drawingml/2006/lockedCanvas" xmlns:dgm="http://schemas.openxmlformats.org/drawingml/2006/diagram" xmlns:w16="http://schemas.microsoft.com/office/word/2018/wordml" xmlns:w16cex="http://schemas.microsoft.com/office/word/2018/wordml/cex" xmlns:w16cid="http://schemas.microsoft.com/office/word/2016/wordml/cid" xmlns="http://schemas.microsoft.com/office/tasks/2019/documenttasks" xmlns:cr="http://schemas.microsoft.com/office/comments/2020/reactions">
             <w:drawing>
               <wp:anchor allowOverlap="1" behindDoc="1" distB="0" distT="0" distL="0" distR="0" hidden="0" layoutInCell="1" locked="0" relativeHeight="0" simplePos="0">
                 <wp:simplePos x="0" y="0"/>
@@ -3205,7 +3197,7 @@
               </wp:anchor>
             </w:drawing>
           </mc:Choice>
-          <mc:Fallback xmlns:cr="http://schemas.microsoft.com/office/comments/2020/reactions" xmlns="http://schemas.microsoft.com/office/tasks/2019/documenttasks" xmlns:w16cid="http://schemas.microsoft.com/office/word/2016/wordml/cid" xmlns:w16cex="http://schemas.microsoft.com/office/word/2018/wordml/cex" xmlns:w16="http://schemas.microsoft.com/office/word/2018/wordml" xmlns:dgm="http://schemas.openxmlformats.org/drawingml/2006/diagram" xmlns:lc="http://schemas.openxmlformats.org/drawingml/2006/lockedCanvas" xmlns:c="http://schemas.openxmlformats.org/drawingml/2006/chart" xmlns:pic="http://schemas.openxmlformats.org/drawingml/2006/picture" xmlns:a="http://schemas.openxmlformats.org/drawingml/2006/main" xmlns:sl="http://schemas.openxmlformats.org/schemaLibrary/2006/main">
+          <mc:Fallback xmlns:sl="http://schemas.openxmlformats.org/schemaLibrary/2006/main" xmlns:a="http://schemas.openxmlformats.org/drawingml/2006/main" xmlns:pic="http://schemas.openxmlformats.org/drawingml/2006/picture" xmlns:c="http://schemas.openxmlformats.org/drawingml/2006/chart" xmlns:lc="http://schemas.openxmlformats.org/drawingml/2006/lockedCanvas" xmlns:dgm="http://schemas.openxmlformats.org/drawingml/2006/diagram" xmlns:w16="http://schemas.microsoft.com/office/word/2018/wordml" xmlns:w16cex="http://schemas.microsoft.com/office/word/2018/wordml/cex" xmlns:w16cid="http://schemas.microsoft.com/office/word/2016/wordml/cid" xmlns="http://schemas.microsoft.com/office/tasks/2019/documenttasks" xmlns:cr="http://schemas.microsoft.com/office/comments/2020/reactions">
             <w:drawing>
               <wp:anchor allowOverlap="1" behindDoc="1" distB="0" distT="0" distL="0" distR="0" hidden="0" layoutInCell="1" locked="0" relativeHeight="0" simplePos="0">
                 <wp:simplePos x="0" y="0"/>
@@ -3393,7 +3385,7 @@
               </wp:anchor>
             </w:drawing>
           </mc:Choice>
-          <mc:Fallback xmlns:cr="http://schemas.microsoft.com/office/comments/2020/reactions" xmlns="http://schemas.microsoft.com/office/tasks/2019/documenttasks" xmlns:w16cid="http://schemas.microsoft.com/office/word/2016/wordml/cid" xmlns:w16cex="http://schemas.microsoft.com/office/word/2018/wordml/cex" xmlns:w16="http://schemas.microsoft.com/office/word/2018/wordml" xmlns:dgm="http://schemas.openxmlformats.org/drawingml/2006/diagram" xmlns:lc="http://schemas.openxmlformats.org/drawingml/2006/lockedCanvas" xmlns:c="http://schemas.openxmlformats.org/drawingml/2006/chart" xmlns:pic="http://schemas.openxmlformats.org/drawingml/2006/picture" xmlns:a="http://schemas.openxmlformats.org/drawingml/2006/main" xmlns:sl="http://schemas.openxmlformats.org/schemaLibrary/2006/main">
+          <mc:Fallback xmlns:sl="http://schemas.openxmlformats.org/schemaLibrary/2006/main" xmlns:a="http://schemas.openxmlformats.org/drawingml/2006/main" xmlns:pic="http://schemas.openxmlformats.org/drawingml/2006/picture" xmlns:c="http://schemas.openxmlformats.org/drawingml/2006/chart" xmlns:lc="http://schemas.openxmlformats.org/drawingml/2006/lockedCanvas" xmlns:dgm="http://schemas.openxmlformats.org/drawingml/2006/diagram" xmlns:w16="http://schemas.microsoft.com/office/word/2018/wordml" xmlns:w16cex="http://schemas.microsoft.com/office/word/2018/wordml/cex" xmlns:w16cid="http://schemas.microsoft.com/office/word/2016/wordml/cid" xmlns="http://schemas.microsoft.com/office/tasks/2019/documenttasks" xmlns:cr="http://schemas.microsoft.com/office/comments/2020/reactions">
             <w:drawing>
               <wp:anchor allowOverlap="1" behindDoc="1" distB="0" distT="0" distL="0" distR="0" hidden="0" layoutInCell="1" locked="0" relativeHeight="0" simplePos="0">
                 <wp:simplePos x="0" y="0"/>
@@ -3440,8 +3432,6 @@
       <w:r>
         <w:t>}}</w:t>
       </w:r>
-      <w:bookmarkStart w:id="0" w:name="_GoBack"/>
-      <w:bookmarkEnd w:id="0"/>
     </w:p>
     <w:p>
       <w:pPr>
@@ -3562,7 +3552,7 @@
               </wp:anchor>
             </w:drawing>
           </mc:Choice>
-          <mc:Fallback xmlns:cr="http://schemas.microsoft.com/office/comments/2020/reactions" xmlns="http://schemas.microsoft.com/office/tasks/2019/documenttasks" xmlns:w16cid="http://schemas.microsoft.com/office/word/2016/wordml/cid" xmlns:w16cex="http://schemas.microsoft.com/office/word/2018/wordml/cex" xmlns:w16="http://schemas.microsoft.com/office/word/2018/wordml" xmlns:dgm="http://schemas.openxmlformats.org/drawingml/2006/diagram" xmlns:lc="http://schemas.openxmlformats.org/drawingml/2006/lockedCanvas" xmlns:c="http://schemas.openxmlformats.org/drawingml/2006/chart" xmlns:pic="http://schemas.openxmlformats.org/drawingml/2006/picture" xmlns:a="http://schemas.openxmlformats.org/drawingml/2006/main" xmlns:sl="http://schemas.openxmlformats.org/schemaLibrary/2006/main">
+          <mc:Fallback xmlns:sl="http://schemas.openxmlformats.org/schemaLibrary/2006/main" xmlns:a="http://schemas.openxmlformats.org/drawingml/2006/main" xmlns:pic="http://schemas.openxmlformats.org/drawingml/2006/picture" xmlns:c="http://schemas.openxmlformats.org/drawingml/2006/chart" xmlns:lc="http://schemas.openxmlformats.org/drawingml/2006/lockedCanvas" xmlns:dgm="http://schemas.openxmlformats.org/drawingml/2006/diagram" xmlns:w16="http://schemas.microsoft.com/office/word/2018/wordml" xmlns:w16cex="http://schemas.microsoft.com/office/word/2018/wordml/cex" xmlns:w16cid="http://schemas.microsoft.com/office/word/2016/wordml/cid" xmlns="http://schemas.microsoft.com/office/tasks/2019/documenttasks" xmlns:cr="http://schemas.microsoft.com/office/comments/2020/reactions">
             <w:drawing>
               <wp:anchor allowOverlap="1" behindDoc="1" distB="0" distT="0" distL="0" distR="0" hidden="0" layoutInCell="1" locked="0" relativeHeight="0" simplePos="0">
                 <wp:simplePos x="0" y="0"/>
@@ -3725,7 +3715,7 @@
               </wp:anchor>
             </w:drawing>
           </mc:Choice>
-          <mc:Fallback xmlns:cr="http://schemas.microsoft.com/office/comments/2020/reactions" xmlns="http://schemas.microsoft.com/office/tasks/2019/documenttasks" xmlns:w16cid="http://schemas.microsoft.com/office/word/2016/wordml/cid" xmlns:w16cex="http://schemas.microsoft.com/office/word/2018/wordml/cex" xmlns:w16="http://schemas.microsoft.com/office/word/2018/wordml" xmlns:dgm="http://schemas.openxmlformats.org/drawingml/2006/diagram" xmlns:lc="http://schemas.openxmlformats.org/drawingml/2006/lockedCanvas" xmlns:c="http://schemas.openxmlformats.org/drawingml/2006/chart" xmlns:pic="http://schemas.openxmlformats.org/drawingml/2006/picture" xmlns:a="http://schemas.openxmlformats.org/drawingml/2006/main" xmlns:sl="http://schemas.openxmlformats.org/schemaLibrary/2006/main">
+          <mc:Fallback xmlns:sl="http://schemas.openxmlformats.org/schemaLibrary/2006/main" xmlns:a="http://schemas.openxmlformats.org/drawingml/2006/main" xmlns:pic="http://schemas.openxmlformats.org/drawingml/2006/picture" xmlns:c="http://schemas.openxmlformats.org/drawingml/2006/chart" xmlns:lc="http://schemas.openxmlformats.org/drawingml/2006/lockedCanvas" xmlns:dgm="http://schemas.openxmlformats.org/drawingml/2006/diagram" xmlns:w16="http://schemas.microsoft.com/office/word/2018/wordml" xmlns:w16cex="http://schemas.microsoft.com/office/word/2018/wordml/cex" xmlns:w16cid="http://schemas.microsoft.com/office/word/2016/wordml/cid" xmlns="http://schemas.microsoft.com/office/tasks/2019/documenttasks" xmlns:cr="http://schemas.microsoft.com/office/comments/2020/reactions">
             <w:drawing>
               <wp:anchor allowOverlap="1" behindDoc="1" distB="0" distT="0" distL="0" distR="0" hidden="0" layoutInCell="1" locked="0" relativeHeight="0" simplePos="0">
                 <wp:simplePos x="0" y="0"/>
@@ -3908,7 +3898,7 @@
               </wp:anchor>
             </w:drawing>
           </mc:Choice>
-          <mc:Fallback xmlns:cr="http://schemas.microsoft.com/office/comments/2020/reactions" xmlns="http://schemas.microsoft.com/office/tasks/2019/documenttasks" xmlns:w16cid="http://schemas.microsoft.com/office/word/2016/wordml/cid" xmlns:w16cex="http://schemas.microsoft.com/office/word/2018/wordml/cex" xmlns:w16="http://schemas.microsoft.com/office/word/2018/wordml" xmlns:dgm="http://schemas.openxmlformats.org/drawingml/2006/diagram" xmlns:lc="http://schemas.openxmlformats.org/drawingml/2006/lockedCanvas" xmlns:c="http://schemas.openxmlformats.org/drawingml/2006/chart" xmlns:pic="http://schemas.openxmlformats.org/drawingml/2006/picture" xmlns:a="http://schemas.openxmlformats.org/drawingml/2006/main" xmlns:sl="http://schemas.openxmlformats.org/schemaLibrary/2006/main">
+          <mc:Fallback xmlns:sl="http://schemas.openxmlformats.org/schemaLibrary/2006/main" xmlns:a="http://schemas.openxmlformats.org/drawingml/2006/main" xmlns:pic="http://schemas.openxmlformats.org/drawingml/2006/picture" xmlns:c="http://schemas.openxmlformats.org/drawingml/2006/chart" xmlns:lc="http://schemas.openxmlformats.org/drawingml/2006/lockedCanvas" xmlns:dgm="http://schemas.openxmlformats.org/drawingml/2006/diagram" xmlns:w16="http://schemas.microsoft.com/office/word/2018/wordml" xmlns:w16cex="http://schemas.microsoft.com/office/word/2018/wordml/cex" xmlns:w16cid="http://schemas.microsoft.com/office/word/2016/wordml/cid" xmlns="http://schemas.microsoft.com/office/tasks/2019/documenttasks" xmlns:cr="http://schemas.microsoft.com/office/comments/2020/reactions">
             <w:drawing>
               <wp:anchor allowOverlap="1" behindDoc="1" distB="0" distT="0" distL="0" distR="0" hidden="0" layoutInCell="1" locked="0" relativeHeight="0" simplePos="0">
                 <wp:simplePos x="0" y="0"/>
@@ -4137,7 +4127,7 @@
             </wp:anchor>
           </w:drawing>
         </mc:Choice>
-        <mc:Fallback xmlns:cr="http://schemas.microsoft.com/office/comments/2020/reactions" xmlns="http://schemas.microsoft.com/office/tasks/2019/documenttasks" xmlns:w16cid="http://schemas.microsoft.com/office/word/2016/wordml/cid" xmlns:w16cex="http://schemas.microsoft.com/office/word/2018/wordml/cex" xmlns:w16="http://schemas.microsoft.com/office/word/2018/wordml" xmlns:dgm="http://schemas.openxmlformats.org/drawingml/2006/diagram" xmlns:lc="http://schemas.openxmlformats.org/drawingml/2006/lockedCanvas" xmlns:c="http://schemas.openxmlformats.org/drawingml/2006/chart" xmlns:pic="http://schemas.openxmlformats.org/drawingml/2006/picture" xmlns:a="http://schemas.openxmlformats.org/drawingml/2006/main" xmlns:sl="http://schemas.openxmlformats.org/schemaLibrary/2006/main">
+        <mc:Fallback xmlns:sl="http://schemas.openxmlformats.org/schemaLibrary/2006/main" xmlns:a="http://schemas.openxmlformats.org/drawingml/2006/main" xmlns:pic="http://schemas.openxmlformats.org/drawingml/2006/picture" xmlns:c="http://schemas.openxmlformats.org/drawingml/2006/chart" xmlns:lc="http://schemas.openxmlformats.org/drawingml/2006/lockedCanvas" xmlns:dgm="http://schemas.openxmlformats.org/drawingml/2006/diagram" xmlns:w16="http://schemas.microsoft.com/office/word/2018/wordml" xmlns:w16cex="http://schemas.microsoft.com/office/word/2018/wordml/cex" xmlns:w16cid="http://schemas.microsoft.com/office/word/2016/wordml/cid" xmlns="http://schemas.microsoft.com/office/tasks/2019/documenttasks" xmlns:cr="http://schemas.microsoft.com/office/comments/2020/reactions">
           <w:drawing>
             <wp:anchor allowOverlap="1" behindDoc="1" distB="0" distT="0" distL="0" distR="0" hidden="0" layoutInCell="1" locked="0" relativeHeight="0" simplePos="0">
               <wp:simplePos x="0" y="0"/>

--- a/Documents Generation/Sponsor_letter.docx
+++ b/Documents Generation/Sponsor_letter.docx
@@ -895,7 +895,7 @@
           <w:sz w:val="20"/>
           <w:szCs w:val="20"/>
         </w:rPr>
-        <w:t xml:space="preserve">, is legally employed in the United Arab Emirates under my sponsorship and in full compliance with UAE </w:t>
+        <w:t xml:space="preserve">, is legally employed in the United Arab Emirates under Maids.cc and in full compliance with UAE </w:t>
       </w:r>
       <w:proofErr w:type="spellStart"/>
       <w:r>
@@ -913,7 +913,7 @@
           <w:sz w:val="20"/>
           <w:szCs w:val="20"/>
         </w:rPr>
-        <w:t xml:space="preserve"> regulations. She has been employed with me since </w:t>
+        <w:t xml:space="preserve"> regulations. She has been working at my house since </w:t>
       </w:r>
       <w:r>
         <w:rPr>
@@ -4016,6 +4016,11 @@
     </w:p>
     <w:sectPr>
       <w:footerReference w:type="default" r:id="rId8"/>
+      <w:headerReference w:type="default" r:id="rId11"/>
+      <w:headerReference w:type="first" r:id="rId12"/>
+      <w:footerReference w:type="first" r:id="rId13"/>
+      <w:headerReference w:type="even" r:id="rId14"/>
+      <w:footerReference w:type="even" r:id="rId15"/>
       <w:pgSz w:w="11910" w:h="16840"/>
       <w:pgMar w:top="1400" w:right="1417" w:bottom="1080" w:left="1417" w:header="0" w:footer="891" w:gutter="0"/>
       <w:pgNumType w:start="1"/>
@@ -4175,6 +4180,26 @@
 </w:ftr>
 </file>
 
+<file path=word/footer2.xml><?xml version="1.0" encoding="utf-8"?>
+<w:ftr xmlns:m="http://schemas.openxmlformats.org/officeDocument/2006/math" xmlns:mc="http://schemas.openxmlformats.org/markup-compatibility/2006" xmlns:mo="http://schemas.microsoft.com/office/mac/office/2008/main" xmlns:mv="urn:schemas-microsoft-com:mac:vml" xmlns:o="urn:schemas-microsoft-com:office:office" xmlns:r="http://schemas.openxmlformats.org/officeDocument/2006/relationships" xmlns:v="urn:schemas-microsoft-com:vml" xmlns:w10="urn:schemas-microsoft-com:office:word" xmlns:w14="http://schemas.microsoft.com/office/word/2010/wordml" xmlns:w="http://schemas.openxmlformats.org/wordprocessingml/2006/main" xmlns:wne="http://schemas.microsoft.com/office/word/2006/wordml" xmlns:wp14="http://schemas.microsoft.com/office/word/2010/wordprocessingDrawing" xmlns:wp="http://schemas.openxmlformats.org/drawingml/2006/wordprocessingDrawing" xmlns:wpc="http://schemas.microsoft.com/office/word/2010/wordprocessingCanvas" xmlns:wpg="http://schemas.microsoft.com/office/word/2010/wordprocessingGroup" xmlns:wpi="http://schemas.microsoft.com/office/word/2010/wordprocessingInk" xmlns:wps="http://schemas.microsoft.com/office/word/2010/wordprocessingShape" mc:Ignorable="w14 wp14">
+  <w:p>
+    <w:pPr>
+      <w:pStyle w:val="Footer"/>
+    </w:pPr>
+  </w:p>
+</w:ftr>
+</file>
+
+<file path=word/footer3.xml><?xml version="1.0" encoding="utf-8"?>
+<w:ftr xmlns:m="http://schemas.openxmlformats.org/officeDocument/2006/math" xmlns:mc="http://schemas.openxmlformats.org/markup-compatibility/2006" xmlns:mo="http://schemas.microsoft.com/office/mac/office/2008/main" xmlns:mv="urn:schemas-microsoft-com:mac:vml" xmlns:o="urn:schemas-microsoft-com:office:office" xmlns:r="http://schemas.openxmlformats.org/officeDocument/2006/relationships" xmlns:v="urn:schemas-microsoft-com:vml" xmlns:w10="urn:schemas-microsoft-com:office:word" xmlns:w14="http://schemas.microsoft.com/office/word/2010/wordml" xmlns:w="http://schemas.openxmlformats.org/wordprocessingml/2006/main" xmlns:wne="http://schemas.microsoft.com/office/word/2006/wordml" xmlns:wp14="http://schemas.microsoft.com/office/word/2010/wordprocessingDrawing" xmlns:wp="http://schemas.openxmlformats.org/drawingml/2006/wordprocessingDrawing" xmlns:wpc="http://schemas.microsoft.com/office/word/2010/wordprocessingCanvas" xmlns:wpg="http://schemas.microsoft.com/office/word/2010/wordprocessingGroup" xmlns:wpi="http://schemas.microsoft.com/office/word/2010/wordprocessingInk" xmlns:wps="http://schemas.microsoft.com/office/word/2010/wordprocessingShape" mc:Ignorable="w14 wp14">
+  <w:p>
+    <w:pPr>
+      <w:pStyle w:val="Footer"/>
+    </w:pPr>
+  </w:p>
+</w:ftr>
+</file>
+
 <file path=word/footnotes.xml><?xml version="1.0" encoding="utf-8"?>
 <w:footnotes xmlns:wpc="http://schemas.microsoft.com/office/word/2010/wordprocessingCanvas" xmlns:cx="http://schemas.microsoft.com/office/drawing/2014/chartex" xmlns:mc="http://schemas.openxmlformats.org/markup-compatibility/2006" xmlns:o="urn:schemas-microsoft-com:office:office" xmlns:r="http://schemas.openxmlformats.org/officeDocument/2006/relationships" xmlns:m="http://schemas.openxmlformats.org/officeDocument/2006/math" xmlns:v="urn:schemas-microsoft-com:vml" xmlns:wp14="http://schemas.microsoft.com/office/word/2010/wordprocessingDrawing" xmlns:wp="http://schemas.openxmlformats.org/drawingml/2006/wordprocessingDrawing" xmlns:w10="urn:schemas-microsoft-com:office:word" xmlns:w="http://schemas.openxmlformats.org/wordprocessingml/2006/main" xmlns:w14="http://schemas.microsoft.com/office/word/2010/wordml" xmlns:w15="http://schemas.microsoft.com/office/word/2012/wordml" xmlns:w16se="http://schemas.microsoft.com/office/word/2015/wordml/symex" xmlns:wpg="http://schemas.microsoft.com/office/word/2010/wordprocessingGroup" xmlns:wpi="http://schemas.microsoft.com/office/word/2010/wordprocessingInk" xmlns:wne="http://schemas.microsoft.com/office/word/2006/wordml" xmlns:wps="http://schemas.microsoft.com/office/word/2010/wordprocessingShape" mc:Ignorable="w14 w15 w16se wp14">
   <w:footnote w:type="separator" w:id="-1">
@@ -4192,6 +4217,36 @@
     </w:p>
   </w:footnote>
 </w:footnotes>
+</file>
+
+<file path=word/header1.xml><?xml version="1.0" encoding="utf-8"?>
+<w:hdr xmlns:m="http://schemas.openxmlformats.org/officeDocument/2006/math" xmlns:mc="http://schemas.openxmlformats.org/markup-compatibility/2006" xmlns:mo="http://schemas.microsoft.com/office/mac/office/2008/main" xmlns:mv="urn:schemas-microsoft-com:mac:vml" xmlns:o="urn:schemas-microsoft-com:office:office" xmlns:r="http://schemas.openxmlformats.org/officeDocument/2006/relationships" xmlns:v="urn:schemas-microsoft-com:vml" xmlns:w10="urn:schemas-microsoft-com:office:word" xmlns:w14="http://schemas.microsoft.com/office/word/2010/wordml" xmlns:w="http://schemas.openxmlformats.org/wordprocessingml/2006/main" xmlns:wne="http://schemas.microsoft.com/office/word/2006/wordml" xmlns:wp14="http://schemas.microsoft.com/office/word/2010/wordprocessingDrawing" xmlns:wp="http://schemas.openxmlformats.org/drawingml/2006/wordprocessingDrawing" xmlns:wpc="http://schemas.microsoft.com/office/word/2010/wordprocessingCanvas" xmlns:wpg="http://schemas.microsoft.com/office/word/2010/wordprocessingGroup" xmlns:wpi="http://schemas.microsoft.com/office/word/2010/wordprocessingInk" xmlns:wps="http://schemas.microsoft.com/office/word/2010/wordprocessingShape" mc:Ignorable="w14 wp14">
+  <w:p>
+    <w:pPr>
+      <w:pStyle w:val="Header"/>
+    </w:pPr>
+  </w:p>
+</w:hdr>
+</file>
+
+<file path=word/header2.xml><?xml version="1.0" encoding="utf-8"?>
+<w:hdr xmlns:m="http://schemas.openxmlformats.org/officeDocument/2006/math" xmlns:mc="http://schemas.openxmlformats.org/markup-compatibility/2006" xmlns:mo="http://schemas.microsoft.com/office/mac/office/2008/main" xmlns:mv="urn:schemas-microsoft-com:mac:vml" xmlns:o="urn:schemas-microsoft-com:office:office" xmlns:r="http://schemas.openxmlformats.org/officeDocument/2006/relationships" xmlns:v="urn:schemas-microsoft-com:vml" xmlns:w10="urn:schemas-microsoft-com:office:word" xmlns:w14="http://schemas.microsoft.com/office/word/2010/wordml" xmlns:w="http://schemas.openxmlformats.org/wordprocessingml/2006/main" xmlns:wne="http://schemas.microsoft.com/office/word/2006/wordml" xmlns:wp14="http://schemas.microsoft.com/office/word/2010/wordprocessingDrawing" xmlns:wp="http://schemas.openxmlformats.org/drawingml/2006/wordprocessingDrawing" xmlns:wpc="http://schemas.microsoft.com/office/word/2010/wordprocessingCanvas" xmlns:wpg="http://schemas.microsoft.com/office/word/2010/wordprocessingGroup" xmlns:wpi="http://schemas.microsoft.com/office/word/2010/wordprocessingInk" xmlns:wps="http://schemas.microsoft.com/office/word/2010/wordprocessingShape" mc:Ignorable="w14 wp14">
+  <w:p>
+    <w:pPr>
+      <w:pStyle w:val="Header"/>
+    </w:pPr>
+  </w:p>
+</w:hdr>
+</file>
+
+<file path=word/header3.xml><?xml version="1.0" encoding="utf-8"?>
+<w:hdr xmlns:m="http://schemas.openxmlformats.org/officeDocument/2006/math" xmlns:mc="http://schemas.openxmlformats.org/markup-compatibility/2006" xmlns:mo="http://schemas.microsoft.com/office/mac/office/2008/main" xmlns:mv="urn:schemas-microsoft-com:mac:vml" xmlns:o="urn:schemas-microsoft-com:office:office" xmlns:r="http://schemas.openxmlformats.org/officeDocument/2006/relationships" xmlns:v="urn:schemas-microsoft-com:vml" xmlns:w10="urn:schemas-microsoft-com:office:word" xmlns:w14="http://schemas.microsoft.com/office/word/2010/wordml" xmlns:w="http://schemas.openxmlformats.org/wordprocessingml/2006/main" xmlns:wne="http://schemas.microsoft.com/office/word/2006/wordml" xmlns:wp14="http://schemas.microsoft.com/office/word/2010/wordprocessingDrawing" xmlns:wp="http://schemas.openxmlformats.org/drawingml/2006/wordprocessingDrawing" xmlns:wpc="http://schemas.microsoft.com/office/word/2010/wordprocessingCanvas" xmlns:wpg="http://schemas.microsoft.com/office/word/2010/wordprocessingGroup" xmlns:wpi="http://schemas.microsoft.com/office/word/2010/wordprocessingInk" xmlns:wps="http://schemas.microsoft.com/office/word/2010/wordprocessingShape" mc:Ignorable="w14 wp14">
+  <w:p>
+    <w:pPr>
+      <w:pStyle w:val="Header"/>
+    </w:pPr>
+  </w:p>
+</w:hdr>
 </file>
 
 <file path=word/numbering.xml><?xml version="1.0" encoding="utf-8"?>

--- a/Documents Generation/Sponsor_letter.docx
+++ b/Documents Generation/Sponsor_letter.docx
@@ -2035,7 +2035,7 @@
           <w:sz w:val="20"/>
           <w:szCs w:val="20"/>
         </w:rPr>
-        <w:t>schengen_country</w:t>
+        <w:t>destinations</w:t>
       </w:r>
       <w:proofErr w:type="spellEnd"/>
       <w:r>
